--- a/00-首页/题组Word/第一轮·综合套卷/第一轮综合卷08（学生版）.docx
+++ b/00-首页/题组Word/第一轮·综合套卷/第一轮综合卷08（学生版）.docx
@@ -4981,41 +4981,6 @@
     </w:p>
     <w:p>
       <w:pPr>
-        <w:pStyle w:val="BlockText"/>
-      </w:pPr>
-      <w:r>
-        <w:rPr>
-          <w:rFonts w:hint="eastAsia" w:ascii="Times New Roman" w:hAnsi="Times New Roman" w:eastAsia="FangSong" w:cs="Times New Roman"/>
-        </w:rPr>
-        <w:t>关联小问</w:t>
-      </w:r>
-      <w:r>
-        <w:rPr>
-          <w:rFonts w:hint="eastAsia" w:ascii="Times New Roman" w:hAnsi="Times New Roman" w:eastAsia="Times New Roman" w:cs="Times New Roman"/>
-        </w:rPr>
-        <w:t>：</w:t>
-      </w:r>
-      <w:r>
-        <w:rPr>
-          <w:rFonts w:hint="eastAsia" w:ascii="Times New Roman" w:hAnsi="Times New Roman" w:eastAsia="FangSong" w:cs="Times New Roman"/>
-        </w:rPr>
-        <w:t>题</w:t>
-      </w:r>
-      <w:r>
-        <w:rPr>
-          <w:rFonts w:hint="eastAsia" w:ascii="Times New Roman" w:hAnsi="Times New Roman" w:eastAsia="Times New Roman" w:cs="Times New Roman"/>
-        </w:rPr>
-        <w:t>-036-2-</w:t>
-      </w:r>
-      <w:r>
-        <w:rPr>
-          <w:rFonts w:hint="eastAsia" w:ascii="Times New Roman" w:hAnsi="Times New Roman" w:eastAsia="FangSong" w:cs="Times New Roman"/>
-        </w:rPr>
-        <w:t>高压碳酸盐钙钛矿结构</w:t>
-      </w:r>
-    </w:p>
-    <w:p>
-      <w:pPr>
         <w:pStyle w:val="FirstParagraph"/>
       </w:pPr>
       <w:r>
@@ -5462,42 +5427,7 @@
     </w:p>
     <w:p>
       <w:pPr>
-        <w:pStyle w:val="BlockText"/>
-      </w:pPr>
-      <w:r>
-        <w:rPr>
-          <w:rFonts w:hint="eastAsia" w:ascii="Times New Roman" w:hAnsi="Times New Roman" w:eastAsia="FangSong" w:cs="Times New Roman"/>
-        </w:rPr>
-        <w:t>关联小问</w:t>
-      </w:r>
-      <w:r>
-        <w:rPr>
-          <w:rFonts w:hint="eastAsia" w:ascii="Times New Roman" w:hAnsi="Times New Roman" w:eastAsia="Times New Roman" w:cs="Times New Roman"/>
-        </w:rPr>
-        <w:t>：</w:t>
-      </w:r>
-      <w:r>
-        <w:rPr>
-          <w:rFonts w:hint="eastAsia" w:ascii="Times New Roman" w:hAnsi="Times New Roman" w:eastAsia="FangSong" w:cs="Times New Roman"/>
-        </w:rPr>
-        <w:t>题</w:t>
-      </w:r>
-      <w:r>
-        <w:rPr>
-          <w:rFonts w:hint="eastAsia" w:ascii="Times New Roman" w:hAnsi="Times New Roman" w:eastAsia="Times New Roman" w:cs="Times New Roman"/>
-        </w:rPr>
-        <w:t>-036-2-</w:t>
-      </w:r>
-      <w:r>
-        <w:rPr>
-          <w:rFonts w:hint="eastAsia" w:ascii="Times New Roman" w:hAnsi="Times New Roman" w:eastAsia="FangSong" w:cs="Times New Roman"/>
-        </w:rPr>
-        <w:t>高压碳酸盐钙钛矿结构</w:t>
-      </w:r>
-    </w:p>
-    <w:p>
-      <w:pPr>
-        <w:pStyle w:val="FirstParagraph"/>
+        <w:pStyle w:val="BodyText"/>
       </w:pPr>
       <w:r>
         <w:rPr>
@@ -13562,165 +13492,6 @@
           <w:rFonts w:hint="eastAsia" w:ascii="Times New Roman" w:hAnsi="Times New Roman" w:eastAsia="SimHei" w:cs="Times New Roman"/>
         </w:rPr>
         <w:t>题</w:t>
-      </w:r>
-    </w:p>
-    <w:p>
-      <w:pPr>
-        <w:pStyle w:val="BlockText"/>
-      </w:pPr>
-      <w:r>
-        <w:rPr>
-          <w:rFonts w:hint="eastAsia" w:ascii="Times New Roman" w:hAnsi="Times New Roman" w:eastAsia="FangSong" w:cs="Times New Roman"/>
-          <w:b/>
-          <w:bCs/>
-        </w:rPr>
-        <w:t xml:space="preserve">派生自</w:t>
-      </w:r>
-      <w:r>
-        <w:rPr>
-          <w:rFonts w:hint="eastAsia" w:ascii="Times New Roman" w:hAnsi="Times New Roman" w:eastAsia="Times New Roman" w:cs="Times New Roman"/>
-        </w:rPr>
-        <w:t>：</w:t>
-      </w:r>
-      <w:r>
-        <w:rPr>
-          <w:rFonts w:hint="eastAsia" w:ascii="Times New Roman" w:hAnsi="Times New Roman" w:eastAsia="FangSong" w:cs="Times New Roman"/>
-        </w:rPr>
-        <w:t>卷</w:t>
-      </w:r>
-      <w:r>
-        <w:rPr>
-          <w:rFonts w:hint="eastAsia" w:ascii="Times New Roman" w:hAnsi="Times New Roman" w:eastAsia="Times New Roman" w:cs="Times New Roman"/>
-        </w:rPr>
-        <w:t>-01-</w:t>
-      </w:r>
-      <w:r>
-        <w:rPr>
-          <w:rFonts w:hint="eastAsia" w:ascii="Times New Roman" w:hAnsi="Times New Roman" w:eastAsia="FangSong" w:cs="Times New Roman"/>
-        </w:rPr>
-        <w:t>第</w:t>
-      </w:r>
-      <w:r>
-        <w:rPr>
-          <w:rFonts w:hint="eastAsia" w:ascii="Times New Roman" w:hAnsi="Times New Roman" w:eastAsia="Times New Roman" w:cs="Times New Roman"/>
-        </w:rPr>
-        <w:t>1</w:t>
-      </w:r>
-      <w:r>
-        <w:rPr>
-          <w:rFonts w:hint="eastAsia" w:ascii="Times New Roman" w:hAnsi="Times New Roman" w:eastAsia="FangSong" w:cs="Times New Roman"/>
-        </w:rPr>
-        <w:t>章</w:t>
-      </w:r>
-      <w:r>
-        <w:rPr>
-          <w:rFonts w:hint="eastAsia" w:ascii="Times New Roman" w:hAnsi="Times New Roman" w:eastAsia="Times New Roman" w:cs="Times New Roman"/>
-        </w:rPr>
-        <w:t>-A</w:t>
-      </w:r>
-      <w:r>
-        <w:rPr>
-          <w:rFonts w:hint="eastAsia" w:ascii="Times New Roman" w:hAnsi="Times New Roman" w:eastAsia="FangSong" w:cs="Times New Roman"/>
-        </w:rPr>
-        <w:t>卷</w:t>
-      </w:r>
-      <w:r>
-        <w:rPr>
-          <w:rFonts w:hint="eastAsia" w:ascii="Times New Roman" w:hAnsi="Times New Roman" w:eastAsia="Times New Roman" w:cs="Times New Roman"/>
-        </w:rPr>
-        <w:t>-</w:t>
-      </w:r>
-      <w:r>
-        <w:rPr>
-          <w:rFonts w:hint="eastAsia" w:ascii="Times New Roman" w:hAnsi="Times New Roman" w:eastAsia="FangSong" w:cs="Times New Roman"/>
-        </w:rPr>
-        <w:t>化学反应速率与化学平衡</w:t>
-      </w:r>
-      <w:r>
-        <w:rPr>
-          <w:rFonts w:hint="eastAsia" w:ascii="Times New Roman" w:hAnsi="Times New Roman" w:eastAsia="Times New Roman" w:cs="Times New Roman"/>
-        </w:rPr>
-        <w:t>（</w:t>
-      </w:r>
-      <w:r>
-        <w:rPr>
-          <w:rFonts w:hint="eastAsia" w:ascii="Times New Roman" w:hAnsi="Times New Roman" w:eastAsia="FangSong" w:cs="Times New Roman"/>
-        </w:rPr>
-        <w:t>卷形态保留原文</w:t>
-      </w:r>
-      <w:r>
-        <w:rPr>
-          <w:rFonts w:hint="eastAsia" w:ascii="Times New Roman" w:hAnsi="Times New Roman" w:eastAsia="Times New Roman" w:cs="Times New Roman"/>
-        </w:rPr>
-        <w:t>；</w:t>
-      </w:r>
-      <w:r>
-        <w:rPr>
-          <w:rFonts w:hint="eastAsia" w:ascii="Times New Roman" w:hAnsi="Times New Roman" w:eastAsia="FangSong" w:cs="Times New Roman"/>
-        </w:rPr>
-        <w:t>本文件为派生逐题</w:t>
-      </w:r>
-      <w:r>
-        <w:rPr>
-          <w:rFonts w:hint="eastAsia" w:ascii="Times New Roman" w:hAnsi="Times New Roman" w:eastAsia="Times New Roman" w:cs="Times New Roman"/>
-        </w:rPr>
-        <w:t>）</w:t>
-      </w:r>
-      <w:r>
-        <w:rPr>
-          <w:rFonts w:ascii="Times New Roman" w:hAnsi="Times New Roman" w:eastAsia="Times New Roman" w:cs="Times New Roman"/>
-        </w:rPr>
-        <w:t xml:space="preserve"> </w:t>
-      </w:r>
-      <w:r>
-        <w:rPr>
-          <w:rFonts w:hint="eastAsia" w:ascii="Times New Roman" w:hAnsi="Times New Roman" w:eastAsia="FangSong" w:cs="Times New Roman"/>
-          <w:b/>
-          <w:bCs/>
-        </w:rPr>
-        <w:t xml:space="preserve">答案状态</w:t>
-      </w:r>
-      <w:r>
-        <w:rPr>
-          <w:rFonts w:hint="eastAsia" w:ascii="Times New Roman" w:hAnsi="Times New Roman" w:eastAsia="Times New Roman" w:cs="Times New Roman"/>
-        </w:rPr>
-        <w:t>：</w:t>
-      </w:r>
-      <w:r>
-        <w:rPr>
-          <w:rFonts w:hint="eastAsia" w:ascii="Times New Roman" w:hAnsi="Times New Roman" w:eastAsia="FangSong" w:cs="Times New Roman"/>
-        </w:rPr>
-        <w:t>待核</w:t>
-      </w:r>
-      <w:r>
-        <w:rPr>
-          <w:rFonts w:hint="eastAsia" w:ascii="Times New Roman" w:hAnsi="Times New Roman" w:eastAsia="Times New Roman" w:cs="Times New Roman"/>
-        </w:rPr>
-        <w:t>（</w:t>
-      </w:r>
-      <w:r>
-        <w:rPr>
-          <w:rFonts w:hint="eastAsia" w:ascii="Times New Roman" w:hAnsi="Times New Roman" w:eastAsia="FangSong" w:cs="Times New Roman"/>
-        </w:rPr>
-        <w:t>无题号锚</w:t>
-      </w:r>
-      <w:r>
-        <w:rPr>
-          <w:rFonts w:hint="eastAsia" w:ascii="Times New Roman" w:hAnsi="Times New Roman" w:eastAsia="Times New Roman" w:cs="Times New Roman"/>
-        </w:rPr>
-        <w:t>，</w:t>
-      </w:r>
-      <w:r>
-        <w:rPr>
-          <w:rFonts w:hint="eastAsia" w:ascii="Times New Roman" w:hAnsi="Times New Roman" w:eastAsia="FangSong" w:cs="Times New Roman"/>
-        </w:rPr>
-        <w:t>需人工切分</w:t>
-      </w:r>
-      <w:r>
-        <w:rPr>
-          <w:rFonts w:hint="eastAsia" w:ascii="Times New Roman" w:hAnsi="Times New Roman" w:eastAsia="Times New Roman" w:cs="Times New Roman"/>
-        </w:rPr>
-        <w:t>）</w:t>
       </w:r>
     </w:p>
     <w:p>

--- a/00-首页/题组Word/第一轮·综合套卷/第一轮综合卷08（学生版）.docx
+++ b/00-首页/题组Word/第一轮·综合套卷/第一轮综合卷08（学生版）.docx
@@ -5296,7 +5296,7 @@
       </w:r>
     </w:p>
     <w:bookmarkEnd w:id="23"/>
-    <w:bookmarkStart w:id="24" w:name="第13题"/>
+    <w:bookmarkStart w:id="27" w:name="第13题"/>
     <w:p>
       <w:pPr>
         <w:pStyle w:val="Heading3"/>
@@ -5313,330 +5313,6 @@
           <w:rFonts w:hint="eastAsia" w:ascii="Times New Roman" w:hAnsi="Times New Roman" w:eastAsia="Times New Roman" w:cs="Times New Roman"/>
         </w:rPr>
         <w:t>13</w:t>
-      </w:r>
-      <w:r>
-        <w:rPr>
-          <w:rFonts w:hint="eastAsia" w:ascii="Times New Roman" w:hAnsi="Times New Roman" w:eastAsia="SimHei" w:cs="Times New Roman"/>
-        </w:rPr>
-        <w:t>题</w:t>
-      </w:r>
-    </w:p>
-    <w:p>
-      <w:pPr>
-        <w:pStyle w:val="FirstParagraph"/>
-      </w:pPr>
-      <w:r>
-        <w:rPr>
-          <w:rFonts w:hint="eastAsia" w:ascii="Times New Roman" w:hAnsi="Times New Roman" w:eastAsia="FangSong" w:cs="Times New Roman"/>
-        </w:rPr>
-        <w:t>平面四方形的过渡金属氰配离子特别稳定</w:t>
-      </w:r>
-      <w:r>
-        <w:rPr>
-          <w:rFonts w:hint="eastAsia" w:ascii="Times New Roman" w:hAnsi="Times New Roman" w:eastAsia="Times New Roman" w:cs="Times New Roman"/>
-        </w:rPr>
-        <w:t>，</w:t>
-      </w:r>
-      <w:r>
-        <w:rPr>
-          <w:rFonts w:hint="eastAsia" w:ascii="Times New Roman" w:hAnsi="Times New Roman" w:eastAsia="FangSong" w:cs="Times New Roman"/>
-        </w:rPr>
-        <w:t>用价键理论解释这一点</w:t>
-      </w:r>
-      <w:r>
-        <w:rPr>
-          <w:rFonts w:hint="eastAsia" w:ascii="Times New Roman" w:hAnsi="Times New Roman" w:eastAsia="Times New Roman" w:cs="Times New Roman"/>
-        </w:rPr>
-        <w:t>。</w:t>
-      </w:r>
-    </w:p>
-    <w:p>
-      <w:pPr>
-        <w:spacing w:before="160" w:after="80"/>
-      </w:pPr>
-      <w:r>
-        <w:pict>
-          <v:rect style="width:0;height:1.5pt" o:hralign="center" o:hrstd="t" o:hr="t"/>
-        </w:pict>
-      </w:r>
-    </w:p>
-    <w:bookmarkEnd w:id="24"/>
-    <w:bookmarkStart w:id="25" w:name="第14题"/>
-    <w:p>
-      <w:pPr>
-        <w:pStyle w:val="Heading3"/>
-        <w:spacing w:before="280" w:after="120"/>
-      </w:pPr>
-      <w:r>
-        <w:rPr>
-          <w:rFonts w:hint="eastAsia" w:ascii="Times New Roman" w:hAnsi="Times New Roman" w:eastAsia="SimHei" w:cs="Times New Roman"/>
-        </w:rPr>
-        <w:t>第</w:t>
-      </w:r>
-      <w:r>
-        <w:rPr>
-          <w:rFonts w:hint="eastAsia" w:ascii="Times New Roman" w:hAnsi="Times New Roman" w:eastAsia="Times New Roman" w:cs="Times New Roman"/>
-        </w:rPr>
-        <w:t>14</w:t>
-      </w:r>
-      <w:r>
-        <w:rPr>
-          <w:rFonts w:hint="eastAsia" w:ascii="Times New Roman" w:hAnsi="Times New Roman" w:eastAsia="SimHei" w:cs="Times New Roman"/>
-        </w:rPr>
-        <w:t>题</w:t>
-      </w:r>
-    </w:p>
-    <w:p>
-      <w:pPr>
-        <w:pStyle w:val="FirstParagraph"/>
-      </w:pPr>
-      <w:r>
-        <w:rPr>
-          <w:rFonts w:hint="eastAsia" w:ascii="Times New Roman" w:hAnsi="Times New Roman" w:eastAsia="FangSong" w:cs="Times New Roman"/>
-        </w:rPr>
-        <w:t xml:space="preserve">请给出</w:t>
-      </w:r>
-      <w:r>
-        <w:rPr>
-          <w:rFonts w:ascii="Times New Roman" w:hAnsi="Times New Roman" w:eastAsia="Times New Roman" w:cs="Times New Roman"/>
-        </w:rPr>
-        <w:t xml:space="preserve"> </w:t>
-      </w:r>
-      <m:oMath>
-        <m:oMathPr>
-          <m:ctrlPr>
-            <w:rPr>
-              <w:sz w:val="28"/>
-              <w:szCs w:val="28"/>
-            </w:rPr>
-          </m:ctrlPr>
-        </m:oMathPr>
-        <m:sSub>
-          <m:e>
-            <m:r>
-              <m:t>K</m:t>
-            </m:r>
-          </m:e>
-          <m:sub>
-            <m:r>
-              <m:t>2</m:t>
-            </m:r>
-          </m:sub>
-        </m:sSub>
-        <m:r>
-          <m:rPr>
-            <m:sty m:val="p"/>
-          </m:rPr>
-          <m:t>[</m:t>
-        </m:r>
-        <m:r>
-          <m:t>N</m:t>
-        </m:r>
-        <m:r>
-          <m:t>i</m:t>
-        </m:r>
-        <m:sSub>
-          <m:e>
-            <m:r>
-              <m:t>F</m:t>
-            </m:r>
-          </m:e>
-          <m:sub>
-            <m:r>
-              <m:t>6</m:t>
-            </m:r>
-          </m:sub>
-        </m:sSub>
-        <m:r>
-          <m:rPr>
-            <m:sty m:val="p"/>
-          </m:rPr>
-          <m:t>]</m:t>
-        </m:r>
-      </m:oMath>
-      <w:r>
-        <w:rPr>
-          <w:rFonts w:ascii="Times New Roman" w:hAnsi="Times New Roman" w:eastAsia="Times New Roman" w:cs="Times New Roman"/>
-        </w:rPr>
-        <w:t xml:space="preserve"> </w:t>
-      </w:r>
-      <w:r>
-        <w:rPr>
-          <w:rFonts w:ascii="Times New Roman" w:hAnsi="Times New Roman" w:eastAsia="Times New Roman" w:cs="Times New Roman"/>
-        </w:rPr>
-        <w:t xml:space="preserve">、</w:t>
-      </w:r>
-      <w:r>
-        <w:rPr>
-          <w:rFonts w:ascii="Times New Roman" w:hAnsi="Times New Roman" w:eastAsia="Times New Roman" w:cs="Times New Roman"/>
-        </w:rPr>
-        <w:t xml:space="preserve"> </w:t>
-      </w:r>
-      <m:oMath>
-        <m:oMathPr>
-          <m:ctrlPr>
-            <w:rPr>
-              <w:sz w:val="28"/>
-              <w:szCs w:val="28"/>
-            </w:rPr>
-          </m:ctrlPr>
-        </m:oMathPr>
-        <m:r>
-          <m:rPr>
-            <m:sty m:val="p"/>
-          </m:rPr>
-          <m:t>N</m:t>
-        </m:r>
-        <m:r>
-          <m:rPr>
-            <m:sty m:val="p"/>
-          </m:rPr>
-          <m:t>i</m:t>
-        </m:r>
-        <m:r>
-          <m:rPr>
-            <m:sty m:val="p"/>
-          </m:rPr>
-          <m:t>(</m:t>
-        </m:r>
-        <m:r>
-          <m:rPr>
-            <m:sty m:val="p"/>
-          </m:rPr>
-          <m:t>P</m:t>
-        </m:r>
-        <m:r>
-          <m:rPr>
-            <m:sty m:val="p"/>
-          </m:rPr>
-          <m:t>E</m:t>
-        </m:r>
-        <m:sSub>
-          <m:e>
-            <m:r>
-              <m:rPr>
-                <m:sty m:val="p"/>
-              </m:rPr>
-              <m:t>t</m:t>
-            </m:r>
-          </m:e>
-          <m:sub>
-            <m:r>
-              <m:rPr>
-                <m:sty m:val="p"/>
-              </m:rPr>
-              <m:t>3</m:t>
-            </m:r>
-          </m:sub>
-        </m:sSub>
-        <m:r>
-          <m:rPr>
-            <m:sty m:val="p"/>
-          </m:rPr>
-          <m:t>)</m:t>
-        </m:r>
-        <m:r>
-          <m:rPr>
-            <m:sty m:val="p"/>
-          </m:rPr>
-          <m:t>C</m:t>
-        </m:r>
-        <m:sSub>
-          <m:e>
-            <m:r>
-              <m:rPr>
-                <m:sty m:val="p"/>
-              </m:rPr>
-              <m:t>l</m:t>
-            </m:r>
-          </m:e>
-          <m:sub>
-            <m:r>
-              <m:rPr>
-                <m:sty m:val="p"/>
-              </m:rPr>
-              <m:t>2</m:t>
-            </m:r>
-          </m:sub>
-        </m:sSub>
-      </m:oMath>
-      <w:r>
-        <w:rPr>
-          <w:rFonts w:ascii="Times New Roman" w:hAnsi="Times New Roman" w:eastAsia="Times New Roman" w:cs="Times New Roman"/>
-        </w:rPr>
-        <w:t xml:space="preserve"> </w:t>
-      </w:r>
-      <w:r>
-        <w:rPr>
-          <w:rFonts w:hint="eastAsia" w:ascii="Times New Roman" w:hAnsi="Times New Roman" w:eastAsia="FangSong" w:cs="Times New Roman"/>
-        </w:rPr>
-        <w:t>中</w:t>
-      </w:r>
-      <w:r>
-        <w:rPr>
-          <w:rFonts w:hint="eastAsia" w:ascii="Times New Roman" w:hAnsi="Times New Roman" w:eastAsia="Times New Roman" w:cs="Times New Roman"/>
-        </w:rPr>
-        <w:t>，Ni</w:t>
-      </w:r>
-      <w:r>
-        <w:rPr>
-          <w:rFonts w:ascii="Times New Roman" w:hAnsi="Times New Roman" w:eastAsia="Times New Roman" w:cs="Times New Roman"/>
-        </w:rPr>
-        <w:t xml:space="preserve"> </w:t>
-      </w:r>
-      <w:r>
-        <w:rPr>
-          <w:rFonts w:hint="eastAsia" w:ascii="Times New Roman" w:hAnsi="Times New Roman" w:eastAsia="FangSong" w:cs="Times New Roman"/>
-        </w:rPr>
-        <w:t xml:space="preserve">的电子构型和</w:t>
-      </w:r>
-      <w:r>
-        <w:rPr>
-          <w:rFonts w:ascii="Times New Roman" w:hAnsi="Times New Roman" w:eastAsia="Times New Roman" w:cs="Times New Roman"/>
-        </w:rPr>
-        <w:t xml:space="preserve"> d </w:t>
-      </w:r>
-      <w:r>
-        <w:rPr>
-          <w:rFonts w:hint="eastAsia" w:ascii="Times New Roman" w:hAnsi="Times New Roman" w:eastAsia="FangSong" w:cs="Times New Roman"/>
-        </w:rPr>
-        <w:t>轨道分裂情况</w:t>
-      </w:r>
-      <w:r>
-        <w:rPr>
-          <w:rFonts w:hint="eastAsia" w:ascii="Times New Roman" w:hAnsi="Times New Roman" w:eastAsia="Times New Roman" w:cs="Times New Roman"/>
-        </w:rPr>
-        <w:t>。</w:t>
-      </w:r>
-    </w:p>
-    <w:p>
-      <w:pPr>
-        <w:spacing w:before="160" w:after="80"/>
-      </w:pPr>
-      <w:r>
-        <w:pict>
-          <v:rect style="width:0;height:1.5pt" o:hralign="center" o:hrstd="t" o:hr="t"/>
-        </w:pict>
-      </w:r>
-    </w:p>
-    <w:bookmarkEnd w:id="25"/>
-    <w:bookmarkStart w:id="29" w:name="第15题"/>
-    <w:p>
-      <w:pPr>
-        <w:pStyle w:val="Heading3"/>
-        <w:spacing w:before="280" w:after="120"/>
-      </w:pPr>
-      <w:r>
-        <w:rPr>
-          <w:rFonts w:hint="eastAsia" w:ascii="Times New Roman" w:hAnsi="Times New Roman" w:eastAsia="SimHei" w:cs="Times New Roman"/>
-        </w:rPr>
-        <w:t>第</w:t>
-      </w:r>
-      <w:r>
-        <w:rPr>
-          <w:rFonts w:hint="eastAsia" w:ascii="Times New Roman" w:hAnsi="Times New Roman" w:eastAsia="Times New Roman" w:cs="Times New Roman"/>
-        </w:rPr>
-        <w:t>15</w:t>
       </w:r>
       <w:r>
         <w:rPr>
@@ -5862,18 +5538,18 @@
           <wp:inline>
             <wp:extent cx="3600000" cy="2426086"/>
             <wp:effectExtent b="0" l="0" r="0" t="0"/>
-            <wp:docPr descr="" title="" id="27" name="Picture"/>
+            <wp:docPr descr="" title="" id="25" name="Picture"/>
             <a:graphic>
               <a:graphicData uri="http://schemas.openxmlformats.org/drawingml/2006/picture">
                 <pic:pic>
                   <pic:nvPicPr>
-                    <pic:cNvPr descr="7937fa3a4ad6d5d9124ba067bca2710abd9c4ab591c0e70741f298f0452bda78.png" id="28" name="Picture"/>
+                    <pic:cNvPr descr="7937fa3a4ad6d5d9124ba067bca2710abd9c4ab591c0e70741f298f0452bda78.png" id="26" name="Picture"/>
                     <pic:cNvPicPr>
                       <a:picLocks noChangeArrowheads="1" noChangeAspect="1"/>
                     </pic:cNvPicPr>
                   </pic:nvPicPr>
                   <pic:blipFill>
-                    <a:blip r:embed="rId26"/>
+                    <a:blip r:embed="rId24"/>
                     <a:stretch>
                       <a:fillRect/>
                     </a:stretch>
@@ -5910,6 +5586,608 @@
         </w:pict>
       </w:r>
     </w:p>
+    <w:bookmarkEnd w:id="27"/>
+    <w:bookmarkStart w:id="28" w:name="第14题"/>
+    <w:p>
+      <w:pPr>
+        <w:pStyle w:val="Heading3"/>
+        <w:spacing w:before="280" w:after="120"/>
+      </w:pPr>
+      <w:r>
+        <w:rPr>
+          <w:rFonts w:hint="eastAsia" w:ascii="Times New Roman" w:hAnsi="Times New Roman" w:eastAsia="SimHei" w:cs="Times New Roman"/>
+        </w:rPr>
+        <w:t>第</w:t>
+      </w:r>
+      <w:r>
+        <w:rPr>
+          <w:rFonts w:hint="eastAsia" w:ascii="Times New Roman" w:hAnsi="Times New Roman" w:eastAsia="Times New Roman" w:cs="Times New Roman"/>
+        </w:rPr>
+        <w:t>14</w:t>
+      </w:r>
+      <w:r>
+        <w:rPr>
+          <w:rFonts w:hint="eastAsia" w:ascii="Times New Roman" w:hAnsi="Times New Roman" w:eastAsia="SimHei" w:cs="Times New Roman"/>
+        </w:rPr>
+        <w:t>题</w:t>
+      </w:r>
+    </w:p>
+    <w:p>
+      <w:pPr>
+        <w:pStyle w:val="FirstParagraph"/>
+      </w:pPr>
+      <w:r>
+        <w:rPr>
+          <w:rFonts w:hint="eastAsia" w:ascii="Times New Roman" w:hAnsi="Times New Roman" w:eastAsia="FangSong" w:cs="Times New Roman"/>
+        </w:rPr>
+        <w:t xml:space="preserve">一定条件下</w:t>
+      </w:r>
+      <w:r>
+        <w:rPr>
+          <w:rFonts w:ascii="Times New Roman" w:hAnsi="Times New Roman" w:eastAsia="Times New Roman" w:cs="Times New Roman"/>
+        </w:rPr>
+        <w:t xml:space="preserve"> IrCl</w:t>
+      </w:r>
+      <w:r>
+        <w:rPr>
+          <w:rFonts w:ascii="Times New Roman" w:hAnsi="Times New Roman" w:eastAsia="Times New Roman" w:cs="Times New Roman"/>
+          <w:vertAlign w:val="subscript"/>
+        </w:rPr>
+        <w:t>3</w:t>
+      </w:r>
+      <w:r>
+        <w:rPr>
+          <w:rFonts w:ascii="Times New Roman" w:hAnsi="Times New Roman" w:eastAsia="Times New Roman" w:cs="Times New Roman"/>
+        </w:rPr>
+        <w:t xml:space="preserve"> </w:t>
+      </w:r>
+      <w:r>
+        <w:rPr>
+          <w:rFonts w:hint="eastAsia" w:ascii="Times New Roman" w:hAnsi="Times New Roman" w:eastAsia="FangSong" w:cs="Times New Roman"/>
+        </w:rPr>
+        <w:t xml:space="preserve">与配体</w:t>
+      </w:r>
+      <w:r>
+        <w:rPr>
+          <w:rFonts w:ascii="Times New Roman" w:hAnsi="Times New Roman" w:eastAsia="Times New Roman" w:cs="Times New Roman"/>
+        </w:rPr>
+        <w:t xml:space="preserve"> L </w:t>
+      </w:r>
+      <w:r>
+        <w:rPr>
+          <w:rFonts w:hint="eastAsia" w:ascii="Times New Roman" w:hAnsi="Times New Roman" w:eastAsia="FangSong" w:cs="Times New Roman"/>
+        </w:rPr>
+        <w:t xml:space="preserve">可反应得到电中性配合物</w:t>
+      </w:r>
+      <w:r>
+        <w:rPr>
+          <w:rFonts w:ascii="Times New Roman" w:hAnsi="Times New Roman" w:eastAsia="Times New Roman" w:cs="Times New Roman"/>
+        </w:rPr>
+        <w:t xml:space="preserve"> A。L </w:t>
+      </w:r>
+      <w:r>
+        <w:rPr>
+          <w:rFonts w:hint="eastAsia" w:ascii="Times New Roman" w:hAnsi="Times New Roman" w:eastAsia="FangSong" w:cs="Times New Roman"/>
+        </w:rPr>
+        <w:t>为吡啶的一取代衍生物</w:t>
+      </w:r>
+      <w:r>
+        <w:rPr>
+          <w:rFonts w:hint="eastAsia" w:ascii="Times New Roman" w:hAnsi="Times New Roman" w:eastAsia="Times New Roman" w:cs="Times New Roman"/>
+        </w:rPr>
+        <w:t>、</w:t>
+      </w:r>
+      <w:r>
+        <w:rPr>
+          <w:rFonts w:hint="eastAsia" w:ascii="Times New Roman" w:hAnsi="Times New Roman" w:eastAsia="FangSong" w:cs="Times New Roman"/>
+        </w:rPr>
+        <w:t>易与金属离子以五元环螯合且较难被氧化</w:t>
+      </w:r>
+      <w:r>
+        <w:rPr>
+          <w:rFonts w:hint="eastAsia" w:ascii="Times New Roman" w:hAnsi="Times New Roman" w:eastAsia="Times New Roman" w:cs="Times New Roman"/>
+        </w:rPr>
+        <w:t>；</w:t>
+      </w:r>
+      <w:r>
+        <w:rPr>
+          <w:rFonts w:hint="eastAsia" w:ascii="Times New Roman" w:hAnsi="Times New Roman" w:eastAsia="FangSong" w:cs="Times New Roman"/>
+        </w:rPr>
+        <w:t>一个</w:t>
+      </w:r>
+      <w:r>
+        <w:rPr>
+          <w:rFonts w:ascii="Times New Roman" w:hAnsi="Times New Roman" w:eastAsia="Times New Roman" w:cs="Times New Roman"/>
+        </w:rPr>
+        <w:t xml:space="preserve"> L </w:t>
+      </w:r>
+      <w:r>
+        <w:rPr>
+          <w:rFonts w:hint="eastAsia" w:ascii="Times New Roman" w:hAnsi="Times New Roman" w:eastAsia="FangSong" w:cs="Times New Roman"/>
+        </w:rPr>
+        <w:t>分子中只含一个氧原子</w:t>
+      </w:r>
+      <w:r>
+        <w:rPr>
+          <w:rFonts w:hint="eastAsia" w:ascii="Times New Roman" w:hAnsi="Times New Roman" w:eastAsia="Times New Roman" w:cs="Times New Roman"/>
+        </w:rPr>
+        <w:t>。</w:t>
+      </w:r>
+      <w:r>
+        <w:rPr>
+          <w:rFonts w:hint="eastAsia" w:ascii="Times New Roman" w:hAnsi="Times New Roman" w:eastAsia="FangSong" w:cs="Times New Roman"/>
+        </w:rPr>
+        <w:t>配合物</w:t>
+      </w:r>
+      <w:r>
+        <w:rPr>
+          <w:rFonts w:ascii="Times New Roman" w:hAnsi="Times New Roman" w:eastAsia="Times New Roman" w:cs="Times New Roman"/>
+        </w:rPr>
+        <w:t xml:space="preserve"> A </w:t>
+      </w:r>
+      <w:r>
+        <w:rPr>
+          <w:rFonts w:hint="eastAsia" w:ascii="Times New Roman" w:hAnsi="Times New Roman" w:eastAsia="FangSong" w:cs="Times New Roman"/>
+        </w:rPr>
+        <w:t xml:space="preserve">中</w:t>
+      </w:r>
+      <w:r>
+        <w:rPr>
+          <w:rFonts w:ascii="Times New Roman" w:hAnsi="Times New Roman" w:eastAsia="Times New Roman" w:cs="Times New Roman"/>
+        </w:rPr>
+        <w:t xml:space="preserve"> Ir </w:t>
+      </w:r>
+      <w:r>
+        <w:rPr>
+          <w:rFonts w:hint="eastAsia" w:ascii="Times New Roman" w:hAnsi="Times New Roman" w:eastAsia="FangSong" w:cs="Times New Roman"/>
+        </w:rPr>
+        <w:t xml:space="preserve">的质量分数为</w:t>
+      </w:r>
+      <w:r>
+        <w:rPr>
+          <w:rFonts w:ascii="Times New Roman" w:hAnsi="Times New Roman" w:eastAsia="Times New Roman" w:cs="Times New Roman"/>
+        </w:rPr>
+        <w:t xml:space="preserve"> 32.00%。</w:t>
+      </w:r>
+    </w:p>
+    <w:p>
+      <w:pPr>
+        <w:spacing w:before="160" w:after="80"/>
+      </w:pPr>
+      <w:r>
+        <w:pict>
+          <v:rect style="width:0;height:1.5pt" o:hralign="center" o:hrstd="t" o:hr="t"/>
+        </w:pict>
+      </w:r>
+    </w:p>
+    <w:bookmarkEnd w:id="28"/>
+    <w:bookmarkStart w:id="29" w:name="第15题"/>
+    <w:p>
+      <w:pPr>
+        <w:pStyle w:val="Heading3"/>
+        <w:spacing w:before="280" w:after="120"/>
+      </w:pPr>
+      <w:r>
+        <w:rPr>
+          <w:rFonts w:hint="eastAsia" w:ascii="Times New Roman" w:hAnsi="Times New Roman" w:eastAsia="SimHei" w:cs="Times New Roman"/>
+        </w:rPr>
+        <w:t>第</w:t>
+      </w:r>
+      <w:r>
+        <w:rPr>
+          <w:rFonts w:hint="eastAsia" w:ascii="Times New Roman" w:hAnsi="Times New Roman" w:eastAsia="Times New Roman" w:cs="Times New Roman"/>
+        </w:rPr>
+        <w:t>15</w:t>
+      </w:r>
+      <w:r>
+        <w:rPr>
+          <w:rFonts w:hint="eastAsia" w:ascii="Times New Roman" w:hAnsi="Times New Roman" w:eastAsia="SimHei" w:cs="Times New Roman"/>
+        </w:rPr>
+        <w:t>题</w:t>
+      </w:r>
+    </w:p>
+    <w:p>
+      <w:pPr>
+        <w:pStyle w:val="FirstParagraph"/>
+      </w:pPr>
+      <w:r>
+        <w:rPr>
+          <w:rFonts w:hint="eastAsia" w:ascii="Times New Roman" w:hAnsi="Times New Roman" w:eastAsia="FangSong" w:cs="Times New Roman"/>
+        </w:rPr>
+        <w:t>回答下列问题</w:t>
+      </w:r>
+      <w:r>
+        <w:rPr>
+          <w:rFonts w:hint="eastAsia" w:ascii="Times New Roman" w:hAnsi="Times New Roman" w:eastAsia="Times New Roman" w:cs="Times New Roman"/>
+        </w:rPr>
+        <w:t>。</w:t>
+      </w:r>
+    </w:p>
+    <w:p>
+      <w:pPr>
+        <w:pStyle w:val="Compact"/>
+        <w:numPr>
+          <w:ilvl w:val="0"/>
+          <w:numId w:val="1003"/>
+        </w:numPr>
+      </w:pPr>
+      <w:r>
+        <w:rPr>
+          <w:rFonts w:hint="eastAsia" w:ascii="Times New Roman" w:hAnsi="Times New Roman" w:eastAsia="FangSong" w:cs="Times New Roman"/>
+        </w:rPr>
+        <w:t>比较下列化合物与乙醇形成氢键的强度大小</w:t>
+      </w:r>
+      <w:r>
+        <w:rPr>
+          <w:rFonts w:hint="eastAsia" w:ascii="Times New Roman" w:hAnsi="Times New Roman" w:eastAsia="Times New Roman" w:cs="Times New Roman"/>
+        </w:rPr>
+        <w:t>:</w:t>
+      </w:r>
+      <w:r>
+        <w:rPr>
+          <w:rFonts w:ascii="Times New Roman" w:hAnsi="Times New Roman" w:eastAsia="Times New Roman" w:cs="Times New Roman"/>
+        </w:rPr>
+        <w:t xml:space="preserve"> </w:t>
+      </w:r>
+      <m:oMath>
+        <m:oMathPr>
+          <m:ctrlPr>
+            <w:rPr>
+              <w:sz w:val="28"/>
+              <w:szCs w:val="28"/>
+            </w:rPr>
+          </m:ctrlPr>
+        </m:oMathPr>
+        <m:sSub>
+          <m:e>
+            <m:d>
+              <m:dPr>
+                <m:begChr m:val="("/>
+                <m:sepChr m:val=""/>
+                <m:endChr m:val=")"/>
+                <m:grow/>
+              </m:dPr>
+              <m:e>
+                <m:sSub>
+                  <m:e>
+                    <m:r>
+                      <m:rPr>
+                        <m:sty m:val="p"/>
+                      </m:rPr>
+                      <m:t>H</m:t>
+                    </m:r>
+                  </m:e>
+                  <m:sub>
+                    <m:r>
+                      <m:t>3</m:t>
+                    </m:r>
+                  </m:sub>
+                </m:sSub>
+                <m:r>
+                  <m:rPr>
+                    <m:sty m:val="p"/>
+                  </m:rPr>
+                  <m:t>S</m:t>
+                </m:r>
+                <m:r>
+                  <m:rPr>
+                    <m:sty m:val="p"/>
+                  </m:rPr>
+                  <m:t>i</m:t>
+                </m:r>
+              </m:e>
+            </m:d>
+          </m:e>
+          <m:sub>
+            <m:r>
+              <m:t>2</m:t>
+            </m:r>
+          </m:sub>
+        </m:sSub>
+        <m:r>
+          <m:rPr>
+            <m:sty m:val="p"/>
+          </m:rPr>
+          <m:t>O</m:t>
+        </m:r>
+        <m:r>
+          <m:rPr>
+            <m:sty m:val="p"/>
+          </m:rPr>
+          <m:t>、</m:t>
+        </m:r>
+        <m:sSub>
+          <m:e>
+            <m:r>
+              <m:rPr>
+                <m:sty m:val="p"/>
+              </m:rPr>
+              <m:t>E</m:t>
+            </m:r>
+            <m:r>
+              <m:rPr>
+                <m:sty m:val="p"/>
+              </m:rPr>
+              <m:t>t</m:t>
+            </m:r>
+          </m:e>
+          <m:sub>
+            <m:r>
+              <m:t>2</m:t>
+            </m:r>
+          </m:sub>
+        </m:sSub>
+        <m:r>
+          <m:rPr>
+            <m:sty m:val="p"/>
+          </m:rPr>
+          <m:t>O</m:t>
+        </m:r>
+      </m:oMath>
+      <w:r>
+        <w:rPr>
+          <w:rFonts w:ascii="Times New Roman" w:hAnsi="Times New Roman" w:eastAsia="Times New Roman" w:cs="Times New Roman"/>
+        </w:rPr>
+        <w:t xml:space="preserve"> </w:t>
+      </w:r>
+      <w:r>
+        <w:rPr>
+          <w:rFonts w:ascii="Times New Roman" w:hAnsi="Times New Roman" w:eastAsia="Times New Roman" w:cs="Times New Roman"/>
+        </w:rPr>
+        <w:t xml:space="preserve">。</w:t>
+      </w:r>
+    </w:p>
+    <w:p>
+      <w:pPr>
+        <w:pStyle w:val="Compact"/>
+        <w:numPr>
+          <w:ilvl w:val="0"/>
+          <w:numId w:val="1003"/>
+        </w:numPr>
+      </w:pPr>
+      <w:r>
+        <w:rPr>
+          <w:rFonts w:hint="eastAsia" w:ascii="Times New Roman" w:hAnsi="Times New Roman" w:eastAsia="FangSong" w:cs="Times New Roman"/>
+        </w:rPr>
+        <w:t xml:space="preserve">写出</w:t>
+      </w:r>
+      <w:r>
+        <w:rPr>
+          <w:rFonts w:ascii="Times New Roman" w:hAnsi="Times New Roman" w:eastAsia="Times New Roman" w:cs="Times New Roman"/>
+        </w:rPr>
+        <w:t xml:space="preserve"> </w:t>
+      </w:r>
+      <m:oMath>
+        <m:r>
+          <m:t>B</m:t>
+        </m:r>
+        <m:r>
+          <m:t>B</m:t>
+        </m:r>
+        <m:sSub>
+          <m:e>
+            <m:r>
+              <m:t>r</m:t>
+            </m:r>
+          </m:e>
+          <m:sub>
+            <m:r>
+              <m:t>3</m:t>
+            </m:r>
+          </m:sub>
+        </m:sSub>
+      </m:oMath>
+      <w:r>
+        <w:rPr>
+          <w:rFonts w:ascii="Times New Roman" w:hAnsi="Times New Roman" w:eastAsia="Times New Roman" w:cs="Times New Roman"/>
+        </w:rPr>
+        <w:t xml:space="preserve"> </w:t>
+      </w:r>
+      <w:r>
+        <w:rPr>
+          <w:rFonts w:hint="eastAsia" w:ascii="Times New Roman" w:hAnsi="Times New Roman" w:eastAsia="FangSong" w:cs="Times New Roman"/>
+        </w:rPr>
+        <w:t xml:space="preserve">与过量</w:t>
+      </w:r>
+      <w:r>
+        <w:rPr>
+          <w:rFonts w:ascii="Times New Roman" w:hAnsi="Times New Roman" w:eastAsia="Times New Roman" w:cs="Times New Roman"/>
+        </w:rPr>
+        <w:t xml:space="preserve"> </w:t>
+      </w:r>
+      <m:oMath>
+        <m:oMathPr>
+          <m:ctrlPr>
+            <w:rPr>
+              <w:sz w:val="28"/>
+              <w:szCs w:val="28"/>
+            </w:rPr>
+          </m:ctrlPr>
+        </m:oMathPr>
+        <m:r>
+          <m:rPr>
+            <m:sty m:val="p"/>
+          </m:rPr>
+          <m:t>N</m:t>
+        </m:r>
+        <m:r>
+          <m:rPr>
+            <m:sty m:val="p"/>
+          </m:rPr>
+          <m:t>H</m:t>
+        </m:r>
+        <m:r>
+          <m:rPr>
+            <m:sty m:val="p"/>
+          </m:rPr>
+          <m:t>(</m:t>
+        </m:r>
+        <m:r>
+          <m:rPr>
+            <m:sty m:val="p"/>
+          </m:rPr>
+          <m:t>C</m:t>
+        </m:r>
+        <m:sSub>
+          <m:e>
+            <m:r>
+              <m:rPr>
+                <m:sty m:val="p"/>
+              </m:rPr>
+              <m:t>H</m:t>
+            </m:r>
+          </m:e>
+          <m:sub>
+            <m:r>
+              <m:rPr>
+                <m:sty m:val="p"/>
+              </m:rPr>
+              <m:t>3</m:t>
+            </m:r>
+          </m:sub>
+        </m:sSub>
+        <m:sSub>
+          <m:e>
+            <m:r>
+              <m:rPr>
+                <m:sty m:val="p"/>
+              </m:rPr>
+              <m:t>)</m:t>
+            </m:r>
+          </m:e>
+          <m:sub>
+            <m:r>
+              <m:rPr>
+                <m:sty m:val="p"/>
+              </m:rPr>
+              <m:t>2</m:t>
+            </m:r>
+          </m:sub>
+        </m:sSub>
+      </m:oMath>
+      <w:r>
+        <w:rPr>
+          <w:rFonts w:ascii="Times New Roman" w:hAnsi="Times New Roman" w:eastAsia="Times New Roman" w:cs="Times New Roman"/>
+        </w:rPr>
+        <w:t xml:space="preserve"> </w:t>
+      </w:r>
+      <w:r>
+        <w:rPr>
+          <w:rFonts w:hint="eastAsia" w:ascii="Times New Roman" w:hAnsi="Times New Roman" w:eastAsia="FangSong" w:cs="Times New Roman"/>
+        </w:rPr>
+        <w:t>在烃类溶剂中的反应</w:t>
+      </w:r>
+      <w:r>
+        <w:rPr>
+          <w:rFonts w:hint="eastAsia" w:ascii="Times New Roman" w:hAnsi="Times New Roman" w:eastAsia="Times New Roman" w:cs="Times New Roman"/>
+        </w:rPr>
+        <w:t>。</w:t>
+      </w:r>
+    </w:p>
+    <w:p>
+      <w:pPr>
+        <w:pStyle w:val="Compact"/>
+        <w:numPr>
+          <w:ilvl w:val="0"/>
+          <w:numId w:val="1003"/>
+        </w:numPr>
+      </w:pPr>
+      <m:oMath>
+        <m:oMathPr>
+          <m:ctrlPr>
+            <w:rPr>
+              <w:sz w:val="28"/>
+              <w:szCs w:val="28"/>
+            </w:rPr>
+          </m:ctrlPr>
+        </m:oMathPr>
+        <m:sSub>
+          <m:e>
+            <m:r>
+              <m:rPr>
+                <m:sty m:val="p"/>
+              </m:rPr>
+              <m:t>A</m:t>
+            </m:r>
+            <m:r>
+              <m:rPr>
+                <m:sty m:val="p"/>
+              </m:rPr>
+              <m:t>g</m:t>
+            </m:r>
+            <m:r>
+              <m:rPr>
+                <m:sty m:val="p"/>
+              </m:rPr>
+              <m:t>C</m:t>
+            </m:r>
+            <m:r>
+              <m:rPr>
+                <m:sty m:val="p"/>
+              </m:rPr>
+              <m:t>l</m:t>
+            </m:r>
+            <m:r>
+              <m:rPr>
+                <m:sty m:val="p"/>
+              </m:rPr>
+              <m:t>O</m:t>
+            </m:r>
+          </m:e>
+          <m:sub>
+            <m:r>
+              <m:t>4</m:t>
+            </m:r>
+          </m:sub>
+        </m:sSub>
+      </m:oMath>
+      <w:r>
+        <w:rPr>
+          <w:rFonts w:ascii="Times New Roman" w:hAnsi="Times New Roman" w:eastAsia="Times New Roman" w:cs="Times New Roman"/>
+        </w:rPr>
+        <w:t xml:space="preserve"> </w:t>
+      </w:r>
+      <w:r>
+        <w:rPr>
+          <w:rFonts w:hint="eastAsia" w:ascii="Times New Roman" w:hAnsi="Times New Roman" w:eastAsia="FangSong" w:cs="Times New Roman"/>
+        </w:rPr>
+        <w:t>在苯中的溶解性明显高于其在烷烃中的溶解性</w:t>
+      </w:r>
+      <w:r>
+        <w:rPr>
+          <w:rFonts w:hint="eastAsia" w:ascii="Times New Roman" w:hAnsi="Times New Roman" w:eastAsia="Times New Roman" w:cs="Times New Roman"/>
+        </w:rPr>
+        <w:t>,</w:t>
+      </w:r>
+      <w:r>
+        <w:rPr>
+          <w:rFonts w:ascii="Times New Roman" w:hAnsi="Times New Roman" w:eastAsia="Times New Roman" w:cs="Times New Roman"/>
+        </w:rPr>
+        <w:t xml:space="preserve"> </w:t>
+      </w:r>
+      <w:r>
+        <w:rPr>
+          <w:rFonts w:hint="eastAsia" w:ascii="Times New Roman" w:hAnsi="Times New Roman" w:eastAsia="FangSong" w:cs="Times New Roman"/>
+        </w:rPr>
+        <w:t>解释原因</w:t>
+      </w:r>
+      <w:r>
+        <w:rPr>
+          <w:rFonts w:hint="eastAsia" w:ascii="Times New Roman" w:hAnsi="Times New Roman" w:eastAsia="Times New Roman" w:cs="Times New Roman"/>
+        </w:rPr>
+        <w:t>。</w:t>
+      </w:r>
+    </w:p>
+    <w:p>
+      <w:pPr>
+        <w:spacing w:before="160" w:after="80"/>
+      </w:pPr>
+      <w:r>
+        <w:pict>
+          <v:rect style="width:0;height:1.5pt" o:hralign="center" o:hrstd="t" o:hr="t"/>
+        </w:pict>
+      </w:r>
+    </w:p>
     <w:bookmarkEnd w:id="29"/>
     <w:bookmarkStart w:id="30" w:name="第16题"/>
     <w:p>
@@ -5944,92 +6222,380 @@
         <w:rPr>
           <w:rFonts w:hint="eastAsia" w:ascii="Times New Roman" w:hAnsi="Times New Roman" w:eastAsia="FangSong" w:cs="Times New Roman"/>
         </w:rPr>
-        <w:t xml:space="preserve">一定条件下</w:t>
-      </w:r>
-      <w:r>
-        <w:rPr>
-          <w:rFonts w:ascii="Times New Roman" w:hAnsi="Times New Roman" w:eastAsia="Times New Roman" w:cs="Times New Roman"/>
-        </w:rPr>
-        <w:t xml:space="preserve"> IrCl</w:t>
-      </w:r>
-      <w:r>
-        <w:rPr>
-          <w:rFonts w:ascii="Times New Roman" w:hAnsi="Times New Roman" w:eastAsia="Times New Roman" w:cs="Times New Roman"/>
-          <w:vertAlign w:val="subscript"/>
-        </w:rPr>
-        <w:t>3</w:t>
-      </w:r>
-      <w:r>
-        <w:rPr>
-          <w:rFonts w:ascii="Times New Roman" w:hAnsi="Times New Roman" w:eastAsia="Times New Roman" w:cs="Times New Roman"/>
-        </w:rPr>
-        <w:t xml:space="preserve"> </w:t>
-      </w:r>
-      <w:r>
-        <w:rPr>
-          <w:rFonts w:hint="eastAsia" w:ascii="Times New Roman" w:hAnsi="Times New Roman" w:eastAsia="FangSong" w:cs="Times New Roman"/>
-        </w:rPr>
-        <w:t xml:space="preserve">与配体</w:t>
-      </w:r>
-      <w:r>
-        <w:rPr>
-          <w:rFonts w:ascii="Times New Roman" w:hAnsi="Times New Roman" w:eastAsia="Times New Roman" w:cs="Times New Roman"/>
-        </w:rPr>
-        <w:t xml:space="preserve"> L </w:t>
-      </w:r>
-      <w:r>
-        <w:rPr>
-          <w:rFonts w:hint="eastAsia" w:ascii="Times New Roman" w:hAnsi="Times New Roman" w:eastAsia="FangSong" w:cs="Times New Roman"/>
-        </w:rPr>
-        <w:t xml:space="preserve">可反应得到电中性配合物</w:t>
-      </w:r>
-      <w:r>
-        <w:rPr>
-          <w:rFonts w:ascii="Times New Roman" w:hAnsi="Times New Roman" w:eastAsia="Times New Roman" w:cs="Times New Roman"/>
-        </w:rPr>
-        <w:t xml:space="preserve"> A。L </w:t>
-      </w:r>
-      <w:r>
-        <w:rPr>
-          <w:rFonts w:hint="eastAsia" w:ascii="Times New Roman" w:hAnsi="Times New Roman" w:eastAsia="FangSong" w:cs="Times New Roman"/>
-        </w:rPr>
-        <w:t>为吡啶的一取代衍生物</w:t>
-      </w:r>
-      <w:r>
-        <w:rPr>
-          <w:rFonts w:hint="eastAsia" w:ascii="Times New Roman" w:hAnsi="Times New Roman" w:eastAsia="Times New Roman" w:cs="Times New Roman"/>
-        </w:rPr>
-        <w:t>、</w:t>
-      </w:r>
-      <w:r>
-        <w:rPr>
-          <w:rFonts w:hint="eastAsia" w:ascii="Times New Roman" w:hAnsi="Times New Roman" w:eastAsia="FangSong" w:cs="Times New Roman"/>
-        </w:rPr>
-        <w:t>易与金属离子以五元环螯合且较难被氧化</w:t>
-      </w:r>
-      <w:r>
-        <w:rPr>
-          <w:rFonts w:hint="eastAsia" w:ascii="Times New Roman" w:hAnsi="Times New Roman" w:eastAsia="Times New Roman" w:cs="Times New Roman"/>
-        </w:rPr>
-        <w:t>；</w:t>
-      </w:r>
-      <w:r>
-        <w:rPr>
-          <w:rFonts w:hint="eastAsia" w:ascii="Times New Roman" w:hAnsi="Times New Roman" w:eastAsia="FangSong" w:cs="Times New Roman"/>
-        </w:rPr>
-        <w:t>一个</w:t>
-      </w:r>
-      <w:r>
-        <w:rPr>
-          <w:rFonts w:ascii="Times New Roman" w:hAnsi="Times New Roman" w:eastAsia="Times New Roman" w:cs="Times New Roman"/>
-        </w:rPr>
-        <w:t xml:space="preserve"> L </w:t>
-      </w:r>
-      <w:r>
-        <w:rPr>
-          <w:rFonts w:hint="eastAsia" w:ascii="Times New Roman" w:hAnsi="Times New Roman" w:eastAsia="FangSong" w:cs="Times New Roman"/>
-        </w:rPr>
-        <w:t>分子中只含一个氧原子</w:t>
+        <w:t xml:space="preserve">在</w:t>
+      </w:r>
+      <w:r>
+        <w:rPr>
+          <w:rFonts w:ascii="Times New Roman" w:hAnsi="Times New Roman" w:eastAsia="Times New Roman" w:cs="Times New Roman"/>
+        </w:rPr>
+        <w:t xml:space="preserve"> </w:t>
+      </w:r>
+      <m:oMath>
+        <m:sSub>
+          <m:e>
+            <m:r>
+              <m:rPr>
+                <m:sty m:val="p"/>
+              </m:rPr>
+              <m:t>N</m:t>
+            </m:r>
+          </m:e>
+          <m:sub>
+            <m:r>
+              <m:t>2</m:t>
+            </m:r>
+          </m:sub>
+        </m:sSub>
+        <m:r>
+          <m:rPr>
+            <m:sty m:val="p"/>
+          </m:rPr>
+          <m:t>O</m:t>
+        </m:r>
+      </m:oMath>
+      <w:r>
+        <w:rPr>
+          <w:rFonts w:ascii="Times New Roman" w:hAnsi="Times New Roman" w:eastAsia="Times New Roman" w:cs="Times New Roman"/>
+        </w:rPr>
+        <w:t xml:space="preserve"> </w:t>
+      </w:r>
+      <w:r>
+        <w:rPr>
+          <w:rFonts w:hint="eastAsia" w:ascii="Times New Roman" w:hAnsi="Times New Roman" w:eastAsia="FangSong" w:cs="Times New Roman"/>
+        </w:rPr>
+        <w:t>气氛下</w:t>
+      </w:r>
+      <w:r>
+        <w:rPr>
+          <w:rFonts w:hint="eastAsia" w:ascii="Times New Roman" w:hAnsi="Times New Roman" w:eastAsia="Times New Roman" w:cs="Times New Roman"/>
+        </w:rPr>
+        <w:t>，</w:t>
+      </w:r>
+      <w:r>
+        <w:rPr>
+          <w:rFonts w:ascii="Times New Roman" w:hAnsi="Times New Roman" w:eastAsia="Times New Roman" w:cs="Times New Roman"/>
+        </w:rPr>
+        <w:t xml:space="preserve"> </w:t>
+      </w:r>
+      <m:oMath>
+        <m:oMathPr>
+          <m:ctrlPr>
+            <w:rPr>
+              <w:sz w:val="28"/>
+              <w:szCs w:val="28"/>
+            </w:rPr>
+          </m:ctrlPr>
+        </m:oMathPr>
+        <m:r>
+          <m:rPr>
+            <m:sty m:val="p"/>
+          </m:rPr>
+          <m:t>B</m:t>
+        </m:r>
+        <m:r>
+          <m:rPr>
+            <m:sty m:val="p"/>
+          </m:rPr>
+          <m:t>(</m:t>
+        </m:r>
+        <m:sSub>
+          <m:e>
+            <m:r>
+              <m:rPr>
+                <m:sty m:val="p"/>
+              </m:rPr>
+              <m:t>C</m:t>
+            </m:r>
+          </m:e>
+          <m:sub>
+            <m:r>
+              <m:t>6</m:t>
+            </m:r>
+          </m:sub>
+        </m:sSub>
+        <m:sSub>
+          <m:e>
+            <m:r>
+              <m:rPr>
+                <m:sty m:val="p"/>
+              </m:rPr>
+              <m:t>F</m:t>
+            </m:r>
+          </m:e>
+          <m:sub>
+            <m:r>
+              <m:t>5</m:t>
+            </m:r>
+          </m:sub>
+        </m:sSub>
+        <m:sSub>
+          <m:e>
+            <m:r>
+              <m:rPr>
+                <m:sty m:val="p"/>
+              </m:rPr>
+              <m:t>)</m:t>
+            </m:r>
+          </m:e>
+          <m:sub>
+            <m:r>
+              <m:t>3</m:t>
+            </m:r>
+          </m:sub>
+        </m:sSub>
+      </m:oMath>
+      <w:r>
+        <w:rPr>
+          <w:rFonts w:ascii="Times New Roman" w:hAnsi="Times New Roman" w:eastAsia="Times New Roman" w:cs="Times New Roman"/>
+        </w:rPr>
+        <w:t xml:space="preserve"> </w:t>
+      </w:r>
+      <w:r>
+        <w:rPr>
+          <w:rFonts w:hint="eastAsia" w:ascii="Times New Roman" w:hAnsi="Times New Roman" w:eastAsia="FangSong" w:cs="Times New Roman"/>
+        </w:rPr>
+        <w:t xml:space="preserve">与等摩尔</w:t>
+      </w:r>
+      <w:r>
+        <w:rPr>
+          <w:rFonts w:ascii="Times New Roman" w:hAnsi="Times New Roman" w:eastAsia="Times New Roman" w:cs="Times New Roman"/>
+        </w:rPr>
+        <w:t xml:space="preserve"> </w:t>
+      </w:r>
+      <m:oMath>
+        <m:oMathPr>
+          <m:ctrlPr>
+            <w:rPr>
+              <w:sz w:val="28"/>
+              <w:szCs w:val="28"/>
+            </w:rPr>
+          </m:ctrlPr>
+        </m:oMathPr>
+        <m:r>
+          <m:rPr>
+            <m:sty m:val="p"/>
+          </m:rPr>
+          <m:t>P</m:t>
+        </m:r>
+        <m:r>
+          <m:rPr>
+            <m:sty m:val="p"/>
+          </m:rPr>
+          <m:t>(</m:t>
+        </m:r>
+        <m:r>
+          <m:t>t</m:t>
+        </m:r>
+        <m:r>
+          <m:rPr>
+            <m:sty m:val="p"/>
+          </m:rPr>
+          <m:t>−</m:t>
+        </m:r>
+        <m:r>
+          <m:rPr>
+            <m:sty m:val="p"/>
+          </m:rPr>
+          <m:t>B</m:t>
+        </m:r>
+        <m:r>
+          <m:rPr>
+            <m:sty m:val="p"/>
+          </m:rPr>
+          <m:t>u</m:t>
+        </m:r>
+        <m:sSub>
+          <m:e>
+            <m:r>
+              <m:rPr>
+                <m:sty m:val="p"/>
+              </m:rPr>
+              <m:t>)</m:t>
+            </m:r>
+          </m:e>
+          <m:sub>
+            <m:r>
+              <m:t>3</m:t>
+            </m:r>
+          </m:sub>
+        </m:sSub>
+      </m:oMath>
+      <w:r>
+        <w:rPr>
+          <w:rFonts w:ascii="Times New Roman" w:hAnsi="Times New Roman" w:eastAsia="Times New Roman" w:cs="Times New Roman"/>
+        </w:rPr>
+        <w:t xml:space="preserve"> </w:t>
+      </w:r>
+      <w:r>
+        <w:rPr>
+          <w:rFonts w:hint="eastAsia" w:ascii="Times New Roman" w:hAnsi="Times New Roman" w:eastAsia="FangSong" w:cs="Times New Roman"/>
+        </w:rPr>
+        <w:t>反应获得白色固体</w:t>
+      </w:r>
+      <w:r>
+        <w:rPr>
+          <w:rFonts w:hint="eastAsia" w:ascii="Times New Roman" w:hAnsi="Times New Roman" w:eastAsia="Times New Roman" w:cs="Times New Roman"/>
+        </w:rPr>
+        <w:t>W。</w:t>
+      </w:r>
+    </w:p>
+    <w:p>
+      <w:pPr>
+        <w:pStyle w:val="Compact"/>
+        <w:numPr>
+          <w:ilvl w:val="0"/>
+          <w:numId w:val="1004"/>
+        </w:numPr>
+      </w:pPr>
+      <w:r>
+        <w:rPr>
+          <w:rFonts w:hint="eastAsia" w:ascii="Times New Roman" w:hAnsi="Times New Roman" w:eastAsia="FangSong" w:cs="Times New Roman"/>
+        </w:rPr>
+        <w:t xml:space="preserve">比较</w:t>
+      </w:r>
+      <w:r>
+        <w:rPr>
+          <w:rFonts w:ascii="Times New Roman" w:hAnsi="Times New Roman" w:eastAsia="Times New Roman" w:cs="Times New Roman"/>
+        </w:rPr>
+        <w:t xml:space="preserve"> </w:t>
+      </w:r>
+      <m:oMath>
+        <m:oMathPr>
+          <m:ctrlPr>
+            <w:rPr>
+              <w:sz w:val="28"/>
+              <w:szCs w:val="28"/>
+            </w:rPr>
+          </m:ctrlPr>
+        </m:oMathPr>
+        <m:r>
+          <m:rPr>
+            <m:sty m:val="p"/>
+          </m:rPr>
+          <m:t>B</m:t>
+        </m:r>
+        <m:r>
+          <m:rPr>
+            <m:sty m:val="p"/>
+          </m:rPr>
+          <m:t>(</m:t>
+        </m:r>
+        <m:sSub>
+          <m:e>
+            <m:r>
+              <m:rPr>
+                <m:sty m:val="p"/>
+              </m:rPr>
+              <m:t>C</m:t>
+            </m:r>
+          </m:e>
+          <m:sub>
+            <m:r>
+              <m:t>6</m:t>
+            </m:r>
+          </m:sub>
+        </m:sSub>
+        <m:sSub>
+          <m:e>
+            <m:r>
+              <m:rPr>
+                <m:sty m:val="p"/>
+              </m:rPr>
+              <m:t>F</m:t>
+            </m:r>
+          </m:e>
+          <m:sub>
+            <m:r>
+              <m:t>5</m:t>
+            </m:r>
+          </m:sub>
+        </m:sSub>
+        <m:sSub>
+          <m:e>
+            <m:r>
+              <m:rPr>
+                <m:sty m:val="p"/>
+              </m:rPr>
+              <m:t>)</m:t>
+            </m:r>
+          </m:e>
+          <m:sub>
+            <m:r>
+              <m:t>3</m:t>
+            </m:r>
+          </m:sub>
+        </m:sSub>
+      </m:oMath>
+      <w:r>
+        <w:rPr>
+          <w:rFonts w:ascii="Times New Roman" w:hAnsi="Times New Roman" w:eastAsia="Times New Roman" w:cs="Times New Roman"/>
+        </w:rPr>
+        <w:t xml:space="preserve"> </w:t>
+      </w:r>
+      <w:r>
+        <w:rPr>
+          <w:rFonts w:hint="eastAsia" w:ascii="Times New Roman" w:hAnsi="Times New Roman" w:eastAsia="FangSong" w:cs="Times New Roman"/>
+        </w:rPr>
+        <w:t xml:space="preserve">与</w:t>
+      </w:r>
+      <w:r>
+        <w:rPr>
+          <w:rFonts w:ascii="Times New Roman" w:hAnsi="Times New Roman" w:eastAsia="Times New Roman" w:cs="Times New Roman"/>
+        </w:rPr>
+        <w:t xml:space="preserve"> </w:t>
+      </w:r>
+      <m:oMath>
+        <m:r>
+          <m:t>B</m:t>
+        </m:r>
+        <m:sSub>
+          <m:e>
+            <m:r>
+              <m:t>F</m:t>
+            </m:r>
+          </m:e>
+          <m:sub>
+            <m:r>
+              <m:t>3</m:t>
+            </m:r>
+          </m:sub>
+        </m:sSub>
+      </m:oMath>
+      <w:r>
+        <w:rPr>
+          <w:rFonts w:ascii="Times New Roman" w:hAnsi="Times New Roman" w:eastAsia="Times New Roman" w:cs="Times New Roman"/>
+        </w:rPr>
+        <w:t xml:space="preserve"> </w:t>
+      </w:r>
+      <w:r>
+        <w:rPr>
+          <w:rFonts w:hint="eastAsia" w:ascii="Times New Roman" w:hAnsi="Times New Roman" w:eastAsia="FangSong" w:cs="Times New Roman"/>
+        </w:rPr>
+        <w:t xml:space="preserve">的</w:t>
+      </w:r>
+      <w:r>
+        <w:rPr>
+          <w:rFonts w:ascii="Times New Roman" w:hAnsi="Times New Roman" w:eastAsia="Times New Roman" w:cs="Times New Roman"/>
+        </w:rPr>
+        <w:t xml:space="preserve"> Lewis </w:t>
+      </w:r>
+      <w:r>
+        <w:rPr>
+          <w:rFonts w:hint="eastAsia" w:ascii="Times New Roman" w:hAnsi="Times New Roman" w:eastAsia="FangSong" w:cs="Times New Roman"/>
+        </w:rPr>
+        <w:t>酸性大小</w:t>
+      </w:r>
+      <w:r>
+        <w:rPr>
+          <w:rFonts w:hint="eastAsia" w:ascii="Times New Roman" w:hAnsi="Times New Roman" w:eastAsia="Times New Roman" w:cs="Times New Roman"/>
+        </w:rPr>
+        <w:t>，</w:t>
+      </w:r>
+      <w:r>
+        <w:rPr>
+          <w:rFonts w:hint="eastAsia" w:ascii="Times New Roman" w:hAnsi="Times New Roman" w:eastAsia="FangSong" w:cs="Times New Roman"/>
+        </w:rPr>
+        <w:t>说明理由</w:t>
       </w:r>
       <w:r>
         <w:rPr>
@@ -6037,41 +6603,131 @@
         </w:rPr>
         <w:t>。</w:t>
       </w:r>
-      <w:r>
-        <w:rPr>
-          <w:rFonts w:hint="eastAsia" w:ascii="Times New Roman" w:hAnsi="Times New Roman" w:eastAsia="FangSong" w:cs="Times New Roman"/>
-        </w:rPr>
-        <w:t>配合物</w:t>
-      </w:r>
-      <w:r>
-        <w:rPr>
-          <w:rFonts w:ascii="Times New Roman" w:hAnsi="Times New Roman" w:eastAsia="Times New Roman" w:cs="Times New Roman"/>
-        </w:rPr>
-        <w:t xml:space="preserve"> A </w:t>
-      </w:r>
-      <w:r>
-        <w:rPr>
-          <w:rFonts w:hint="eastAsia" w:ascii="Times New Roman" w:hAnsi="Times New Roman" w:eastAsia="FangSong" w:cs="Times New Roman"/>
-        </w:rPr>
-        <w:t xml:space="preserve">中</w:t>
-      </w:r>
-      <w:r>
-        <w:rPr>
-          <w:rFonts w:ascii="Times New Roman" w:hAnsi="Times New Roman" w:eastAsia="Times New Roman" w:cs="Times New Roman"/>
-        </w:rPr>
-        <w:t xml:space="preserve"> Ir </w:t>
-      </w:r>
-      <w:r>
-        <w:rPr>
-          <w:rFonts w:hint="eastAsia" w:ascii="Times New Roman" w:hAnsi="Times New Roman" w:eastAsia="FangSong" w:cs="Times New Roman"/>
-        </w:rPr>
-        <w:t xml:space="preserve">的质量分数为</w:t>
-      </w:r>
-      <w:r>
-        <w:rPr>
-          <w:rFonts w:ascii="Times New Roman" w:hAnsi="Times New Roman" w:eastAsia="Times New Roman" w:cs="Times New Roman"/>
-        </w:rPr>
-        <w:t xml:space="preserve"> 32.00%。</w:t>
+    </w:p>
+    <w:p>
+      <w:pPr>
+        <w:pStyle w:val="Compact"/>
+        <w:numPr>
+          <w:ilvl w:val="0"/>
+          <w:numId w:val="1004"/>
+        </w:numPr>
+      </w:pPr>
+      <w:r>
+        <w:rPr>
+          <w:rFonts w:hint="eastAsia" w:ascii="Times New Roman" w:hAnsi="Times New Roman" w:eastAsia="FangSong" w:cs="Times New Roman"/>
+        </w:rPr>
+        <w:t>光谱研究表明</w:t>
+      </w:r>
+      <w:r>
+        <w:rPr>
+          <w:rFonts w:hint="eastAsia" w:ascii="Times New Roman" w:hAnsi="Times New Roman" w:eastAsia="Times New Roman" w:cs="Times New Roman"/>
+        </w:rPr>
+        <w:t>,</w:t>
+      </w:r>
+      <w:r>
+        <w:rPr>
+          <w:rFonts w:ascii="Times New Roman" w:hAnsi="Times New Roman" w:eastAsia="Times New Roman" w:cs="Times New Roman"/>
+        </w:rPr>
+        <w:t xml:space="preserve"> W </w:t>
+      </w:r>
+      <w:r>
+        <w:rPr>
+          <w:rFonts w:hint="eastAsia" w:ascii="Times New Roman" w:hAnsi="Times New Roman" w:eastAsia="FangSong" w:cs="Times New Roman"/>
+        </w:rPr>
+        <w:t xml:space="preserve">中不含</w:t>
+      </w:r>
+      <w:r>
+        <w:rPr>
+          <w:rFonts w:ascii="Times New Roman" w:hAnsi="Times New Roman" w:eastAsia="Times New Roman" w:cs="Times New Roman"/>
+        </w:rPr>
+        <w:t xml:space="preserve"> B—P </w:t>
+      </w:r>
+      <w:r>
+        <w:rPr>
+          <w:rFonts w:hint="eastAsia" w:ascii="Times New Roman" w:hAnsi="Times New Roman" w:eastAsia="FangSong" w:cs="Times New Roman"/>
+        </w:rPr>
+        <w:t>键</w:t>
+      </w:r>
+      <w:r>
+        <w:rPr>
+          <w:rFonts w:hint="eastAsia" w:ascii="Times New Roman" w:hAnsi="Times New Roman" w:eastAsia="Times New Roman" w:cs="Times New Roman"/>
+        </w:rPr>
+        <w:t>,</w:t>
+      </w:r>
+      <w:r>
+        <w:rPr>
+          <w:rFonts w:ascii="Times New Roman" w:hAnsi="Times New Roman" w:eastAsia="Times New Roman" w:cs="Times New Roman"/>
+        </w:rPr>
+        <w:t xml:space="preserve"> </w:t>
+      </w:r>
+      <w:r>
+        <w:rPr>
+          <w:rFonts w:hint="eastAsia" w:ascii="Times New Roman" w:hAnsi="Times New Roman" w:eastAsia="FangSong" w:cs="Times New Roman"/>
+        </w:rPr>
+        <w:t>但含某两个同族元素之间的键</w:t>
+      </w:r>
+      <w:r>
+        <w:rPr>
+          <w:rFonts w:hint="eastAsia" w:ascii="Times New Roman" w:hAnsi="Times New Roman" w:eastAsia="Times New Roman" w:cs="Times New Roman"/>
+        </w:rPr>
+        <w:t>。</w:t>
+      </w:r>
+      <w:r>
+        <w:rPr>
+          <w:rFonts w:hint="eastAsia" w:ascii="Times New Roman" w:hAnsi="Times New Roman" w:eastAsia="FangSong" w:cs="Times New Roman"/>
+        </w:rPr>
+        <w:t>给出</w:t>
+      </w:r>
+      <w:r>
+        <w:rPr>
+          <w:rFonts w:ascii="Times New Roman" w:hAnsi="Times New Roman" w:eastAsia="Times New Roman" w:cs="Times New Roman"/>
+        </w:rPr>
+        <w:t xml:space="preserve"> W </w:t>
+      </w:r>
+      <w:r>
+        <w:rPr>
+          <w:rFonts w:hint="eastAsia" w:ascii="Times New Roman" w:hAnsi="Times New Roman" w:eastAsia="FangSong" w:cs="Times New Roman"/>
+        </w:rPr>
+        <w:t>的结构</w:t>
+      </w:r>
+      <w:r>
+        <w:rPr>
+          <w:rFonts w:hint="eastAsia" w:ascii="Times New Roman" w:hAnsi="Times New Roman" w:eastAsia="Times New Roman" w:cs="Times New Roman"/>
+        </w:rPr>
+        <w:t>。</w:t>
+      </w:r>
+    </w:p>
+    <w:p>
+      <w:pPr>
+        <w:pStyle w:val="Compact"/>
+        <w:numPr>
+          <w:ilvl w:val="0"/>
+          <w:numId w:val="1004"/>
+        </w:numPr>
+      </w:pPr>
+      <w:r>
+        <w:rPr>
+          <w:rFonts w:hint="eastAsia" w:ascii="Times New Roman" w:hAnsi="Times New Roman" w:eastAsia="FangSong" w:cs="Times New Roman"/>
+        </w:rPr>
+        <w:t xml:space="preserve">加热</w:t>
+      </w:r>
+      <w:r>
+        <w:rPr>
+          <w:rFonts w:ascii="Times New Roman" w:hAnsi="Times New Roman" w:eastAsia="Times New Roman" w:cs="Times New Roman"/>
+        </w:rPr>
+        <w:t xml:space="preserve"> W, </w:t>
+      </w:r>
+      <w:r>
+        <w:rPr>
+          <w:rFonts w:hint="eastAsia" w:ascii="Times New Roman" w:hAnsi="Times New Roman" w:eastAsia="FangSong" w:cs="Times New Roman"/>
+        </w:rPr>
+        <w:t>写出发生的反应的方程式</w:t>
+      </w:r>
+      <w:r>
+        <w:rPr>
+          <w:rFonts w:hint="eastAsia" w:ascii="Times New Roman" w:hAnsi="Times New Roman" w:eastAsia="Times New Roman" w:cs="Times New Roman"/>
+        </w:rPr>
+        <w:t>。</w:t>
       </w:r>
     </w:p>
     <w:p>
@@ -6387,7 +7043,7 @@
         <w:pStyle w:val="Compact"/>
         <w:numPr>
           <w:ilvl w:val="0"/>
-          <w:numId w:val="1003"/>
+          <w:numId w:val="1005"/>
         </w:numPr>
       </w:pPr>
       <w:r>
@@ -6426,7 +7082,7 @@
         <w:pStyle w:val="Compact"/>
         <w:numPr>
           <w:ilvl w:val="0"/>
-          <w:numId w:val="1003"/>
+          <w:numId w:val="1005"/>
         </w:numPr>
       </w:pPr>
       <w:r>
@@ -6493,7 +7149,7 @@
         <w:pStyle w:val="Compact"/>
         <w:numPr>
           <w:ilvl w:val="0"/>
-          <w:numId w:val="1003"/>
+          <w:numId w:val="1005"/>
         </w:numPr>
       </w:pPr>
       <w:r>
@@ -6551,7 +7207,7 @@
         <w:pStyle w:val="Compact"/>
         <w:numPr>
           <w:ilvl w:val="0"/>
-          <w:numId w:val="1003"/>
+          <w:numId w:val="1005"/>
         </w:numPr>
       </w:pPr>
       <w:r>
@@ -7081,7 +7737,7 @@
         <w:pStyle w:val="Compact"/>
         <w:numPr>
           <w:ilvl w:val="0"/>
-          <w:numId w:val="1004"/>
+          <w:numId w:val="1006"/>
         </w:numPr>
       </w:pPr>
       <w:r>
@@ -8610,7 +9266,7 @@
       <w:pPr>
         <w:numPr>
           <w:ilvl w:val="0"/>
-          <w:numId w:val="1005"/>
+          <w:numId w:val="1007"/>
         </w:numPr>
       </w:pPr>
       <w:r>
@@ -8642,7 +9298,7 @@
       <w:pPr>
         <w:numPr>
           <w:ilvl w:val="0"/>
-          <w:numId w:val="1005"/>
+          <w:numId w:val="1007"/>
         </w:numPr>
       </w:pPr>
       <w:r>
@@ -9003,7 +9659,7 @@
       <w:pPr>
         <w:numPr>
           <w:ilvl w:val="0"/>
-          <w:numId w:val="1006"/>
+          <w:numId w:val="1008"/>
         </w:numPr>
       </w:pPr>
       <w:r>
@@ -9096,7 +9752,7 @@
       <w:pPr>
         <w:numPr>
           <w:ilvl w:val="0"/>
-          <w:numId w:val="1006"/>
+          <w:numId w:val="1008"/>
         </w:numPr>
       </w:pPr>
       <m:oMath>
@@ -9266,42 +9922,67 @@
         <w:rPr>
           <w:rFonts w:hint="eastAsia" w:ascii="Times New Roman" w:hAnsi="Times New Roman" w:eastAsia="FangSong" w:cs="Times New Roman"/>
         </w:rPr>
-        <w:t>根据所给条件按照要求书写化学方程式</w:t>
-      </w:r>
-      <w:r>
-        <w:rPr>
-          <w:rFonts w:hint="eastAsia" w:ascii="Times New Roman" w:hAnsi="Times New Roman" w:eastAsia="Times New Roman" w:cs="Times New Roman"/>
-        </w:rPr>
-        <w:t>（</w:t>
-      </w:r>
-      <w:r>
-        <w:rPr>
-          <w:rFonts w:hint="eastAsia" w:ascii="Times New Roman" w:hAnsi="Times New Roman" w:eastAsia="FangSong" w:cs="Times New Roman"/>
-        </w:rPr>
-        <w:t>要求系数为最简整数比</w:t>
-      </w:r>
-      <w:r>
-        <w:rPr>
-          <w:rFonts w:hint="eastAsia" w:ascii="Times New Roman" w:hAnsi="Times New Roman" w:eastAsia="Times New Roman" w:cs="Times New Roman"/>
-        </w:rPr>
-        <w:t>）。</w:t>
-      </w:r>
-    </w:p>
-    <w:p>
-      <w:pPr>
-        <w:pStyle w:val="BodyText"/>
-      </w:pPr>
-      <w:r>
-        <w:rPr>
-          <w:rFonts w:ascii="Times New Roman" w:hAnsi="Times New Roman" w:eastAsia="Times New Roman" w:cs="Times New Roman"/>
-        </w:rPr>
-        <w:t xml:space="preserve">4-1 </w:t>
-      </w:r>
-      <w:r>
-        <w:rPr>
-          <w:rFonts w:hint="eastAsia" w:ascii="Times New Roman" w:hAnsi="Times New Roman" w:eastAsia="FangSong" w:cs="Times New Roman"/>
-        </w:rPr>
-        <w:t xml:space="preserve">铜在潮湿空气中慢慢生成一层绿色铜锈</w:t>
+        <w:t>交警为确定驾驶员是否醉酒后驾车</w:t>
+      </w:r>
+      <w:r>
+        <w:rPr>
+          <w:rFonts w:hint="eastAsia" w:ascii="Times New Roman" w:hAnsi="Times New Roman" w:eastAsia="Times New Roman" w:cs="Times New Roman"/>
+        </w:rPr>
+        <w:t>，</w:t>
+      </w:r>
+      <w:r>
+        <w:rPr>
+          <w:rFonts w:hint="eastAsia" w:ascii="Times New Roman" w:hAnsi="Times New Roman" w:eastAsia="FangSong" w:cs="Times New Roman"/>
+        </w:rPr>
+        <w:t>常采用呼吸测醉法分析</w:t>
+      </w:r>
+      <w:r>
+        <w:rPr>
+          <w:rFonts w:hint="eastAsia" w:ascii="Times New Roman" w:hAnsi="Times New Roman" w:eastAsia="Times New Roman" w:cs="Times New Roman"/>
+        </w:rPr>
+        <w:t>。</w:t>
+      </w:r>
+      <w:r>
+        <w:rPr>
+          <w:rFonts w:hint="eastAsia" w:ascii="Times New Roman" w:hAnsi="Times New Roman" w:eastAsia="FangSong" w:cs="Times New Roman"/>
+        </w:rPr>
+        <w:t>在</w:t>
+      </w:r>
+      <w:r>
+        <w:rPr>
+          <w:rFonts w:ascii="Times New Roman" w:hAnsi="Times New Roman" w:eastAsia="Times New Roman" w:cs="Times New Roman"/>
+        </w:rPr>
+        <w:t xml:space="preserve"> 310 K </w:t>
+      </w:r>
+      <w:r>
+        <w:rPr>
+          <w:rFonts w:hint="eastAsia" w:ascii="Times New Roman" w:hAnsi="Times New Roman" w:eastAsia="FangSong" w:cs="Times New Roman"/>
+        </w:rPr>
+        <w:t xml:space="preserve">时取</w:t>
+      </w:r>
+      <w:r>
+        <w:rPr>
+          <w:rFonts w:ascii="Times New Roman" w:hAnsi="Times New Roman" w:eastAsia="Times New Roman" w:cs="Times New Roman"/>
+        </w:rPr>
+        <w:t xml:space="preserve"> 50.0 mL </w:t>
+      </w:r>
+      <w:r>
+        <w:rPr>
+          <w:rFonts w:hint="eastAsia" w:ascii="Times New Roman" w:hAnsi="Times New Roman" w:eastAsia="FangSong" w:cs="Times New Roman"/>
+        </w:rPr>
+        <w:t>被检测人的呼吸样品鼓泡通过酸性重铬酸盐溶液</w:t>
+      </w:r>
+      <w:r>
+        <w:rPr>
+          <w:rFonts w:hint="eastAsia" w:ascii="Times New Roman" w:hAnsi="Times New Roman" w:eastAsia="Times New Roman" w:cs="Times New Roman"/>
+        </w:rPr>
+        <w:t>。</w:t>
+      </w:r>
+      <w:r>
+        <w:rPr>
+          <w:rFonts w:hint="eastAsia" w:ascii="Times New Roman" w:hAnsi="Times New Roman" w:eastAsia="FangSong" w:cs="Times New Roman"/>
+        </w:rPr>
+        <w:t>由于乙醇的还原作用产生了</w:t>
       </w:r>
       <w:r>
         <w:rPr>
@@ -9318,106 +9999,117 @@
             </w:rPr>
           </m:ctrlPr>
         </m:oMathPr>
-        <m:d>
-          <m:dPr>
-            <m:begChr m:val="["/>
-            <m:sepChr m:val=""/>
-            <m:endChr m:val="]"/>
-            <m:grow/>
-          </m:dPr>
+        <m:r>
+          <m:t>3.30</m:t>
+        </m:r>
+        <m:r>
+          <m:rPr>
+            <m:sty m:val="p"/>
+          </m:rPr>
+          <m:t>×</m:t>
+        </m:r>
+        <m:sSup>
           <m:e>
-            <m:sSub>
-              <m:e>
-                <m:r>
-                  <m:rPr>
-                    <m:sty m:val="p"/>
-                  </m:rPr>
-                  <m:t>C</m:t>
-                </m:r>
-                <m:r>
-                  <m:rPr>
-                    <m:sty m:val="p"/>
-                  </m:rPr>
-                  <m:t>u</m:t>
-                </m:r>
-                <m:r>
-                  <m:rPr>
-                    <m:sty m:val="p"/>
-                  </m:rPr>
-                  <m:t>(</m:t>
-                </m:r>
-                <m:r>
-                  <m:rPr>
-                    <m:sty m:val="p"/>
-                  </m:rPr>
-                  <m:t>O</m:t>
-                </m:r>
-                <m:r>
-                  <m:rPr>
-                    <m:sty m:val="p"/>
-                  </m:rPr>
-                  <m:t>H</m:t>
-                </m:r>
-                <m:r>
-                  <m:rPr>
-                    <m:sty m:val="p"/>
-                  </m:rPr>
-                  <m:t>)</m:t>
-                </m:r>
-              </m:e>
-              <m:sub>
-                <m:r>
-                  <m:t>2</m:t>
-                </m:r>
-              </m:sub>
-            </m:sSub>
-            <m:r>
-              <m:rPr>
-                <m:sty m:val="p"/>
-              </m:rPr>
-              <m:t>⋅</m:t>
-            </m:r>
-            <m:sSub>
-              <m:e>
-                <m:r>
-                  <m:rPr>
-                    <m:sty m:val="p"/>
-                  </m:rPr>
-                  <m:t>C</m:t>
-                </m:r>
-                <m:r>
-                  <m:rPr>
-                    <m:sty m:val="p"/>
-                  </m:rPr>
-                  <m:t>u</m:t>
-                </m:r>
-                <m:r>
-                  <m:rPr>
-                    <m:sty m:val="p"/>
-                  </m:rPr>
-                  <m:t>C</m:t>
-                </m:r>
-                <m:r>
-                  <m:rPr>
-                    <m:sty m:val="p"/>
-                  </m:rPr>
-                  <m:t>O</m:t>
-                </m:r>
-              </m:e>
-              <m:sub>
-                <m:r>
-                  <m:t>3</m:t>
-                </m:r>
-              </m:sub>
-            </m:sSub>
+            <m:r>
+              <m:t>10</m:t>
+            </m:r>
           </m:e>
-        </m:d>
+          <m:sup>
+            <m:r>
+              <m:rPr>
+                <m:sty m:val="p"/>
+              </m:rPr>
+              <m:t>−</m:t>
+            </m:r>
+            <m:r>
+              <m:t>5</m:t>
+            </m:r>
+          </m:sup>
+        </m:sSup>
       </m:oMath>
       <w:r>
         <w:rPr>
           <w:rFonts w:ascii="Times New Roman" w:hAnsi="Times New Roman" w:eastAsia="Times New Roman" w:cs="Times New Roman"/>
         </w:rPr>
-        <w:t xml:space="preserve">。</w:t>
+        <w:t xml:space="preserve"> </w:t>
+      </w:r>
+      <w:r>
+        <w:rPr>
+          <w:rFonts w:ascii="Times New Roman" w:hAnsi="Times New Roman" w:eastAsia="Times New Roman" w:cs="Times New Roman"/>
+        </w:rPr>
+        <w:t xml:space="preserve">mol </w:t>
+      </w:r>
+      <w:r>
+        <w:rPr>
+          <w:rFonts w:hint="eastAsia" w:ascii="Times New Roman" w:hAnsi="Times New Roman" w:eastAsia="Times New Roman" w:cs="Times New Roman"/>
+        </w:rPr>
+        <w:t>Cr(III)，</w:t>
+      </w:r>
+      <w:r>
+        <w:rPr>
+          <w:rFonts w:hint="eastAsia" w:ascii="Times New Roman" w:hAnsi="Times New Roman" w:eastAsia="FangSong" w:cs="Times New Roman"/>
+        </w:rPr>
+        <w:t>重铬酸盐的消耗可用分光光度法测定</w:t>
+      </w:r>
+      <w:r>
+        <w:rPr>
+          <w:rFonts w:hint="eastAsia" w:ascii="Times New Roman" w:hAnsi="Times New Roman" w:eastAsia="Times New Roman" w:cs="Times New Roman"/>
+        </w:rPr>
+        <w:t>。</w:t>
+      </w:r>
+      <w:r>
+        <w:rPr>
+          <w:rFonts w:hint="eastAsia" w:ascii="Times New Roman" w:hAnsi="Times New Roman" w:eastAsia="FangSong" w:cs="Times New Roman"/>
+        </w:rPr>
+        <w:t>法律上规定人体血液中乙醇含量不能超过</w:t>
+      </w:r>
+      <w:r>
+        <w:rPr>
+          <w:rFonts w:ascii="Times New Roman" w:hAnsi="Times New Roman" w:eastAsia="Times New Roman" w:cs="Times New Roman"/>
+        </w:rPr>
+        <w:t xml:space="preserve"> </w:t>
+      </w:r>
+      <w:r>
+        <w:rPr>
+          <w:rFonts w:hint="eastAsia" w:ascii="Times New Roman" w:hAnsi="Times New Roman" w:eastAsia="Times New Roman" w:cs="Times New Roman"/>
+        </w:rPr>
+        <w:t>0.05%（</w:t>
+      </w:r>
+      <w:r>
+        <w:rPr>
+          <w:rFonts w:hint="eastAsia" w:ascii="Times New Roman" w:hAnsi="Times New Roman" w:eastAsia="FangSong" w:cs="Times New Roman"/>
+        </w:rPr>
+        <w:t>质量分数</w:t>
+      </w:r>
+      <w:r>
+        <w:rPr>
+          <w:rFonts w:hint="eastAsia" w:ascii="Times New Roman" w:hAnsi="Times New Roman" w:eastAsia="Times New Roman" w:cs="Times New Roman"/>
+        </w:rPr>
+        <w:t>），</w:t>
+      </w:r>
+      <w:r>
+        <w:rPr>
+          <w:rFonts w:hint="eastAsia" w:ascii="Times New Roman" w:hAnsi="Times New Roman" w:eastAsia="FangSong" w:cs="Times New Roman"/>
+        </w:rPr>
+        <w:t>否则就是醉酒</w:t>
+      </w:r>
+      <w:r>
+        <w:rPr>
+          <w:rFonts w:hint="eastAsia" w:ascii="Times New Roman" w:hAnsi="Times New Roman" w:eastAsia="Times New Roman" w:cs="Times New Roman"/>
+        </w:rPr>
+        <w:t>。</w:t>
+      </w:r>
+      <w:r>
+        <w:rPr>
+          <w:rFonts w:hint="eastAsia" w:ascii="Times New Roman" w:hAnsi="Times New Roman" w:eastAsia="FangSong" w:cs="Times New Roman"/>
+        </w:rPr>
+        <w:t>试回答</w:t>
+      </w:r>
+      <w:r>
+        <w:rPr>
+          <w:rFonts w:hint="eastAsia" w:ascii="Times New Roman" w:hAnsi="Times New Roman" w:eastAsia="Times New Roman" w:cs="Times New Roman"/>
+        </w:rPr>
+        <w:t>：</w:t>
       </w:r>
     </w:p>
     <w:p>
@@ -9428,116 +10120,19 @@
         <w:rPr>
           <w:rFonts w:ascii="Times New Roman" w:hAnsi="Times New Roman" w:eastAsia="Times New Roman" w:cs="Times New Roman"/>
         </w:rPr>
-        <w:t xml:space="preserve">4-2 </w:t>
-      </w:r>
-      <w:r>
-        <w:rPr>
-          <w:rFonts w:hint="eastAsia" w:ascii="Times New Roman" w:hAnsi="Times New Roman" w:eastAsia="FangSong" w:cs="Times New Roman"/>
-        </w:rPr>
-        <w:t xml:space="preserve">乙硼烷与一氧化碳在</w:t>
-      </w:r>
-      <w:r>
-        <w:rPr>
-          <w:rFonts w:ascii="Times New Roman" w:hAnsi="Times New Roman" w:eastAsia="Times New Roman" w:cs="Times New Roman"/>
-        </w:rPr>
-        <w:t xml:space="preserve"> </w:t>
-      </w:r>
-      <m:oMath>
-        <m:sSub>
-          <m:e>
-            <m:r>
-              <m:rPr>
-                <m:sty m:val="p"/>
-              </m:rPr>
-              <m:t>N</m:t>
-            </m:r>
-            <m:r>
-              <m:rPr>
-                <m:sty m:val="p"/>
-              </m:rPr>
-              <m:t>a</m:t>
-            </m:r>
-            <m:r>
-              <m:rPr>
-                <m:sty m:val="p"/>
-              </m:rPr>
-              <m:t>B</m:t>
-            </m:r>
-            <m:r>
-              <m:rPr>
-                <m:sty m:val="p"/>
-              </m:rPr>
-              <m:t>H</m:t>
-            </m:r>
-          </m:e>
-          <m:sub>
-            <m:r>
-              <m:t>4</m:t>
-            </m:r>
-          </m:sub>
-        </m:sSub>
-      </m:oMath>
-      <w:r>
-        <w:rPr>
-          <w:rFonts w:ascii="Times New Roman" w:hAnsi="Times New Roman" w:eastAsia="Times New Roman" w:cs="Times New Roman"/>
-        </w:rPr>
-        <w:t xml:space="preserve">、THF </w:t>
-      </w:r>
-      <w:r>
-        <w:rPr>
-          <w:rFonts w:hint="eastAsia" w:ascii="Times New Roman" w:hAnsi="Times New Roman" w:eastAsia="FangSong" w:cs="Times New Roman"/>
-        </w:rPr>
-        <w:t xml:space="preserve">条件下</w:t>
-      </w:r>
-      <w:r>
-        <w:rPr>
-          <w:rFonts w:ascii="Times New Roman" w:hAnsi="Times New Roman" w:eastAsia="Times New Roman" w:cs="Times New Roman"/>
-        </w:rPr>
-        <w:t xml:space="preserve"> </w:t>
-      </w:r>
-      <m:oMath>
-        <m:r>
-          <m:t>1</m:t>
-        </m:r>
-        <m:r>
-          <m:rPr>
-            <m:sty m:val="p"/>
-          </m:rPr>
-          <m:t>:</m:t>
-        </m:r>
-        <m:r>
-          <m:t>2</m:t>
-        </m:r>
-      </m:oMath>
-      <w:r>
-        <w:rPr>
-          <w:rFonts w:ascii="Times New Roman" w:hAnsi="Times New Roman" w:eastAsia="Times New Roman" w:cs="Times New Roman"/>
-        </w:rPr>
-        <w:t xml:space="preserve"> </w:t>
-      </w:r>
-      <w:r>
-        <w:rPr>
-          <w:rFonts w:hint="eastAsia" w:ascii="Times New Roman" w:hAnsi="Times New Roman" w:eastAsia="FangSong" w:cs="Times New Roman"/>
-        </w:rPr>
-        <w:t>化合</w:t>
-      </w:r>
-      <w:r>
-        <w:rPr>
-          <w:rFonts w:hint="eastAsia" w:ascii="Times New Roman" w:hAnsi="Times New Roman" w:eastAsia="Times New Roman" w:cs="Times New Roman"/>
-        </w:rPr>
-        <w:t>，</w:t>
-      </w:r>
-      <w:r>
-        <w:rPr>
-          <w:rFonts w:hint="eastAsia" w:ascii="Times New Roman" w:hAnsi="Times New Roman" w:eastAsia="FangSong" w:cs="Times New Roman"/>
-        </w:rPr>
-        <w:t>生成物有一个六元环</w:t>
-      </w:r>
-      <w:r>
-        <w:rPr>
-          <w:rFonts w:hint="eastAsia" w:ascii="Times New Roman" w:hAnsi="Times New Roman" w:eastAsia="Times New Roman" w:cs="Times New Roman"/>
-        </w:rPr>
-        <w:t>。</w:t>
+        <w:t xml:space="preserve">5-1 </w:t>
+      </w:r>
+      <w:r>
+        <w:rPr>
+          <w:rFonts w:hint="eastAsia" w:ascii="Times New Roman" w:hAnsi="Times New Roman" w:eastAsia="FangSong" w:cs="Times New Roman"/>
+        </w:rPr>
+        <w:t xml:space="preserve">写出检测醉酒的离子方程式</w:t>
+      </w:r>
+      <w:r>
+        <w:rPr>
+          <w:rFonts w:ascii="Times New Roman" w:hAnsi="Times New Roman" w:eastAsia="Times New Roman" w:cs="Times New Roman"/>
+        </w:rPr>
+        <w:t xml:space="preserve"> ____。</w:t>
       </w:r>
     </w:p>
     <w:p>
@@ -9548,13 +10143,45 @@
         <w:rPr>
           <w:rFonts w:ascii="Times New Roman" w:hAnsi="Times New Roman" w:eastAsia="Times New Roman" w:cs="Times New Roman"/>
         </w:rPr>
-        <w:t xml:space="preserve">4-3 </w:t>
-      </w:r>
-      <w:r>
-        <w:rPr>
-          <w:rFonts w:hint="eastAsia" w:ascii="Times New Roman" w:hAnsi="Times New Roman" w:eastAsia="FangSong" w:cs="Times New Roman"/>
-        </w:rPr>
-        <w:t>古代艺术家的油画都是以铅白为底色</w:t>
+        <w:t xml:space="preserve">5-2 </w:t>
+      </w:r>
+      <w:r>
+        <w:rPr>
+          <w:rFonts w:hint="eastAsia" w:ascii="Times New Roman" w:hAnsi="Times New Roman" w:eastAsia="FangSong" w:cs="Times New Roman"/>
+        </w:rPr>
+        <w:t xml:space="preserve">若某驾驶人在</w:t>
+      </w:r>
+      <w:r>
+        <w:rPr>
+          <w:rFonts w:ascii="Times New Roman" w:hAnsi="Times New Roman" w:eastAsia="Times New Roman" w:cs="Times New Roman"/>
+        </w:rPr>
+        <w:t xml:space="preserve"> </w:t>
+      </w:r>
+      <m:oMath>
+        <m:r>
+          <m:t>310</m:t>
+        </m:r>
+        <m:r>
+          <m:t> </m:t>
+        </m:r>
+        <m:r>
+          <m:rPr>
+            <m:sty m:val="p"/>
+          </m:rPr>
+          <m:t>K</m:t>
+        </m:r>
+      </m:oMath>
+      <w:r>
+        <w:rPr>
+          <w:rFonts w:ascii="Times New Roman" w:hAnsi="Times New Roman" w:eastAsia="Times New Roman" w:cs="Times New Roman"/>
+        </w:rPr>
+        <w:t xml:space="preserve"> </w:t>
+      </w:r>
+      <w:r>
+        <w:rPr>
+          <w:rFonts w:hint="eastAsia" w:ascii="Times New Roman" w:hAnsi="Times New Roman" w:eastAsia="FangSong" w:cs="Times New Roman"/>
+        </w:rPr>
+        <w:t>时</w:t>
       </w:r>
       <w:r>
         <w:rPr>
@@ -9566,7 +10193,7 @@
         <w:rPr>
           <w:rFonts w:hint="eastAsia" w:ascii="Times New Roman" w:hAnsi="Times New Roman" w:eastAsia="FangSong" w:cs="Times New Roman"/>
         </w:rPr>
-        <w:t>这些油画易受</w:t>
+        <w:t>含有</w:t>
       </w:r>
       <w:r>
         <w:rPr>
@@ -9575,26 +10202,14 @@
         <w:t xml:space="preserve"> </w:t>
       </w:r>
       <m:oMath>
-        <m:sSub>
-          <m:e>
-            <m:r>
-              <m:rPr>
-                <m:sty m:val="p"/>
-              </m:rPr>
-              <m:t>H</m:t>
-            </m:r>
-          </m:e>
-          <m:sub>
-            <m:r>
-              <m:t>2</m:t>
-            </m:r>
-          </m:sub>
-        </m:sSub>
-        <m:r>
-          <m:rPr>
-            <m:sty m:val="p"/>
-          </m:rPr>
-          <m:t>S</m:t>
+        <m:r>
+          <m:t>0.45</m:t>
+        </m:r>
+        <m:r>
+          <m:rPr>
+            <m:sty m:val="p"/>
+          </m:rPr>
+          <m:t>%</m:t>
         </m:r>
       </m:oMath>
       <w:r>
@@ -9607,436 +10222,7 @@
         <w:rPr>
           <w:rFonts w:hint="eastAsia" w:ascii="Times New Roman" w:hAnsi="Times New Roman" w:eastAsia="FangSong" w:cs="Times New Roman"/>
         </w:rPr>
-        <w:t xml:space="preserve">气体的侵蚀而变黑</w:t>
-      </w:r>
-      <w:r>
-        <w:rPr>
-          <w:rFonts w:ascii="Times New Roman" w:hAnsi="Times New Roman" w:eastAsia="Times New Roman" w:cs="Times New Roman"/>
-        </w:rPr>
-        <w:t xml:space="preserve"> </w:t>
-      </w:r>
-      <w:r>
-        <w:rPr>
-          <w:rFonts w:hint="eastAsia" w:ascii="Times New Roman" w:hAnsi="Times New Roman" w:eastAsia="Times New Roman" w:cs="Times New Roman"/>
-        </w:rPr>
-        <w:t>(PbS)，</w:t>
-      </w:r>
-      <w:r>
-        <w:rPr>
-          <w:rFonts w:hint="eastAsia" w:ascii="Times New Roman" w:hAnsi="Times New Roman" w:eastAsia="FangSong" w:cs="Times New Roman"/>
-        </w:rPr>
-        <w:t>可以用</w:t>
-      </w:r>
-      <w:r>
-        <w:rPr>
-          <w:rFonts w:ascii="Times New Roman" w:hAnsi="Times New Roman" w:eastAsia="Times New Roman" w:cs="Times New Roman"/>
-        </w:rPr>
-        <w:t xml:space="preserve"> </w:t>
-      </w:r>
-      <m:oMath>
-        <m:sSub>
-          <m:e>
-            <m:r>
-              <m:rPr>
-                <m:sty m:val="p"/>
-              </m:rPr>
-              <m:t>H</m:t>
-            </m:r>
-          </m:e>
-          <m:sub>
-            <m:r>
-              <m:t>2</m:t>
-            </m:r>
-          </m:sub>
-        </m:sSub>
-        <m:sSub>
-          <m:e>
-            <m:r>
-              <m:rPr>
-                <m:sty m:val="p"/>
-              </m:rPr>
-              <m:t>O</m:t>
-            </m:r>
-          </m:e>
-          <m:sub>
-            <m:r>
-              <m:t>2</m:t>
-            </m:r>
-          </m:sub>
-        </m:sSub>
-      </m:oMath>
-      <w:r>
-        <w:rPr>
-          <w:rFonts w:ascii="Times New Roman" w:hAnsi="Times New Roman" w:eastAsia="Times New Roman" w:cs="Times New Roman"/>
-        </w:rPr>
-        <w:t xml:space="preserve"> </w:t>
-      </w:r>
-      <w:r>
-        <w:rPr>
-          <w:rFonts w:hint="eastAsia" w:ascii="Times New Roman" w:hAnsi="Times New Roman" w:eastAsia="FangSong" w:cs="Times New Roman"/>
-        </w:rPr>
-        <w:t>对这些古油画进行修复</w:t>
-      </w:r>
-      <w:r>
-        <w:rPr>
-          <w:rFonts w:hint="eastAsia" w:ascii="Times New Roman" w:hAnsi="Times New Roman" w:eastAsia="Times New Roman" w:cs="Times New Roman"/>
-        </w:rPr>
-        <w:t>。</w:t>
-      </w:r>
-      <w:r>
-        <w:rPr>
-          <w:rFonts w:hint="eastAsia" w:ascii="Times New Roman" w:hAnsi="Times New Roman" w:eastAsia="FangSong" w:cs="Times New Roman"/>
-        </w:rPr>
-        <w:t>写出</w:t>
-      </w:r>
-      <w:r>
-        <w:rPr>
-          <w:rFonts w:ascii="Times New Roman" w:hAnsi="Times New Roman" w:eastAsia="Times New Roman" w:cs="Times New Roman"/>
-        </w:rPr>
-        <w:t xml:space="preserve"> </w:t>
-      </w:r>
-      <m:oMath>
-        <m:sSub>
-          <m:e>
-            <m:r>
-              <m:rPr>
-                <m:sty m:val="p"/>
-              </m:rPr>
-              <m:t>H</m:t>
-            </m:r>
-          </m:e>
-          <m:sub>
-            <m:r>
-              <m:t>2</m:t>
-            </m:r>
-          </m:sub>
-        </m:sSub>
-        <m:sSub>
-          <m:e>
-            <m:r>
-              <m:rPr>
-                <m:sty m:val="p"/>
-              </m:rPr>
-              <m:t>O</m:t>
-            </m:r>
-          </m:e>
-          <m:sub>
-            <m:r>
-              <m:t>2</m:t>
-            </m:r>
-          </m:sub>
-        </m:sSub>
-      </m:oMath>
-      <w:r>
-        <w:rPr>
-          <w:rFonts w:ascii="Times New Roman" w:hAnsi="Times New Roman" w:eastAsia="Times New Roman" w:cs="Times New Roman"/>
-        </w:rPr>
-        <w:t xml:space="preserve"> </w:t>
-      </w:r>
-      <w:r>
-        <w:rPr>
-          <w:rFonts w:hint="eastAsia" w:ascii="Times New Roman" w:hAnsi="Times New Roman" w:eastAsia="FangSong" w:cs="Times New Roman"/>
-        </w:rPr>
-        <w:t>修复油画的化学反应方程式</w:t>
-      </w:r>
-      <w:r>
-        <w:rPr>
-          <w:rFonts w:hint="eastAsia" w:ascii="Times New Roman" w:hAnsi="Times New Roman" w:eastAsia="Times New Roman" w:cs="Times New Roman"/>
-        </w:rPr>
-        <w:t>。</w:t>
-      </w:r>
-    </w:p>
-    <w:p>
-      <w:pPr>
-        <w:pStyle w:val="BodyText"/>
-      </w:pPr>
-      <w:r>
-        <w:rPr>
-          <w:rFonts w:ascii="Times New Roman" w:hAnsi="Times New Roman" w:eastAsia="Times New Roman" w:cs="Times New Roman"/>
-        </w:rPr>
-        <w:t xml:space="preserve">4-4 </w:t>
-      </w:r>
-      <w:r>
-        <w:rPr>
-          <w:rFonts w:hint="eastAsia" w:ascii="Times New Roman" w:hAnsi="Times New Roman" w:eastAsia="FangSong" w:cs="Times New Roman"/>
-        </w:rPr>
-        <w:t xml:space="preserve">光气</w:t>
-      </w:r>
-      <w:r>
-        <w:rPr>
-          <w:rFonts w:ascii="Times New Roman" w:hAnsi="Times New Roman" w:eastAsia="Times New Roman" w:cs="Times New Roman"/>
-        </w:rPr>
-        <w:t xml:space="preserve"> </w:t>
-      </w:r>
-      <m:oMath>
-        <m:d>
-          <m:dPr>
-            <m:begChr m:val="("/>
-            <m:sepChr m:val=""/>
-            <m:endChr m:val=")"/>
-            <m:grow/>
-          </m:dPr>
-          <m:e>
-            <m:sSub>
-              <m:e>
-                <m:r>
-                  <m:rPr>
-                    <m:sty m:val="p"/>
-                  </m:rPr>
-                  <m:t>C</m:t>
-                </m:r>
-                <m:r>
-                  <m:rPr>
-                    <m:sty m:val="p"/>
-                  </m:rPr>
-                  <m:t>O</m:t>
-                </m:r>
-                <m:r>
-                  <m:rPr>
-                    <m:sty m:val="p"/>
-                  </m:rPr>
-                  <m:t>C</m:t>
-                </m:r>
-                <m:r>
-                  <m:rPr>
-                    <m:sty m:val="p"/>
-                  </m:rPr>
-                  <m:t>l</m:t>
-                </m:r>
-              </m:e>
-              <m:sub>
-                <m:r>
-                  <m:t>2</m:t>
-                </m:r>
-              </m:sub>
-            </m:sSub>
-          </m:e>
-        </m:d>
-      </m:oMath>
-      <w:r>
-        <w:rPr>
-          <w:rFonts w:ascii="Times New Roman" w:hAnsi="Times New Roman" w:eastAsia="Times New Roman" w:cs="Times New Roman"/>
-        </w:rPr>
-        <w:t xml:space="preserve"> </w:t>
-      </w:r>
-      <w:r>
-        <w:rPr>
-          <w:rFonts w:hint="eastAsia" w:ascii="Times New Roman" w:hAnsi="Times New Roman" w:eastAsia="FangSong" w:cs="Times New Roman"/>
-        </w:rPr>
-        <w:t xml:space="preserve">和</w:t>
-      </w:r>
-      <w:r>
-        <w:rPr>
-          <w:rFonts w:ascii="Times New Roman" w:hAnsi="Times New Roman" w:eastAsia="Times New Roman" w:cs="Times New Roman"/>
-        </w:rPr>
-        <w:t xml:space="preserve"> </w:t>
-      </w:r>
-      <m:oMath>
-        <m:sSub>
-          <m:e>
-            <m:r>
-              <m:rPr>
-                <m:sty m:val="p"/>
-              </m:rPr>
-              <m:t>N</m:t>
-            </m:r>
-            <m:r>
-              <m:rPr>
-                <m:sty m:val="p"/>
-              </m:rPr>
-              <m:t>H</m:t>
-            </m:r>
-          </m:e>
-          <m:sub>
-            <m:r>
-              <m:t>3</m:t>
-            </m:r>
-          </m:sub>
-        </m:sSub>
-      </m:oMath>
-      <w:r>
-        <w:rPr>
-          <w:rFonts w:ascii="Times New Roman" w:hAnsi="Times New Roman" w:eastAsia="Times New Roman" w:cs="Times New Roman"/>
-        </w:rPr>
-        <w:t xml:space="preserve"> </w:t>
-      </w:r>
-      <w:r>
-        <w:rPr>
-          <w:rFonts w:hint="eastAsia" w:ascii="Times New Roman" w:hAnsi="Times New Roman" w:eastAsia="FangSong" w:cs="Times New Roman"/>
-        </w:rPr>
-        <w:t>反应制备常见的氮肥</w:t>
-      </w:r>
-      <w:r>
-        <w:rPr>
-          <w:rFonts w:hint="eastAsia" w:ascii="Times New Roman" w:hAnsi="Times New Roman" w:eastAsia="Times New Roman" w:cs="Times New Roman"/>
-        </w:rPr>
-        <w:t>。</w:t>
-      </w:r>
-    </w:p>
-    <w:p>
-      <w:pPr>
-        <w:pStyle w:val="BodyText"/>
-      </w:pPr>
-      <w:r>
-        <w:rPr>
-          <w:rFonts w:ascii="Times New Roman" w:hAnsi="Times New Roman" w:eastAsia="Times New Roman" w:cs="Times New Roman"/>
-        </w:rPr>
-        <w:t xml:space="preserve">4-5 </w:t>
-      </w:r>
-      <w:r>
-        <w:rPr>
-          <w:rFonts w:hint="eastAsia" w:ascii="Times New Roman" w:hAnsi="Times New Roman" w:eastAsia="FangSong" w:cs="Times New Roman"/>
-        </w:rPr>
-        <w:t>银镜反应时需要用的银氨溶液</w:t>
-      </w:r>
-      <w:r>
-        <w:rPr>
-          <w:rFonts w:hint="eastAsia" w:ascii="Times New Roman" w:hAnsi="Times New Roman" w:eastAsia="Times New Roman" w:cs="Times New Roman"/>
-        </w:rPr>
-        <w:t>，</w:t>
-      </w:r>
-      <w:r>
-        <w:rPr>
-          <w:rFonts w:hint="eastAsia" w:ascii="Times New Roman" w:hAnsi="Times New Roman" w:eastAsia="FangSong" w:cs="Times New Roman"/>
-        </w:rPr>
-        <w:t>必须现配现用</w:t>
-      </w:r>
-      <w:r>
-        <w:rPr>
-          <w:rFonts w:hint="eastAsia" w:ascii="Times New Roman" w:hAnsi="Times New Roman" w:eastAsia="Times New Roman" w:cs="Times New Roman"/>
-        </w:rPr>
-        <w:t>：</w:t>
-      </w:r>
-      <w:r>
-        <w:rPr>
-          <w:rFonts w:hint="eastAsia" w:ascii="Times New Roman" w:hAnsi="Times New Roman" w:eastAsia="FangSong" w:cs="Times New Roman"/>
-        </w:rPr>
-        <w:t>因为久置的银氨溶液常析出黑色的氮化银沉淀</w:t>
-      </w:r>
-      <w:r>
-        <w:rPr>
-          <w:rFonts w:hint="eastAsia" w:ascii="Times New Roman" w:hAnsi="Times New Roman" w:eastAsia="Times New Roman" w:cs="Times New Roman"/>
-        </w:rPr>
-        <w:t>。</w:t>
-      </w:r>
-      <w:r>
-        <w:rPr>
-          <w:rFonts w:hint="eastAsia" w:ascii="Times New Roman" w:hAnsi="Times New Roman" w:eastAsia="FangSong" w:cs="Times New Roman"/>
-        </w:rPr>
-        <w:t>写出相应的化学反应方程式</w:t>
-      </w:r>
-      <w:r>
-        <w:rPr>
-          <w:rFonts w:hint="eastAsia" w:ascii="Times New Roman" w:hAnsi="Times New Roman" w:eastAsia="Times New Roman" w:cs="Times New Roman"/>
-        </w:rPr>
-        <w:t>。</w:t>
-      </w:r>
-    </w:p>
-    <w:p>
-      <w:pPr>
-        <w:spacing w:before="160" w:after="80"/>
-      </w:pPr>
-      <w:r>
-        <w:pict>
-          <v:rect style="width:0;height:1.5pt" o:hralign="center" o:hrstd="t" o:hr="t"/>
-        </w:pict>
-      </w:r>
-    </w:p>
-    <w:bookmarkEnd w:id="40"/>
-    <w:bookmarkStart w:id="41" w:name="第24题"/>
-    <w:p>
-      <w:pPr>
-        <w:pStyle w:val="Heading3"/>
-        <w:spacing w:before="280" w:after="120"/>
-      </w:pPr>
-      <w:r>
-        <w:rPr>
-          <w:rFonts w:hint="eastAsia" w:ascii="Times New Roman" w:hAnsi="Times New Roman" w:eastAsia="SimHei" w:cs="Times New Roman"/>
-        </w:rPr>
-        <w:t>第</w:t>
-      </w:r>
-      <w:r>
-        <w:rPr>
-          <w:rFonts w:hint="eastAsia" w:ascii="Times New Roman" w:hAnsi="Times New Roman" w:eastAsia="Times New Roman" w:cs="Times New Roman"/>
-        </w:rPr>
-        <w:t>24</w:t>
-      </w:r>
-      <w:r>
-        <w:rPr>
-          <w:rFonts w:hint="eastAsia" w:ascii="Times New Roman" w:hAnsi="Times New Roman" w:eastAsia="SimHei" w:cs="Times New Roman"/>
-        </w:rPr>
-        <w:t>题</w:t>
-      </w:r>
-    </w:p>
-    <w:p>
-      <w:pPr>
-        <w:pStyle w:val="FirstParagraph"/>
-      </w:pPr>
-      <w:r>
-        <w:rPr>
-          <w:rFonts w:hint="eastAsia" w:ascii="Times New Roman" w:hAnsi="Times New Roman" w:eastAsia="FangSong" w:cs="Times New Roman"/>
-        </w:rPr>
-        <w:t>交警为确定驾驶员是否醉酒后驾车</w:t>
-      </w:r>
-      <w:r>
-        <w:rPr>
-          <w:rFonts w:hint="eastAsia" w:ascii="Times New Roman" w:hAnsi="Times New Roman" w:eastAsia="Times New Roman" w:cs="Times New Roman"/>
-        </w:rPr>
-        <w:t>，</w:t>
-      </w:r>
-      <w:r>
-        <w:rPr>
-          <w:rFonts w:hint="eastAsia" w:ascii="Times New Roman" w:hAnsi="Times New Roman" w:eastAsia="FangSong" w:cs="Times New Roman"/>
-        </w:rPr>
-        <w:t>常采用呼吸测醉法分析</w:t>
-      </w:r>
-      <w:r>
-        <w:rPr>
-          <w:rFonts w:hint="eastAsia" w:ascii="Times New Roman" w:hAnsi="Times New Roman" w:eastAsia="Times New Roman" w:cs="Times New Roman"/>
-        </w:rPr>
-        <w:t>。</w:t>
-      </w:r>
-      <w:r>
-        <w:rPr>
-          <w:rFonts w:hint="eastAsia" w:ascii="Times New Roman" w:hAnsi="Times New Roman" w:eastAsia="FangSong" w:cs="Times New Roman"/>
-        </w:rPr>
-        <w:t>在</w:t>
-      </w:r>
-      <w:r>
-        <w:rPr>
-          <w:rFonts w:ascii="Times New Roman" w:hAnsi="Times New Roman" w:eastAsia="Times New Roman" w:cs="Times New Roman"/>
-        </w:rPr>
-        <w:t xml:space="preserve"> 310 K </w:t>
-      </w:r>
-      <w:r>
-        <w:rPr>
-          <w:rFonts w:hint="eastAsia" w:ascii="Times New Roman" w:hAnsi="Times New Roman" w:eastAsia="FangSong" w:cs="Times New Roman"/>
-        </w:rPr>
-        <w:t xml:space="preserve">时取</w:t>
-      </w:r>
-      <w:r>
-        <w:rPr>
-          <w:rFonts w:ascii="Times New Roman" w:hAnsi="Times New Roman" w:eastAsia="Times New Roman" w:cs="Times New Roman"/>
-        </w:rPr>
-        <w:t xml:space="preserve"> 50.0 mL </w:t>
-      </w:r>
-      <w:r>
-        <w:rPr>
-          <w:rFonts w:hint="eastAsia" w:ascii="Times New Roman" w:hAnsi="Times New Roman" w:eastAsia="FangSong" w:cs="Times New Roman"/>
-        </w:rPr>
-        <w:t>被检测人的呼吸样品鼓泡通过酸性重铬酸盐溶液</w:t>
-      </w:r>
-      <w:r>
-        <w:rPr>
-          <w:rFonts w:hint="eastAsia" w:ascii="Times New Roman" w:hAnsi="Times New Roman" w:eastAsia="Times New Roman" w:cs="Times New Roman"/>
-        </w:rPr>
-        <w:t>。</w:t>
-      </w:r>
-      <w:r>
-        <w:rPr>
-          <w:rFonts w:hint="eastAsia" w:ascii="Times New Roman" w:hAnsi="Times New Roman" w:eastAsia="FangSong" w:cs="Times New Roman"/>
-        </w:rPr>
-        <w:t>由于乙醇的还原作用产生了</w:t>
+        <w:t xml:space="preserve">乙醇的血液上面乙醇的分压为</w:t>
       </w:r>
       <w:r>
         <w:rPr>
@@ -10054,7 +10240,7 @@
           </m:ctrlPr>
         </m:oMathPr>
         <m:r>
-          <m:t>3.30</m:t>
+          <m:t>1.00</m:t>
         </m:r>
         <m:r>
           <m:rPr>
@@ -10070,43 +10256,28 @@
           </m:e>
           <m:sup>
             <m:r>
-              <m:rPr>
-                <m:sty m:val="p"/>
-              </m:rPr>
-              <m:t>−</m:t>
-            </m:r>
-            <m:r>
-              <m:t>5</m:t>
+              <m:t>4</m:t>
             </m:r>
           </m:sup>
         </m:sSup>
+        <m:r>
+          <m:t> </m:t>
+        </m:r>
+        <m:r>
+          <m:rPr>
+            <m:sty m:val="p"/>
+          </m:rPr>
+          <m:t>P</m:t>
+        </m:r>
+        <m:r>
+          <m:rPr>
+            <m:sty m:val="p"/>
+          </m:rPr>
+          <m:t>a</m:t>
+        </m:r>
       </m:oMath>
       <w:r>
         <w:rPr>
-          <w:rFonts w:ascii="Times New Roman" w:hAnsi="Times New Roman" w:eastAsia="Times New Roman" w:cs="Times New Roman"/>
-        </w:rPr>
-        <w:t xml:space="preserve"> </w:t>
-      </w:r>
-      <w:r>
-        <w:rPr>
-          <w:rFonts w:ascii="Times New Roman" w:hAnsi="Times New Roman" w:eastAsia="Times New Roman" w:cs="Times New Roman"/>
-        </w:rPr>
-        <w:t xml:space="preserve">mol </w:t>
-      </w:r>
-      <w:r>
-        <w:rPr>
-          <w:rFonts w:hint="eastAsia" w:ascii="Times New Roman" w:hAnsi="Times New Roman" w:eastAsia="Times New Roman" w:cs="Times New Roman"/>
-        </w:rPr>
-        <w:t>Cr(III)，</w:t>
-      </w:r>
-      <w:r>
-        <w:rPr>
-          <w:rFonts w:hint="eastAsia" w:ascii="Times New Roman" w:hAnsi="Times New Roman" w:eastAsia="FangSong" w:cs="Times New Roman"/>
-        </w:rPr>
-        <w:t>重铬酸盐的消耗可用分光光度法测定</w:t>
-      </w:r>
-      <w:r>
-        <w:rPr>
           <w:rFonts w:hint="eastAsia" w:ascii="Times New Roman" w:hAnsi="Times New Roman" w:eastAsia="Times New Roman" w:cs="Times New Roman"/>
         </w:rPr>
         <w:t>。</w:t>
@@ -10115,139 +10286,102 @@
         <w:rPr>
           <w:rFonts w:hint="eastAsia" w:ascii="Times New Roman" w:hAnsi="Times New Roman" w:eastAsia="FangSong" w:cs="Times New Roman"/>
         </w:rPr>
-        <w:t>法律上规定人体血液中乙醇含量不能超过</w:t>
-      </w:r>
-      <w:r>
-        <w:rPr>
-          <w:rFonts w:ascii="Times New Roman" w:hAnsi="Times New Roman" w:eastAsia="Times New Roman" w:cs="Times New Roman"/>
-        </w:rPr>
-        <w:t xml:space="preserve"> </w:t>
-      </w:r>
-      <w:r>
-        <w:rPr>
-          <w:rFonts w:hint="eastAsia" w:ascii="Times New Roman" w:hAnsi="Times New Roman" w:eastAsia="Times New Roman" w:cs="Times New Roman"/>
-        </w:rPr>
-        <w:t>0.05%（</w:t>
-      </w:r>
-      <w:r>
-        <w:rPr>
-          <w:rFonts w:hint="eastAsia" w:ascii="Times New Roman" w:hAnsi="Times New Roman" w:eastAsia="FangSong" w:cs="Times New Roman"/>
-        </w:rPr>
-        <w:t>质量分数</w:t>
-      </w:r>
-      <w:r>
-        <w:rPr>
-          <w:rFonts w:hint="eastAsia" w:ascii="Times New Roman" w:hAnsi="Times New Roman" w:eastAsia="Times New Roman" w:cs="Times New Roman"/>
-        </w:rPr>
-        <w:t>），</w:t>
-      </w:r>
-      <w:r>
-        <w:rPr>
-          <w:rFonts w:hint="eastAsia" w:ascii="Times New Roman" w:hAnsi="Times New Roman" w:eastAsia="FangSong" w:cs="Times New Roman"/>
-        </w:rPr>
-        <w:t>否则就是醉酒</w:t>
+        <w:t>请通过计算确定此人是否为法定的酒醉</w:t>
       </w:r>
       <w:r>
         <w:rPr>
           <w:rFonts w:hint="eastAsia" w:ascii="Times New Roman" w:hAnsi="Times New Roman" w:eastAsia="Times New Roman" w:cs="Times New Roman"/>
         </w:rPr>
         <w:t>。</w:t>
-      </w:r>
-      <w:r>
-        <w:rPr>
-          <w:rFonts w:hint="eastAsia" w:ascii="Times New Roman" w:hAnsi="Times New Roman" w:eastAsia="FangSong" w:cs="Times New Roman"/>
-        </w:rPr>
-        <w:t>试回答</w:t>
-      </w:r>
-      <w:r>
-        <w:rPr>
-          <w:rFonts w:hint="eastAsia" w:ascii="Times New Roman" w:hAnsi="Times New Roman" w:eastAsia="Times New Roman" w:cs="Times New Roman"/>
-        </w:rPr>
-        <w:t>：</w:t>
       </w:r>
     </w:p>
     <w:p>
       <w:pPr>
-        <w:pStyle w:val="BodyText"/>
-      </w:pPr>
-      <w:r>
-        <w:rPr>
-          <w:rFonts w:ascii="Times New Roman" w:hAnsi="Times New Roman" w:eastAsia="Times New Roman" w:cs="Times New Roman"/>
-        </w:rPr>
-        <w:t xml:space="preserve">5-1 </w:t>
-      </w:r>
-      <w:r>
-        <w:rPr>
-          <w:rFonts w:hint="eastAsia" w:ascii="Times New Roman" w:hAnsi="Times New Roman" w:eastAsia="FangSong" w:cs="Times New Roman"/>
-        </w:rPr>
-        <w:t xml:space="preserve">写出检测醉酒的离子方程式</w:t>
-      </w:r>
-      <w:r>
-        <w:rPr>
-          <w:rFonts w:ascii="Times New Roman" w:hAnsi="Times New Roman" w:eastAsia="Times New Roman" w:cs="Times New Roman"/>
-        </w:rPr>
-        <w:t xml:space="preserve"> ____。</w:t>
+        <w:spacing w:before="160" w:after="80"/>
+      </w:pPr>
+      <w:r>
+        <w:pict>
+          <v:rect style="width:0;height:1.5pt" o:hralign="center" o:hrstd="t" o:hr="t"/>
+        </w:pict>
+      </w:r>
+    </w:p>
+    <w:bookmarkEnd w:id="40"/>
+    <w:bookmarkStart w:id="41" w:name="第24题"/>
+    <w:p>
+      <w:pPr>
+        <w:pStyle w:val="Heading3"/>
+        <w:spacing w:before="280" w:after="120"/>
+      </w:pPr>
+      <w:r>
+        <w:rPr>
+          <w:rFonts w:hint="eastAsia" w:ascii="Times New Roman" w:hAnsi="Times New Roman" w:eastAsia="SimHei" w:cs="Times New Roman"/>
+        </w:rPr>
+        <w:t>第</w:t>
+      </w:r>
+      <w:r>
+        <w:rPr>
+          <w:rFonts w:hint="eastAsia" w:ascii="Times New Roman" w:hAnsi="Times New Roman" w:eastAsia="Times New Roman" w:cs="Times New Roman"/>
+        </w:rPr>
+        <w:t>24</w:t>
+      </w:r>
+      <w:r>
+        <w:rPr>
+          <w:rFonts w:hint="eastAsia" w:ascii="Times New Roman" w:hAnsi="Times New Roman" w:eastAsia="SimHei" w:cs="Times New Roman"/>
+        </w:rPr>
+        <w:t>题</w:t>
       </w:r>
     </w:p>
     <w:p>
       <w:pPr>
-        <w:pStyle w:val="BodyText"/>
-      </w:pPr>
-      <w:r>
-        <w:rPr>
-          <w:rFonts w:ascii="Times New Roman" w:hAnsi="Times New Roman" w:eastAsia="Times New Roman" w:cs="Times New Roman"/>
-        </w:rPr>
-        <w:t xml:space="preserve">5-2 </w:t>
-      </w:r>
-      <w:r>
-        <w:rPr>
-          <w:rFonts w:hint="eastAsia" w:ascii="Times New Roman" w:hAnsi="Times New Roman" w:eastAsia="FangSong" w:cs="Times New Roman"/>
-        </w:rPr>
-        <w:t xml:space="preserve">若某驾驶人在</w:t>
-      </w:r>
-      <w:r>
-        <w:rPr>
-          <w:rFonts w:ascii="Times New Roman" w:hAnsi="Times New Roman" w:eastAsia="Times New Roman" w:cs="Times New Roman"/>
-        </w:rPr>
-        <w:t xml:space="preserve"> </w:t>
-      </w:r>
+        <w:pStyle w:val="FirstParagraph"/>
+        <w:spacing w:after="80"/>
+      </w:pPr>
       <m:oMath>
         <m:r>
-          <m:t>310</m:t>
-        </m:r>
-        <m:r>
-          <m:t> </m:t>
-        </m:r>
-        <m:r>
-          <m:rPr>
-            <m:sty m:val="p"/>
-          </m:rPr>
-          <m:t>K</m:t>
-        </m:r>
+          <m:t>C</m:t>
+        </m:r>
+        <m:r>
+          <m:t>r</m:t>
+        </m:r>
+        <m:r>
+          <m:t>C</m:t>
+        </m:r>
+        <m:sSub>
+          <m:e>
+            <m:r>
+              <m:t>l</m:t>
+            </m:r>
+          </m:e>
+          <m:sub>
+            <m:r>
+              <m:t>3</m:t>
+            </m:r>
+          </m:sub>
+        </m:sSub>
       </m:oMath>
       <w:r>
         <w:rPr>
-          <w:rFonts w:ascii="Times New Roman" w:hAnsi="Times New Roman" w:eastAsia="Times New Roman" w:cs="Times New Roman"/>
-        </w:rPr>
-        <w:t xml:space="preserve"> </w:t>
-      </w:r>
-      <w:r>
-        <w:rPr>
-          <w:rFonts w:hint="eastAsia" w:ascii="Times New Roman" w:hAnsi="Times New Roman" w:eastAsia="FangSong" w:cs="Times New Roman"/>
-        </w:rPr>
-        <w:t>时</w:t>
-      </w:r>
-      <w:r>
-        <w:rPr>
-          <w:rFonts w:hint="eastAsia" w:ascii="Times New Roman" w:hAnsi="Times New Roman" w:eastAsia="Times New Roman" w:cs="Times New Roman"/>
-        </w:rPr>
-        <w:t>，</w:t>
-      </w:r>
-      <w:r>
-        <w:rPr>
-          <w:rFonts w:hint="eastAsia" w:ascii="Times New Roman" w:hAnsi="Times New Roman" w:eastAsia="FangSong" w:cs="Times New Roman"/>
-        </w:rPr>
-        <w:t>含有</w:t>
+          <w:rFonts w:hint="eastAsia" w:ascii="Times New Roman" w:hAnsi="Times New Roman" w:eastAsia="Times New Roman" w:cs="Times New Roman"/>
+        </w:rPr>
+        <w:t>、</w:t>
+      </w:r>
+      <w:r>
+        <w:rPr>
+          <w:rFonts w:hint="eastAsia" w:ascii="Times New Roman" w:hAnsi="Times New Roman" w:eastAsia="FangSong" w:cs="Times New Roman"/>
+        </w:rPr>
+        <w:t>金属铝和</w:t>
+      </w:r>
+      <w:r>
+        <w:rPr>
+          <w:rFonts w:ascii="Times New Roman" w:hAnsi="Times New Roman" w:eastAsia="Times New Roman" w:cs="Times New Roman"/>
+        </w:rPr>
+        <w:t xml:space="preserve"> CO </w:t>
+      </w:r>
+      <w:r>
+        <w:rPr>
+          <w:rFonts w:hint="eastAsia" w:ascii="Times New Roman" w:hAnsi="Times New Roman" w:eastAsia="FangSong" w:cs="Times New Roman"/>
+        </w:rPr>
+        <w:t xml:space="preserve">可在</w:t>
       </w:r>
       <w:r>
         <w:rPr>
@@ -10257,14 +10391,26 @@
       </w:r>
       <m:oMath>
         <m:r>
-          <m:t>0.45</m:t>
-        </m:r>
-        <m:r>
-          <m:rPr>
-            <m:sty m:val="p"/>
-          </m:rPr>
-          <m:t>%</m:t>
-        </m:r>
+          <m:t>A</m:t>
+        </m:r>
+        <m:r>
+          <m:t>l</m:t>
+        </m:r>
+        <m:r>
+          <m:t>C</m:t>
+        </m:r>
+        <m:sSub>
+          <m:e>
+            <m:r>
+              <m:t>l</m:t>
+            </m:r>
+          </m:e>
+          <m:sub>
+            <m:r>
+              <m:t>3</m:t>
+            </m:r>
+          </m:sub>
+        </m:sSub>
       </m:oMath>
       <w:r>
         <w:rPr>
@@ -10276,7 +10422,31 @@
         <w:rPr>
           <w:rFonts w:hint="eastAsia" w:ascii="Times New Roman" w:hAnsi="Times New Roman" w:eastAsia="FangSong" w:cs="Times New Roman"/>
         </w:rPr>
-        <w:t xml:space="preserve">乙醇的血液上面乙醇的分压为</w:t>
+        <w:t xml:space="preserve">的苯溶液中发生化学反应生成一种无色物质</w:t>
+      </w:r>
+      <w:r>
+        <w:rPr>
+          <w:rFonts w:ascii="Times New Roman" w:hAnsi="Times New Roman" w:eastAsia="Times New Roman" w:cs="Times New Roman"/>
+        </w:rPr>
+        <w:t xml:space="preserve"> </w:t>
+      </w:r>
+      <w:r>
+        <w:rPr>
+          <w:rFonts w:hint="eastAsia" w:ascii="Times New Roman" w:hAnsi="Times New Roman" w:eastAsia="Times New Roman" w:cs="Times New Roman"/>
+        </w:rPr>
+        <w:t xml:space="preserve">A，A</w:t>
+      </w:r>
+      <w:r>
+        <w:rPr>
+          <w:rFonts w:ascii="Times New Roman" w:hAnsi="Times New Roman" w:eastAsia="Times New Roman" w:cs="Times New Roman"/>
+        </w:rPr>
+        <w:t xml:space="preserve"> </w:t>
+      </w:r>
+      <w:r>
+        <w:rPr>
+          <w:rFonts w:hint="eastAsia" w:ascii="Times New Roman" w:hAnsi="Times New Roman" w:eastAsia="FangSong" w:cs="Times New Roman"/>
+        </w:rPr>
+        <w:t xml:space="preserve">又可和</w:t>
       </w:r>
       <w:r>
         <w:rPr>
@@ -10294,59 +10464,718 @@
           </m:ctrlPr>
         </m:oMathPr>
         <m:r>
-          <m:t>1.00</m:t>
-        </m:r>
-        <m:r>
-          <m:rPr>
-            <m:sty m:val="p"/>
-          </m:rPr>
-          <m:t>×</m:t>
-        </m:r>
-        <m:sSup>
+          <m:rPr>
+            <m:sty m:val="p"/>
+          </m:rPr>
+          <m:t>P</m:t>
+        </m:r>
+        <m:r>
+          <m:rPr>
+            <m:sty m:val="p"/>
+          </m:rPr>
+          <m:t>(</m:t>
+        </m:r>
+        <m:r>
+          <m:rPr>
+            <m:sty m:val="p"/>
+          </m:rPr>
+          <m:t>C</m:t>
+        </m:r>
+        <m:sSub>
           <m:e>
             <m:r>
-              <m:t>10</m:t>
+              <m:rPr>
+                <m:sty m:val="p"/>
+              </m:rPr>
+              <m:t>H</m:t>
             </m:r>
           </m:e>
-          <m:sup>
-            <m:r>
-              <m:t>4</m:t>
-            </m:r>
-          </m:sup>
-        </m:sSup>
-        <m:r>
-          <m:t> </m:t>
-        </m:r>
-        <m:r>
-          <m:rPr>
-            <m:sty m:val="p"/>
-          </m:rPr>
-          <m:t>P</m:t>
-        </m:r>
-        <m:r>
-          <m:rPr>
-            <m:sty m:val="p"/>
-          </m:rPr>
-          <m:t>a</m:t>
-        </m:r>
+          <m:sub>
+            <m:r>
+              <m:rPr>
+                <m:sty m:val="p"/>
+              </m:rPr>
+              <m:t>3</m:t>
+            </m:r>
+          </m:sub>
+        </m:sSub>
+        <m:sSub>
+          <m:e>
+            <m:r>
+              <m:rPr>
+                <m:sty m:val="p"/>
+              </m:rPr>
+              <m:t>)</m:t>
+            </m:r>
+          </m:e>
+          <m:sub>
+            <m:r>
+              <m:rPr>
+                <m:sty m:val="p"/>
+              </m:rPr>
+              <m:t>3</m:t>
+            </m:r>
+          </m:sub>
+        </m:sSub>
       </m:oMath>
       <w:r>
         <w:rPr>
-          <w:rFonts w:hint="eastAsia" w:ascii="Times New Roman" w:hAnsi="Times New Roman" w:eastAsia="Times New Roman" w:cs="Times New Roman"/>
-        </w:rPr>
-        <w:t>。</w:t>
-      </w:r>
-      <w:r>
-        <w:rPr>
-          <w:rFonts w:hint="eastAsia" w:ascii="Times New Roman" w:hAnsi="Times New Roman" w:eastAsia="FangSong" w:cs="Times New Roman"/>
-        </w:rPr>
-        <w:t>请通过计算确定此人是否为法定的酒醉</w:t>
-      </w:r>
-      <w:r>
-        <w:rPr>
-          <w:rFonts w:hint="eastAsia" w:ascii="Times New Roman" w:hAnsi="Times New Roman" w:eastAsia="Times New Roman" w:cs="Times New Roman"/>
-        </w:rPr>
-        <w:t>。</w:t>
+          <w:rFonts w:ascii="Times New Roman" w:hAnsi="Times New Roman" w:eastAsia="Times New Roman" w:cs="Times New Roman"/>
+        </w:rPr>
+        <w:t xml:space="preserve"> </w:t>
+      </w:r>
+      <w:r>
+        <w:rPr>
+          <w:rFonts w:hint="eastAsia" w:ascii="Times New Roman" w:hAnsi="Times New Roman" w:eastAsia="FangSong" w:cs="Times New Roman"/>
+        </w:rPr>
+        <w:t>反应</w:t>
+      </w:r>
+      <w:r>
+        <w:rPr>
+          <w:rFonts w:hint="eastAsia" w:ascii="Times New Roman" w:hAnsi="Times New Roman" w:eastAsia="Times New Roman" w:cs="Times New Roman"/>
+        </w:rPr>
+        <w:t>，</w:t>
+      </w:r>
+      <w:r>
+        <w:rPr>
+          <w:rFonts w:hint="eastAsia" w:ascii="Times New Roman" w:hAnsi="Times New Roman" w:eastAsia="FangSong" w:cs="Times New Roman"/>
+        </w:rPr>
+        <w:t>生成物质</w:t>
+      </w:r>
+      <w:r>
+        <w:rPr>
+          <w:rFonts w:ascii="Times New Roman" w:hAnsi="Times New Roman" w:eastAsia="Times New Roman" w:cs="Times New Roman"/>
+        </w:rPr>
+        <w:t xml:space="preserve"> </w:t>
+      </w:r>
+      <w:r>
+        <w:rPr>
+          <w:rFonts w:hint="eastAsia" w:ascii="Times New Roman" w:hAnsi="Times New Roman" w:eastAsia="Times New Roman" w:cs="Times New Roman"/>
+        </w:rPr>
+        <w:t xml:space="preserve">B，A</w:t>
+      </w:r>
+      <w:r>
+        <w:rPr>
+          <w:rFonts w:ascii="Times New Roman" w:hAnsi="Times New Roman" w:eastAsia="Times New Roman" w:cs="Times New Roman"/>
+        </w:rPr>
+        <w:t xml:space="preserve"> </w:t>
+      </w:r>
+      <w:r>
+        <w:rPr>
+          <w:rFonts w:hint="eastAsia" w:ascii="Times New Roman" w:hAnsi="Times New Roman" w:eastAsia="FangSong" w:cs="Times New Roman"/>
+        </w:rPr>
+        <w:t xml:space="preserve">还可和钠汞齐反应生成物质</w:t>
+      </w:r>
+      <w:r>
+        <w:rPr>
+          <w:rFonts w:ascii="Times New Roman" w:hAnsi="Times New Roman" w:eastAsia="Times New Roman" w:cs="Times New Roman"/>
+        </w:rPr>
+        <w:t xml:space="preserve"> </w:t>
+      </w:r>
+      <w:r>
+        <w:rPr>
+          <w:rFonts w:hint="eastAsia" w:ascii="Times New Roman" w:hAnsi="Times New Roman" w:eastAsia="Times New Roman" w:cs="Times New Roman"/>
+        </w:rPr>
+        <w:t>C，</w:t>
+      </w:r>
+      <w:r>
+        <w:rPr>
+          <w:rFonts w:hint="eastAsia" w:ascii="Times New Roman" w:hAnsi="Times New Roman" w:eastAsia="FangSong" w:cs="Times New Roman"/>
+        </w:rPr>
+        <w:t>已知</w:t>
+      </w:r>
+      <w:r>
+        <w:rPr>
+          <w:rFonts w:ascii="Times New Roman" w:hAnsi="Times New Roman" w:eastAsia="Times New Roman" w:cs="Times New Roman"/>
+        </w:rPr>
+        <w:t xml:space="preserve"> A、B、C </w:t>
+      </w:r>
+      <w:r>
+        <w:rPr>
+          <w:rFonts w:hint="eastAsia" w:ascii="Times New Roman" w:hAnsi="Times New Roman" w:eastAsia="FangSong" w:cs="Times New Roman"/>
+        </w:rPr>
+        <w:t>的元素分析结果如下</w:t>
+      </w:r>
+      <w:r>
+        <w:rPr>
+          <w:rFonts w:hint="eastAsia" w:ascii="Times New Roman" w:hAnsi="Times New Roman" w:eastAsia="Times New Roman" w:cs="Times New Roman"/>
+        </w:rPr>
+        <w:t>：</w:t>
+      </w:r>
+    </w:p>
+    <w:tbl>
+      <w:tblPr>
+        <w:tblStyle w:val="Table"/>
+        <w:tblW w:type="auto" w:w="0"/>
+        <w:tblLook w:firstRow="1" w:lastRow="0" w:firstColumn="0" w:lastColumn="0" w:noHBand="0" w:noVBand="0" w:val="0020"/>
+      </w:tblPr>
+      <w:tblGrid>
+        <w:gridCol w:w="990"/>
+        <w:gridCol w:w="990"/>
+        <w:gridCol w:w="990"/>
+        <w:gridCol w:w="990"/>
+        <w:gridCol w:w="990"/>
+        <w:gridCol w:w="990"/>
+        <w:gridCol w:w="990"/>
+        <w:gridCol w:w="990"/>
+      </w:tblGrid>
+      <w:tr>
+        <w:trPr>
+          <w:tblHeader w:val="on"/>
+        </w:trPr>
+        <w:tc>
+          <w:tcPr/>
+          <w:p>
+            <w:pPr>
+              <w:pStyle w:val="Compact"/>
+              <w:jc w:val="center"/>
+            </w:pPr>
+            <w:r>
+              <w:rPr>
+                <w:rFonts w:hint="eastAsia" w:ascii="Times New Roman" w:hAnsi="Times New Roman" w:eastAsia="SimHei" w:cs="Times New Roman"/>
+                <w:b/>
+              </w:rPr>
+              <w:t>元素质量分数</w:t>
+            </w:r>
+            <w:r>
+              <w:rPr>
+                <w:rFonts w:hint="eastAsia" w:ascii="Times New Roman" w:hAnsi="Times New Roman" w:eastAsia="Times New Roman" w:cs="Times New Roman"/>
+                <w:b/>
+              </w:rPr>
+              <w:t>/%</w:t>
+            </w:r>
+          </w:p>
+        </w:tc>
+        <w:tc>
+          <w:tcPr/>
+          <w:p>
+            <w:pPr>
+              <w:pStyle w:val="Compact"/>
+              <w:jc w:val="center"/>
+            </w:pPr>
+            <w:r>
+              <w:rPr>
+                <w:rFonts w:ascii="Times New Roman" w:hAnsi="Times New Roman" w:eastAsia="Times New Roman" w:cs="Times New Roman"/>
+                <w:b/>
+              </w:rPr>
+              <w:t xml:space="preserve">Cr</w:t>
+            </w:r>
+          </w:p>
+        </w:tc>
+        <w:tc>
+          <w:tcPr/>
+          <w:p>
+            <w:pPr>
+              <w:pStyle w:val="Compact"/>
+              <w:jc w:val="center"/>
+            </w:pPr>
+            <w:r>
+              <w:rPr>
+                <w:rFonts w:ascii="Times New Roman" w:hAnsi="Times New Roman" w:eastAsia="Times New Roman" w:cs="Times New Roman"/>
+                <w:b/>
+              </w:rPr>
+              <w:t xml:space="preserve">P</w:t>
+            </w:r>
+          </w:p>
+        </w:tc>
+        <w:tc>
+          <w:tcPr/>
+          <w:p>
+            <w:pPr>
+              <w:pStyle w:val="Compact"/>
+              <w:jc w:val="center"/>
+            </w:pPr>
+            <w:r>
+              <w:rPr>
+                <w:rFonts w:ascii="Times New Roman" w:hAnsi="Times New Roman" w:eastAsia="Times New Roman" w:cs="Times New Roman"/>
+                <w:b/>
+              </w:rPr>
+              <w:t xml:space="preserve">C</w:t>
+            </w:r>
+          </w:p>
+        </w:tc>
+        <w:tc>
+          <w:tcPr/>
+          <w:p>
+            <w:pPr>
+              <w:pStyle w:val="Compact"/>
+              <w:jc w:val="center"/>
+            </w:pPr>
+            <w:r>
+              <w:rPr>
+                <w:rFonts w:hint="eastAsia" w:ascii="Times New Roman" w:hAnsi="Times New Roman" w:eastAsia="SimHei" w:cs="Times New Roman"/>
+                <w:b/>
+              </w:rPr>
+              <w:t>元素质量分数</w:t>
+            </w:r>
+            <w:r>
+              <w:rPr>
+                <w:rFonts w:hint="eastAsia" w:ascii="Times New Roman" w:hAnsi="Times New Roman" w:eastAsia="Times New Roman" w:cs="Times New Roman"/>
+                <w:b/>
+              </w:rPr>
+              <w:t>/%</w:t>
+            </w:r>
+          </w:p>
+        </w:tc>
+        <w:tc>
+          <w:tcPr/>
+          <w:p>
+            <w:pPr>
+              <w:pStyle w:val="Compact"/>
+              <w:jc w:val="center"/>
+            </w:pPr>
+            <w:r>
+              <w:rPr>
+                <w:rFonts w:ascii="Times New Roman" w:hAnsi="Times New Roman" w:eastAsia="Times New Roman" w:cs="Times New Roman"/>
+                <w:b/>
+              </w:rPr>
+              <w:t xml:space="preserve">Cr</w:t>
+            </w:r>
+          </w:p>
+        </w:tc>
+        <w:tc>
+          <w:tcPr/>
+          <w:p>
+            <w:pPr>
+              <w:pStyle w:val="Compact"/>
+              <w:jc w:val="center"/>
+            </w:pPr>
+            <w:r>
+              <w:rPr>
+                <w:rFonts w:ascii="Times New Roman" w:hAnsi="Times New Roman" w:eastAsia="Times New Roman" w:cs="Times New Roman"/>
+                <w:b/>
+              </w:rPr>
+              <w:t xml:space="preserve">P</w:t>
+            </w:r>
+          </w:p>
+        </w:tc>
+        <w:tc>
+          <w:tcPr/>
+          <w:p>
+            <w:pPr>
+              <w:pStyle w:val="Compact"/>
+              <w:jc w:val="center"/>
+            </w:pPr>
+            <w:r>
+              <w:rPr>
+                <w:rFonts w:ascii="Times New Roman" w:hAnsi="Times New Roman" w:eastAsia="Times New Roman" w:cs="Times New Roman"/>
+                <w:b/>
+              </w:rPr>
+              <w:t xml:space="preserve">C</w:t>
+            </w:r>
+          </w:p>
+        </w:tc>
+      </w:tr>
+      <w:tr>
+        <w:tc>
+          <w:tcPr/>
+          <w:p>
+            <w:pPr>
+              <w:pStyle w:val="Compact"/>
+              <w:jc w:val="center"/>
+            </w:pPr>
+            <w:r>
+              <w:rPr>
+                <w:rFonts w:ascii="Times New Roman" w:hAnsi="Times New Roman" w:eastAsia="Times New Roman" w:cs="Times New Roman"/>
+              </w:rPr>
+              <w:t xml:space="preserve">A</w:t>
+            </w:r>
+          </w:p>
+        </w:tc>
+        <w:tc>
+          <w:tcPr/>
+          <w:p>
+            <w:pPr>
+              <w:pStyle w:val="Compact"/>
+              <w:jc w:val="center"/>
+            </w:pPr>
+            <w:r>
+              <w:rPr>
+                <w:rFonts w:ascii="Times New Roman" w:hAnsi="Times New Roman" w:eastAsia="Times New Roman" w:cs="Times New Roman"/>
+              </w:rPr>
+              <w:t xml:space="preserve">23.63</w:t>
+            </w:r>
+          </w:p>
+        </w:tc>
+        <w:tc>
+          <w:tcPr/>
+          <w:p>
+            <w:pPr>
+              <w:pStyle w:val="Compact"/>
+              <w:jc w:val="center"/>
+            </w:pPr>
+          </w:p>
+        </w:tc>
+        <w:tc>
+          <w:tcPr/>
+          <w:p>
+            <w:pPr>
+              <w:pStyle w:val="Compact"/>
+              <w:jc w:val="center"/>
+            </w:pPr>
+            <w:r>
+              <w:rPr>
+                <w:rFonts w:ascii="Times New Roman" w:hAnsi="Times New Roman" w:eastAsia="Times New Roman" w:cs="Times New Roman"/>
+              </w:rPr>
+              <w:t xml:space="preserve">32.75</w:t>
+            </w:r>
+          </w:p>
+        </w:tc>
+        <w:tc>
+          <w:tcPr/>
+          <w:p>
+            <w:pPr>
+              <w:pStyle w:val="Compact"/>
+              <w:jc w:val="center"/>
+            </w:pPr>
+            <w:r>
+              <w:rPr>
+                <w:rFonts w:ascii="Times New Roman" w:hAnsi="Times New Roman" w:eastAsia="Times New Roman" w:cs="Times New Roman"/>
+              </w:rPr>
+              <w:t xml:space="preserve">C</w:t>
+            </w:r>
+          </w:p>
+        </w:tc>
+        <w:tc>
+          <w:tcPr/>
+          <w:p>
+            <w:pPr>
+              <w:pStyle w:val="Compact"/>
+              <w:jc w:val="center"/>
+            </w:pPr>
+            <w:r>
+              <w:rPr>
+                <w:rFonts w:ascii="Times New Roman" w:hAnsi="Times New Roman" w:eastAsia="Times New Roman" w:cs="Times New Roman"/>
+              </w:rPr>
+              <w:t xml:space="preserve">21.84</w:t>
+            </w:r>
+          </w:p>
+        </w:tc>
+        <w:tc>
+          <w:tcPr/>
+          <w:p>
+            <w:pPr>
+              <w:pStyle w:val="Compact"/>
+              <w:jc w:val="center"/>
+            </w:pPr>
+          </w:p>
+        </w:tc>
+        <w:tc>
+          <w:tcPr/>
+          <w:p>
+            <w:pPr>
+              <w:pStyle w:val="Compact"/>
+              <w:jc w:val="center"/>
+            </w:pPr>
+            <w:r>
+              <w:rPr>
+                <w:rFonts w:ascii="Times New Roman" w:hAnsi="Times New Roman" w:eastAsia="Times New Roman" w:cs="Times New Roman"/>
+              </w:rPr>
+              <w:t xml:space="preserve">25.23</w:t>
+            </w:r>
+          </w:p>
+        </w:tc>
+      </w:tr>
+      <w:tr>
+        <w:tc>
+          <w:tcPr/>
+          <w:p>
+            <w:pPr>
+              <w:pStyle w:val="Compact"/>
+              <w:jc w:val="center"/>
+            </w:pPr>
+            <w:r>
+              <w:rPr>
+                <w:rFonts w:ascii="Times New Roman" w:hAnsi="Times New Roman" w:eastAsia="Times New Roman" w:cs="Times New Roman"/>
+              </w:rPr>
+              <w:t xml:space="preserve">B</w:t>
+            </w:r>
+          </w:p>
+        </w:tc>
+        <w:tc>
+          <w:tcPr/>
+          <w:p>
+            <w:pPr>
+              <w:pStyle w:val="Compact"/>
+              <w:jc w:val="center"/>
+            </w:pPr>
+            <w:r>
+              <w:rPr>
+                <w:rFonts w:ascii="Times New Roman" w:hAnsi="Times New Roman" w:eastAsia="Times New Roman" w:cs="Times New Roman"/>
+              </w:rPr>
+              <w:t xml:space="preserve">19.39</w:t>
+            </w:r>
+          </w:p>
+        </w:tc>
+        <w:tc>
+          <w:tcPr/>
+          <w:p>
+            <w:pPr>
+              <w:pStyle w:val="Compact"/>
+              <w:jc w:val="center"/>
+            </w:pPr>
+            <w:r>
+              <w:rPr>
+                <w:rFonts w:ascii="Times New Roman" w:hAnsi="Times New Roman" w:eastAsia="Times New Roman" w:cs="Times New Roman"/>
+              </w:rPr>
+              <w:t xml:space="preserve">11.55</w:t>
+            </w:r>
+          </w:p>
+        </w:tc>
+        <w:tc>
+          <w:tcPr/>
+          <w:p>
+            <w:pPr>
+              <w:pStyle w:val="Compact"/>
+              <w:jc w:val="center"/>
+            </w:pPr>
+            <w:r>
+              <w:rPr>
+                <w:rFonts w:ascii="Times New Roman" w:hAnsi="Times New Roman" w:eastAsia="Times New Roman" w:cs="Times New Roman"/>
+              </w:rPr>
+              <w:t xml:space="preserve">35.83</w:t>
+            </w:r>
+          </w:p>
+        </w:tc>
+        <w:tc>
+          <w:tcPr/>
+          <w:p>
+            <w:pPr>
+              <w:pStyle w:val="Compact"/>
+              <w:jc w:val="center"/>
+            </w:pPr>
+          </w:p>
+        </w:tc>
+        <w:tc>
+          <w:tcPr/>
+          <w:p>
+            <w:pPr>
+              <w:pStyle w:val="Compact"/>
+              <w:jc w:val="center"/>
+            </w:pPr>
+          </w:p>
+        </w:tc>
+        <w:tc>
+          <w:tcPr/>
+          <w:p>
+            <w:pPr>
+              <w:pStyle w:val="Compact"/>
+              <w:jc w:val="center"/>
+            </w:pPr>
+          </w:p>
+        </w:tc>
+        <w:tc>
+          <w:tcPr/>
+          <w:p>
+            <w:pPr>
+              <w:pStyle w:val="Compact"/>
+              <w:jc w:val="center"/>
+            </w:pPr>
+          </w:p>
+        </w:tc>
+      </w:tr>
+    </w:tbl>
+    <w:p>
+      <w:pPr>
+        <w:pStyle w:val="BodyText"/>
+        <w:spacing w:before="120"/>
+      </w:pPr>
+      <w:r>
+        <w:rPr>
+          <w:rFonts w:hint="eastAsia" w:ascii="Times New Roman" w:hAnsi="Times New Roman" w:eastAsia="FangSong" w:cs="Times New Roman"/>
+        </w:rPr>
+        <w:t>试写出</w:t>
+      </w:r>
+      <w:r>
+        <w:rPr>
+          <w:rFonts w:hint="eastAsia" w:ascii="Times New Roman" w:hAnsi="Times New Roman" w:eastAsia="Times New Roman" w:cs="Times New Roman"/>
+        </w:rPr>
+        <w:t>：</w:t>
+      </w:r>
+    </w:p>
+    <w:p>
+      <w:pPr>
+        <w:pStyle w:val="BodyText"/>
+      </w:pPr>
+      <w:r>
+        <w:rPr>
+          <w:rFonts w:ascii="Times New Roman" w:hAnsi="Times New Roman" w:eastAsia="Times New Roman" w:cs="Times New Roman"/>
+        </w:rPr>
+        <w:t xml:space="preserve">6-1 </w:t>
+      </w:r>
+      <w:r>
+        <w:rPr>
+          <w:rFonts w:hint="eastAsia" w:ascii="Times New Roman" w:hAnsi="Times New Roman" w:eastAsia="FangSong" w:cs="Times New Roman"/>
+        </w:rPr>
+        <w:t xml:space="preserve">结构简式</w:t>
+      </w:r>
+      <w:r>
+        <w:rPr>
+          <w:rFonts w:ascii="Times New Roman" w:hAnsi="Times New Roman" w:eastAsia="Times New Roman" w:cs="Times New Roman"/>
+        </w:rPr>
+        <w:t xml:space="preserve"> A </w:t>
+      </w:r>
+      <w:r>
+        <w:rPr>
+          <w:rFonts w:hint="eastAsia" w:ascii="Times New Roman" w:hAnsi="Times New Roman" w:eastAsia="Times New Roman" w:cs="Times New Roman"/>
+        </w:rPr>
+        <w:t xml:space="preserve">____；B</w:t>
+      </w:r>
+      <w:r>
+        <w:rPr>
+          <w:rFonts w:ascii="Times New Roman" w:hAnsi="Times New Roman" w:eastAsia="Times New Roman" w:cs="Times New Roman"/>
+        </w:rPr>
+        <w:t xml:space="preserve"> </w:t>
+      </w:r>
+      <w:r>
+        <w:rPr>
+          <w:rFonts w:hint="eastAsia" w:ascii="Times New Roman" w:hAnsi="Times New Roman" w:eastAsia="Times New Roman" w:cs="Times New Roman"/>
+        </w:rPr>
+        <w:t xml:space="preserve">____；C</w:t>
+      </w:r>
+      <w:r>
+        <w:rPr>
+          <w:rFonts w:ascii="Times New Roman" w:hAnsi="Times New Roman" w:eastAsia="Times New Roman" w:cs="Times New Roman"/>
+        </w:rPr>
+        <w:t xml:space="preserve"> ____。</w:t>
+      </w:r>
+    </w:p>
+    <w:p>
+      <w:pPr>
+        <w:pStyle w:val="BodyText"/>
+      </w:pPr>
+      <w:r>
+        <w:rPr>
+          <w:rFonts w:ascii="Times New Roman" w:hAnsi="Times New Roman" w:eastAsia="Times New Roman" w:cs="Times New Roman"/>
+        </w:rPr>
+        <w:t xml:space="preserve">6-2 </w:t>
+      </w:r>
+      <w:r>
+        <w:rPr>
+          <w:rFonts w:hint="eastAsia" w:ascii="Times New Roman" w:hAnsi="Times New Roman" w:eastAsia="FangSong" w:cs="Times New Roman"/>
+        </w:rPr>
+        <w:t xml:space="preserve">将</w:t>
+      </w:r>
+      <w:r>
+        <w:rPr>
+          <w:rFonts w:ascii="Times New Roman" w:hAnsi="Times New Roman" w:eastAsia="Times New Roman" w:cs="Times New Roman"/>
+        </w:rPr>
+        <w:t xml:space="preserve"> A </w:t>
+      </w:r>
+      <w:r>
+        <w:rPr>
+          <w:rFonts w:hint="eastAsia" w:ascii="Times New Roman" w:hAnsi="Times New Roman" w:eastAsia="FangSong" w:cs="Times New Roman"/>
+        </w:rPr>
+        <w:t xml:space="preserve">中</w:t>
+      </w:r>
+      <w:r>
+        <w:rPr>
+          <w:rFonts w:ascii="Times New Roman" w:hAnsi="Times New Roman" w:eastAsia="Times New Roman" w:cs="Times New Roman"/>
+        </w:rPr>
+        <w:t xml:space="preserve"> Cr </w:t>
+      </w:r>
+      <w:r>
+        <w:rPr>
+          <w:rFonts w:hint="eastAsia" w:ascii="Times New Roman" w:hAnsi="Times New Roman" w:eastAsia="FangSong" w:cs="Times New Roman"/>
+        </w:rPr>
+        <w:t xml:space="preserve">原子换为</w:t>
+      </w:r>
+      <w:r>
+        <w:rPr>
+          <w:rFonts w:ascii="Times New Roman" w:hAnsi="Times New Roman" w:eastAsia="Times New Roman" w:cs="Times New Roman"/>
+        </w:rPr>
+        <w:t xml:space="preserve"> Mo </w:t>
+      </w:r>
+      <w:r>
+        <w:rPr>
+          <w:rFonts w:hint="eastAsia" w:ascii="Times New Roman" w:hAnsi="Times New Roman" w:eastAsia="FangSong" w:cs="Times New Roman"/>
+        </w:rPr>
+        <w:t xml:space="preserve">原子得物质</w:t>
+      </w:r>
+      <w:r>
+        <w:rPr>
+          <w:rFonts w:ascii="Times New Roman" w:hAnsi="Times New Roman" w:eastAsia="Times New Roman" w:cs="Times New Roman"/>
+        </w:rPr>
+        <w:t xml:space="preserve"> </w:t>
+      </w:r>
+      <w:r>
+        <w:rPr>
+          <w:rFonts w:hint="eastAsia" w:ascii="Times New Roman" w:hAnsi="Times New Roman" w:eastAsia="Times New Roman" w:cs="Times New Roman"/>
+        </w:rPr>
+        <w:t xml:space="preserve">D，D</w:t>
+      </w:r>
+      <w:r>
+        <w:rPr>
+          <w:rFonts w:ascii="Times New Roman" w:hAnsi="Times New Roman" w:eastAsia="Times New Roman" w:cs="Times New Roman"/>
+        </w:rPr>
+        <w:t xml:space="preserve"> </w:t>
+      </w:r>
+      <w:r>
+        <w:rPr>
+          <w:rFonts w:hint="eastAsia" w:ascii="Times New Roman" w:hAnsi="Times New Roman" w:eastAsia="FangSong" w:cs="Times New Roman"/>
+        </w:rPr>
+        <w:t xml:space="preserve">可与</w:t>
+      </w:r>
+      <w:r>
+        <w:rPr>
+          <w:rFonts w:ascii="Times New Roman" w:hAnsi="Times New Roman" w:eastAsia="Times New Roman" w:cs="Times New Roman"/>
+        </w:rPr>
+        <w:t xml:space="preserve"> PPh</w:t>
+      </w:r>
+      <w:r>
+        <w:rPr>
+          <w:rFonts w:ascii="Times New Roman" w:hAnsi="Times New Roman" w:eastAsia="Times New Roman" w:cs="Times New Roman"/>
+          <w:vertAlign w:val="subscript"/>
+        </w:rPr>
+        <w:t>3</w:t>
+      </w:r>
+      <w:r>
+        <w:rPr>
+          <w:rFonts w:ascii="Times New Roman" w:hAnsi="Times New Roman" w:eastAsia="Times New Roman" w:cs="Times New Roman"/>
+        </w:rPr>
+        <w:t xml:space="preserve"> </w:t>
+      </w:r>
+      <w:r>
+        <w:rPr>
+          <w:rFonts w:hint="eastAsia" w:ascii="Times New Roman" w:hAnsi="Times New Roman" w:eastAsia="FangSong" w:cs="Times New Roman"/>
+        </w:rPr>
+        <w:t>反应</w:t>
+      </w:r>
+      <w:r>
+        <w:rPr>
+          <w:rFonts w:hint="eastAsia" w:ascii="Times New Roman" w:hAnsi="Times New Roman" w:eastAsia="Times New Roman" w:cs="Times New Roman"/>
+        </w:rPr>
+        <w:t>（Ph</w:t>
+      </w:r>
+      <w:r>
+        <w:rPr>
+          <w:rFonts w:ascii="Times New Roman" w:hAnsi="Times New Roman" w:eastAsia="Times New Roman" w:cs="Times New Roman"/>
+        </w:rPr>
+        <w:t xml:space="preserve"> </w:t>
+      </w:r>
+      <w:r>
+        <w:rPr>
+          <w:rFonts w:hint="eastAsia" w:ascii="Times New Roman" w:hAnsi="Times New Roman" w:eastAsia="FangSong" w:cs="Times New Roman"/>
+        </w:rPr>
+        <w:t>为苯基</w:t>
+      </w:r>
+      <w:r>
+        <w:rPr>
+          <w:rFonts w:hint="eastAsia" w:ascii="Times New Roman" w:hAnsi="Times New Roman" w:eastAsia="Times New Roman" w:cs="Times New Roman"/>
+        </w:rPr>
+        <w:t>），</w:t>
+      </w:r>
+      <w:r>
+        <w:rPr>
+          <w:rFonts w:hint="eastAsia" w:ascii="Times New Roman" w:hAnsi="Times New Roman" w:eastAsia="FangSong" w:cs="Times New Roman"/>
+        </w:rPr>
+        <w:t>试写出反应的化学方程式</w:t>
+      </w:r>
+      <w:r>
+        <w:rPr>
+          <w:rFonts w:ascii="Times New Roman" w:hAnsi="Times New Roman" w:eastAsia="Times New Roman" w:cs="Times New Roman"/>
+        </w:rPr>
+        <w:t xml:space="preserve"> ____。</w:t>
       </w:r>
     </w:p>
     <w:p>
@@ -11955,7 +12784,7 @@
       <w:pPr>
         <w:numPr>
           <w:ilvl w:val="0"/>
-          <w:numId w:val="1007"/>
+          <w:numId w:val="1009"/>
         </w:numPr>
       </w:pPr>
       <w:r>
@@ -11975,7 +12804,7 @@
       <w:pPr>
         <w:numPr>
           <w:ilvl w:val="0"/>
-          <w:numId w:val="1007"/>
+          <w:numId w:val="1009"/>
         </w:numPr>
       </w:pPr>
       <w:r>
@@ -11995,7 +12824,7 @@
       <w:pPr>
         <w:numPr>
           <w:ilvl w:val="0"/>
-          <w:numId w:val="1007"/>
+          <w:numId w:val="1009"/>
         </w:numPr>
       </w:pPr>
       <w:r>
@@ -12089,7 +12918,7 @@
       <w:pPr>
         <w:numPr>
           <w:ilvl w:val="0"/>
-          <w:numId w:val="1007"/>
+          <w:numId w:val="1009"/>
         </w:numPr>
       </w:pPr>
       <w:r>
@@ -12624,9 +13453,69 @@
     </w:lvlOverride>
   </w:num>
   <w:num w:numId="1003">
+    <w:abstractNumId w:val="99411"/>
+    <w:lvlOverride w:ilvl="0">
+      <w:startOverride w:val="1"/>
+    </w:lvlOverride>
+    <w:lvlOverride w:ilvl="1">
+      <w:startOverride w:val="1"/>
+    </w:lvlOverride>
+    <w:lvlOverride w:ilvl="2">
+      <w:startOverride w:val="1"/>
+    </w:lvlOverride>
+    <w:lvlOverride w:ilvl="3">
+      <w:startOverride w:val="1"/>
+    </w:lvlOverride>
+    <w:lvlOverride w:ilvl="4">
+      <w:startOverride w:val="1"/>
+    </w:lvlOverride>
+    <w:lvlOverride w:ilvl="5">
+      <w:startOverride w:val="1"/>
+    </w:lvlOverride>
+    <w:lvlOverride w:ilvl="6">
+      <w:startOverride w:val="1"/>
+    </w:lvlOverride>
+    <w:lvlOverride w:ilvl="7">
+      <w:startOverride w:val="1"/>
+    </w:lvlOverride>
+    <w:lvlOverride w:ilvl="8">
+      <w:startOverride w:val="1"/>
+    </w:lvlOverride>
+  </w:num>
+  <w:num w:numId="1004">
+    <w:abstractNumId w:val="99411"/>
+    <w:lvlOverride w:ilvl="0">
+      <w:startOverride w:val="1"/>
+    </w:lvlOverride>
+    <w:lvlOverride w:ilvl="1">
+      <w:startOverride w:val="1"/>
+    </w:lvlOverride>
+    <w:lvlOverride w:ilvl="2">
+      <w:startOverride w:val="1"/>
+    </w:lvlOverride>
+    <w:lvlOverride w:ilvl="3">
+      <w:startOverride w:val="1"/>
+    </w:lvlOverride>
+    <w:lvlOverride w:ilvl="4">
+      <w:startOverride w:val="1"/>
+    </w:lvlOverride>
+    <w:lvlOverride w:ilvl="5">
+      <w:startOverride w:val="1"/>
+    </w:lvlOverride>
+    <w:lvlOverride w:ilvl="6">
+      <w:startOverride w:val="1"/>
+    </w:lvlOverride>
+    <w:lvlOverride w:ilvl="7">
+      <w:startOverride w:val="1"/>
+    </w:lvlOverride>
+    <w:lvlOverride w:ilvl="8">
+      <w:startOverride w:val="1"/>
+    </w:lvlOverride>
+  </w:num>
+  <w:num w:numId="1005">
     <w:abstractNumId w:val="991"/>
   </w:num>
-  <w:num w:numId="1004">
+  <w:num w:numId="1006">
     <w:abstractNumId w:val="99412"/>
     <w:lvlOverride w:ilvl="0">
       <w:startOverride w:val="2"/>
@@ -12656,7 +13545,7 @@
       <w:startOverride w:val="2"/>
     </w:lvlOverride>
   </w:num>
-  <w:num w:numId="1005">
+  <w:num w:numId="1007">
     <w:abstractNumId w:val="99411"/>
     <w:lvlOverride w:ilvl="0">
       <w:startOverride w:val="1"/>
@@ -12686,7 +13575,7 @@
       <w:startOverride w:val="1"/>
     </w:lvlOverride>
   </w:num>
-  <w:num w:numId="1006">
+  <w:num w:numId="1008">
     <w:abstractNumId w:val="99411"/>
     <w:lvlOverride w:ilvl="0">
       <w:startOverride w:val="1"/>
@@ -12716,7 +13605,7 @@
       <w:startOverride w:val="1"/>
     </w:lvlOverride>
   </w:num>
-  <w:num w:numId="1007">
+  <w:num w:numId="1009">
     <w:abstractNumId w:val="99411"/>
     <w:lvlOverride w:ilvl="0">
       <w:startOverride w:val="1"/>

--- a/00-首页/题组Word/第一轮·综合套卷/第一轮综合卷08（学生版）.docx
+++ b/00-首页/题组Word/第一轮·综合套卷/第一轮综合卷08（学生版）.docx
@@ -6998,14 +6998,14 @@
         </w:rPr>
         <w:drawing>
           <wp:inline>
-            <wp:extent cx="3240000" cy="4584609"/>
+            <wp:extent cx="3600000" cy="1557854"/>
             <wp:effectExtent b="0" l="0" r="0" t="0"/>
             <wp:docPr descr="" title="" id="32" name="Picture"/>
             <a:graphic>
               <a:graphicData uri="http://schemas.openxmlformats.org/drawingml/2006/picture">
                 <pic:pic>
                   <pic:nvPicPr>
-                    <pic:cNvPr descr="06-外部资料导入/真题/省预赛/images/2021-浙江预赛_p04.png" id="33" name="Picture"/>
+                    <pic:cNvPr descr="6f38b9f25400e866.png" id="33" name="Picture"/>
                     <pic:cNvPicPr>
                       <a:picLocks noChangeArrowheads="1" noChangeAspect="1"/>
                     </pic:cNvPicPr>
@@ -7019,7 +7019,7 @@
                   <pic:spPr bwMode="auto">
                     <a:xfrm>
                       <a:off x="0" y="0"/>
-                      <a:ext cx="3240000" cy="4584609"/>
+                      <a:ext cx="3600000" cy="1557854"/>
                     </a:xfrm>
                     <a:prstGeom prst="rect">
                       <a:avLst/>

--- a/00-首页/题组Word/第一轮·综合套卷/第一轮综合卷08（学生版）.docx
+++ b/00-首页/题组Word/第一轮·综合套卷/第一轮综合卷08（学生版）.docx
@@ -91,6 +91,8 @@
     <w:p>
       <w:pPr>
         <w:pStyle w:val="FirstParagraph"/>
+        <w:ind w:left="480" w:hanging="480"/>
+        <w:spacing w:after="0"/>
       </w:pPr>
       <w:r>
         <w:rPr>
@@ -205,6 +207,13 @@
         </w:rPr>
         <w:t xml:space="preserve"> </w:t>
       </w:r>
+    </w:p>
+    <w:p>
+      <w:pPr>
+        <w:pStyle w:val="FirstParagraph"/>
+        <w:ind w:left="480" w:hanging="480"/>
+        <w:spacing w:before="0" w:after="0"/>
+      </w:pPr>
       <w:r>
         <w:rPr>
           <w:rFonts w:ascii="Times New Roman" w:hAnsi="Times New Roman" w:eastAsia="Times New Roman" w:cs="Times New Roman"/>
@@ -255,6 +264,13 @@
         </w:rPr>
         <w:t xml:space="preserve"> </w:t>
       </w:r>
+    </w:p>
+    <w:p>
+      <w:pPr>
+        <w:pStyle w:val="FirstParagraph"/>
+        <w:ind w:left="480" w:hanging="480"/>
+        <w:spacing w:before="0" w:after="0"/>
+      </w:pPr>
       <w:r>
         <w:rPr>
           <w:rFonts w:ascii="Times New Roman" w:hAnsi="Times New Roman" w:eastAsia="Times New Roman" w:cs="Times New Roman"/>
@@ -350,6 +366,13 @@
         </w:rPr>
         <w:t xml:space="preserve"> </w:t>
       </w:r>
+    </w:p>
+    <w:p>
+      <w:pPr>
+        <w:pStyle w:val="FirstParagraph"/>
+        <w:ind w:left="480" w:hanging="480"/>
+        <w:spacing w:before="0" w:after="0"/>
+      </w:pPr>
       <w:r>
         <w:rPr>
           <w:rFonts w:ascii="Times New Roman" w:hAnsi="Times New Roman" w:eastAsia="Times New Roman" w:cs="Times New Roman"/>
@@ -457,6 +480,13 @@
         </w:rPr>
         <w:t xml:space="preserve"> </w:t>
       </w:r>
+    </w:p>
+    <w:p>
+      <w:pPr>
+        <w:pStyle w:val="FirstParagraph"/>
+        <w:ind w:left="480" w:hanging="480"/>
+        <w:spacing w:before="0" w:after="180"/>
+      </w:pPr>
       <w:r>
         <w:rPr>
           <w:rFonts w:ascii="Times New Roman" w:hAnsi="Times New Roman" w:eastAsia="Times New Roman" w:cs="Times New Roman"/>
@@ -549,6 +579,16 @@
     </w:p>
     <w:p>
       <w:pPr>
+        <w:spacing w:before="0" w:after="0"/>
+      </w:pPr>
+    </w:p>
+    <w:p>
+      <w:pPr>
+        <w:spacing w:before="0" w:after="0"/>
+      </w:pPr>
+    </w:p>
+    <w:p>
+      <w:pPr>
         <w:spacing w:before="160" w:after="80"/>
       </w:pPr>
       <w:r>
@@ -586,6 +626,8 @@
     <w:p>
       <w:pPr>
         <w:pStyle w:val="FirstParagraph"/>
+        <w:ind w:left="480" w:hanging="480"/>
+        <w:spacing w:after="0"/>
       </w:pPr>
       <w:r>
         <w:rPr>
@@ -670,11 +712,31 @@
         </w:rPr>
         <w:t xml:space="preserve"> </w:t>
       </w:r>
-      <w:r>
-        <w:rPr>
-          <w:rFonts w:ascii="Times New Roman" w:hAnsi="Times New Roman" w:eastAsia="Times New Roman" w:cs="Times New Roman"/>
-        </w:rPr>
-        <w:t xml:space="preserve">A. 2s B.</w:t>
+    </w:p>
+    <w:p>
+      <w:pPr>
+        <w:pStyle w:val="FirstParagraph"/>
+        <w:ind w:left="480" w:hanging="480"/>
+        <w:spacing w:before="0" w:after="0"/>
+      </w:pPr>
+      <w:r>
+        <w:rPr>
+          <w:rFonts w:ascii="Times New Roman" w:hAnsi="Times New Roman" w:eastAsia="Times New Roman" w:cs="Times New Roman"/>
+        </w:rPr>
+        <w:t xml:space="preserve">A. 2s </w:t>
+      </w:r>
+    </w:p>
+    <w:p>
+      <w:pPr>
+        <w:pStyle w:val="FirstParagraph"/>
+        <w:ind w:left="480" w:hanging="480"/>
+        <w:spacing w:before="0" w:after="0"/>
+      </w:pPr>
+      <w:r>
+        <w:rPr>
+          <w:rFonts w:ascii="Times New Roman" w:hAnsi="Times New Roman" w:eastAsia="Times New Roman" w:cs="Times New Roman"/>
+        </w:rPr>
+        <w:t xml:space="preserve">B.</w:t>
       </w:r>
       <w:r>
         <w:rPr>
@@ -705,6 +767,13 @@
         </w:rPr>
         <w:t xml:space="preserve"> </w:t>
       </w:r>
+    </w:p>
+    <w:p>
+      <w:pPr>
+        <w:pStyle w:val="FirstParagraph"/>
+        <w:ind w:left="480" w:hanging="480"/>
+        <w:spacing w:before="0" w:after="0"/>
+      </w:pPr>
       <w:r>
         <w:rPr>
           <w:rFonts w:ascii="Times New Roman" w:hAnsi="Times New Roman" w:eastAsia="Times New Roman" w:cs="Times New Roman"/>
@@ -740,6 +809,13 @@
         </w:rPr>
         <w:t xml:space="preserve"> </w:t>
       </w:r>
+    </w:p>
+    <w:p>
+      <w:pPr>
+        <w:pStyle w:val="FirstParagraph"/>
+        <w:ind w:left="480" w:hanging="480"/>
+        <w:spacing w:before="0" w:after="180"/>
+      </w:pPr>
       <w:r>
         <w:rPr>
           <w:rFonts w:ascii="Times New Roman" w:hAnsi="Times New Roman" w:eastAsia="Times New Roman" w:cs="Times New Roman"/>
@@ -772,6 +848,16 @@
     </w:p>
     <w:p>
       <w:pPr>
+        <w:spacing w:before="0" w:after="0"/>
+      </w:pPr>
+    </w:p>
+    <w:p>
+      <w:pPr>
+        <w:spacing w:before="0" w:after="0"/>
+      </w:pPr>
+    </w:p>
+    <w:p>
+      <w:pPr>
         <w:spacing w:before="160" w:after="80"/>
       </w:pPr>
       <w:r>
@@ -809,6 +895,8 @@
     <w:p>
       <w:pPr>
         <w:pStyle w:val="FirstParagraph"/>
+        <w:ind w:left="480" w:hanging="480"/>
+        <w:spacing w:after="0"/>
       </w:pPr>
       <w:r>
         <w:rPr>
@@ -887,6 +975,13 @@
         </w:rPr>
         <w:t xml:space="preserve"> </w:t>
       </w:r>
+    </w:p>
+    <w:p>
+      <w:pPr>
+        <w:pStyle w:val="FirstParagraph"/>
+        <w:ind w:left="480" w:hanging="480"/>
+        <w:spacing w:before="0" w:after="0"/>
+      </w:pPr>
       <w:r>
         <w:rPr>
           <w:rFonts w:ascii="Times New Roman" w:hAnsi="Times New Roman" w:eastAsia="Times New Roman" w:cs="Times New Roman"/>
@@ -903,7 +998,20 @@
         <w:rPr>
           <w:rFonts w:ascii="Times New Roman" w:hAnsi="Times New Roman" w:eastAsia="Times New Roman" w:cs="Times New Roman"/>
         </w:rPr>
-        <w:t xml:space="preserve"> B. </w:t>
+        <w:t xml:space="preserve"> </w:t>
+      </w:r>
+    </w:p>
+    <w:p>
+      <w:pPr>
+        <w:pStyle w:val="FirstParagraph"/>
+        <w:ind w:left="480" w:hanging="480"/>
+        <w:spacing w:before="0" w:after="0"/>
+      </w:pPr>
+      <w:r>
+        <w:rPr>
+          <w:rFonts w:ascii="Times New Roman" w:hAnsi="Times New Roman" w:eastAsia="Times New Roman" w:cs="Times New Roman"/>
+        </w:rPr>
+        <w:t xml:space="preserve">B. </w:t>
       </w:r>
       <w:r>
         <w:rPr>
@@ -917,6 +1025,13 @@
         </w:rPr>
         <w:t xml:space="preserve"> </w:t>
       </w:r>
+    </w:p>
+    <w:p>
+      <w:pPr>
+        <w:pStyle w:val="FirstParagraph"/>
+        <w:ind w:left="480" w:hanging="480"/>
+        <w:spacing w:before="0" w:after="0"/>
+      </w:pPr>
       <w:r>
         <w:rPr>
           <w:rFonts w:ascii="Times New Roman" w:hAnsi="Times New Roman" w:eastAsia="Times New Roman" w:cs="Times New Roman"/>
@@ -933,7 +1048,20 @@
         <w:rPr>
           <w:rFonts w:ascii="Times New Roman" w:hAnsi="Times New Roman" w:eastAsia="Times New Roman" w:cs="Times New Roman"/>
         </w:rPr>
-        <w:t xml:space="preserve"> D. </w:t>
+        <w:t xml:space="preserve"> </w:t>
+      </w:r>
+    </w:p>
+    <w:p>
+      <w:pPr>
+        <w:pStyle w:val="FirstParagraph"/>
+        <w:ind w:left="480" w:hanging="480"/>
+        <w:spacing w:before="0" w:after="180"/>
+      </w:pPr>
+      <w:r>
+        <w:rPr>
+          <w:rFonts w:ascii="Times New Roman" w:hAnsi="Times New Roman" w:eastAsia="Times New Roman" w:cs="Times New Roman"/>
+        </w:rPr>
+        <w:t xml:space="preserve">D. </w:t>
       </w:r>
       <w:r>
         <w:rPr>
@@ -941,6 +1069,16 @@
         </w:rPr>
         <w:t xml:space="preserve">与另一个化合物的反应性能</w:t>
       </w:r>
+    </w:p>
+    <w:p>
+      <w:pPr>
+        <w:spacing w:before="0" w:after="0"/>
+      </w:pPr>
+    </w:p>
+    <w:p>
+      <w:pPr>
+        <w:spacing w:before="0" w:after="0"/>
+      </w:pPr>
     </w:p>
     <w:p>
       <w:pPr>
@@ -981,6 +1119,8 @@
     <w:p>
       <w:pPr>
         <w:pStyle w:val="FirstParagraph"/>
+        <w:ind w:left="480" w:hanging="480"/>
+        <w:spacing w:after="0"/>
       </w:pPr>
       <w:r>
         <w:rPr>
@@ -1006,6 +1146,13 @@
         </w:rPr>
         <w:t xml:space="preserve"> </w:t>
       </w:r>
+    </w:p>
+    <w:p>
+      <w:pPr>
+        <w:pStyle w:val="FirstParagraph"/>
+        <w:ind w:left="480" w:hanging="480"/>
+        <w:spacing w:before="0" w:after="0"/>
+      </w:pPr>
       <w:r>
         <w:rPr>
           <w:rFonts w:ascii="Times New Roman" w:hAnsi="Times New Roman" w:eastAsia="Times New Roman" w:cs="Times New Roman"/>
@@ -1038,11 +1185,44 @@
         </w:rPr>
         <w:t xml:space="preserve"> </w:t>
       </w:r>
-      <w:r>
-        <w:rPr>
-          <w:rFonts w:ascii="Times New Roman" w:hAnsi="Times New Roman" w:eastAsia="Times New Roman" w:cs="Times New Roman"/>
-        </w:rPr>
-        <w:t xml:space="preserve">B. CO C. HF D.</w:t>
+    </w:p>
+    <w:p>
+      <w:pPr>
+        <w:pStyle w:val="FirstParagraph"/>
+        <w:ind w:left="480" w:hanging="480"/>
+        <w:spacing w:before="0" w:after="0"/>
+      </w:pPr>
+      <w:r>
+        <w:rPr>
+          <w:rFonts w:ascii="Times New Roman" w:hAnsi="Times New Roman" w:eastAsia="Times New Roman" w:cs="Times New Roman"/>
+        </w:rPr>
+        <w:t xml:space="preserve">B. CO </w:t>
+      </w:r>
+    </w:p>
+    <w:p>
+      <w:pPr>
+        <w:pStyle w:val="FirstParagraph"/>
+        <w:ind w:left="480" w:hanging="480"/>
+        <w:spacing w:before="0" w:after="0"/>
+      </w:pPr>
+      <w:r>
+        <w:rPr>
+          <w:rFonts w:ascii="Times New Roman" w:hAnsi="Times New Roman" w:eastAsia="Times New Roman" w:cs="Times New Roman"/>
+        </w:rPr>
+        <w:t xml:space="preserve">C. HF </w:t>
+      </w:r>
+    </w:p>
+    <w:p>
+      <w:pPr>
+        <w:pStyle w:val="FirstParagraph"/>
+        <w:ind w:left="480" w:hanging="480"/>
+        <w:spacing w:before="0" w:after="180"/>
+      </w:pPr>
+      <w:r>
+        <w:rPr>
+          <w:rFonts w:ascii="Times New Roman" w:hAnsi="Times New Roman" w:eastAsia="Times New Roman" w:cs="Times New Roman"/>
+        </w:rPr>
+        <w:t xml:space="preserve">D.</w:t>
       </w:r>
       <w:r>
         <w:rPr>
@@ -1067,6 +1247,16 @@
           <m:t>O</m:t>
         </m:r>
       </m:oMath>
+    </w:p>
+    <w:p>
+      <w:pPr>
+        <w:spacing w:before="0" w:after="0"/>
+      </w:pPr>
+    </w:p>
+    <w:p>
+      <w:pPr>
+        <w:spacing w:before="0" w:after="0"/>
+      </w:pPr>
     </w:p>
     <w:p>
       <w:pPr>
@@ -1975,10 +2165,8 @@
     <w:p>
       <w:pPr>
         <w:pStyle w:val="Compact"/>
-        <w:numPr>
-          <w:ilvl w:val="0"/>
-          <w:numId w:val="1001"/>
-        </w:numPr>
+        <w:ind w:left="480" w:hanging="480"/>
+        <w:spacing w:after="0"/>
       </w:pPr>
       <w:r>
         <w:rPr>
@@ -1997,7 +2185,20 @@
         <w:rPr>
           <w:rFonts w:ascii="Times New Roman" w:hAnsi="Times New Roman" w:eastAsia="Times New Roman" w:cs="Times New Roman"/>
         </w:rPr>
-        <w:t xml:space="preserve">　　B. −468 kJ mol</w:t>
+        <w:t xml:space="preserve">　　</w:t>
+      </w:r>
+    </w:p>
+    <w:p>
+      <w:pPr>
+        <w:pStyle w:val="Compact"/>
+        <w:ind w:left="480" w:hanging="480"/>
+        <w:spacing w:before="0" w:after="0"/>
+      </w:pPr>
+      <w:r>
+        <w:rPr>
+          <w:rFonts w:ascii="Times New Roman" w:hAnsi="Times New Roman" w:eastAsia="Times New Roman" w:cs="Times New Roman"/>
+        </w:rPr>
+        <w:t xml:space="preserve">B. −468 kJ mol</w:t>
       </w:r>
       <w:r>
         <w:rPr>
@@ -2010,7 +2211,20 @@
         <w:rPr>
           <w:rFonts w:ascii="Times New Roman" w:hAnsi="Times New Roman" w:eastAsia="Times New Roman" w:cs="Times New Roman"/>
         </w:rPr>
-        <w:t xml:space="preserve">　　C. −186 kJ mol</w:t>
+        <w:t xml:space="preserve">　　</w:t>
+      </w:r>
+    </w:p>
+    <w:p>
+      <w:pPr>
+        <w:pStyle w:val="Compact"/>
+        <w:ind w:left="480" w:hanging="480"/>
+        <w:spacing w:before="0" w:after="0"/>
+      </w:pPr>
+      <w:r>
+        <w:rPr>
+          <w:rFonts w:ascii="Times New Roman" w:hAnsi="Times New Roman" w:eastAsia="Times New Roman" w:cs="Times New Roman"/>
+        </w:rPr>
+        <w:t xml:space="preserve">C. −186 kJ mol</w:t>
       </w:r>
       <w:r>
         <w:rPr>
@@ -2023,7 +2237,20 @@
         <w:rPr>
           <w:rFonts w:ascii="Times New Roman" w:hAnsi="Times New Roman" w:eastAsia="Times New Roman" w:cs="Times New Roman"/>
         </w:rPr>
-        <w:t xml:space="preserve">　　D. 468 kJ mol</w:t>
+        <w:t xml:space="preserve">　　</w:t>
+      </w:r>
+    </w:p>
+    <w:p>
+      <w:pPr>
+        <w:pStyle w:val="Compact"/>
+        <w:ind w:left="480" w:hanging="480"/>
+        <w:spacing w:before="0" w:after="36"/>
+      </w:pPr>
+      <w:r>
+        <w:rPr>
+          <w:rFonts w:ascii="Times New Roman" w:hAnsi="Times New Roman" w:eastAsia="Times New Roman" w:cs="Times New Roman"/>
+        </w:rPr>
+        <w:t xml:space="preserve">D. 468 kJ mol</w:t>
       </w:r>
       <w:r>
         <w:rPr>
@@ -2032,6 +2259,16 @@
         </w:rPr>
         <w:t>-1</w:t>
       </w:r>
+    </w:p>
+    <w:p>
+      <w:pPr>
+        <w:spacing w:before="0" w:after="0"/>
+      </w:pPr>
+    </w:p>
+    <w:p>
+      <w:pPr>
+        <w:spacing w:before="0" w:after="0"/>
+      </w:pPr>
     </w:p>
     <w:p>
       <w:pPr>
@@ -2072,6 +2309,8 @@
     <w:p>
       <w:pPr>
         <w:pStyle w:val="FirstParagraph"/>
+        <w:ind w:left="480" w:hanging="480"/>
+        <w:spacing w:after="0"/>
       </w:pPr>
       <w:r>
         <w:rPr>
@@ -2175,12 +2414,68 @@
         </w:rPr>
         <w:t xml:space="preserve"> </w:t>
       </w:r>
-      <w:r>
-        <w:rPr>
-          <w:rFonts w:ascii="Times New Roman" w:hAnsi="Times New Roman" w:eastAsia="Times New Roman" w:cs="Times New Roman"/>
-        </w:rPr>
-        <w:t xml:space="preserve">A. 354d B. 263d C. 300d D. 454d</w:t>
-      </w:r>
+    </w:p>
+    <w:p>
+      <w:pPr>
+        <w:pStyle w:val="FirstParagraph"/>
+        <w:ind w:left="480" w:hanging="480"/>
+        <w:spacing w:before="0" w:after="0"/>
+      </w:pPr>
+      <w:r>
+        <w:rPr>
+          <w:rFonts w:ascii="Times New Roman" w:hAnsi="Times New Roman" w:eastAsia="Times New Roman" w:cs="Times New Roman"/>
+        </w:rPr>
+        <w:t xml:space="preserve">A. 354d </w:t>
+      </w:r>
+    </w:p>
+    <w:p>
+      <w:pPr>
+        <w:pStyle w:val="FirstParagraph"/>
+        <w:ind w:left="480" w:hanging="480"/>
+        <w:spacing w:before="0" w:after="0"/>
+      </w:pPr>
+      <w:r>
+        <w:rPr>
+          <w:rFonts w:ascii="Times New Roman" w:hAnsi="Times New Roman" w:eastAsia="Times New Roman" w:cs="Times New Roman"/>
+        </w:rPr>
+        <w:t xml:space="preserve">B. 263d </w:t>
+      </w:r>
+    </w:p>
+    <w:p>
+      <w:pPr>
+        <w:pStyle w:val="FirstParagraph"/>
+        <w:ind w:left="480" w:hanging="480"/>
+        <w:spacing w:before="0" w:after="0"/>
+      </w:pPr>
+      <w:r>
+        <w:rPr>
+          <w:rFonts w:ascii="Times New Roman" w:hAnsi="Times New Roman" w:eastAsia="Times New Roman" w:cs="Times New Roman"/>
+        </w:rPr>
+        <w:t xml:space="preserve">C. 300d </w:t>
+      </w:r>
+    </w:p>
+    <w:p>
+      <w:pPr>
+        <w:pStyle w:val="FirstParagraph"/>
+        <w:ind w:left="480" w:hanging="480"/>
+        <w:spacing w:before="0" w:after="180"/>
+      </w:pPr>
+      <w:r>
+        <w:rPr>
+          <w:rFonts w:ascii="Times New Roman" w:hAnsi="Times New Roman" w:eastAsia="Times New Roman" w:cs="Times New Roman"/>
+        </w:rPr>
+        <w:t xml:space="preserve">D. 454d</w:t>
+      </w:r>
+    </w:p>
+    <w:p>
+      <w:pPr>
+        <w:spacing w:before="0" w:after="0"/>
+      </w:pPr>
+    </w:p>
+    <w:p>
+      <w:pPr>
+        <w:spacing w:before="0" w:after="0"/>
+      </w:pPr>
     </w:p>
     <w:p>
       <w:pPr>
@@ -2679,6 +2974,31 @@
     </w:p>
     <w:p>
       <w:pPr>
+        <w:spacing w:before="0" w:after="0"/>
+      </w:pPr>
+    </w:p>
+    <w:p>
+      <w:pPr>
+        <w:spacing w:before="0" w:after="0"/>
+      </w:pPr>
+    </w:p>
+    <w:p>
+      <w:pPr>
+        <w:spacing w:before="0" w:after="0"/>
+      </w:pPr>
+    </w:p>
+    <w:p>
+      <w:pPr>
+        <w:spacing w:before="0" w:after="0"/>
+      </w:pPr>
+    </w:p>
+    <w:p>
+      <w:pPr>
+        <w:spacing w:before="0" w:after="0"/>
+      </w:pPr>
+    </w:p>
+    <w:p>
+      <w:pPr>
         <w:spacing w:before="160" w:after="80"/>
       </w:pPr>
       <w:r>
@@ -2802,6 +3122,31 @@
         </w:rPr>
         <w:t>。</w:t>
       </w:r>
+    </w:p>
+    <w:p>
+      <w:pPr>
+        <w:spacing w:before="0" w:after="0"/>
+      </w:pPr>
+    </w:p>
+    <w:p>
+      <w:pPr>
+        <w:spacing w:before="0" w:after="0"/>
+      </w:pPr>
+    </w:p>
+    <w:p>
+      <w:pPr>
+        <w:spacing w:before="0" w:after="0"/>
+      </w:pPr>
+    </w:p>
+    <w:p>
+      <w:pPr>
+        <w:spacing w:before="0" w:after="0"/>
+      </w:pPr>
+    </w:p>
+    <w:p>
+      <w:pPr>
+        <w:spacing w:before="0" w:after="0"/>
+      </w:pPr>
     </w:p>
     <w:p>
       <w:pPr>
@@ -4315,6 +4660,46 @@
         </w:rPr>
         <w:t>。</w:t>
       </w:r>
+    </w:p>
+    <w:p>
+      <w:pPr>
+        <w:spacing w:before="0" w:after="0"/>
+      </w:pPr>
+    </w:p>
+    <w:p>
+      <w:pPr>
+        <w:spacing w:before="0" w:after="0"/>
+      </w:pPr>
+    </w:p>
+    <w:p>
+      <w:pPr>
+        <w:spacing w:before="0" w:after="0"/>
+      </w:pPr>
+    </w:p>
+    <w:p>
+      <w:pPr>
+        <w:spacing w:before="0" w:after="0"/>
+      </w:pPr>
+    </w:p>
+    <w:p>
+      <w:pPr>
+        <w:spacing w:before="0" w:after="0"/>
+      </w:pPr>
+    </w:p>
+    <w:p>
+      <w:pPr>
+        <w:spacing w:before="0" w:after="0"/>
+      </w:pPr>
+    </w:p>
+    <w:p>
+      <w:pPr>
+        <w:spacing w:before="0" w:after="0"/>
+      </w:pPr>
+    </w:p>
+    <w:p>
+      <w:pPr>
+        <w:spacing w:before="0" w:after="0"/>
+      </w:pPr>
     </w:p>
     <w:p>
       <w:pPr>
@@ -4957,6 +5342,46 @@
     </w:p>
     <w:p>
       <w:pPr>
+        <w:spacing w:before="0" w:after="0"/>
+      </w:pPr>
+    </w:p>
+    <w:p>
+      <w:pPr>
+        <w:spacing w:before="0" w:after="0"/>
+      </w:pPr>
+    </w:p>
+    <w:p>
+      <w:pPr>
+        <w:spacing w:before="0" w:after="0"/>
+      </w:pPr>
+    </w:p>
+    <w:p>
+      <w:pPr>
+        <w:spacing w:before="0" w:after="0"/>
+      </w:pPr>
+    </w:p>
+    <w:p>
+      <w:pPr>
+        <w:spacing w:before="0" w:after="0"/>
+      </w:pPr>
+    </w:p>
+    <w:p>
+      <w:pPr>
+        <w:spacing w:before="0" w:after="0"/>
+      </w:pPr>
+    </w:p>
+    <w:p>
+      <w:pPr>
+        <w:spacing w:before="0" w:after="0"/>
+      </w:pPr>
+    </w:p>
+    <w:p>
+      <w:pPr>
+        <w:spacing w:before="0" w:after="0"/>
+      </w:pPr>
+    </w:p>
+    <w:p>
+      <w:pPr>
         <w:spacing w:before="160" w:after="80"/>
       </w:pPr>
       <w:r>
@@ -5174,6 +5599,21 @@
     </w:p>
     <w:p>
       <w:pPr>
+        <w:spacing w:before="0" w:after="0"/>
+      </w:pPr>
+    </w:p>
+    <w:p>
+      <w:pPr>
+        <w:spacing w:before="0" w:after="0"/>
+      </w:pPr>
+    </w:p>
+    <w:p>
+      <w:pPr>
+        <w:spacing w:before="0" w:after="0"/>
+      </w:pPr>
+    </w:p>
+    <w:p>
+      <w:pPr>
         <w:spacing w:before="160" w:after="80"/>
       </w:pPr>
       <w:r>
@@ -5284,6 +5724,21 @@
         </w:rPr>
         <w:t xml:space="preserve"> 2.14eV。</w:t>
       </w:r>
+    </w:p>
+    <w:p>
+      <w:pPr>
+        <w:spacing w:before="0" w:after="0"/>
+      </w:pPr>
+    </w:p>
+    <w:p>
+      <w:pPr>
+        <w:spacing w:before="0" w:after="0"/>
+      </w:pPr>
+    </w:p>
+    <w:p>
+      <w:pPr>
+        <w:spacing w:before="0" w:after="0"/>
+      </w:pPr>
     </w:p>
     <w:p>
       <w:pPr>
@@ -5536,7 +5991,7 @@
         </w:rPr>
         <w:drawing>
           <wp:inline>
-            <wp:extent cx="3600000" cy="2426086"/>
+            <wp:extent cx="3600000" cy="2341667"/>
             <wp:effectExtent b="0" l="0" r="0" t="0"/>
             <wp:docPr descr="" title="" id="25" name="Picture"/>
             <a:graphic>
@@ -5557,7 +6012,7 @@
                   <pic:spPr bwMode="auto">
                     <a:xfrm>
                       <a:off x="0" y="0"/>
-                      <a:ext cx="3600000" cy="2426086"/>
+                      <a:ext cx="3600000" cy="2341667"/>
                     </a:xfrm>
                     <a:prstGeom prst="rect">
                       <a:avLst/>
@@ -5578,6 +6033,31 @@
     </w:p>
     <w:p>
       <w:pPr>
+        <w:spacing w:before="0" w:after="0"/>
+      </w:pPr>
+    </w:p>
+    <w:p>
+      <w:pPr>
+        <w:spacing w:before="0" w:after="0"/>
+      </w:pPr>
+    </w:p>
+    <w:p>
+      <w:pPr>
+        <w:spacing w:before="0" w:after="0"/>
+      </w:pPr>
+    </w:p>
+    <w:p>
+      <w:pPr>
+        <w:spacing w:before="0" w:after="0"/>
+      </w:pPr>
+    </w:p>
+    <w:p>
+      <w:pPr>
+        <w:spacing w:before="0" w:after="0"/>
+      </w:pPr>
+    </w:p>
+    <w:p>
+      <w:pPr>
         <w:spacing w:before="160" w:after="80"/>
       </w:pPr>
       <w:r>
@@ -5749,6 +6229,31 @@
         </w:rPr>
         <w:t xml:space="preserve"> 32.00%。</w:t>
       </w:r>
+    </w:p>
+    <w:p>
+      <w:pPr>
+        <w:spacing w:before="0" w:after="0"/>
+      </w:pPr>
+    </w:p>
+    <w:p>
+      <w:pPr>
+        <w:spacing w:before="0" w:after="0"/>
+      </w:pPr>
+    </w:p>
+    <w:p>
+      <w:pPr>
+        <w:spacing w:before="0" w:after="0"/>
+      </w:pPr>
+    </w:p>
+    <w:p>
+      <w:pPr>
+        <w:spacing w:before="0" w:after="0"/>
+      </w:pPr>
+    </w:p>
+    <w:p>
+      <w:pPr>
+        <w:spacing w:before="0" w:after="0"/>
+      </w:pPr>
     </w:p>
     <w:p>
       <w:pPr>
@@ -6180,6 +6685,31 @@
     </w:p>
     <w:p>
       <w:pPr>
+        <w:spacing w:before="0" w:after="0"/>
+      </w:pPr>
+    </w:p>
+    <w:p>
+      <w:pPr>
+        <w:spacing w:before="0" w:after="0"/>
+      </w:pPr>
+    </w:p>
+    <w:p>
+      <w:pPr>
+        <w:spacing w:before="0" w:after="0"/>
+      </w:pPr>
+    </w:p>
+    <w:p>
+      <w:pPr>
+        <w:spacing w:before="0" w:after="0"/>
+      </w:pPr>
+    </w:p>
+    <w:p>
+      <w:pPr>
+        <w:spacing w:before="0" w:after="0"/>
+      </w:pPr>
+    </w:p>
+    <w:p>
+      <w:pPr>
         <w:spacing w:before="160" w:after="80"/>
       </w:pPr>
       <w:r>
@@ -6732,6 +7262,31 @@
     </w:p>
     <w:p>
       <w:pPr>
+        <w:spacing w:before="0" w:after="0"/>
+      </w:pPr>
+    </w:p>
+    <w:p>
+      <w:pPr>
+        <w:spacing w:before="0" w:after="0"/>
+      </w:pPr>
+    </w:p>
+    <w:p>
+      <w:pPr>
+        <w:spacing w:before="0" w:after="0"/>
+      </w:pPr>
+    </w:p>
+    <w:p>
+      <w:pPr>
+        <w:spacing w:before="0" w:after="0"/>
+      </w:pPr>
+    </w:p>
+    <w:p>
+      <w:pPr>
+        <w:spacing w:before="0" w:after="0"/>
+      </w:pPr>
+    </w:p>
+    <w:p>
+      <w:pPr>
         <w:spacing w:before="160" w:after="80"/>
       </w:pPr>
       <w:r>
@@ -6998,7 +7553,7 @@
         </w:rPr>
         <w:drawing>
           <wp:inline>
-            <wp:extent cx="3600000" cy="1557854"/>
+            <wp:extent cx="3463508" cy="1557854"/>
             <wp:effectExtent b="0" l="0" r="0" t="0"/>
             <wp:docPr descr="" title="" id="32" name="Picture"/>
             <a:graphic>
@@ -7019,7 +7574,7 @@
                   <pic:spPr bwMode="auto">
                     <a:xfrm>
                       <a:off x="0" y="0"/>
-                      <a:ext cx="3600000" cy="1557854"/>
+                      <a:ext cx="3463508" cy="1557854"/>
                     </a:xfrm>
                     <a:prstGeom prst="rect">
                       <a:avLst/>
@@ -7041,10 +7596,6 @@
     <w:p>
       <w:pPr>
         <w:pStyle w:val="Compact"/>
-        <w:numPr>
-          <w:ilvl w:val="0"/>
-          <w:numId w:val="1005"/>
-        </w:numPr>
       </w:pPr>
       <w:r>
         <w:rPr>
@@ -7080,10 +7631,6 @@
     <w:p>
       <w:pPr>
         <w:pStyle w:val="Compact"/>
-        <w:numPr>
-          <w:ilvl w:val="0"/>
-          <w:numId w:val="1005"/>
-        </w:numPr>
       </w:pPr>
       <w:r>
         <w:rPr>
@@ -7147,10 +7694,6 @@
     <w:p>
       <w:pPr>
         <w:pStyle w:val="Compact"/>
-        <w:numPr>
-          <w:ilvl w:val="0"/>
-          <w:numId w:val="1005"/>
-        </w:numPr>
       </w:pPr>
       <w:r>
         <w:rPr>
@@ -7205,10 +7748,6 @@
     <w:p>
       <w:pPr>
         <w:pStyle w:val="Compact"/>
-        <w:numPr>
-          <w:ilvl w:val="0"/>
-          <w:numId w:val="1005"/>
-        </w:numPr>
       </w:pPr>
       <w:r>
         <w:rPr>
@@ -7271,6 +7810,16 @@
         </w:rPr>
         <w:t xml:space="preserve">解离</w:t>
       </w:r>
+    </w:p>
+    <w:p>
+      <w:pPr>
+        <w:spacing w:before="0" w:after="0"/>
+      </w:pPr>
+    </w:p>
+    <w:p>
+      <w:pPr>
+        <w:spacing w:before="0" w:after="0"/>
+      </w:pPr>
     </w:p>
     <w:p>
       <w:pPr>
@@ -7814,6 +8363,46 @@
         </w:rPr>
         <w:t>。</w:t>
       </w:r>
+    </w:p>
+    <w:p>
+      <w:pPr>
+        <w:spacing w:before="0" w:after="0"/>
+      </w:pPr>
+    </w:p>
+    <w:p>
+      <w:pPr>
+        <w:spacing w:before="0" w:after="0"/>
+      </w:pPr>
+    </w:p>
+    <w:p>
+      <w:pPr>
+        <w:spacing w:before="0" w:after="0"/>
+      </w:pPr>
+    </w:p>
+    <w:p>
+      <w:pPr>
+        <w:spacing w:before="0" w:after="0"/>
+      </w:pPr>
+    </w:p>
+    <w:p>
+      <w:pPr>
+        <w:spacing w:before="0" w:after="0"/>
+      </w:pPr>
+    </w:p>
+    <w:p>
+      <w:pPr>
+        <w:spacing w:before="0" w:after="0"/>
+      </w:pPr>
+    </w:p>
+    <w:p>
+      <w:pPr>
+        <w:spacing w:before="0" w:after="0"/>
+      </w:pPr>
+    </w:p>
+    <w:p>
+      <w:pPr>
+        <w:spacing w:before="0" w:after="0"/>
+      </w:pPr>
     </w:p>
     <w:p>
       <w:pPr>
@@ -8595,6 +9184,31 @@
     </w:p>
     <w:p>
       <w:pPr>
+        <w:spacing w:before="0" w:after="0"/>
+      </w:pPr>
+    </w:p>
+    <w:p>
+      <w:pPr>
+        <w:spacing w:before="0" w:after="0"/>
+      </w:pPr>
+    </w:p>
+    <w:p>
+      <w:pPr>
+        <w:spacing w:before="0" w:after="0"/>
+      </w:pPr>
+    </w:p>
+    <w:p>
+      <w:pPr>
+        <w:spacing w:before="0" w:after="0"/>
+      </w:pPr>
+    </w:p>
+    <w:p>
+      <w:pPr>
+        <w:spacing w:before="0" w:after="0"/>
+      </w:pPr>
+    </w:p>
+    <w:p>
+      <w:pPr>
         <w:spacing w:before="160" w:after="80"/>
       </w:pPr>
       <w:r>
@@ -9316,6 +9930,31 @@
     </w:p>
     <w:p>
       <w:pPr>
+        <w:spacing w:before="0" w:after="0"/>
+      </w:pPr>
+    </w:p>
+    <w:p>
+      <w:pPr>
+        <w:spacing w:before="0" w:after="0"/>
+      </w:pPr>
+    </w:p>
+    <w:p>
+      <w:pPr>
+        <w:spacing w:before="0" w:after="0"/>
+      </w:pPr>
+    </w:p>
+    <w:p>
+      <w:pPr>
+        <w:spacing w:before="0" w:after="0"/>
+      </w:pPr>
+    </w:p>
+    <w:p>
+      <w:pPr>
+        <w:spacing w:before="0" w:after="0"/>
+      </w:pPr>
+    </w:p>
+    <w:p>
+      <w:pPr>
         <w:spacing w:before="160" w:after="80"/>
       </w:pPr>
       <w:r>
@@ -9586,6 +10225,21 @@
     </w:p>
     <w:p>
       <w:pPr>
+        <w:spacing w:before="0" w:after="0"/>
+      </w:pPr>
+    </w:p>
+    <w:p>
+      <w:pPr>
+        <w:spacing w:before="0" w:after="0"/>
+      </w:pPr>
+    </w:p>
+    <w:p>
+      <w:pPr>
+        <w:spacing w:before="0" w:after="0"/>
+      </w:pPr>
+    </w:p>
+    <w:p>
+      <w:pPr>
         <w:spacing w:before="160" w:after="80"/>
       </w:pPr>
       <w:r>
@@ -9880,6 +10534,31 @@
     </w:p>
     <w:p>
       <w:pPr>
+        <w:spacing w:before="0" w:after="0"/>
+      </w:pPr>
+    </w:p>
+    <w:p>
+      <w:pPr>
+        <w:spacing w:before="0" w:after="0"/>
+      </w:pPr>
+    </w:p>
+    <w:p>
+      <w:pPr>
+        <w:spacing w:before="0" w:after="0"/>
+      </w:pPr>
+    </w:p>
+    <w:p>
+      <w:pPr>
+        <w:spacing w:before="0" w:after="0"/>
+      </w:pPr>
+    </w:p>
+    <w:p>
+      <w:pPr>
+        <w:spacing w:before="0" w:after="0"/>
+      </w:pPr>
+    </w:p>
+    <w:p>
+      <w:pPr>
         <w:spacing w:before="160" w:after="80"/>
       </w:pPr>
       <w:r>
@@ -10294,6 +10973,46 @@
         </w:rPr>
         <w:t>。</w:t>
       </w:r>
+    </w:p>
+    <w:p>
+      <w:pPr>
+        <w:spacing w:before="0" w:after="0"/>
+      </w:pPr>
+    </w:p>
+    <w:p>
+      <w:pPr>
+        <w:spacing w:before="0" w:after="0"/>
+      </w:pPr>
+    </w:p>
+    <w:p>
+      <w:pPr>
+        <w:spacing w:before="0" w:after="0"/>
+      </w:pPr>
+    </w:p>
+    <w:p>
+      <w:pPr>
+        <w:spacing w:before="0" w:after="0"/>
+      </w:pPr>
+    </w:p>
+    <w:p>
+      <w:pPr>
+        <w:spacing w:before="0" w:after="0"/>
+      </w:pPr>
+    </w:p>
+    <w:p>
+      <w:pPr>
+        <w:spacing w:before="0" w:after="0"/>
+      </w:pPr>
+    </w:p>
+    <w:p>
+      <w:pPr>
+        <w:spacing w:before="0" w:after="0"/>
+      </w:pPr>
+    </w:p>
+    <w:p>
+      <w:pPr>
+        <w:spacing w:before="0" w:after="0"/>
+      </w:pPr>
     </w:p>
     <w:p>
       <w:pPr>
@@ -11180,6 +11899,46 @@
     </w:p>
     <w:p>
       <w:pPr>
+        <w:spacing w:before="0" w:after="0"/>
+      </w:pPr>
+    </w:p>
+    <w:p>
+      <w:pPr>
+        <w:spacing w:before="0" w:after="0"/>
+      </w:pPr>
+    </w:p>
+    <w:p>
+      <w:pPr>
+        <w:spacing w:before="0" w:after="0"/>
+      </w:pPr>
+    </w:p>
+    <w:p>
+      <w:pPr>
+        <w:spacing w:before="0" w:after="0"/>
+      </w:pPr>
+    </w:p>
+    <w:p>
+      <w:pPr>
+        <w:spacing w:before="0" w:after="0"/>
+      </w:pPr>
+    </w:p>
+    <w:p>
+      <w:pPr>
+        <w:spacing w:before="0" w:after="0"/>
+      </w:pPr>
+    </w:p>
+    <w:p>
+      <w:pPr>
+        <w:spacing w:before="0" w:after="0"/>
+      </w:pPr>
+    </w:p>
+    <w:p>
+      <w:pPr>
+        <w:spacing w:before="0" w:after="0"/>
+      </w:pPr>
+    </w:p>
+    <w:p>
+      <w:pPr>
         <w:spacing w:before="160" w:after="80"/>
       </w:pPr>
       <w:r>
@@ -11650,6 +12409,46 @@
         </w:rPr>
         <w:t xml:space="preserve">。</w:t>
       </w:r>
+    </w:p>
+    <w:p>
+      <w:pPr>
+        <w:spacing w:before="0" w:after="0"/>
+      </w:pPr>
+    </w:p>
+    <w:p>
+      <w:pPr>
+        <w:spacing w:before="0" w:after="0"/>
+      </w:pPr>
+    </w:p>
+    <w:p>
+      <w:pPr>
+        <w:spacing w:before="0" w:after="0"/>
+      </w:pPr>
+    </w:p>
+    <w:p>
+      <w:pPr>
+        <w:spacing w:before="0" w:after="0"/>
+      </w:pPr>
+    </w:p>
+    <w:p>
+      <w:pPr>
+        <w:spacing w:before="0" w:after="0"/>
+      </w:pPr>
+    </w:p>
+    <w:p>
+      <w:pPr>
+        <w:spacing w:before="0" w:after="0"/>
+      </w:pPr>
+    </w:p>
+    <w:p>
+      <w:pPr>
+        <w:spacing w:before="0" w:after="0"/>
+      </w:pPr>
+    </w:p>
+    <w:p>
+      <w:pPr>
+        <w:spacing w:before="0" w:after="0"/>
+      </w:pPr>
     </w:p>
     <w:p>
       <w:pPr>
@@ -12981,6 +13780,46 @@
         </w:rPr>
         <w:t>。</w:t>
       </w:r>
+    </w:p>
+    <w:p>
+      <w:pPr>
+        <w:spacing w:before="0" w:after="0"/>
+      </w:pPr>
+    </w:p>
+    <w:p>
+      <w:pPr>
+        <w:spacing w:before="0" w:after="0"/>
+      </w:pPr>
+    </w:p>
+    <w:p>
+      <w:pPr>
+        <w:spacing w:before="0" w:after="0"/>
+      </w:pPr>
+    </w:p>
+    <w:p>
+      <w:pPr>
+        <w:spacing w:before="0" w:after="0"/>
+      </w:pPr>
+    </w:p>
+    <w:p>
+      <w:pPr>
+        <w:spacing w:before="0" w:after="0"/>
+      </w:pPr>
+    </w:p>
+    <w:p>
+      <w:pPr>
+        <w:spacing w:before="0" w:after="0"/>
+      </w:pPr>
+    </w:p>
+    <w:p>
+      <w:pPr>
+        <w:spacing w:before="0" w:after="0"/>
+      </w:pPr>
+    </w:p>
+    <w:p>
+      <w:pPr>
+        <w:spacing w:before="0" w:after="0"/>
+      </w:pPr>
     </w:p>
     <w:p>
       <w:pPr>

--- a/00-首页/题组Word/第一轮·综合套卷/第一轮综合卷08（学生版）.docx
+++ b/00-首页/题组Word/第一轮·综合套卷/第一轮综合卷08（学生版）.docx
@@ -1030,7 +1030,7 @@
       <w:pPr>
         <w:pStyle w:val="FirstParagraph"/>
         <w:ind w:left="480" w:hanging="480"/>
-        <w:spacing w:before="0" w:after="0"/>
+        <w:spacing w:before="0" w:after="180"/>
       </w:pPr>
       <w:r>
         <w:rPr>
@@ -1048,20 +1048,7 @@
         <w:rPr>
           <w:rFonts w:ascii="Times New Roman" w:hAnsi="Times New Roman" w:eastAsia="Times New Roman" w:cs="Times New Roman"/>
         </w:rPr>
-        <w:t xml:space="preserve"> </w:t>
-      </w:r>
-    </w:p>
-    <w:p>
-      <w:pPr>
-        <w:pStyle w:val="FirstParagraph"/>
-        <w:ind w:left="480" w:hanging="480"/>
-        <w:spacing w:before="0" w:after="180"/>
-      </w:pPr>
-      <w:r>
-        <w:rPr>
-          <w:rFonts w:ascii="Times New Roman" w:hAnsi="Times New Roman" w:eastAsia="Times New Roman" w:cs="Times New Roman"/>
-        </w:rPr>
-        <w:t xml:space="preserve">D. </w:t>
+        <w:t xml:space="preserve"> D. </w:t>
       </w:r>
       <w:r>
         <w:rPr>

--- a/00-首页/题组Word/第一轮·综合套卷/第一轮综合卷08（学生版）.docx
+++ b/00-首页/题组Word/第一轮·综合套卷/第一轮综合卷08（学生版）.docx
@@ -8030,7 +8030,7 @@
         <m:sSup>
           <m:e>
             <m:r>
-              <m:t>​</m:t>
+              <m:t xml:space="preserve"> </m:t>
             </m:r>
           </m:e>
           <m:sup>
@@ -12165,7 +12165,7 @@
         <m:sSup>
           <m:e>
             <m:r>
-              <m:t>​</m:t>
+              <m:t xml:space="preserve"> </m:t>
             </m:r>
           </m:e>
           <m:sup>
@@ -12263,7 +12263,7 @@
         <m:sSub>
           <m:e>
             <m:r>
-              <m:t>​</m:t>
+              <m:t xml:space="preserve"> </m:t>
             </m:r>
           </m:e>
           <m:sub>
@@ -12295,7 +12295,7 @@
         <m:sSub>
           <m:e>
             <m:r>
-              <m:t>​</m:t>
+              <m:t xml:space="preserve"> </m:t>
             </m:r>
           </m:e>
           <m:sub>
@@ -12327,7 +12327,7 @@
         <m:sSub>
           <m:e>
             <m:r>
-              <m:t>​</m:t>
+              <m:t xml:space="preserve"> </m:t>
             </m:r>
           </m:e>
           <m:sub>
@@ -12371,7 +12371,7 @@
         <m:sSup>
           <m:e>
             <m:r>
-              <m:t>​</m:t>
+              <m:t xml:space="preserve"> </m:t>
             </m:r>
           </m:e>
           <m:sup>

--- a/00-首页/题组Word/第一轮·综合套卷/第一轮综合卷08（学生版）.docx
+++ b/00-首页/题组Word/第一轮·综合套卷/第一轮综合卷08（学生版）.docx
@@ -91,8 +91,8 @@
     <w:p>
       <w:pPr>
         <w:pStyle w:val="FirstParagraph"/>
+        <w:spacing w:before="0" w:after="0"/>
         <w:ind w:left="480" w:hanging="480"/>
-        <w:spacing w:after="0"/>
       </w:pPr>
       <w:r>
         <w:rPr>
@@ -211,8 +211,8 @@
     <w:p>
       <w:pPr>
         <w:pStyle w:val="FirstParagraph"/>
+        <w:spacing w:before="0" w:after="0"/>
         <w:ind w:left="480" w:hanging="480"/>
-        <w:spacing w:before="0" w:after="0"/>
       </w:pPr>
       <w:r>
         <w:rPr>
@@ -268,8 +268,8 @@
     <w:p>
       <w:pPr>
         <w:pStyle w:val="FirstParagraph"/>
+        <w:spacing w:before="0" w:after="0"/>
         <w:ind w:left="480" w:hanging="480"/>
-        <w:spacing w:before="0" w:after="0"/>
       </w:pPr>
       <w:r>
         <w:rPr>
@@ -370,8 +370,8 @@
     <w:p>
       <w:pPr>
         <w:pStyle w:val="FirstParagraph"/>
+        <w:spacing w:before="0" w:after="0"/>
         <w:ind w:left="480" w:hanging="480"/>
-        <w:spacing w:before="0" w:after="0"/>
       </w:pPr>
       <w:r>
         <w:rPr>
@@ -484,8 +484,8 @@
     <w:p>
       <w:pPr>
         <w:pStyle w:val="FirstParagraph"/>
+        <w:spacing w:before="0" w:after="0"/>
         <w:ind w:left="480" w:hanging="480"/>
-        <w:spacing w:before="0" w:after="180"/>
       </w:pPr>
       <w:r>
         <w:rPr>
@@ -626,8 +626,8 @@
     <w:p>
       <w:pPr>
         <w:pStyle w:val="FirstParagraph"/>
+        <w:spacing w:before="0" w:after="0"/>
         <w:ind w:left="480" w:hanging="480"/>
-        <w:spacing w:after="0"/>
       </w:pPr>
       <w:r>
         <w:rPr>
@@ -716,21 +716,21 @@
     <w:p>
       <w:pPr>
         <w:pStyle w:val="FirstParagraph"/>
+        <w:spacing w:before="0" w:after="0"/>
         <w:ind w:left="480" w:hanging="480"/>
+      </w:pPr>
+      <w:r>
+        <w:rPr>
+          <w:rFonts w:ascii="Times New Roman" w:hAnsi="Times New Roman" w:eastAsia="Times New Roman" w:cs="Times New Roman"/>
+        </w:rPr>
+        <w:t xml:space="preserve">A. 2s </w:t>
+      </w:r>
+    </w:p>
+    <w:p>
+      <w:pPr>
+        <w:pStyle w:val="FirstParagraph"/>
         <w:spacing w:before="0" w:after="0"/>
-      </w:pPr>
-      <w:r>
-        <w:rPr>
-          <w:rFonts w:ascii="Times New Roman" w:hAnsi="Times New Roman" w:eastAsia="Times New Roman" w:cs="Times New Roman"/>
-        </w:rPr>
-        <w:t xml:space="preserve">A. 2s </w:t>
-      </w:r>
-    </w:p>
-    <w:p>
-      <w:pPr>
-        <w:pStyle w:val="FirstParagraph"/>
         <w:ind w:left="480" w:hanging="480"/>
-        <w:spacing w:before="0" w:after="0"/>
       </w:pPr>
       <w:r>
         <w:rPr>
@@ -771,8 +771,8 @@
     <w:p>
       <w:pPr>
         <w:pStyle w:val="FirstParagraph"/>
+        <w:spacing w:before="0" w:after="0"/>
         <w:ind w:left="480" w:hanging="480"/>
-        <w:spacing w:before="0" w:after="0"/>
       </w:pPr>
       <w:r>
         <w:rPr>
@@ -813,8 +813,8 @@
     <w:p>
       <w:pPr>
         <w:pStyle w:val="FirstParagraph"/>
+        <w:spacing w:before="0" w:after="0"/>
         <w:ind w:left="480" w:hanging="480"/>
-        <w:spacing w:before="0" w:after="180"/>
       </w:pPr>
       <w:r>
         <w:rPr>
@@ -895,8 +895,8 @@
     <w:p>
       <w:pPr>
         <w:pStyle w:val="FirstParagraph"/>
+        <w:spacing w:before="0" w:after="0"/>
         <w:ind w:left="480" w:hanging="480"/>
-        <w:spacing w:after="0"/>
       </w:pPr>
       <w:r>
         <w:rPr>
@@ -979,20 +979,45 @@
     <w:p>
       <w:pPr>
         <w:pStyle w:val="FirstParagraph"/>
+        <w:spacing w:before="0" w:after="0"/>
         <w:ind w:left="480" w:hanging="480"/>
+      </w:pPr>
+      <w:r>
+        <w:rPr>
+          <w:rFonts w:ascii="Times New Roman" w:hAnsi="Times New Roman" w:eastAsia="Times New Roman" w:cs="Times New Roman"/>
+        </w:rPr>
+        <w:t xml:space="preserve">A. </w:t>
+      </w:r>
+      <w:r>
+        <w:rPr>
+          <w:rFonts w:hint="eastAsia" w:ascii="Times New Roman" w:hAnsi="Times New Roman" w:eastAsia="FangSong" w:cs="Times New Roman"/>
+        </w:rPr>
+        <w:t xml:space="preserve">离子性百分数</w:t>
+      </w:r>
+      <w:r>
+        <w:rPr>
+          <w:rFonts w:ascii="Times New Roman" w:hAnsi="Times New Roman" w:eastAsia="Times New Roman" w:cs="Times New Roman"/>
+        </w:rPr>
+        <w:t xml:space="preserve"> </w:t>
+      </w:r>
+    </w:p>
+    <w:p>
+      <w:pPr>
+        <w:pStyle w:val="FirstParagraph"/>
         <w:spacing w:before="0" w:after="0"/>
-      </w:pPr>
-      <w:r>
-        <w:rPr>
-          <w:rFonts w:ascii="Times New Roman" w:hAnsi="Times New Roman" w:eastAsia="Times New Roman" w:cs="Times New Roman"/>
-        </w:rPr>
-        <w:t xml:space="preserve">A. </w:t>
-      </w:r>
-      <w:r>
-        <w:rPr>
-          <w:rFonts w:hint="eastAsia" w:ascii="Times New Roman" w:hAnsi="Times New Roman" w:eastAsia="FangSong" w:cs="Times New Roman"/>
-        </w:rPr>
-        <w:t xml:space="preserve">离子性百分数</w:t>
+        <w:ind w:left="480" w:hanging="480"/>
+      </w:pPr>
+      <w:r>
+        <w:rPr>
+          <w:rFonts w:ascii="Times New Roman" w:hAnsi="Times New Roman" w:eastAsia="Times New Roman" w:cs="Times New Roman"/>
+        </w:rPr>
+        <w:t xml:space="preserve">B. </w:t>
+      </w:r>
+      <w:r>
+        <w:rPr>
+          <w:rFonts w:hint="eastAsia" w:ascii="Times New Roman" w:hAnsi="Times New Roman" w:eastAsia="FangSong" w:cs="Times New Roman"/>
+        </w:rPr>
+        <w:t xml:space="preserve">偶极矩</w:t>
       </w:r>
       <w:r>
         <w:rPr>
@@ -1004,33 +1029,8 @@
     <w:p>
       <w:pPr>
         <w:pStyle w:val="FirstParagraph"/>
+        <w:spacing w:before="0" w:after="0"/>
         <w:ind w:left="480" w:hanging="480"/>
-        <w:spacing w:before="0" w:after="0"/>
-      </w:pPr>
-      <w:r>
-        <w:rPr>
-          <w:rFonts w:ascii="Times New Roman" w:hAnsi="Times New Roman" w:eastAsia="Times New Roman" w:cs="Times New Roman"/>
-        </w:rPr>
-        <w:t xml:space="preserve">B. </w:t>
-      </w:r>
-      <w:r>
-        <w:rPr>
-          <w:rFonts w:hint="eastAsia" w:ascii="Times New Roman" w:hAnsi="Times New Roman" w:eastAsia="FangSong" w:cs="Times New Roman"/>
-        </w:rPr>
-        <w:t xml:space="preserve">偶极矩</w:t>
-      </w:r>
-      <w:r>
-        <w:rPr>
-          <w:rFonts w:ascii="Times New Roman" w:hAnsi="Times New Roman" w:eastAsia="Times New Roman" w:cs="Times New Roman"/>
-        </w:rPr>
-        <w:t xml:space="preserve"> </w:t>
-      </w:r>
-    </w:p>
-    <w:p>
-      <w:pPr>
-        <w:pStyle w:val="FirstParagraph"/>
-        <w:ind w:left="480" w:hanging="480"/>
-        <w:spacing w:before="0" w:after="180"/>
       </w:pPr>
       <w:r>
         <w:rPr>
@@ -1106,8 +1106,8 @@
     <w:p>
       <w:pPr>
         <w:pStyle w:val="FirstParagraph"/>
+        <w:spacing w:before="0" w:after="0"/>
         <w:ind w:left="480" w:hanging="480"/>
-        <w:spacing w:after="0"/>
       </w:pPr>
       <w:r>
         <w:rPr>
@@ -1137,8 +1137,8 @@
     <w:p>
       <w:pPr>
         <w:pStyle w:val="FirstParagraph"/>
+        <w:spacing w:before="0" w:after="0"/>
         <w:ind w:left="480" w:hanging="480"/>
-        <w:spacing w:before="0" w:after="0"/>
       </w:pPr>
       <w:r>
         <w:rPr>
@@ -1176,34 +1176,34 @@
     <w:p>
       <w:pPr>
         <w:pStyle w:val="FirstParagraph"/>
+        <w:spacing w:before="0" w:after="0"/>
         <w:ind w:left="480" w:hanging="480"/>
+      </w:pPr>
+      <w:r>
+        <w:rPr>
+          <w:rFonts w:ascii="Times New Roman" w:hAnsi="Times New Roman" w:eastAsia="Times New Roman" w:cs="Times New Roman"/>
+        </w:rPr>
+        <w:t xml:space="preserve">B. CO </w:t>
+      </w:r>
+    </w:p>
+    <w:p>
+      <w:pPr>
+        <w:pStyle w:val="FirstParagraph"/>
         <w:spacing w:before="0" w:after="0"/>
-      </w:pPr>
-      <w:r>
-        <w:rPr>
-          <w:rFonts w:ascii="Times New Roman" w:hAnsi="Times New Roman" w:eastAsia="Times New Roman" w:cs="Times New Roman"/>
-        </w:rPr>
-        <w:t xml:space="preserve">B. CO </w:t>
+        <w:ind w:left="480" w:hanging="480"/>
+      </w:pPr>
+      <w:r>
+        <w:rPr>
+          <w:rFonts w:ascii="Times New Roman" w:hAnsi="Times New Roman" w:eastAsia="Times New Roman" w:cs="Times New Roman"/>
+        </w:rPr>
+        <w:t xml:space="preserve">C. HF </w:t>
       </w:r>
     </w:p>
     <w:p>
       <w:pPr>
         <w:pStyle w:val="FirstParagraph"/>
+        <w:spacing w:before="0" w:after="0"/>
         <w:ind w:left="480" w:hanging="480"/>
-        <w:spacing w:before="0" w:after="0"/>
-      </w:pPr>
-      <w:r>
-        <w:rPr>
-          <w:rFonts w:ascii="Times New Roman" w:hAnsi="Times New Roman" w:eastAsia="Times New Roman" w:cs="Times New Roman"/>
-        </w:rPr>
-        <w:t xml:space="preserve">C. HF </w:t>
-      </w:r>
-    </w:p>
-    <w:p>
-      <w:pPr>
-        <w:pStyle w:val="FirstParagraph"/>
-        <w:ind w:left="480" w:hanging="480"/>
-        <w:spacing w:before="0" w:after="180"/>
       </w:pPr>
       <w:r>
         <w:rPr>
@@ -2152,8 +2152,8 @@
     <w:p>
       <w:pPr>
         <w:pStyle w:val="Compact"/>
+        <w:spacing w:before="0" w:after="0"/>
         <w:ind w:left="480" w:hanging="480"/>
-        <w:spacing w:after="0"/>
       </w:pPr>
       <w:r>
         <w:rPr>
@@ -2178,14 +2178,40 @@
     <w:p>
       <w:pPr>
         <w:pStyle w:val="Compact"/>
+        <w:spacing w:before="0" w:after="0"/>
         <w:ind w:left="480" w:hanging="480"/>
+      </w:pPr>
+      <w:r>
+        <w:rPr>
+          <w:rFonts w:ascii="Times New Roman" w:hAnsi="Times New Roman" w:eastAsia="Times New Roman" w:cs="Times New Roman"/>
+        </w:rPr>
+        <w:t xml:space="preserve">B. −468 kJ mol</w:t>
+      </w:r>
+      <w:r>
+        <w:rPr>
+          <w:rFonts w:ascii="Times New Roman" w:hAnsi="Times New Roman" w:eastAsia="Times New Roman" w:cs="Times New Roman"/>
+          <w:vertAlign w:val="superscript"/>
+        </w:rPr>
+        <w:t>-1</w:t>
+      </w:r>
+      <w:r>
+        <w:rPr>
+          <w:rFonts w:ascii="Times New Roman" w:hAnsi="Times New Roman" w:eastAsia="Times New Roman" w:cs="Times New Roman"/>
+        </w:rPr>
+        <w:t xml:space="preserve">　　</w:t>
+      </w:r>
+    </w:p>
+    <w:p>
+      <w:pPr>
+        <w:pStyle w:val="Compact"/>
         <w:spacing w:before="0" w:after="0"/>
-      </w:pPr>
-      <w:r>
-        <w:rPr>
-          <w:rFonts w:ascii="Times New Roman" w:hAnsi="Times New Roman" w:eastAsia="Times New Roman" w:cs="Times New Roman"/>
-        </w:rPr>
-        <w:t xml:space="preserve">B. −468 kJ mol</w:t>
+        <w:ind w:left="480" w:hanging="480"/>
+      </w:pPr>
+      <w:r>
+        <w:rPr>
+          <w:rFonts w:ascii="Times New Roman" w:hAnsi="Times New Roman" w:eastAsia="Times New Roman" w:cs="Times New Roman"/>
+        </w:rPr>
+        <w:t xml:space="preserve">C. −186 kJ mol</w:t>
       </w:r>
       <w:r>
         <w:rPr>
@@ -2204,34 +2230,8 @@
     <w:p>
       <w:pPr>
         <w:pStyle w:val="Compact"/>
+        <w:spacing w:before="0" w:after="0"/>
         <w:ind w:left="480" w:hanging="480"/>
-        <w:spacing w:before="0" w:after="0"/>
-      </w:pPr>
-      <w:r>
-        <w:rPr>
-          <w:rFonts w:ascii="Times New Roman" w:hAnsi="Times New Roman" w:eastAsia="Times New Roman" w:cs="Times New Roman"/>
-        </w:rPr>
-        <w:t xml:space="preserve">C. −186 kJ mol</w:t>
-      </w:r>
-      <w:r>
-        <w:rPr>
-          <w:rFonts w:ascii="Times New Roman" w:hAnsi="Times New Roman" w:eastAsia="Times New Roman" w:cs="Times New Roman"/>
-          <w:vertAlign w:val="superscript"/>
-        </w:rPr>
-        <w:t>-1</w:t>
-      </w:r>
-      <w:r>
-        <w:rPr>
-          <w:rFonts w:ascii="Times New Roman" w:hAnsi="Times New Roman" w:eastAsia="Times New Roman" w:cs="Times New Roman"/>
-        </w:rPr>
-        <w:t xml:space="preserve">　　</w:t>
-      </w:r>
-    </w:p>
-    <w:p>
-      <w:pPr>
-        <w:pStyle w:val="Compact"/>
-        <w:ind w:left="480" w:hanging="480"/>
-        <w:spacing w:before="0" w:after="36"/>
       </w:pPr>
       <w:r>
         <w:rPr>
@@ -2296,8 +2296,8 @@
     <w:p>
       <w:pPr>
         <w:pStyle w:val="FirstParagraph"/>
+        <w:spacing w:before="0" w:after="0"/>
         <w:ind w:left="480" w:hanging="480"/>
-        <w:spacing w:after="0"/>
       </w:pPr>
       <w:r>
         <w:rPr>
@@ -2405,47 +2405,47 @@
     <w:p>
       <w:pPr>
         <w:pStyle w:val="FirstParagraph"/>
+        <w:spacing w:before="0" w:after="0"/>
         <w:ind w:left="480" w:hanging="480"/>
+      </w:pPr>
+      <w:r>
+        <w:rPr>
+          <w:rFonts w:ascii="Times New Roman" w:hAnsi="Times New Roman" w:eastAsia="Times New Roman" w:cs="Times New Roman"/>
+        </w:rPr>
+        <w:t xml:space="preserve">A. 354d </w:t>
+      </w:r>
+    </w:p>
+    <w:p>
+      <w:pPr>
+        <w:pStyle w:val="FirstParagraph"/>
         <w:spacing w:before="0" w:after="0"/>
-      </w:pPr>
-      <w:r>
-        <w:rPr>
-          <w:rFonts w:ascii="Times New Roman" w:hAnsi="Times New Roman" w:eastAsia="Times New Roman" w:cs="Times New Roman"/>
-        </w:rPr>
-        <w:t xml:space="preserve">A. 354d </w:t>
+        <w:ind w:left="480" w:hanging="480"/>
+      </w:pPr>
+      <w:r>
+        <w:rPr>
+          <w:rFonts w:ascii="Times New Roman" w:hAnsi="Times New Roman" w:eastAsia="Times New Roman" w:cs="Times New Roman"/>
+        </w:rPr>
+        <w:t xml:space="preserve">B. 263d </w:t>
       </w:r>
     </w:p>
     <w:p>
       <w:pPr>
         <w:pStyle w:val="FirstParagraph"/>
+        <w:spacing w:before="0" w:after="0"/>
         <w:ind w:left="480" w:hanging="480"/>
+      </w:pPr>
+      <w:r>
+        <w:rPr>
+          <w:rFonts w:ascii="Times New Roman" w:hAnsi="Times New Roman" w:eastAsia="Times New Roman" w:cs="Times New Roman"/>
+        </w:rPr>
+        <w:t xml:space="preserve">C. 300d </w:t>
+      </w:r>
+    </w:p>
+    <w:p>
+      <w:pPr>
+        <w:pStyle w:val="FirstParagraph"/>
         <w:spacing w:before="0" w:after="0"/>
-      </w:pPr>
-      <w:r>
-        <w:rPr>
-          <w:rFonts w:ascii="Times New Roman" w:hAnsi="Times New Roman" w:eastAsia="Times New Roman" w:cs="Times New Roman"/>
-        </w:rPr>
-        <w:t xml:space="preserve">B. 263d </w:t>
-      </w:r>
-    </w:p>
-    <w:p>
-      <w:pPr>
-        <w:pStyle w:val="FirstParagraph"/>
         <w:ind w:left="480" w:hanging="480"/>
-        <w:spacing w:before="0" w:after="0"/>
-      </w:pPr>
-      <w:r>
-        <w:rPr>
-          <w:rFonts w:ascii="Times New Roman" w:hAnsi="Times New Roman" w:eastAsia="Times New Roman" w:cs="Times New Roman"/>
-        </w:rPr>
-        <w:t xml:space="preserve">C. 300d </w:t>
-      </w:r>
-    </w:p>
-    <w:p>
-      <w:pPr>
-        <w:pStyle w:val="FirstParagraph"/>
-        <w:ind w:left="480" w:hanging="480"/>
-        <w:spacing w:before="0" w:after="180"/>
       </w:pPr>
       <w:r>
         <w:rPr>
@@ -7583,6 +7583,7 @@
     <w:p>
       <w:pPr>
         <w:pStyle w:val="Compact"/>
+        <w:spacing w:before="0" w:after="0"/>
       </w:pPr>
       <w:r>
         <w:rPr>
@@ -7618,6 +7619,7 @@
     <w:p>
       <w:pPr>
         <w:pStyle w:val="Compact"/>
+        <w:spacing w:before="0" w:after="0"/>
       </w:pPr>
       <w:r>
         <w:rPr>
@@ -7681,6 +7683,7 @@
     <w:p>
       <w:pPr>
         <w:pStyle w:val="Compact"/>
+        <w:spacing w:before="0" w:after="0"/>
       </w:pPr>
       <w:r>
         <w:rPr>
@@ -7735,6 +7738,7 @@
     <w:p>
       <w:pPr>
         <w:pStyle w:val="Compact"/>
+        <w:spacing w:before="0" w:after="0"/>
       </w:pPr>
       <w:r>
         <w:rPr>
@@ -11313,6 +11317,14 @@
       <w:tblPr>
         <w:tblStyle w:val="Table"/>
         <w:tblW w:type="auto" w:w="0"/>
+        <w:tblBorders>
+          <w:top w:val="single" w:sz="12" w:space="0" w:color="000000"/>
+          <w:left w:val="none" w:sz="0" w:space="0" w:color="auto"/>
+          <w:bottom w:val="single" w:sz="12" w:space="0" w:color="000000"/>
+          <w:right w:val="none" w:sz="0" w:space="0" w:color="auto"/>
+          <w:insideH w:val="none" w:sz="0" w:space="0" w:color="auto"/>
+          <w:insideV w:val="none" w:sz="0" w:space="0" w:color="auto"/>
+        </w:tblBorders>
         <w:tblLook w:firstRow="1" w:lastRow="0" w:firstColumn="0" w:lastColumn="0" w:noHBand="0" w:noVBand="0" w:val="0020"/>
       </w:tblPr>
       <w:tblGrid>
@@ -11330,7 +11342,11 @@
           <w:tblHeader w:val="on"/>
         </w:trPr>
         <w:tc>
-          <w:tcPr/>
+          <w:tcPr>
+            <w:tcBorders>
+              <w:bottom w:val="single" w:sz="8" w:space="0" w:color="000000"/>
+            </w:tcBorders>
+          </w:tcPr>
           <w:p>
             <w:pPr>
               <w:pStyle w:val="Compact"/>
@@ -11353,7 +11369,11 @@
           </w:p>
         </w:tc>
         <w:tc>
-          <w:tcPr/>
+          <w:tcPr>
+            <w:tcBorders>
+              <w:bottom w:val="single" w:sz="8" w:space="0" w:color="000000"/>
+            </w:tcBorders>
+          </w:tcPr>
           <w:p>
             <w:pPr>
               <w:pStyle w:val="Compact"/>
@@ -11369,7 +11389,11 @@
           </w:p>
         </w:tc>
         <w:tc>
-          <w:tcPr/>
+          <w:tcPr>
+            <w:tcBorders>
+              <w:bottom w:val="single" w:sz="8" w:space="0" w:color="000000"/>
+            </w:tcBorders>
+          </w:tcPr>
           <w:p>
             <w:pPr>
               <w:pStyle w:val="Compact"/>
@@ -11385,7 +11409,11 @@
           </w:p>
         </w:tc>
         <w:tc>
-          <w:tcPr/>
+          <w:tcPr>
+            <w:tcBorders>
+              <w:bottom w:val="single" w:sz="8" w:space="0" w:color="000000"/>
+            </w:tcBorders>
+          </w:tcPr>
           <w:p>
             <w:pPr>
               <w:pStyle w:val="Compact"/>
@@ -11401,7 +11429,11 @@
           </w:p>
         </w:tc>
         <w:tc>
-          <w:tcPr/>
+          <w:tcPr>
+            <w:tcBorders>
+              <w:bottom w:val="single" w:sz="8" w:space="0" w:color="000000"/>
+            </w:tcBorders>
+          </w:tcPr>
           <w:p>
             <w:pPr>
               <w:pStyle w:val="Compact"/>
@@ -11424,7 +11456,11 @@
           </w:p>
         </w:tc>
         <w:tc>
-          <w:tcPr/>
+          <w:tcPr>
+            <w:tcBorders>
+              <w:bottom w:val="single" w:sz="8" w:space="0" w:color="000000"/>
+            </w:tcBorders>
+          </w:tcPr>
           <w:p>
             <w:pPr>
               <w:pStyle w:val="Compact"/>
@@ -11440,7 +11476,11 @@
           </w:p>
         </w:tc>
         <w:tc>
-          <w:tcPr/>
+          <w:tcPr>
+            <w:tcBorders>
+              <w:bottom w:val="single" w:sz="8" w:space="0" w:color="000000"/>
+            </w:tcBorders>
+          </w:tcPr>
           <w:p>
             <w:pPr>
               <w:pStyle w:val="Compact"/>
@@ -11456,7 +11496,11 @@
           </w:p>
         </w:tc>
         <w:tc>
-          <w:tcPr/>
+          <w:tcPr>
+            <w:tcBorders>
+              <w:bottom w:val="single" w:sz="8" w:space="0" w:color="000000"/>
+            </w:tcBorders>
+          </w:tcPr>
           <w:p>
             <w:pPr>
               <w:pStyle w:val="Compact"/>
@@ -14539,7 +14583,7 @@
     <ns0:rPr>
       <ns0:rFonts ns0:ascii="Times New Roman" ns0:cs="Times New Roman" ns0:eastAsia="SimHei" ns0:hAnsi="Times New Roman"/>
       <ns0:b/>
-      <ns0:color ns0:val="17324D"/>
+      <ns0:color ns0:val="000000"/>
       <ns0:sz ns0:val="44"/>
       <ns0:szCs ns0:val="56"/>
     </ns0:rPr>
@@ -14681,7 +14725,7 @@
     <ns0:rPr>
       <ns0:rFonts ns0:ascii="Times New Roman" ns0:cs="Times New Roman" ns0:eastAsia="SimHei" ns0:hAnsi="Times New Roman"/>
       <ns0:b/>
-      <ns0:color ns0:val="17324D"/>
+      <ns0:color ns0:val="000000"/>
       <ns0:sz ns0:val="32"/>
       <ns0:szCs ns0:val="40"/>
     </ns0:rPr>
@@ -14705,7 +14749,7 @@
     <ns0:rPr>
       <ns0:rFonts ns0:ascii="Times New Roman" ns0:cs="Times New Roman" ns0:eastAsia="SimHei" ns0:hAnsi="Times New Roman"/>
       <ns0:b/>
-      <ns0:color ns0:val="17324D"/>
+      <ns0:color ns0:val="000000"/>
       <ns0:sz ns0:val="28"/>
       <ns0:szCs ns0:val="32"/>
     </ns0:rPr>
@@ -14729,7 +14773,7 @@
     <ns0:rPr>
       <ns0:rFonts ns0:ascii="Times New Roman" ns0:cs="Times New Roman" ns0:eastAsia="SimHei" ns0:hAnsi="Times New Roman"/>
       <ns0:b/>
-      <ns0:color ns0:val="17324D"/>
+      <ns0:color ns0:val="000000"/>
       <ns0:sz ns0:val="25"/>
       <ns0:szCs ns0:val="28"/>
     </ns0:rPr>

--- a/00-首页/题组Word/第一轮·综合套卷/第一轮综合卷08（学生版）.docx
+++ b/00-首页/题组Word/第一轮·综合套卷/第一轮综合卷08（学生版）.docx
@@ -91,8 +91,6 @@
     <w:p>
       <w:pPr>
         <w:pStyle w:val="FirstParagraph"/>
-        <w:spacing w:before="0" w:after="0"/>
-        <w:ind w:left="480" w:hanging="480"/>
       </w:pPr>
       <w:r>
         <w:rPr>
@@ -207,13 +205,6 @@
         </w:rPr>
         <w:t xml:space="preserve"> </w:t>
       </w:r>
-    </w:p>
-    <w:p>
-      <w:pPr>
-        <w:pStyle w:val="FirstParagraph"/>
-        <w:spacing w:before="0" w:after="0"/>
-        <w:ind w:left="480" w:hanging="480"/>
-      </w:pPr>
       <w:r>
         <w:rPr>
           <w:rFonts w:ascii="Times New Roman" w:hAnsi="Times New Roman" w:eastAsia="Times New Roman" w:cs="Times New Roman"/>
@@ -264,13 +255,6 @@
         </w:rPr>
         <w:t xml:space="preserve"> </w:t>
       </w:r>
-    </w:p>
-    <w:p>
-      <w:pPr>
-        <w:pStyle w:val="FirstParagraph"/>
-        <w:spacing w:before="0" w:after="0"/>
-        <w:ind w:left="480" w:hanging="480"/>
-      </w:pPr>
       <w:r>
         <w:rPr>
           <w:rFonts w:ascii="Times New Roman" w:hAnsi="Times New Roman" w:eastAsia="Times New Roman" w:cs="Times New Roman"/>
@@ -366,13 +350,6 @@
         </w:rPr>
         <w:t xml:space="preserve"> </w:t>
       </w:r>
-    </w:p>
-    <w:p>
-      <w:pPr>
-        <w:pStyle w:val="FirstParagraph"/>
-        <w:spacing w:before="0" w:after="0"/>
-        <w:ind w:left="480" w:hanging="480"/>
-      </w:pPr>
       <w:r>
         <w:rPr>
           <w:rFonts w:ascii="Times New Roman" w:hAnsi="Times New Roman" w:eastAsia="Times New Roman" w:cs="Times New Roman"/>
@@ -480,13 +457,6 @@
         </w:rPr>
         <w:t xml:space="preserve"> </w:t>
       </w:r>
-    </w:p>
-    <w:p>
-      <w:pPr>
-        <w:pStyle w:val="FirstParagraph"/>
-        <w:spacing w:before="0" w:after="0"/>
-        <w:ind w:left="480" w:hanging="480"/>
-      </w:pPr>
       <w:r>
         <w:rPr>
           <w:rFonts w:ascii="Times New Roman" w:hAnsi="Times New Roman" w:eastAsia="Times New Roman" w:cs="Times New Roman"/>
@@ -576,16 +546,6 @@
         </w:rPr>
         <w:t xml:space="preserve">的键能小</w:t>
       </w:r>
-    </w:p>
-    <w:p>
-      <w:pPr>
-        <w:spacing w:before="0" w:after="0"/>
-      </w:pPr>
-    </w:p>
-    <w:p>
-      <w:pPr>
-        <w:spacing w:before="0" w:after="0"/>
-      </w:pPr>
     </w:p>
     <w:p>
       <w:pPr>
@@ -626,8 +586,6 @@
     <w:p>
       <w:pPr>
         <w:pStyle w:val="FirstParagraph"/>
-        <w:spacing w:before="0" w:after="0"/>
-        <w:ind w:left="480" w:hanging="480"/>
       </w:pPr>
       <w:r>
         <w:rPr>
@@ -712,31 +670,11 @@
         </w:rPr>
         <w:t xml:space="preserve"> </w:t>
       </w:r>
-    </w:p>
-    <w:p>
-      <w:pPr>
-        <w:pStyle w:val="FirstParagraph"/>
-        <w:spacing w:before="0" w:after="0"/>
-        <w:ind w:left="480" w:hanging="480"/>
-      </w:pPr>
-      <w:r>
-        <w:rPr>
-          <w:rFonts w:ascii="Times New Roman" w:hAnsi="Times New Roman" w:eastAsia="Times New Roman" w:cs="Times New Roman"/>
-        </w:rPr>
-        <w:t xml:space="preserve">A. 2s </w:t>
-      </w:r>
-    </w:p>
-    <w:p>
-      <w:pPr>
-        <w:pStyle w:val="FirstParagraph"/>
-        <w:spacing w:before="0" w:after="0"/>
-        <w:ind w:left="480" w:hanging="480"/>
-      </w:pPr>
-      <w:r>
-        <w:rPr>
-          <w:rFonts w:ascii="Times New Roman" w:hAnsi="Times New Roman" w:eastAsia="Times New Roman" w:cs="Times New Roman"/>
-        </w:rPr>
-        <w:t xml:space="preserve">B.</w:t>
+      <w:r>
+        <w:rPr>
+          <w:rFonts w:ascii="Times New Roman" w:hAnsi="Times New Roman" w:eastAsia="Times New Roman" w:cs="Times New Roman"/>
+        </w:rPr>
+        <w:t xml:space="preserve">A. 2s B.</w:t>
       </w:r>
       <w:r>
         <w:rPr>
@@ -767,13 +705,6 @@
         </w:rPr>
         <w:t xml:space="preserve"> </w:t>
       </w:r>
-    </w:p>
-    <w:p>
-      <w:pPr>
-        <w:pStyle w:val="FirstParagraph"/>
-        <w:spacing w:before="0" w:after="0"/>
-        <w:ind w:left="480" w:hanging="480"/>
-      </w:pPr>
       <w:r>
         <w:rPr>
           <w:rFonts w:ascii="Times New Roman" w:hAnsi="Times New Roman" w:eastAsia="Times New Roman" w:cs="Times New Roman"/>
@@ -809,13 +740,6 @@
         </w:rPr>
         <w:t xml:space="preserve"> </w:t>
       </w:r>
-    </w:p>
-    <w:p>
-      <w:pPr>
-        <w:pStyle w:val="FirstParagraph"/>
-        <w:spacing w:before="0" w:after="0"/>
-        <w:ind w:left="480" w:hanging="480"/>
-      </w:pPr>
       <w:r>
         <w:rPr>
           <w:rFonts w:ascii="Times New Roman" w:hAnsi="Times New Roman" w:eastAsia="Times New Roman" w:cs="Times New Roman"/>
@@ -848,16 +772,6 @@
     </w:p>
     <w:p>
       <w:pPr>
-        <w:spacing w:before="0" w:after="0"/>
-      </w:pPr>
-    </w:p>
-    <w:p>
-      <w:pPr>
-        <w:spacing w:before="0" w:after="0"/>
-      </w:pPr>
-    </w:p>
-    <w:p>
-      <w:pPr>
         <w:spacing w:before="160" w:after="80"/>
       </w:pPr>
       <w:r>
@@ -895,8 +809,6 @@
     <w:p>
       <w:pPr>
         <w:pStyle w:val="FirstParagraph"/>
-        <w:spacing w:before="0" w:after="0"/>
-        <w:ind w:left="480" w:hanging="480"/>
       </w:pPr>
       <w:r>
         <w:rPr>
@@ -975,13 +887,6 @@
         </w:rPr>
         <w:t xml:space="preserve"> </w:t>
       </w:r>
-    </w:p>
-    <w:p>
-      <w:pPr>
-        <w:pStyle w:val="FirstParagraph"/>
-        <w:spacing w:before="0" w:after="0"/>
-        <w:ind w:left="480" w:hanging="480"/>
-      </w:pPr>
       <w:r>
         <w:rPr>
           <w:rFonts w:ascii="Times New Roman" w:hAnsi="Times New Roman" w:eastAsia="Times New Roman" w:cs="Times New Roman"/>
@@ -998,20 +903,7 @@
         <w:rPr>
           <w:rFonts w:ascii="Times New Roman" w:hAnsi="Times New Roman" w:eastAsia="Times New Roman" w:cs="Times New Roman"/>
         </w:rPr>
-        <w:t xml:space="preserve"> </w:t>
-      </w:r>
-    </w:p>
-    <w:p>
-      <w:pPr>
-        <w:pStyle w:val="FirstParagraph"/>
-        <w:spacing w:before="0" w:after="0"/>
-        <w:ind w:left="480" w:hanging="480"/>
-      </w:pPr>
-      <w:r>
-        <w:rPr>
-          <w:rFonts w:ascii="Times New Roman" w:hAnsi="Times New Roman" w:eastAsia="Times New Roman" w:cs="Times New Roman"/>
-        </w:rPr>
-        <w:t xml:space="preserve">B. </w:t>
+        <w:t xml:space="preserve"> B. </w:t>
       </w:r>
       <w:r>
         <w:rPr>
@@ -1025,13 +917,6 @@
         </w:rPr>
         <w:t xml:space="preserve"> </w:t>
       </w:r>
-    </w:p>
-    <w:p>
-      <w:pPr>
-        <w:pStyle w:val="FirstParagraph"/>
-        <w:spacing w:before="0" w:after="0"/>
-        <w:ind w:left="480" w:hanging="480"/>
-      </w:pPr>
       <w:r>
         <w:rPr>
           <w:rFonts w:ascii="Times New Roman" w:hAnsi="Times New Roman" w:eastAsia="Times New Roman" w:cs="Times New Roman"/>
@@ -1056,16 +941,6 @@
         </w:rPr>
         <w:t xml:space="preserve">与另一个化合物的反应性能</w:t>
       </w:r>
-    </w:p>
-    <w:p>
-      <w:pPr>
-        <w:spacing w:before="0" w:after="0"/>
-      </w:pPr>
-    </w:p>
-    <w:p>
-      <w:pPr>
-        <w:spacing w:before="0" w:after="0"/>
-      </w:pPr>
     </w:p>
     <w:p>
       <w:pPr>
@@ -1106,8 +981,6 @@
     <w:p>
       <w:pPr>
         <w:pStyle w:val="FirstParagraph"/>
-        <w:spacing w:before="0" w:after="0"/>
-        <w:ind w:left="480" w:hanging="480"/>
       </w:pPr>
       <w:r>
         <w:rPr>
@@ -1133,13 +1006,6 @@
         </w:rPr>
         <w:t xml:space="preserve"> </w:t>
       </w:r>
-    </w:p>
-    <w:p>
-      <w:pPr>
-        <w:pStyle w:val="FirstParagraph"/>
-        <w:spacing w:before="0" w:after="0"/>
-        <w:ind w:left="480" w:hanging="480"/>
-      </w:pPr>
       <w:r>
         <w:rPr>
           <w:rFonts w:ascii="Times New Roman" w:hAnsi="Times New Roman" w:eastAsia="Times New Roman" w:cs="Times New Roman"/>
@@ -1172,44 +1038,11 @@
         </w:rPr>
         <w:t xml:space="preserve"> </w:t>
       </w:r>
-    </w:p>
-    <w:p>
-      <w:pPr>
-        <w:pStyle w:val="FirstParagraph"/>
-        <w:spacing w:before="0" w:after="0"/>
-        <w:ind w:left="480" w:hanging="480"/>
-      </w:pPr>
-      <w:r>
-        <w:rPr>
-          <w:rFonts w:ascii="Times New Roman" w:hAnsi="Times New Roman" w:eastAsia="Times New Roman" w:cs="Times New Roman"/>
-        </w:rPr>
-        <w:t xml:space="preserve">B. CO </w:t>
-      </w:r>
-    </w:p>
-    <w:p>
-      <w:pPr>
-        <w:pStyle w:val="FirstParagraph"/>
-        <w:spacing w:before="0" w:after="0"/>
-        <w:ind w:left="480" w:hanging="480"/>
-      </w:pPr>
-      <w:r>
-        <w:rPr>
-          <w:rFonts w:ascii="Times New Roman" w:hAnsi="Times New Roman" w:eastAsia="Times New Roman" w:cs="Times New Roman"/>
-        </w:rPr>
-        <w:t xml:space="preserve">C. HF </w:t>
-      </w:r>
-    </w:p>
-    <w:p>
-      <w:pPr>
-        <w:pStyle w:val="FirstParagraph"/>
-        <w:spacing w:before="0" w:after="0"/>
-        <w:ind w:left="480" w:hanging="480"/>
-      </w:pPr>
-      <w:r>
-        <w:rPr>
-          <w:rFonts w:ascii="Times New Roman" w:hAnsi="Times New Roman" w:eastAsia="Times New Roman" w:cs="Times New Roman"/>
-        </w:rPr>
-        <w:t xml:space="preserve">D.</w:t>
+      <w:r>
+        <w:rPr>
+          <w:rFonts w:ascii="Times New Roman" w:hAnsi="Times New Roman" w:eastAsia="Times New Roman" w:cs="Times New Roman"/>
+        </w:rPr>
+        <w:t xml:space="preserve">B. CO C. HF D.</w:t>
       </w:r>
       <w:r>
         <w:rPr>
@@ -1234,16 +1067,6 @@
           <m:t>O</m:t>
         </m:r>
       </m:oMath>
-    </w:p>
-    <w:p>
-      <w:pPr>
-        <w:spacing w:before="0" w:after="0"/>
-      </w:pPr>
-    </w:p>
-    <w:p>
-      <w:pPr>
-        <w:spacing w:before="0" w:after="0"/>
-      </w:pPr>
     </w:p>
     <w:p>
       <w:pPr>
@@ -2152,8 +1975,10 @@
     <w:p>
       <w:pPr>
         <w:pStyle w:val="Compact"/>
-        <w:spacing w:before="0" w:after="0"/>
-        <w:ind w:left="480" w:hanging="480"/>
+        <w:numPr>
+          <w:ilvl w:val="0"/>
+          <w:numId w:val="1001"/>
+        </w:numPr>
       </w:pPr>
       <w:r>
         <w:rPr>
@@ -2172,20 +1997,7 @@
         <w:rPr>
           <w:rFonts w:ascii="Times New Roman" w:hAnsi="Times New Roman" w:eastAsia="Times New Roman" w:cs="Times New Roman"/>
         </w:rPr>
-        <w:t xml:space="preserve">　　</w:t>
-      </w:r>
-    </w:p>
-    <w:p>
-      <w:pPr>
-        <w:pStyle w:val="Compact"/>
-        <w:spacing w:before="0" w:after="0"/>
-        <w:ind w:left="480" w:hanging="480"/>
-      </w:pPr>
-      <w:r>
-        <w:rPr>
-          <w:rFonts w:ascii="Times New Roman" w:hAnsi="Times New Roman" w:eastAsia="Times New Roman" w:cs="Times New Roman"/>
-        </w:rPr>
-        <w:t xml:space="preserve">B. −468 kJ mol</w:t>
+        <w:t xml:space="preserve">　　B. −468 kJ mol</w:t>
       </w:r>
       <w:r>
         <w:rPr>
@@ -2198,20 +2010,7 @@
         <w:rPr>
           <w:rFonts w:ascii="Times New Roman" w:hAnsi="Times New Roman" w:eastAsia="Times New Roman" w:cs="Times New Roman"/>
         </w:rPr>
-        <w:t xml:space="preserve">　　</w:t>
-      </w:r>
-    </w:p>
-    <w:p>
-      <w:pPr>
-        <w:pStyle w:val="Compact"/>
-        <w:spacing w:before="0" w:after="0"/>
-        <w:ind w:left="480" w:hanging="480"/>
-      </w:pPr>
-      <w:r>
-        <w:rPr>
-          <w:rFonts w:ascii="Times New Roman" w:hAnsi="Times New Roman" w:eastAsia="Times New Roman" w:cs="Times New Roman"/>
-        </w:rPr>
-        <w:t xml:space="preserve">C. −186 kJ mol</w:t>
+        <w:t xml:space="preserve">　　C. −186 kJ mol</w:t>
       </w:r>
       <w:r>
         <w:rPr>
@@ -2224,20 +2023,7 @@
         <w:rPr>
           <w:rFonts w:ascii="Times New Roman" w:hAnsi="Times New Roman" w:eastAsia="Times New Roman" w:cs="Times New Roman"/>
         </w:rPr>
-        <w:t xml:space="preserve">　　</w:t>
-      </w:r>
-    </w:p>
-    <w:p>
-      <w:pPr>
-        <w:pStyle w:val="Compact"/>
-        <w:spacing w:before="0" w:after="0"/>
-        <w:ind w:left="480" w:hanging="480"/>
-      </w:pPr>
-      <w:r>
-        <w:rPr>
-          <w:rFonts w:ascii="Times New Roman" w:hAnsi="Times New Roman" w:eastAsia="Times New Roman" w:cs="Times New Roman"/>
-        </w:rPr>
-        <w:t xml:space="preserve">D. 468 kJ mol</w:t>
+        <w:t xml:space="preserve">　　D. 468 kJ mol</w:t>
       </w:r>
       <w:r>
         <w:rPr>
@@ -2246,16 +2032,6 @@
         </w:rPr>
         <w:t>-1</w:t>
       </w:r>
-    </w:p>
-    <w:p>
-      <w:pPr>
-        <w:spacing w:before="0" w:after="0"/>
-      </w:pPr>
-    </w:p>
-    <w:p>
-      <w:pPr>
-        <w:spacing w:before="0" w:after="0"/>
-      </w:pPr>
     </w:p>
     <w:p>
       <w:pPr>
@@ -2296,8 +2072,6 @@
     <w:p>
       <w:pPr>
         <w:pStyle w:val="FirstParagraph"/>
-        <w:spacing w:before="0" w:after="0"/>
-        <w:ind w:left="480" w:hanging="480"/>
       </w:pPr>
       <w:r>
         <w:rPr>
@@ -2401,68 +2175,12 @@
         </w:rPr>
         <w:t xml:space="preserve"> </w:t>
       </w:r>
-    </w:p>
-    <w:p>
-      <w:pPr>
-        <w:pStyle w:val="FirstParagraph"/>
-        <w:spacing w:before="0" w:after="0"/>
-        <w:ind w:left="480" w:hanging="480"/>
-      </w:pPr>
-      <w:r>
-        <w:rPr>
-          <w:rFonts w:ascii="Times New Roman" w:hAnsi="Times New Roman" w:eastAsia="Times New Roman" w:cs="Times New Roman"/>
-        </w:rPr>
-        <w:t xml:space="preserve">A. 354d </w:t>
-      </w:r>
-    </w:p>
-    <w:p>
-      <w:pPr>
-        <w:pStyle w:val="FirstParagraph"/>
-        <w:spacing w:before="0" w:after="0"/>
-        <w:ind w:left="480" w:hanging="480"/>
-      </w:pPr>
-      <w:r>
-        <w:rPr>
-          <w:rFonts w:ascii="Times New Roman" w:hAnsi="Times New Roman" w:eastAsia="Times New Roman" w:cs="Times New Roman"/>
-        </w:rPr>
-        <w:t xml:space="preserve">B. 263d </w:t>
-      </w:r>
-    </w:p>
-    <w:p>
-      <w:pPr>
-        <w:pStyle w:val="FirstParagraph"/>
-        <w:spacing w:before="0" w:after="0"/>
-        <w:ind w:left="480" w:hanging="480"/>
-      </w:pPr>
-      <w:r>
-        <w:rPr>
-          <w:rFonts w:ascii="Times New Roman" w:hAnsi="Times New Roman" w:eastAsia="Times New Roman" w:cs="Times New Roman"/>
-        </w:rPr>
-        <w:t xml:space="preserve">C. 300d </w:t>
-      </w:r>
-    </w:p>
-    <w:p>
-      <w:pPr>
-        <w:pStyle w:val="FirstParagraph"/>
-        <w:spacing w:before="0" w:after="0"/>
-        <w:ind w:left="480" w:hanging="480"/>
-      </w:pPr>
-      <w:r>
-        <w:rPr>
-          <w:rFonts w:ascii="Times New Roman" w:hAnsi="Times New Roman" w:eastAsia="Times New Roman" w:cs="Times New Roman"/>
-        </w:rPr>
-        <w:t xml:space="preserve">D. 454d</w:t>
-      </w:r>
-    </w:p>
-    <w:p>
-      <w:pPr>
-        <w:spacing w:before="0" w:after="0"/>
-      </w:pPr>
-    </w:p>
-    <w:p>
-      <w:pPr>
-        <w:spacing w:before="0" w:after="0"/>
-      </w:pPr>
+      <w:r>
+        <w:rPr>
+          <w:rFonts w:ascii="Times New Roman" w:hAnsi="Times New Roman" w:eastAsia="Times New Roman" w:cs="Times New Roman"/>
+        </w:rPr>
+        <w:t xml:space="preserve">A. 354d B. 263d C. 300d D. 454d</w:t>
+      </w:r>
     </w:p>
     <w:p>
       <w:pPr>
@@ -2961,31 +2679,6 @@
     </w:p>
     <w:p>
       <w:pPr>
-        <w:spacing w:before="0" w:after="0"/>
-      </w:pPr>
-    </w:p>
-    <w:p>
-      <w:pPr>
-        <w:spacing w:before="0" w:after="0"/>
-      </w:pPr>
-    </w:p>
-    <w:p>
-      <w:pPr>
-        <w:spacing w:before="0" w:after="0"/>
-      </w:pPr>
-    </w:p>
-    <w:p>
-      <w:pPr>
-        <w:spacing w:before="0" w:after="0"/>
-      </w:pPr>
-    </w:p>
-    <w:p>
-      <w:pPr>
-        <w:spacing w:before="0" w:after="0"/>
-      </w:pPr>
-    </w:p>
-    <w:p>
-      <w:pPr>
         <w:spacing w:before="160" w:after="80"/>
       </w:pPr>
       <w:r>
@@ -3109,31 +2802,6 @@
         </w:rPr>
         <w:t>。</w:t>
       </w:r>
-    </w:p>
-    <w:p>
-      <w:pPr>
-        <w:spacing w:before="0" w:after="0"/>
-      </w:pPr>
-    </w:p>
-    <w:p>
-      <w:pPr>
-        <w:spacing w:before="0" w:after="0"/>
-      </w:pPr>
-    </w:p>
-    <w:p>
-      <w:pPr>
-        <w:spacing w:before="0" w:after="0"/>
-      </w:pPr>
-    </w:p>
-    <w:p>
-      <w:pPr>
-        <w:spacing w:before="0" w:after="0"/>
-      </w:pPr>
-    </w:p>
-    <w:p>
-      <w:pPr>
-        <w:spacing w:before="0" w:after="0"/>
-      </w:pPr>
     </w:p>
     <w:p>
       <w:pPr>
@@ -4647,46 +4315,6 @@
         </w:rPr>
         <w:t>。</w:t>
       </w:r>
-    </w:p>
-    <w:p>
-      <w:pPr>
-        <w:spacing w:before="0" w:after="0"/>
-      </w:pPr>
-    </w:p>
-    <w:p>
-      <w:pPr>
-        <w:spacing w:before="0" w:after="0"/>
-      </w:pPr>
-    </w:p>
-    <w:p>
-      <w:pPr>
-        <w:spacing w:before="0" w:after="0"/>
-      </w:pPr>
-    </w:p>
-    <w:p>
-      <w:pPr>
-        <w:spacing w:before="0" w:after="0"/>
-      </w:pPr>
-    </w:p>
-    <w:p>
-      <w:pPr>
-        <w:spacing w:before="0" w:after="0"/>
-      </w:pPr>
-    </w:p>
-    <w:p>
-      <w:pPr>
-        <w:spacing w:before="0" w:after="0"/>
-      </w:pPr>
-    </w:p>
-    <w:p>
-      <w:pPr>
-        <w:spacing w:before="0" w:after="0"/>
-      </w:pPr>
-    </w:p>
-    <w:p>
-      <w:pPr>
-        <w:spacing w:before="0" w:after="0"/>
-      </w:pPr>
     </w:p>
     <w:p>
       <w:pPr>
@@ -5329,46 +4957,6 @@
     </w:p>
     <w:p>
       <w:pPr>
-        <w:spacing w:before="0" w:after="0"/>
-      </w:pPr>
-    </w:p>
-    <w:p>
-      <w:pPr>
-        <w:spacing w:before="0" w:after="0"/>
-      </w:pPr>
-    </w:p>
-    <w:p>
-      <w:pPr>
-        <w:spacing w:before="0" w:after="0"/>
-      </w:pPr>
-    </w:p>
-    <w:p>
-      <w:pPr>
-        <w:spacing w:before="0" w:after="0"/>
-      </w:pPr>
-    </w:p>
-    <w:p>
-      <w:pPr>
-        <w:spacing w:before="0" w:after="0"/>
-      </w:pPr>
-    </w:p>
-    <w:p>
-      <w:pPr>
-        <w:spacing w:before="0" w:after="0"/>
-      </w:pPr>
-    </w:p>
-    <w:p>
-      <w:pPr>
-        <w:spacing w:before="0" w:after="0"/>
-      </w:pPr>
-    </w:p>
-    <w:p>
-      <w:pPr>
-        <w:spacing w:before="0" w:after="0"/>
-      </w:pPr>
-    </w:p>
-    <w:p>
-      <w:pPr>
         <w:spacing w:before="160" w:after="80"/>
       </w:pPr>
       <w:r>
@@ -5586,21 +5174,6 @@
     </w:p>
     <w:p>
       <w:pPr>
-        <w:spacing w:before="0" w:after="0"/>
-      </w:pPr>
-    </w:p>
-    <w:p>
-      <w:pPr>
-        <w:spacing w:before="0" w:after="0"/>
-      </w:pPr>
-    </w:p>
-    <w:p>
-      <w:pPr>
-        <w:spacing w:before="0" w:after="0"/>
-      </w:pPr>
-    </w:p>
-    <w:p>
-      <w:pPr>
         <w:spacing w:before="160" w:after="80"/>
       </w:pPr>
       <w:r>
@@ -5711,21 +5284,6 @@
         </w:rPr>
         <w:t xml:space="preserve"> 2.14eV。</w:t>
       </w:r>
-    </w:p>
-    <w:p>
-      <w:pPr>
-        <w:spacing w:before="0" w:after="0"/>
-      </w:pPr>
-    </w:p>
-    <w:p>
-      <w:pPr>
-        <w:spacing w:before="0" w:after="0"/>
-      </w:pPr>
-    </w:p>
-    <w:p>
-      <w:pPr>
-        <w:spacing w:before="0" w:after="0"/>
-      </w:pPr>
     </w:p>
     <w:p>
       <w:pPr>
@@ -5978,7 +5536,7 @@
         </w:rPr>
         <w:drawing>
           <wp:inline>
-            <wp:extent cx="3600000" cy="2341667"/>
+            <wp:extent cx="3600000" cy="2426086"/>
             <wp:effectExtent b="0" l="0" r="0" t="0"/>
             <wp:docPr descr="" title="" id="25" name="Picture"/>
             <a:graphic>
@@ -5999,7 +5557,7 @@
                   <pic:spPr bwMode="auto">
                     <a:xfrm>
                       <a:off x="0" y="0"/>
-                      <a:ext cx="3600000" cy="2341667"/>
+                      <a:ext cx="3600000" cy="2426086"/>
                     </a:xfrm>
                     <a:prstGeom prst="rect">
                       <a:avLst/>
@@ -6020,31 +5578,6 @@
     </w:p>
     <w:p>
       <w:pPr>
-        <w:spacing w:before="0" w:after="0"/>
-      </w:pPr>
-    </w:p>
-    <w:p>
-      <w:pPr>
-        <w:spacing w:before="0" w:after="0"/>
-      </w:pPr>
-    </w:p>
-    <w:p>
-      <w:pPr>
-        <w:spacing w:before="0" w:after="0"/>
-      </w:pPr>
-    </w:p>
-    <w:p>
-      <w:pPr>
-        <w:spacing w:before="0" w:after="0"/>
-      </w:pPr>
-    </w:p>
-    <w:p>
-      <w:pPr>
-        <w:spacing w:before="0" w:after="0"/>
-      </w:pPr>
-    </w:p>
-    <w:p>
-      <w:pPr>
         <w:spacing w:before="160" w:after="80"/>
       </w:pPr>
       <w:r>
@@ -6216,31 +5749,6 @@
         </w:rPr>
         <w:t xml:space="preserve"> 32.00%。</w:t>
       </w:r>
-    </w:p>
-    <w:p>
-      <w:pPr>
-        <w:spacing w:before="0" w:after="0"/>
-      </w:pPr>
-    </w:p>
-    <w:p>
-      <w:pPr>
-        <w:spacing w:before="0" w:after="0"/>
-      </w:pPr>
-    </w:p>
-    <w:p>
-      <w:pPr>
-        <w:spacing w:before="0" w:after="0"/>
-      </w:pPr>
-    </w:p>
-    <w:p>
-      <w:pPr>
-        <w:spacing w:before="0" w:after="0"/>
-      </w:pPr>
-    </w:p>
-    <w:p>
-      <w:pPr>
-        <w:spacing w:before="0" w:after="0"/>
-      </w:pPr>
     </w:p>
     <w:p>
       <w:pPr>
@@ -6672,31 +6180,6 @@
     </w:p>
     <w:p>
       <w:pPr>
-        <w:spacing w:before="0" w:after="0"/>
-      </w:pPr>
-    </w:p>
-    <w:p>
-      <w:pPr>
-        <w:spacing w:before="0" w:after="0"/>
-      </w:pPr>
-    </w:p>
-    <w:p>
-      <w:pPr>
-        <w:spacing w:before="0" w:after="0"/>
-      </w:pPr>
-    </w:p>
-    <w:p>
-      <w:pPr>
-        <w:spacing w:before="0" w:after="0"/>
-      </w:pPr>
-    </w:p>
-    <w:p>
-      <w:pPr>
-        <w:spacing w:before="0" w:after="0"/>
-      </w:pPr>
-    </w:p>
-    <w:p>
-      <w:pPr>
         <w:spacing w:before="160" w:after="80"/>
       </w:pPr>
       <w:r>
@@ -7249,31 +6732,6 @@
     </w:p>
     <w:p>
       <w:pPr>
-        <w:spacing w:before="0" w:after="0"/>
-      </w:pPr>
-    </w:p>
-    <w:p>
-      <w:pPr>
-        <w:spacing w:before="0" w:after="0"/>
-      </w:pPr>
-    </w:p>
-    <w:p>
-      <w:pPr>
-        <w:spacing w:before="0" w:after="0"/>
-      </w:pPr>
-    </w:p>
-    <w:p>
-      <w:pPr>
-        <w:spacing w:before="0" w:after="0"/>
-      </w:pPr>
-    </w:p>
-    <w:p>
-      <w:pPr>
-        <w:spacing w:before="0" w:after="0"/>
-      </w:pPr>
-    </w:p>
-    <w:p>
-      <w:pPr>
         <w:spacing w:before="160" w:after="80"/>
       </w:pPr>
       <w:r>
@@ -7540,7 +6998,7 @@
         </w:rPr>
         <w:drawing>
           <wp:inline>
-            <wp:extent cx="3463508" cy="1557854"/>
+            <wp:extent cx="3600000" cy="1557854"/>
             <wp:effectExtent b="0" l="0" r="0" t="0"/>
             <wp:docPr descr="" title="" id="32" name="Picture"/>
             <a:graphic>
@@ -7561,7 +7019,7 @@
                   <pic:spPr bwMode="auto">
                     <a:xfrm>
                       <a:off x="0" y="0"/>
-                      <a:ext cx="3463508" cy="1557854"/>
+                      <a:ext cx="3600000" cy="1557854"/>
                     </a:xfrm>
                     <a:prstGeom prst="rect">
                       <a:avLst/>
@@ -7583,7 +7041,10 @@
     <w:p>
       <w:pPr>
         <w:pStyle w:val="Compact"/>
-        <w:spacing w:before="0" w:after="0"/>
+        <w:numPr>
+          <w:ilvl w:val="0"/>
+          <w:numId w:val="1005"/>
+        </w:numPr>
       </w:pPr>
       <w:r>
         <w:rPr>
@@ -7619,7 +7080,10 @@
     <w:p>
       <w:pPr>
         <w:pStyle w:val="Compact"/>
-        <w:spacing w:before="0" w:after="0"/>
+        <w:numPr>
+          <w:ilvl w:val="0"/>
+          <w:numId w:val="1005"/>
+        </w:numPr>
       </w:pPr>
       <w:r>
         <w:rPr>
@@ -7683,7 +7147,10 @@
     <w:p>
       <w:pPr>
         <w:pStyle w:val="Compact"/>
-        <w:spacing w:before="0" w:after="0"/>
+        <w:numPr>
+          <w:ilvl w:val="0"/>
+          <w:numId w:val="1005"/>
+        </w:numPr>
       </w:pPr>
       <w:r>
         <w:rPr>
@@ -7738,7 +7205,10 @@
     <w:p>
       <w:pPr>
         <w:pStyle w:val="Compact"/>
-        <w:spacing w:before="0" w:after="0"/>
+        <w:numPr>
+          <w:ilvl w:val="0"/>
+          <w:numId w:val="1005"/>
+        </w:numPr>
       </w:pPr>
       <w:r>
         <w:rPr>
@@ -7801,16 +7271,6 @@
         </w:rPr>
         <w:t xml:space="preserve">解离</w:t>
       </w:r>
-    </w:p>
-    <w:p>
-      <w:pPr>
-        <w:spacing w:before="0" w:after="0"/>
-      </w:pPr>
-    </w:p>
-    <w:p>
-      <w:pPr>
-        <w:spacing w:before="0" w:after="0"/>
-      </w:pPr>
     </w:p>
     <w:p>
       <w:pPr>
@@ -8034,7 +7494,7 @@
         <m:sSup>
           <m:e>
             <m:r>
-              <m:t xml:space="preserve"> </m:t>
+              <m:t>​</m:t>
             </m:r>
           </m:e>
           <m:sup>
@@ -8354,46 +7814,6 @@
         </w:rPr>
         <w:t>。</w:t>
       </w:r>
-    </w:p>
-    <w:p>
-      <w:pPr>
-        <w:spacing w:before="0" w:after="0"/>
-      </w:pPr>
-    </w:p>
-    <w:p>
-      <w:pPr>
-        <w:spacing w:before="0" w:after="0"/>
-      </w:pPr>
-    </w:p>
-    <w:p>
-      <w:pPr>
-        <w:spacing w:before="0" w:after="0"/>
-      </w:pPr>
-    </w:p>
-    <w:p>
-      <w:pPr>
-        <w:spacing w:before="0" w:after="0"/>
-      </w:pPr>
-    </w:p>
-    <w:p>
-      <w:pPr>
-        <w:spacing w:before="0" w:after="0"/>
-      </w:pPr>
-    </w:p>
-    <w:p>
-      <w:pPr>
-        <w:spacing w:before="0" w:after="0"/>
-      </w:pPr>
-    </w:p>
-    <w:p>
-      <w:pPr>
-        <w:spacing w:before="0" w:after="0"/>
-      </w:pPr>
-    </w:p>
-    <w:p>
-      <w:pPr>
-        <w:spacing w:before="0" w:after="0"/>
-      </w:pPr>
     </w:p>
     <w:p>
       <w:pPr>
@@ -9175,31 +8595,6 @@
     </w:p>
     <w:p>
       <w:pPr>
-        <w:spacing w:before="0" w:after="0"/>
-      </w:pPr>
-    </w:p>
-    <w:p>
-      <w:pPr>
-        <w:spacing w:before="0" w:after="0"/>
-      </w:pPr>
-    </w:p>
-    <w:p>
-      <w:pPr>
-        <w:spacing w:before="0" w:after="0"/>
-      </w:pPr>
-    </w:p>
-    <w:p>
-      <w:pPr>
-        <w:spacing w:before="0" w:after="0"/>
-      </w:pPr>
-    </w:p>
-    <w:p>
-      <w:pPr>
-        <w:spacing w:before="0" w:after="0"/>
-      </w:pPr>
-    </w:p>
-    <w:p>
-      <w:pPr>
         <w:spacing w:before="160" w:after="80"/>
       </w:pPr>
       <w:r>
@@ -9921,31 +9316,6 @@
     </w:p>
     <w:p>
       <w:pPr>
-        <w:spacing w:before="0" w:after="0"/>
-      </w:pPr>
-    </w:p>
-    <w:p>
-      <w:pPr>
-        <w:spacing w:before="0" w:after="0"/>
-      </w:pPr>
-    </w:p>
-    <w:p>
-      <w:pPr>
-        <w:spacing w:before="0" w:after="0"/>
-      </w:pPr>
-    </w:p>
-    <w:p>
-      <w:pPr>
-        <w:spacing w:before="0" w:after="0"/>
-      </w:pPr>
-    </w:p>
-    <w:p>
-      <w:pPr>
-        <w:spacing w:before="0" w:after="0"/>
-      </w:pPr>
-    </w:p>
-    <w:p>
-      <w:pPr>
         <w:spacing w:before="160" w:after="80"/>
       </w:pPr>
       <w:r>
@@ -10216,21 +9586,6 @@
     </w:p>
     <w:p>
       <w:pPr>
-        <w:spacing w:before="0" w:after="0"/>
-      </w:pPr>
-    </w:p>
-    <w:p>
-      <w:pPr>
-        <w:spacing w:before="0" w:after="0"/>
-      </w:pPr>
-    </w:p>
-    <w:p>
-      <w:pPr>
-        <w:spacing w:before="0" w:after="0"/>
-      </w:pPr>
-    </w:p>
-    <w:p>
-      <w:pPr>
         <w:spacing w:before="160" w:after="80"/>
       </w:pPr>
       <w:r>
@@ -10525,31 +9880,6 @@
     </w:p>
     <w:p>
       <w:pPr>
-        <w:spacing w:before="0" w:after="0"/>
-      </w:pPr>
-    </w:p>
-    <w:p>
-      <w:pPr>
-        <w:spacing w:before="0" w:after="0"/>
-      </w:pPr>
-    </w:p>
-    <w:p>
-      <w:pPr>
-        <w:spacing w:before="0" w:after="0"/>
-      </w:pPr>
-    </w:p>
-    <w:p>
-      <w:pPr>
-        <w:spacing w:before="0" w:after="0"/>
-      </w:pPr>
-    </w:p>
-    <w:p>
-      <w:pPr>
-        <w:spacing w:before="0" w:after="0"/>
-      </w:pPr>
-    </w:p>
-    <w:p>
-      <w:pPr>
         <w:spacing w:before="160" w:after="80"/>
       </w:pPr>
       <w:r>
@@ -10967,46 +10297,6 @@
     </w:p>
     <w:p>
       <w:pPr>
-        <w:spacing w:before="0" w:after="0"/>
-      </w:pPr>
-    </w:p>
-    <w:p>
-      <w:pPr>
-        <w:spacing w:before="0" w:after="0"/>
-      </w:pPr>
-    </w:p>
-    <w:p>
-      <w:pPr>
-        <w:spacing w:before="0" w:after="0"/>
-      </w:pPr>
-    </w:p>
-    <w:p>
-      <w:pPr>
-        <w:spacing w:before="0" w:after="0"/>
-      </w:pPr>
-    </w:p>
-    <w:p>
-      <w:pPr>
-        <w:spacing w:before="0" w:after="0"/>
-      </w:pPr>
-    </w:p>
-    <w:p>
-      <w:pPr>
-        <w:spacing w:before="0" w:after="0"/>
-      </w:pPr>
-    </w:p>
-    <w:p>
-      <w:pPr>
-        <w:spacing w:before="0" w:after="0"/>
-      </w:pPr>
-    </w:p>
-    <w:p>
-      <w:pPr>
-        <w:spacing w:before="0" w:after="0"/>
-      </w:pPr>
-    </w:p>
-    <w:p>
-      <w:pPr>
         <w:spacing w:before="160" w:after="80"/>
       </w:pPr>
       <w:r>
@@ -11317,14 +10607,6 @@
       <w:tblPr>
         <w:tblStyle w:val="Table"/>
         <w:tblW w:type="auto" w:w="0"/>
-        <w:tblBorders>
-          <w:top w:val="single" w:sz="12" w:space="0" w:color="000000"/>
-          <w:left w:val="none" w:sz="0" w:space="0" w:color="auto"/>
-          <w:bottom w:val="single" w:sz="12" w:space="0" w:color="000000"/>
-          <w:right w:val="none" w:sz="0" w:space="0" w:color="auto"/>
-          <w:insideH w:val="none" w:sz="0" w:space="0" w:color="auto"/>
-          <w:insideV w:val="none" w:sz="0" w:space="0" w:color="auto"/>
-        </w:tblBorders>
         <w:tblLook w:firstRow="1" w:lastRow="0" w:firstColumn="0" w:lastColumn="0" w:noHBand="0" w:noVBand="0" w:val="0020"/>
       </w:tblPr>
       <w:tblGrid>
@@ -11342,11 +10624,7 @@
           <w:tblHeader w:val="on"/>
         </w:trPr>
         <w:tc>
-          <w:tcPr>
-            <w:tcBorders>
-              <w:bottom w:val="single" w:sz="8" w:space="0" w:color="000000"/>
-            </w:tcBorders>
-          </w:tcPr>
+          <w:tcPr/>
           <w:p>
             <w:pPr>
               <w:pStyle w:val="Compact"/>
@@ -11369,11 +10647,7 @@
           </w:p>
         </w:tc>
         <w:tc>
-          <w:tcPr>
-            <w:tcBorders>
-              <w:bottom w:val="single" w:sz="8" w:space="0" w:color="000000"/>
-            </w:tcBorders>
-          </w:tcPr>
+          <w:tcPr/>
           <w:p>
             <w:pPr>
               <w:pStyle w:val="Compact"/>
@@ -11389,11 +10663,7 @@
           </w:p>
         </w:tc>
         <w:tc>
-          <w:tcPr>
-            <w:tcBorders>
-              <w:bottom w:val="single" w:sz="8" w:space="0" w:color="000000"/>
-            </w:tcBorders>
-          </w:tcPr>
+          <w:tcPr/>
           <w:p>
             <w:pPr>
               <w:pStyle w:val="Compact"/>
@@ -11409,11 +10679,7 @@
           </w:p>
         </w:tc>
         <w:tc>
-          <w:tcPr>
-            <w:tcBorders>
-              <w:bottom w:val="single" w:sz="8" w:space="0" w:color="000000"/>
-            </w:tcBorders>
-          </w:tcPr>
+          <w:tcPr/>
           <w:p>
             <w:pPr>
               <w:pStyle w:val="Compact"/>
@@ -11429,11 +10695,7 @@
           </w:p>
         </w:tc>
         <w:tc>
-          <w:tcPr>
-            <w:tcBorders>
-              <w:bottom w:val="single" w:sz="8" w:space="0" w:color="000000"/>
-            </w:tcBorders>
-          </w:tcPr>
+          <w:tcPr/>
           <w:p>
             <w:pPr>
               <w:pStyle w:val="Compact"/>
@@ -11456,11 +10718,7 @@
           </w:p>
         </w:tc>
         <w:tc>
-          <w:tcPr>
-            <w:tcBorders>
-              <w:bottom w:val="single" w:sz="8" w:space="0" w:color="000000"/>
-            </w:tcBorders>
-          </w:tcPr>
+          <w:tcPr/>
           <w:p>
             <w:pPr>
               <w:pStyle w:val="Compact"/>
@@ -11476,11 +10734,7 @@
           </w:p>
         </w:tc>
         <w:tc>
-          <w:tcPr>
-            <w:tcBorders>
-              <w:bottom w:val="single" w:sz="8" w:space="0" w:color="000000"/>
-            </w:tcBorders>
-          </w:tcPr>
+          <w:tcPr/>
           <w:p>
             <w:pPr>
               <w:pStyle w:val="Compact"/>
@@ -11496,11 +10750,7 @@
           </w:p>
         </w:tc>
         <w:tc>
-          <w:tcPr>
-            <w:tcBorders>
-              <w:bottom w:val="single" w:sz="8" w:space="0" w:color="000000"/>
-            </w:tcBorders>
-          </w:tcPr>
+          <w:tcPr/>
           <w:p>
             <w:pPr>
               <w:pStyle w:val="Compact"/>
@@ -11930,46 +11180,6 @@
     </w:p>
     <w:p>
       <w:pPr>
-        <w:spacing w:before="0" w:after="0"/>
-      </w:pPr>
-    </w:p>
-    <w:p>
-      <w:pPr>
-        <w:spacing w:before="0" w:after="0"/>
-      </w:pPr>
-    </w:p>
-    <w:p>
-      <w:pPr>
-        <w:spacing w:before="0" w:after="0"/>
-      </w:pPr>
-    </w:p>
-    <w:p>
-      <w:pPr>
-        <w:spacing w:before="0" w:after="0"/>
-      </w:pPr>
-    </w:p>
-    <w:p>
-      <w:pPr>
-        <w:spacing w:before="0" w:after="0"/>
-      </w:pPr>
-    </w:p>
-    <w:p>
-      <w:pPr>
-        <w:spacing w:before="0" w:after="0"/>
-      </w:pPr>
-    </w:p>
-    <w:p>
-      <w:pPr>
-        <w:spacing w:before="0" w:after="0"/>
-      </w:pPr>
-    </w:p>
-    <w:p>
-      <w:pPr>
-        <w:spacing w:before="0" w:after="0"/>
-      </w:pPr>
-    </w:p>
-    <w:p>
-      <w:pPr>
         <w:spacing w:before="160" w:after="80"/>
       </w:pPr>
       <w:r>
@@ -12010,35 +11220,6 @@
       </w:pPr>
       <w:r>
         <w:rPr>
-          <w:rFonts w:ascii="Times New Roman" w:hAnsi="Times New Roman" w:eastAsia="Times New Roman" w:cs="Times New Roman"/>
-        </w:rPr>
-        <w:t xml:space="preserve">4 </w:t>
-      </w:r>
-      <w:r>
-        <w:rPr>
-          <w:rFonts w:hint="eastAsia" w:ascii="Times New Roman" w:hAnsi="Times New Roman" w:eastAsia="Times New Roman" w:cs="Times New Roman"/>
-        </w:rPr>
-        <w:t>(8</w:t>
-      </w:r>
-      <w:r>
-        <w:rPr>
-          <w:rFonts w:hint="eastAsia" w:ascii="Times New Roman" w:hAnsi="Times New Roman" w:eastAsia="FangSong" w:cs="Times New Roman"/>
-        </w:rPr>
-        <w:t>分</w:t>
-      </w:r>
-      <w:r>
-        <w:rPr>
-          <w:rFonts w:hint="eastAsia" w:ascii="Times New Roman" w:hAnsi="Times New Roman" w:eastAsia="Times New Roman" w:cs="Times New Roman"/>
-        </w:rPr>
-        <w:t>)&gt;&gt;&gt;</w:t>
-      </w:r>
-    </w:p>
-    <w:p>
-      <w:pPr>
-        <w:pStyle w:val="BodyText"/>
-      </w:pPr>
-      <w:r>
-        <w:rPr>
           <w:rFonts w:hint="eastAsia" w:ascii="Times New Roman" w:hAnsi="Times New Roman" w:eastAsia="FangSong" w:cs="Times New Roman"/>
         </w:rPr>
         <w:t xml:space="preserve">使一定量</w:t>
@@ -12209,7 +11390,7 @@
         <m:sSup>
           <m:e>
             <m:r>
-              <m:t xml:space="preserve"> </m:t>
+              <m:t>​</m:t>
             </m:r>
           </m:e>
           <m:sup>
@@ -12307,7 +11488,7 @@
         <m:sSub>
           <m:e>
             <m:r>
-              <m:t xml:space="preserve"> </m:t>
+              <m:t>​</m:t>
             </m:r>
           </m:e>
           <m:sub>
@@ -12339,7 +11520,7 @@
         <m:sSub>
           <m:e>
             <m:r>
-              <m:t xml:space="preserve"> </m:t>
+              <m:t>​</m:t>
             </m:r>
           </m:e>
           <m:sub>
@@ -12371,7 +11552,7 @@
         <m:sSub>
           <m:e>
             <m:r>
-              <m:t xml:space="preserve"> </m:t>
+              <m:t>​</m:t>
             </m:r>
           </m:e>
           <m:sub>
@@ -12415,7 +11596,7 @@
         <m:sSup>
           <m:e>
             <m:r>
-              <m:t xml:space="preserve"> </m:t>
+              <m:t>​</m:t>
             </m:r>
           </m:e>
           <m:sup>
@@ -12440,46 +11621,6 @@
         </w:rPr>
         <w:t xml:space="preserve">。</w:t>
       </w:r>
-    </w:p>
-    <w:p>
-      <w:pPr>
-        <w:spacing w:before="0" w:after="0"/>
-      </w:pPr>
-    </w:p>
-    <w:p>
-      <w:pPr>
-        <w:spacing w:before="0" w:after="0"/>
-      </w:pPr>
-    </w:p>
-    <w:p>
-      <w:pPr>
-        <w:spacing w:before="0" w:after="0"/>
-      </w:pPr>
-    </w:p>
-    <w:p>
-      <w:pPr>
-        <w:spacing w:before="0" w:after="0"/>
-      </w:pPr>
-    </w:p>
-    <w:p>
-      <w:pPr>
-        <w:spacing w:before="0" w:after="0"/>
-      </w:pPr>
-    </w:p>
-    <w:p>
-      <w:pPr>
-        <w:spacing w:before="0" w:after="0"/>
-      </w:pPr>
-    </w:p>
-    <w:p>
-      <w:pPr>
-        <w:spacing w:before="0" w:after="0"/>
-      </w:pPr>
-    </w:p>
-    <w:p>
-      <w:pPr>
-        <w:spacing w:before="0" w:after="0"/>
-      </w:pPr>
     </w:p>
     <w:p>
       <w:pPr>
@@ -13811,46 +12952,6 @@
         </w:rPr>
         <w:t>。</w:t>
       </w:r>
-    </w:p>
-    <w:p>
-      <w:pPr>
-        <w:spacing w:before="0" w:after="0"/>
-      </w:pPr>
-    </w:p>
-    <w:p>
-      <w:pPr>
-        <w:spacing w:before="0" w:after="0"/>
-      </w:pPr>
-    </w:p>
-    <w:p>
-      <w:pPr>
-        <w:spacing w:before="0" w:after="0"/>
-      </w:pPr>
-    </w:p>
-    <w:p>
-      <w:pPr>
-        <w:spacing w:before="0" w:after="0"/>
-      </w:pPr>
-    </w:p>
-    <w:p>
-      <w:pPr>
-        <w:spacing w:before="0" w:after="0"/>
-      </w:pPr>
-    </w:p>
-    <w:p>
-      <w:pPr>
-        <w:spacing w:before="0" w:after="0"/>
-      </w:pPr>
-    </w:p>
-    <w:p>
-      <w:pPr>
-        <w:spacing w:before="0" w:after="0"/>
-      </w:pPr>
-    </w:p>
-    <w:p>
-      <w:pPr>
-        <w:spacing w:before="0" w:after="0"/>
-      </w:pPr>
     </w:p>
     <w:p>
       <w:pPr>
@@ -14583,7 +13684,7 @@
     <ns0:rPr>
       <ns0:rFonts ns0:ascii="Times New Roman" ns0:cs="Times New Roman" ns0:eastAsia="SimHei" ns0:hAnsi="Times New Roman"/>
       <ns0:b/>
-      <ns0:color ns0:val="000000"/>
+      <ns0:color ns0:val="17324D"/>
       <ns0:sz ns0:val="44"/>
       <ns0:szCs ns0:val="56"/>
     </ns0:rPr>
@@ -14725,7 +13826,7 @@
     <ns0:rPr>
       <ns0:rFonts ns0:ascii="Times New Roman" ns0:cs="Times New Roman" ns0:eastAsia="SimHei" ns0:hAnsi="Times New Roman"/>
       <ns0:b/>
-      <ns0:color ns0:val="000000"/>
+      <ns0:color ns0:val="17324D"/>
       <ns0:sz ns0:val="32"/>
       <ns0:szCs ns0:val="40"/>
     </ns0:rPr>
@@ -14749,7 +13850,7 @@
     <ns0:rPr>
       <ns0:rFonts ns0:ascii="Times New Roman" ns0:cs="Times New Roman" ns0:eastAsia="SimHei" ns0:hAnsi="Times New Roman"/>
       <ns0:b/>
-      <ns0:color ns0:val="000000"/>
+      <ns0:color ns0:val="17324D"/>
       <ns0:sz ns0:val="28"/>
       <ns0:szCs ns0:val="32"/>
     </ns0:rPr>
@@ -14773,7 +13874,7 @@
     <ns0:rPr>
       <ns0:rFonts ns0:ascii="Times New Roman" ns0:cs="Times New Roman" ns0:eastAsia="SimHei" ns0:hAnsi="Times New Roman"/>
       <ns0:b/>
-      <ns0:color ns0:val="000000"/>
+      <ns0:color ns0:val="17324D"/>
       <ns0:sz ns0:val="25"/>
       <ns0:szCs ns0:val="28"/>
     </ns0:rPr>

--- a/00-首页/题组Word/第一轮·综合套卷/第一轮综合卷08（学生版）.docx
+++ b/00-首页/题组Word/第一轮·综合套卷/第一轮综合卷08（学生版）.docx
@@ -42,6 +42,60 @@
     </w:p>
     <w:p>
       <w:pPr>
+        <w:pStyle w:val="BlockText"/>
+        <w:ind w:firstLine="420"/>
+      </w:pPr>
+      <w:r>
+        <w:rPr>
+          <w:rFonts w:hint="eastAsia" w:ascii="Times New Roman" w:hAnsi="Times New Roman" w:eastAsia="FangSong" w:cs="Times New Roman"/>
+        </w:rPr>
+        <w:t xml:space="preserve">共</w:t>
+      </w:r>
+      <w:r>
+        <w:rPr>
+          <w:rFonts w:ascii="Times New Roman" w:hAnsi="Times New Roman" w:eastAsia="Times New Roman" w:cs="Times New Roman"/>
+        </w:rPr>
+        <w:t xml:space="preserve"> 26 </w:t>
+      </w:r>
+      <w:r>
+        <w:rPr>
+          <w:rFonts w:hint="eastAsia" w:ascii="Times New Roman" w:hAnsi="Times New Roman" w:eastAsia="FangSong" w:cs="Times New Roman"/>
+        </w:rPr>
+        <w:t>题</w:t>
+      </w:r>
+      <w:r>
+        <w:rPr>
+          <w:rFonts w:hint="eastAsia" w:ascii="Times New Roman" w:hAnsi="Times New Roman" w:eastAsia="Times New Roman" w:cs="Times New Roman"/>
+        </w:rPr>
+        <w:t>。</w:t>
+      </w:r>
+      <w:r>
+        <w:rPr>
+          <w:rFonts w:hint="eastAsia" w:ascii="Times New Roman" w:hAnsi="Times New Roman" w:eastAsia="FangSong" w:cs="Times New Roman"/>
+        </w:rPr>
+        <w:t>建议先独立完成</w:t>
+      </w:r>
+      <w:r>
+        <w:rPr>
+          <w:rFonts w:hint="eastAsia" w:ascii="Times New Roman" w:hAnsi="Times New Roman" w:eastAsia="Times New Roman" w:cs="Times New Roman"/>
+        </w:rPr>
+        <w:t>，</w:t>
+      </w:r>
+      <w:r>
+        <w:rPr>
+          <w:rFonts w:hint="eastAsia" w:ascii="Times New Roman" w:hAnsi="Times New Roman" w:eastAsia="FangSong" w:cs="Times New Roman"/>
+        </w:rPr>
+        <w:t>再核对答案</w:t>
+      </w:r>
+      <w:r>
+        <w:rPr>
+          <w:rFonts w:hint="eastAsia" w:ascii="Times New Roman" w:hAnsi="Times New Roman" w:eastAsia="Times New Roman" w:cs="Times New Roman"/>
+        </w:rPr>
+        <w:t>。</w:t>
+      </w:r>
+    </w:p>
+    <w:p>
+      <w:pPr>
         <w:spacing w:before="160" w:after="80"/>
       </w:pPr>
       <w:r>
@@ -91,6 +145,7 @@
     <w:p>
       <w:pPr>
         <w:pStyle w:val="FirstParagraph"/>
+        <w:ind w:firstLine="420"/>
       </w:pPr>
       <w:r>
         <w:rPr>
@@ -557,6 +612,16 @@
         </w:pict>
       </w:r>
     </w:p>
+    <w:p>
+      <w:pPr>
+        <w:spacing w:before="160" w:after="80"/>
+      </w:pPr>
+      <w:r>
+        <w:pict>
+          <v:rect style="width:0;height:1.5pt" o:hralign="center" o:hrstd="t" o:hr="t"/>
+        </w:pict>
+      </w:r>
+    </w:p>
     <w:bookmarkEnd w:id="9"/>
     <w:bookmarkStart w:id="10" w:name="第2题"/>
     <w:p>
@@ -586,6 +651,7 @@
     <w:p>
       <w:pPr>
         <w:pStyle w:val="FirstParagraph"/>
+        <w:ind w:firstLine="420"/>
       </w:pPr>
       <w:r>
         <w:rPr>
@@ -674,7 +740,19 @@
         <w:rPr>
           <w:rFonts w:ascii="Times New Roman" w:hAnsi="Times New Roman" w:eastAsia="Times New Roman" w:cs="Times New Roman"/>
         </w:rPr>
-        <w:t xml:space="preserve">A. 2s B.</w:t>
+        <w:t xml:space="preserve">- A. 2s</w:t>
+      </w:r>
+      <w:r>
+        <w:rPr>
+          <w:rFonts w:ascii="Times New Roman" w:hAnsi="Times New Roman" w:eastAsia="Times New Roman" w:cs="Times New Roman"/>
+        </w:rPr>
+        <w:t xml:space="preserve"> </w:t>
+      </w:r>
+      <w:r>
+        <w:rPr>
+          <w:rFonts w:ascii="Times New Roman" w:hAnsi="Times New Roman" w:eastAsia="Times New Roman" w:cs="Times New Roman"/>
+        </w:rPr>
+        <w:t xml:space="preserve">- B.</w:t>
       </w:r>
       <w:r>
         <w:rPr>
@@ -709,7 +787,7 @@
         <w:rPr>
           <w:rFonts w:ascii="Times New Roman" w:hAnsi="Times New Roman" w:eastAsia="Times New Roman" w:cs="Times New Roman"/>
         </w:rPr>
-        <w:t xml:space="preserve">C.</w:t>
+        <w:t xml:space="preserve">- C.</w:t>
       </w:r>
       <w:r>
         <w:rPr>
@@ -744,7 +822,7 @@
         <w:rPr>
           <w:rFonts w:ascii="Times New Roman" w:hAnsi="Times New Roman" w:eastAsia="Times New Roman" w:cs="Times New Roman"/>
         </w:rPr>
-        <w:t xml:space="preserve">D.</w:t>
+        <w:t xml:space="preserve">- D.</w:t>
       </w:r>
       <w:r>
         <w:rPr>
@@ -780,6 +858,16 @@
         </w:pict>
       </w:r>
     </w:p>
+    <w:p>
+      <w:pPr>
+        <w:spacing w:before="160" w:after="80"/>
+      </w:pPr>
+      <w:r>
+        <w:pict>
+          <v:rect style="width:0;height:1.5pt" o:hralign="center" o:hrstd="t" o:hr="t"/>
+        </w:pict>
+      </w:r>
+    </w:p>
     <w:bookmarkEnd w:id="10"/>
     <w:bookmarkStart w:id="11" w:name="第3题"/>
     <w:p>
@@ -809,6 +897,7 @@
     <w:p>
       <w:pPr>
         <w:pStyle w:val="FirstParagraph"/>
+        <w:ind w:firstLine="420"/>
       </w:pPr>
       <w:r>
         <w:rPr>
@@ -952,6 +1041,16 @@
         </w:pict>
       </w:r>
     </w:p>
+    <w:p>
+      <w:pPr>
+        <w:spacing w:before="160" w:after="80"/>
+      </w:pPr>
+      <w:r>
+        <w:pict>
+          <v:rect style="width:0;height:1.5pt" o:hralign="center" o:hrstd="t" o:hr="t"/>
+        </w:pict>
+      </w:r>
+    </w:p>
     <w:bookmarkEnd w:id="11"/>
     <w:bookmarkStart w:id="12" w:name="第4题"/>
     <w:p>
@@ -981,6 +1080,7 @@
     <w:p>
       <w:pPr>
         <w:pStyle w:val="FirstParagraph"/>
+        <w:ind w:firstLine="420"/>
       </w:pPr>
       <w:r>
         <w:rPr>
@@ -1010,7 +1110,7 @@
         <w:rPr>
           <w:rFonts w:ascii="Times New Roman" w:hAnsi="Times New Roman" w:eastAsia="Times New Roman" w:cs="Times New Roman"/>
         </w:rPr>
-        <w:t xml:space="preserve">A.</w:t>
+        <w:t xml:space="preserve">- A.</w:t>
       </w:r>
       <w:r>
         <w:rPr>
@@ -1042,7 +1142,31 @@
         <w:rPr>
           <w:rFonts w:ascii="Times New Roman" w:hAnsi="Times New Roman" w:eastAsia="Times New Roman" w:cs="Times New Roman"/>
         </w:rPr>
-        <w:t xml:space="preserve">B. CO C. HF D.</w:t>
+        <w:t xml:space="preserve">- B. CO</w:t>
+      </w:r>
+      <w:r>
+        <w:rPr>
+          <w:rFonts w:ascii="Times New Roman" w:hAnsi="Times New Roman" w:eastAsia="Times New Roman" w:cs="Times New Roman"/>
+        </w:rPr>
+        <w:t xml:space="preserve"> </w:t>
+      </w:r>
+      <w:r>
+        <w:rPr>
+          <w:rFonts w:ascii="Times New Roman" w:hAnsi="Times New Roman" w:eastAsia="Times New Roman" w:cs="Times New Roman"/>
+        </w:rPr>
+        <w:t xml:space="preserve">- C. HF</w:t>
+      </w:r>
+      <w:r>
+        <w:rPr>
+          <w:rFonts w:ascii="Times New Roman" w:hAnsi="Times New Roman" w:eastAsia="Times New Roman" w:cs="Times New Roman"/>
+        </w:rPr>
+        <w:t xml:space="preserve"> </w:t>
+      </w:r>
+      <w:r>
+        <w:rPr>
+          <w:rFonts w:ascii="Times New Roman" w:hAnsi="Times New Roman" w:eastAsia="Times New Roman" w:cs="Times New Roman"/>
+        </w:rPr>
+        <w:t xml:space="preserve">- D.</w:t>
       </w:r>
       <w:r>
         <w:rPr>
@@ -1078,6 +1202,16 @@
         </w:pict>
       </w:r>
     </w:p>
+    <w:p>
+      <w:pPr>
+        <w:spacing w:before="160" w:after="80"/>
+      </w:pPr>
+      <w:r>
+        <w:pict>
+          <v:rect style="width:0;height:1.5pt" o:hralign="center" o:hrstd="t" o:hr="t"/>
+        </w:pict>
+      </w:r>
+    </w:p>
     <w:bookmarkEnd w:id="12"/>
     <w:bookmarkStart w:id="13" w:name="第5题"/>
     <w:p>
@@ -1107,6 +1241,7 @@
     <w:p>
       <w:pPr>
         <w:pStyle w:val="FirstParagraph"/>
+        <w:ind w:firstLine="420"/>
       </w:pPr>
       <w:r>
         <w:rPr>
@@ -1901,6 +2036,7 @@
     <w:p>
       <w:pPr>
         <w:pStyle w:val="FirstParagraph"/>
+        <w:ind w:firstLine="420"/>
       </w:pPr>
       <w:r>
         <w:rPr>
@@ -1993,11 +2129,20 @@
         </w:rPr>
         <w:t>-1</w:t>
       </w:r>
-      <w:r>
-        <w:rPr>
-          <w:rFonts w:ascii="Times New Roman" w:hAnsi="Times New Roman" w:eastAsia="Times New Roman" w:cs="Times New Roman"/>
-        </w:rPr>
-        <w:t xml:space="preserve">　　B. −468 kJ mol</w:t>
+    </w:p>
+    <w:p>
+      <w:pPr>
+        <w:pStyle w:val="Compact"/>
+        <w:numPr>
+          <w:ilvl w:val="0"/>
+          <w:numId w:val="1001"/>
+        </w:numPr>
+      </w:pPr>
+      <w:r>
+        <w:rPr>
+          <w:rFonts w:ascii="Times New Roman" w:hAnsi="Times New Roman" w:eastAsia="Times New Roman" w:cs="Times New Roman"/>
+        </w:rPr>
+        <w:t>B. −468 kJ mol</w:t>
       </w:r>
       <w:r>
         <w:rPr>
@@ -2006,11 +2151,20 @@
         </w:rPr>
         <w:t>-1</w:t>
       </w:r>
-      <w:r>
-        <w:rPr>
-          <w:rFonts w:ascii="Times New Roman" w:hAnsi="Times New Roman" w:eastAsia="Times New Roman" w:cs="Times New Roman"/>
-        </w:rPr>
-        <w:t xml:space="preserve">　　C. −186 kJ mol</w:t>
+    </w:p>
+    <w:p>
+      <w:pPr>
+        <w:pStyle w:val="Compact"/>
+        <w:numPr>
+          <w:ilvl w:val="0"/>
+          <w:numId w:val="1001"/>
+        </w:numPr>
+      </w:pPr>
+      <w:r>
+        <w:rPr>
+          <w:rFonts w:ascii="Times New Roman" w:hAnsi="Times New Roman" w:eastAsia="Times New Roman" w:cs="Times New Roman"/>
+        </w:rPr>
+        <w:t>C. −186 kJ mol</w:t>
       </w:r>
       <w:r>
         <w:rPr>
@@ -2019,11 +2173,20 @@
         </w:rPr>
         <w:t>-1</w:t>
       </w:r>
-      <w:r>
-        <w:rPr>
-          <w:rFonts w:ascii="Times New Roman" w:hAnsi="Times New Roman" w:eastAsia="Times New Roman" w:cs="Times New Roman"/>
-        </w:rPr>
-        <w:t xml:space="preserve">　　D. 468 kJ mol</w:t>
+    </w:p>
+    <w:p>
+      <w:pPr>
+        <w:pStyle w:val="Compact"/>
+        <w:numPr>
+          <w:ilvl w:val="0"/>
+          <w:numId w:val="1001"/>
+        </w:numPr>
+      </w:pPr>
+      <w:r>
+        <w:rPr>
+          <w:rFonts w:ascii="Times New Roman" w:hAnsi="Times New Roman" w:eastAsia="Times New Roman" w:cs="Times New Roman"/>
+        </w:rPr>
+        <w:t>D. 468 kJ mol</w:t>
       </w:r>
       <w:r>
         <w:rPr>
@@ -2043,145 +2206,6 @@
         </w:pict>
       </w:r>
     </w:p>
-    <w:bookmarkEnd w:id="13"/>
-    <w:bookmarkStart w:id="14" w:name="第6题"/>
-    <w:p>
-      <w:pPr>
-        <w:pStyle w:val="Heading3"/>
-        <w:spacing w:before="280" w:after="120"/>
-      </w:pPr>
-      <w:r>
-        <w:rPr>
-          <w:rFonts w:hint="eastAsia" w:ascii="Times New Roman" w:hAnsi="Times New Roman" w:eastAsia="SimHei" w:cs="Times New Roman"/>
-        </w:rPr>
-        <w:t>第</w:t>
-      </w:r>
-      <w:r>
-        <w:rPr>
-          <w:rFonts w:hint="eastAsia" w:ascii="Times New Roman" w:hAnsi="Times New Roman" w:eastAsia="Times New Roman" w:cs="Times New Roman"/>
-        </w:rPr>
-        <w:t>6</w:t>
-      </w:r>
-      <w:r>
-        <w:rPr>
-          <w:rFonts w:hint="eastAsia" w:ascii="Times New Roman" w:hAnsi="Times New Roman" w:eastAsia="SimHei" w:cs="Times New Roman"/>
-        </w:rPr>
-        <w:t>题</w:t>
-      </w:r>
-    </w:p>
-    <w:p>
-      <w:pPr>
-        <w:pStyle w:val="FirstParagraph"/>
-      </w:pPr>
-      <w:r>
-        <w:rPr>
-          <w:rFonts w:hint="eastAsia" w:ascii="Times New Roman" w:hAnsi="Times New Roman" w:eastAsia="FangSong" w:cs="Times New Roman"/>
-        </w:rPr>
-        <w:t xml:space="preserve">质量数为</w:t>
-      </w:r>
-      <w:r>
-        <w:rPr>
-          <w:rFonts w:ascii="Times New Roman" w:hAnsi="Times New Roman" w:eastAsia="Times New Roman" w:cs="Times New Roman"/>
-        </w:rPr>
-        <w:t xml:space="preserve"> 210 </w:t>
-      </w:r>
-      <w:r>
-        <w:rPr>
-          <w:rFonts w:hint="eastAsia" w:ascii="Times New Roman" w:hAnsi="Times New Roman" w:eastAsia="FangSong" w:cs="Times New Roman"/>
-        </w:rPr>
-        <w:t xml:space="preserve">的钋同位素进行</w:t>
-      </w:r>
-      <w:r>
-        <w:rPr>
-          <w:rFonts w:ascii="Times New Roman" w:hAnsi="Times New Roman" w:eastAsia="Times New Roman" w:cs="Times New Roman"/>
-        </w:rPr>
-        <w:t xml:space="preserve"> β </w:t>
-      </w:r>
-      <w:r>
-        <w:rPr>
-          <w:rFonts w:hint="eastAsia" w:ascii="Times New Roman" w:hAnsi="Times New Roman" w:eastAsia="FangSong" w:cs="Times New Roman"/>
-        </w:rPr>
-        <w:t>衰变</w:t>
-      </w:r>
-      <w:r>
-        <w:rPr>
-          <w:rFonts w:hint="eastAsia" w:ascii="Times New Roman" w:hAnsi="Times New Roman" w:eastAsia="Times New Roman" w:cs="Times New Roman"/>
-        </w:rPr>
-        <w:t>,</w:t>
-      </w:r>
-      <w:r>
-        <w:rPr>
-          <w:rFonts w:ascii="Times New Roman" w:hAnsi="Times New Roman" w:eastAsia="Times New Roman" w:cs="Times New Roman"/>
-        </w:rPr>
-        <w:t xml:space="preserve"> </w:t>
-      </w:r>
-      <w:r>
-        <w:rPr>
-          <w:rFonts w:hint="eastAsia" w:ascii="Times New Roman" w:hAnsi="Times New Roman" w:eastAsia="FangSong" w:cs="Times New Roman"/>
-        </w:rPr>
-        <w:t xml:space="preserve">经过</w:t>
-      </w:r>
-      <w:r>
-        <w:rPr>
-          <w:rFonts w:ascii="Times New Roman" w:hAnsi="Times New Roman" w:eastAsia="Times New Roman" w:cs="Times New Roman"/>
-        </w:rPr>
-        <w:t xml:space="preserve"> 14d, </w:t>
-      </w:r>
-      <w:r>
-        <w:rPr>
-          <w:rFonts w:hint="eastAsia" w:ascii="Times New Roman" w:hAnsi="Times New Roman" w:eastAsia="FangSong" w:cs="Times New Roman"/>
-        </w:rPr>
-        <w:t xml:space="preserve">同位素的活性降低了</w:t>
-      </w:r>
-      <w:r>
-        <w:rPr>
-          <w:rFonts w:ascii="Times New Roman" w:hAnsi="Times New Roman" w:eastAsia="Times New Roman" w:cs="Times New Roman"/>
-        </w:rPr>
-        <w:t xml:space="preserve"> 6.85%, </w:t>
-      </w:r>
-      <w:r>
-        <w:rPr>
-          <w:rFonts w:hint="eastAsia" w:ascii="Times New Roman" w:hAnsi="Times New Roman" w:eastAsia="FangSong" w:cs="Times New Roman"/>
-        </w:rPr>
-        <w:t xml:space="preserve">则分解</w:t>
-      </w:r>
-      <w:r>
-        <w:rPr>
-          <w:rFonts w:ascii="Times New Roman" w:hAnsi="Times New Roman" w:eastAsia="Times New Roman" w:cs="Times New Roman"/>
-        </w:rPr>
-        <w:t xml:space="preserve"> 90% </w:t>
-      </w:r>
-      <w:r>
-        <w:rPr>
-          <w:rFonts w:hint="eastAsia" w:ascii="Times New Roman" w:hAnsi="Times New Roman" w:eastAsia="FangSong" w:cs="Times New Roman"/>
-        </w:rPr>
-        <w:t xml:space="preserve">的时间需要的时间为</w:t>
-      </w:r>
-      <w:r>
-        <w:rPr>
-          <w:rFonts w:ascii="Times New Roman" w:hAnsi="Times New Roman" w:eastAsia="Times New Roman" w:cs="Times New Roman"/>
-        </w:rPr>
-        <w:t xml:space="preserve"> </w:t>
-      </w:r>
-      <w:r>
-        <w:rPr>
-          <w:rFonts w:ascii="Times New Roman" w:hAnsi="Times New Roman" w:eastAsia="Times New Roman" w:cs="Times New Roman"/>
-        </w:rPr>
-        <w:t xml:space="preserve">( )</w:t>
-      </w:r>
-      <w:r>
-        <w:rPr>
-          <w:rFonts w:ascii="Times New Roman" w:hAnsi="Times New Roman" w:eastAsia="Times New Roman" w:cs="Times New Roman"/>
-        </w:rPr>
-        <w:t xml:space="preserve"> </w:t>
-      </w:r>
-      <w:r>
-        <w:rPr>
-          <w:rFonts w:ascii="Times New Roman" w:hAnsi="Times New Roman" w:eastAsia="Times New Roman" w:cs="Times New Roman"/>
-        </w:rPr>
-        <w:t xml:space="preserve">A. 354d B. 263d C. 300d D. 454d</w:t>
-      </w:r>
-    </w:p>
     <w:p>
       <w:pPr>
         <w:spacing w:before="160" w:after="80"/>
@@ -2192,6 +2216,202 @@
         </w:pict>
       </w:r>
     </w:p>
+    <w:bookmarkEnd w:id="13"/>
+    <w:bookmarkStart w:id="14" w:name="第6题"/>
+    <w:p>
+      <w:pPr>
+        <w:pStyle w:val="Heading3"/>
+        <w:spacing w:before="280" w:after="120"/>
+      </w:pPr>
+      <w:r>
+        <w:rPr>
+          <w:rFonts w:hint="eastAsia" w:ascii="Times New Roman" w:hAnsi="Times New Roman" w:eastAsia="SimHei" w:cs="Times New Roman"/>
+        </w:rPr>
+        <w:t>第</w:t>
+      </w:r>
+      <w:r>
+        <w:rPr>
+          <w:rFonts w:hint="eastAsia" w:ascii="Times New Roman" w:hAnsi="Times New Roman" w:eastAsia="Times New Roman" w:cs="Times New Roman"/>
+        </w:rPr>
+        <w:t>6</w:t>
+      </w:r>
+      <w:r>
+        <w:rPr>
+          <w:rFonts w:hint="eastAsia" w:ascii="Times New Roman" w:hAnsi="Times New Roman" w:eastAsia="SimHei" w:cs="Times New Roman"/>
+        </w:rPr>
+        <w:t>题</w:t>
+      </w:r>
+    </w:p>
+    <w:p>
+      <w:pPr>
+        <w:pStyle w:val="FirstParagraph"/>
+        <w:ind w:firstLine="420"/>
+      </w:pPr>
+      <w:r>
+        <w:rPr>
+          <w:rFonts w:hint="eastAsia" w:ascii="Times New Roman" w:hAnsi="Times New Roman" w:eastAsia="FangSong" w:cs="Times New Roman"/>
+        </w:rPr>
+        <w:t xml:space="preserve">质量数为</w:t>
+      </w:r>
+      <w:r>
+        <w:rPr>
+          <w:rFonts w:ascii="Times New Roman" w:hAnsi="Times New Roman" w:eastAsia="Times New Roman" w:cs="Times New Roman"/>
+        </w:rPr>
+        <w:t xml:space="preserve"> 210 </w:t>
+      </w:r>
+      <w:r>
+        <w:rPr>
+          <w:rFonts w:hint="eastAsia" w:ascii="Times New Roman" w:hAnsi="Times New Roman" w:eastAsia="FangSong" w:cs="Times New Roman"/>
+        </w:rPr>
+        <w:t xml:space="preserve">的钋同位素进行</w:t>
+      </w:r>
+      <w:r>
+        <w:rPr>
+          <w:rFonts w:ascii="Times New Roman" w:hAnsi="Times New Roman" w:eastAsia="Times New Roman" w:cs="Times New Roman"/>
+        </w:rPr>
+        <w:t xml:space="preserve"> β </w:t>
+      </w:r>
+      <w:r>
+        <w:rPr>
+          <w:rFonts w:hint="eastAsia" w:ascii="Times New Roman" w:hAnsi="Times New Roman" w:eastAsia="FangSong" w:cs="Times New Roman"/>
+        </w:rPr>
+        <w:t>衰变</w:t>
+      </w:r>
+      <w:r>
+        <w:rPr>
+          <w:rFonts w:hint="eastAsia" w:ascii="Times New Roman" w:hAnsi="Times New Roman" w:eastAsia="Times New Roman" w:cs="Times New Roman"/>
+        </w:rPr>
+        <w:t>,</w:t>
+      </w:r>
+      <w:r>
+        <w:rPr>
+          <w:rFonts w:ascii="Times New Roman" w:hAnsi="Times New Roman" w:eastAsia="Times New Roman" w:cs="Times New Roman"/>
+        </w:rPr>
+        <w:t xml:space="preserve"> </w:t>
+      </w:r>
+      <w:r>
+        <w:rPr>
+          <w:rFonts w:hint="eastAsia" w:ascii="Times New Roman" w:hAnsi="Times New Roman" w:eastAsia="FangSong" w:cs="Times New Roman"/>
+        </w:rPr>
+        <w:t xml:space="preserve">经过</w:t>
+      </w:r>
+      <w:r>
+        <w:rPr>
+          <w:rFonts w:ascii="Times New Roman" w:hAnsi="Times New Roman" w:eastAsia="Times New Roman" w:cs="Times New Roman"/>
+        </w:rPr>
+        <w:t xml:space="preserve"> 14d, </w:t>
+      </w:r>
+      <w:r>
+        <w:rPr>
+          <w:rFonts w:hint="eastAsia" w:ascii="Times New Roman" w:hAnsi="Times New Roman" w:eastAsia="FangSong" w:cs="Times New Roman"/>
+        </w:rPr>
+        <w:t xml:space="preserve">同位素的活性降低了</w:t>
+      </w:r>
+      <w:r>
+        <w:rPr>
+          <w:rFonts w:ascii="Times New Roman" w:hAnsi="Times New Roman" w:eastAsia="Times New Roman" w:cs="Times New Roman"/>
+        </w:rPr>
+        <w:t xml:space="preserve"> 6.85%, </w:t>
+      </w:r>
+      <w:r>
+        <w:rPr>
+          <w:rFonts w:hint="eastAsia" w:ascii="Times New Roman" w:hAnsi="Times New Roman" w:eastAsia="FangSong" w:cs="Times New Roman"/>
+        </w:rPr>
+        <w:t xml:space="preserve">则分解</w:t>
+      </w:r>
+      <w:r>
+        <w:rPr>
+          <w:rFonts w:ascii="Times New Roman" w:hAnsi="Times New Roman" w:eastAsia="Times New Roman" w:cs="Times New Roman"/>
+        </w:rPr>
+        <w:t xml:space="preserve"> 90% </w:t>
+      </w:r>
+      <w:r>
+        <w:rPr>
+          <w:rFonts w:hint="eastAsia" w:ascii="Times New Roman" w:hAnsi="Times New Roman" w:eastAsia="FangSong" w:cs="Times New Roman"/>
+        </w:rPr>
+        <w:t xml:space="preserve">的时间需要的时间为</w:t>
+      </w:r>
+      <w:r>
+        <w:rPr>
+          <w:rFonts w:ascii="Times New Roman" w:hAnsi="Times New Roman" w:eastAsia="Times New Roman" w:cs="Times New Roman"/>
+        </w:rPr>
+        <w:t xml:space="preserve"> </w:t>
+      </w:r>
+      <w:r>
+        <w:rPr>
+          <w:rFonts w:ascii="Times New Roman" w:hAnsi="Times New Roman" w:eastAsia="Times New Roman" w:cs="Times New Roman"/>
+        </w:rPr>
+        <w:t xml:space="preserve">( )</w:t>
+      </w:r>
+      <w:r>
+        <w:rPr>
+          <w:rFonts w:ascii="Times New Roman" w:hAnsi="Times New Roman" w:eastAsia="Times New Roman" w:cs="Times New Roman"/>
+        </w:rPr>
+        <w:t xml:space="preserve"> </w:t>
+      </w:r>
+      <w:r>
+        <w:rPr>
+          <w:rFonts w:ascii="Times New Roman" w:hAnsi="Times New Roman" w:eastAsia="Times New Roman" w:cs="Times New Roman"/>
+        </w:rPr>
+        <w:t xml:space="preserve">- A. 354d</w:t>
+      </w:r>
+      <w:r>
+        <w:rPr>
+          <w:rFonts w:ascii="Times New Roman" w:hAnsi="Times New Roman" w:eastAsia="Times New Roman" w:cs="Times New Roman"/>
+        </w:rPr>
+        <w:t xml:space="preserve"> </w:t>
+      </w:r>
+      <w:r>
+        <w:rPr>
+          <w:rFonts w:ascii="Times New Roman" w:hAnsi="Times New Roman" w:eastAsia="Times New Roman" w:cs="Times New Roman"/>
+        </w:rPr>
+        <w:t xml:space="preserve">- B. 263d</w:t>
+      </w:r>
+      <w:r>
+        <w:rPr>
+          <w:rFonts w:ascii="Times New Roman" w:hAnsi="Times New Roman" w:eastAsia="Times New Roman" w:cs="Times New Roman"/>
+        </w:rPr>
+        <w:t xml:space="preserve"> </w:t>
+      </w:r>
+      <w:r>
+        <w:rPr>
+          <w:rFonts w:ascii="Times New Roman" w:hAnsi="Times New Roman" w:eastAsia="Times New Roman" w:cs="Times New Roman"/>
+        </w:rPr>
+        <w:t xml:space="preserve">- C. 300d</w:t>
+      </w:r>
+      <w:r>
+        <w:rPr>
+          <w:rFonts w:ascii="Times New Roman" w:hAnsi="Times New Roman" w:eastAsia="Times New Roman" w:cs="Times New Roman"/>
+        </w:rPr>
+        <w:t xml:space="preserve"> </w:t>
+      </w:r>
+      <w:r>
+        <w:rPr>
+          <w:rFonts w:ascii="Times New Roman" w:hAnsi="Times New Roman" w:eastAsia="Times New Roman" w:cs="Times New Roman"/>
+        </w:rPr>
+        <w:t xml:space="preserve">- D. 454d</w:t>
+      </w:r>
+    </w:p>
+    <w:p>
+      <w:pPr>
+        <w:spacing w:before="160" w:after="80"/>
+      </w:pPr>
+      <w:r>
+        <w:pict>
+          <v:rect style="width:0;height:1.5pt" o:hralign="center" o:hrstd="t" o:hr="t"/>
+        </w:pict>
+      </w:r>
+    </w:p>
+    <w:p>
+      <w:pPr>
+        <w:spacing w:before="160" w:after="80"/>
+      </w:pPr>
+      <w:r>
+        <w:pict>
+          <v:rect style="width:0;height:1.5pt" o:hralign="center" o:hrstd="t" o:hr="t"/>
+        </w:pict>
+      </w:r>
+    </w:p>
     <w:bookmarkEnd w:id="14"/>
     <w:bookmarkStart w:id="15" w:name="第7题"/>
     <w:p>
@@ -2221,6 +2441,7 @@
     <w:p>
       <w:pPr>
         <w:pStyle w:val="FirstParagraph"/>
+        <w:ind w:firstLine="420"/>
       </w:pPr>
       <w:r>
         <w:rPr>
@@ -2238,6 +2459,7 @@
     <w:p>
       <w:pPr>
         <w:pStyle w:val="BodyText"/>
+        <w:ind w:firstLine="420"/>
       </w:pPr>
       <w:r>
         <w:rPr>
@@ -2453,6 +2675,7 @@
     <w:p>
       <w:pPr>
         <w:pStyle w:val="BodyText"/>
+        <w:ind w:firstLine="420"/>
       </w:pPr>
       <w:r>
         <w:rPr>
@@ -2687,122 +2910,6 @@
         </w:pict>
       </w:r>
     </w:p>
-    <w:bookmarkEnd w:id="15"/>
-    <w:bookmarkStart w:id="16" w:name="第8题"/>
-    <w:p>
-      <w:pPr>
-        <w:pStyle w:val="Heading3"/>
-        <w:spacing w:before="280" w:after="120"/>
-      </w:pPr>
-      <w:r>
-        <w:rPr>
-          <w:rFonts w:hint="eastAsia" w:ascii="Times New Roman" w:hAnsi="Times New Roman" w:eastAsia="SimHei" w:cs="Times New Roman"/>
-        </w:rPr>
-        <w:t>第</w:t>
-      </w:r>
-      <w:r>
-        <w:rPr>
-          <w:rFonts w:hint="eastAsia" w:ascii="Times New Roman" w:hAnsi="Times New Roman" w:eastAsia="Times New Roman" w:cs="Times New Roman"/>
-        </w:rPr>
-        <w:t>8</w:t>
-      </w:r>
-      <w:r>
-        <w:rPr>
-          <w:rFonts w:hint="eastAsia" w:ascii="Times New Roman" w:hAnsi="Times New Roman" w:eastAsia="SimHei" w:cs="Times New Roman"/>
-        </w:rPr>
-        <w:t>题</w:t>
-      </w:r>
-    </w:p>
-    <w:p>
-      <w:pPr>
-        <w:pStyle w:val="FirstParagraph"/>
-      </w:pPr>
-      <w:r>
-        <w:rPr>
-          <w:rFonts w:hint="eastAsia" w:ascii="Times New Roman" w:hAnsi="Times New Roman" w:eastAsia="FangSong" w:cs="Times New Roman"/>
-        </w:rPr>
-        <w:t>推求晶体中草酸分子和尿素分子的比例</w:t>
-      </w:r>
-      <w:r>
-        <w:rPr>
-          <w:rFonts w:hint="eastAsia" w:ascii="Times New Roman" w:hAnsi="Times New Roman" w:eastAsia="Times New Roman" w:cs="Times New Roman"/>
-        </w:rPr>
-        <w:t>。</w:t>
-      </w:r>
-    </w:p>
-    <w:p>
-      <w:pPr>
-        <w:pStyle w:val="BodyText"/>
-      </w:pPr>
-      <w:r>
-        <w:rPr>
-          <w:rFonts w:hint="eastAsia" w:ascii="Times New Roman" w:hAnsi="Times New Roman" w:eastAsia="FangSong" w:cs="Times New Roman"/>
-          <w:b/>
-          <w:bCs/>
-        </w:rPr>
-        <w:t xml:space="preserve">已知</w:t>
-      </w:r>
-      <w:r>
-        <w:rPr>
-          <w:rFonts w:hint="eastAsia" w:ascii="Times New Roman" w:hAnsi="Times New Roman" w:eastAsia="Times New Roman" w:cs="Times New Roman"/>
-        </w:rPr>
-        <w:t>：</w:t>
-      </w:r>
-      <w:r>
-        <w:rPr>
-          <w:rFonts w:hint="eastAsia" w:ascii="Times New Roman" w:hAnsi="Times New Roman" w:eastAsia="FangSong" w:cs="Times New Roman"/>
-        </w:rPr>
-        <w:t>单斜晶系</w:t>
-      </w:r>
-      <w:r>
-        <w:rPr>
-          <w:rFonts w:hint="eastAsia" w:ascii="Times New Roman" w:hAnsi="Times New Roman" w:eastAsia="Times New Roman" w:cs="Times New Roman"/>
-        </w:rPr>
-        <w:t>，a=505.8pm,</w:t>
-      </w:r>
-      <w:r>
-        <w:rPr>
-          <w:rFonts w:ascii="Times New Roman" w:hAnsi="Times New Roman" w:eastAsia="Times New Roman" w:cs="Times New Roman"/>
-        </w:rPr>
-        <w:t xml:space="preserve"> b=1240pm, c=696.4pm, β=98.13°, d=1.614g/cm</w:t>
-      </w:r>
-      <w:r>
-        <w:rPr>
-          <w:rFonts w:ascii="Times New Roman" w:hAnsi="Times New Roman" w:eastAsia="Times New Roman" w:cs="Times New Roman"/>
-          <w:vertAlign w:val="superscript"/>
-        </w:rPr>
-        <w:t>3</w:t>
-      </w:r>
-    </w:p>
-    <w:p>
-      <w:pPr>
-        <w:pStyle w:val="BodyText"/>
-      </w:pPr>
-      <w:r>
-        <w:rPr>
-          <w:rFonts w:hint="eastAsia" w:ascii="Times New Roman" w:hAnsi="Times New Roman" w:eastAsia="FangSong" w:cs="Times New Roman"/>
-        </w:rPr>
-        <w:t>画出一个化学单位的结构</w:t>
-      </w:r>
-      <w:r>
-        <w:rPr>
-          <w:rFonts w:hint="eastAsia" w:ascii="Times New Roman" w:hAnsi="Times New Roman" w:eastAsia="Times New Roman" w:cs="Times New Roman"/>
-        </w:rPr>
-        <w:t>，</w:t>
-      </w:r>
-      <w:r>
-        <w:rPr>
-          <w:rFonts w:hint="eastAsia" w:ascii="Times New Roman" w:hAnsi="Times New Roman" w:eastAsia="FangSong" w:cs="Times New Roman"/>
-        </w:rPr>
-        <w:t>示出其中的氢键</w:t>
-      </w:r>
-      <w:r>
-        <w:rPr>
-          <w:rFonts w:hint="eastAsia" w:ascii="Times New Roman" w:hAnsi="Times New Roman" w:eastAsia="Times New Roman" w:cs="Times New Roman"/>
-        </w:rPr>
-        <w:t>。</w:t>
-      </w:r>
-    </w:p>
     <w:p>
       <w:pPr>
         <w:spacing w:before="160" w:after="80"/>
@@ -2813,6 +2920,145 @@
         </w:pict>
       </w:r>
     </w:p>
+    <w:bookmarkEnd w:id="15"/>
+    <w:bookmarkStart w:id="16" w:name="第8题"/>
+    <w:p>
+      <w:pPr>
+        <w:pStyle w:val="Heading3"/>
+        <w:spacing w:before="280" w:after="120"/>
+      </w:pPr>
+      <w:r>
+        <w:rPr>
+          <w:rFonts w:hint="eastAsia" w:ascii="Times New Roman" w:hAnsi="Times New Roman" w:eastAsia="SimHei" w:cs="Times New Roman"/>
+        </w:rPr>
+        <w:t>第</w:t>
+      </w:r>
+      <w:r>
+        <w:rPr>
+          <w:rFonts w:hint="eastAsia" w:ascii="Times New Roman" w:hAnsi="Times New Roman" w:eastAsia="Times New Roman" w:cs="Times New Roman"/>
+        </w:rPr>
+        <w:t>8</w:t>
+      </w:r>
+      <w:r>
+        <w:rPr>
+          <w:rFonts w:hint="eastAsia" w:ascii="Times New Roman" w:hAnsi="Times New Roman" w:eastAsia="SimHei" w:cs="Times New Roman"/>
+        </w:rPr>
+        <w:t>题</w:t>
+      </w:r>
+    </w:p>
+    <w:p>
+      <w:pPr>
+        <w:pStyle w:val="FirstParagraph"/>
+        <w:ind w:firstLine="420"/>
+      </w:pPr>
+      <w:r>
+        <w:rPr>
+          <w:rFonts w:hint="eastAsia" w:ascii="Times New Roman" w:hAnsi="Times New Roman" w:eastAsia="FangSong" w:cs="Times New Roman"/>
+        </w:rPr>
+        <w:t>推求晶体中草酸分子和尿素分子的比例</w:t>
+      </w:r>
+      <w:r>
+        <w:rPr>
+          <w:rFonts w:hint="eastAsia" w:ascii="Times New Roman" w:hAnsi="Times New Roman" w:eastAsia="Times New Roman" w:cs="Times New Roman"/>
+        </w:rPr>
+        <w:t>。</w:t>
+      </w:r>
+    </w:p>
+    <w:p>
+      <w:pPr>
+        <w:pStyle w:val="BodyText"/>
+        <w:ind w:firstLine="420"/>
+      </w:pPr>
+      <w:r>
+        <w:rPr>
+          <w:rFonts w:hint="eastAsia" w:ascii="Times New Roman" w:hAnsi="Times New Roman" w:eastAsia="FangSong" w:cs="Times New Roman"/>
+          <w:b/>
+          <w:bCs/>
+        </w:rPr>
+        <w:t xml:space="preserve">已知</w:t>
+      </w:r>
+      <w:r>
+        <w:rPr>
+          <w:rFonts w:hint="eastAsia" w:ascii="Times New Roman" w:hAnsi="Times New Roman" w:eastAsia="Times New Roman" w:cs="Times New Roman"/>
+        </w:rPr>
+        <w:t>：</w:t>
+      </w:r>
+      <w:r>
+        <w:rPr>
+          <w:rFonts w:hint="eastAsia" w:ascii="Times New Roman" w:hAnsi="Times New Roman" w:eastAsia="FangSong" w:cs="Times New Roman"/>
+        </w:rPr>
+        <w:t>单斜晶系</w:t>
+      </w:r>
+      <w:r>
+        <w:rPr>
+          <w:rFonts w:hint="eastAsia" w:ascii="Times New Roman" w:hAnsi="Times New Roman" w:eastAsia="Times New Roman" w:cs="Times New Roman"/>
+        </w:rPr>
+        <w:t>，a=505.8pm,</w:t>
+      </w:r>
+      <w:r>
+        <w:rPr>
+          <w:rFonts w:ascii="Times New Roman" w:hAnsi="Times New Roman" w:eastAsia="Times New Roman" w:cs="Times New Roman"/>
+        </w:rPr>
+        <w:t xml:space="preserve"> b=1240pm, c=696.4pm, β=98.13°, d=1.614g/cm</w:t>
+      </w:r>
+      <w:r>
+        <w:rPr>
+          <w:rFonts w:ascii="Times New Roman" w:hAnsi="Times New Roman" w:eastAsia="Times New Roman" w:cs="Times New Roman"/>
+          <w:vertAlign w:val="superscript"/>
+        </w:rPr>
+        <w:t>3</w:t>
+      </w:r>
+    </w:p>
+    <w:p>
+      <w:pPr>
+        <w:pStyle w:val="BodyText"/>
+        <w:ind w:firstLine="420"/>
+      </w:pPr>
+      <w:r>
+        <w:rPr>
+          <w:rFonts w:hint="eastAsia" w:ascii="Times New Roman" w:hAnsi="Times New Roman" w:eastAsia="FangSong" w:cs="Times New Roman"/>
+        </w:rPr>
+        <w:t>画出一个化学单位的结构</w:t>
+      </w:r>
+      <w:r>
+        <w:rPr>
+          <w:rFonts w:hint="eastAsia" w:ascii="Times New Roman" w:hAnsi="Times New Roman" w:eastAsia="Times New Roman" w:cs="Times New Roman"/>
+        </w:rPr>
+        <w:t>，</w:t>
+      </w:r>
+      <w:r>
+        <w:rPr>
+          <w:rFonts w:hint="eastAsia" w:ascii="Times New Roman" w:hAnsi="Times New Roman" w:eastAsia="FangSong" w:cs="Times New Roman"/>
+        </w:rPr>
+        <w:t>示出其中的氢键</w:t>
+      </w:r>
+      <w:r>
+        <w:rPr>
+          <w:rFonts w:hint="eastAsia" w:ascii="Times New Roman" w:hAnsi="Times New Roman" w:eastAsia="Times New Roman" w:cs="Times New Roman"/>
+        </w:rPr>
+        <w:t>。</w:t>
+      </w:r>
+    </w:p>
+    <w:p>
+      <w:pPr>
+        <w:spacing w:before="160" w:after="80"/>
+      </w:pPr>
+      <w:r>
+        <w:pict>
+          <v:rect style="width:0;height:1.5pt" o:hralign="center" o:hrstd="t" o:hr="t"/>
+        </w:pict>
+      </w:r>
+    </w:p>
+    <w:p>
+      <w:pPr>
+        <w:spacing w:before="160" w:after="80"/>
+      </w:pPr>
+      <w:r>
+        <w:pict>
+          <v:rect style="width:0;height:1.5pt" o:hralign="center" o:hrstd="t" o:hr="t"/>
+        </w:pict>
+      </w:r>
+    </w:p>
     <w:bookmarkEnd w:id="16"/>
     <w:bookmarkStart w:id="17" w:name="第9题"/>
     <w:p>
@@ -2842,6 +3088,7 @@
     <w:p>
       <w:pPr>
         <w:pStyle w:val="FirstParagraph"/>
+        <w:ind w:firstLine="420"/>
       </w:pPr>
       <w:r>
         <w:rPr>
@@ -2907,6 +3154,7 @@
     <w:p>
       <w:pPr>
         <w:pStyle w:val="BodyText"/>
+        <w:ind w:firstLine="420"/>
       </w:pPr>
       <w:r>
         <w:rPr>
@@ -3170,6 +3418,7 @@
     <w:p>
       <w:pPr>
         <w:pStyle w:val="BodyText"/>
+        <w:ind w:firstLine="420"/>
       </w:pPr>
       <w:r>
         <w:rPr>
@@ -3497,6 +3746,7 @@
     <w:p>
       <w:pPr>
         <w:pStyle w:val="BodyText"/>
+        <w:ind w:firstLine="420"/>
       </w:pPr>
       <w:r>
         <w:rPr>
@@ -3842,6 +4092,7 @@
     <w:p>
       <w:pPr>
         <w:pStyle w:val="BodyText"/>
+        <w:ind w:firstLine="420"/>
       </w:pPr>
       <w:r>
         <w:rPr>
@@ -4150,6 +4401,7 @@
     <w:p>
       <w:pPr>
         <w:pStyle w:val="BodyText"/>
+        <w:ind w:firstLine="420"/>
       </w:pPr>
       <w:r>
         <w:rPr>
@@ -4326,6 +4578,16 @@
         </w:pict>
       </w:r>
     </w:p>
+    <w:p>
+      <w:pPr>
+        <w:spacing w:before="160" w:after="80"/>
+      </w:pPr>
+      <w:r>
+        <w:pict>
+          <v:rect style="width:0;height:1.5pt" o:hralign="center" o:hrstd="t" o:hr="t"/>
+        </w:pict>
+      </w:r>
+    </w:p>
     <w:bookmarkEnd w:id="17"/>
     <w:bookmarkStart w:id="21" w:name="第10题"/>
     <w:p>
@@ -4354,14 +4616,12 @@
     </w:p>
     <w:p>
       <w:pPr>
-        <w:pStyle w:val="FirstParagraph"/>
-      </w:pPr>
-      <w:r>
-        <w:rPr>
-          <w:rFonts w:ascii="Times New Roman" w:hAnsi="Times New Roman" w:eastAsia="Times New Roman" w:cs="Times New Roman"/>
-        </w:rPr>
-        <w:t xml:space="preserve">1-2 </w:t>
-      </w:r>
+        <w:numPr>
+          <w:ilvl w:val="0"/>
+          <w:numId w:val="1002"/>
+        </w:numPr>
+        <w:ind w:firstLine="420"/>
+      </w:pPr>
       <w:r>
         <w:rPr>
           <w:rFonts w:hint="eastAsia" w:ascii="Times New Roman" w:hAnsi="Times New Roman" w:eastAsia="FangSong" w:cs="Times New Roman"/>
@@ -4722,14 +4982,12 @@
     </w:p>
     <w:p>
       <w:pPr>
-        <w:pStyle w:val="BodyText"/>
-      </w:pPr>
-      <w:r>
-        <w:rPr>
-          <w:rFonts w:ascii="Times New Roman" w:hAnsi="Times New Roman" w:eastAsia="Times New Roman" w:cs="Times New Roman"/>
-        </w:rPr>
-        <w:t xml:space="preserve">1-1 </w:t>
-      </w:r>
+        <w:numPr>
+          <w:ilvl w:val="0"/>
+          <w:numId w:val="1002"/>
+        </w:numPr>
+        <w:ind w:firstLine="420"/>
+      </w:pPr>
       <w:r>
         <w:rPr>
           <w:rFonts w:hint="eastAsia" w:ascii="Times New Roman" w:hAnsi="Times New Roman" w:eastAsia="FangSong" w:cs="Times New Roman"/>
@@ -4805,13 +5063,17 @@
     </w:p>
     <w:p>
       <w:pPr>
-        <w:pStyle w:val="BodyText"/>
-      </w:pPr>
-      <w:r>
-        <w:rPr>
-          <w:rFonts w:ascii="Times New Roman" w:hAnsi="Times New Roman" w:eastAsia="Times New Roman" w:cs="Times New Roman"/>
-        </w:rPr>
-        <w:t xml:space="preserve">1-3 2019 </w:t>
+        <w:numPr>
+          <w:ilvl w:val="0"/>
+          <w:numId w:val="1002"/>
+        </w:numPr>
+        <w:ind w:firstLine="420"/>
+      </w:pPr>
+      <w:r>
+        <w:rPr>
+          <w:rFonts w:ascii="Times New Roman" w:hAnsi="Times New Roman" w:eastAsia="Times New Roman" w:cs="Times New Roman"/>
+        </w:rPr>
+        <w:t xml:space="preserve">2019 </w:t>
       </w:r>
       <w:r>
         <w:rPr>
@@ -4876,7 +5138,7 @@
     </w:p>
     <w:p>
       <w:pPr>
-        <w:pStyle w:val="BodyText"/>
+        <w:pStyle w:val="FirstParagraph"/>
         <w:spacing w:before="160" w:after="80"/>
         <w:jc w:val="center"/>
       </w:pPr>
@@ -4929,6 +5191,7 @@
     <w:p>
       <w:pPr>
         <w:pStyle w:val="BodyText"/>
+        <w:ind w:firstLine="420"/>
       </w:pPr>
       <w:r>
         <w:rPr>
@@ -4965,6 +5228,16 @@
         </w:pict>
       </w:r>
     </w:p>
+    <w:p>
+      <w:pPr>
+        <w:spacing w:before="160" w:after="80"/>
+      </w:pPr>
+      <w:r>
+        <w:pict>
+          <v:rect style="width:0;height:1.5pt" o:hralign="center" o:hrstd="t" o:hr="t"/>
+        </w:pict>
+      </w:r>
+    </w:p>
     <w:bookmarkEnd w:id="21"/>
     <w:bookmarkStart w:id="22" w:name="第11题"/>
     <w:p>
@@ -4994,6 +5267,7 @@
     <w:p>
       <w:pPr>
         <w:pStyle w:val="FirstParagraph"/>
+        <w:ind w:firstLine="420"/>
       </w:pPr>
       <w:r>
         <w:rPr>
@@ -5182,65 +5456,85 @@
         </w:pict>
       </w:r>
     </w:p>
-    <w:bookmarkEnd w:id="22"/>
-    <w:bookmarkStart w:id="23" w:name="第12题"/>
-    <w:p>
-      <w:pPr>
-        <w:pStyle w:val="Heading3"/>
-        <w:spacing w:before="280" w:after="120"/>
-      </w:pPr>
-      <w:r>
-        <w:rPr>
-          <w:rFonts w:hint="eastAsia" w:ascii="Times New Roman" w:hAnsi="Times New Roman" w:eastAsia="SimHei" w:cs="Times New Roman"/>
-        </w:rPr>
-        <w:t>第</w:t>
-      </w:r>
-      <w:r>
-        <w:rPr>
-          <w:rFonts w:hint="eastAsia" w:ascii="Times New Roman" w:hAnsi="Times New Roman" w:eastAsia="Times New Roman" w:cs="Times New Roman"/>
-        </w:rPr>
-        <w:t>12</w:t>
-      </w:r>
-      <w:r>
-        <w:rPr>
-          <w:rFonts w:hint="eastAsia" w:ascii="Times New Roman" w:hAnsi="Times New Roman" w:eastAsia="SimHei" w:cs="Times New Roman"/>
-        </w:rPr>
-        <w:t>题</w:t>
-      </w:r>
-    </w:p>
-    <w:p>
-      <w:pPr>
-        <w:pStyle w:val="FirstParagraph"/>
-      </w:pPr>
-      <w:r>
-        <w:rPr>
-          <w:rFonts w:hint="eastAsia" w:ascii="Times New Roman" w:hAnsi="Times New Roman" w:eastAsia="FangSong" w:cs="Times New Roman"/>
-        </w:rPr>
-        <w:t xml:space="preserve">用一束波长为</w:t>
-      </w:r>
-      <w:r>
-        <w:rPr>
-          <w:rFonts w:ascii="Times New Roman" w:hAnsi="Times New Roman" w:eastAsia="Times New Roman" w:cs="Times New Roman"/>
-        </w:rPr>
-        <w:t xml:space="preserve"> 400nm </w:t>
-      </w:r>
-      <w:r>
-        <w:rPr>
-          <w:rFonts w:hint="eastAsia" w:ascii="Times New Roman" w:hAnsi="Times New Roman" w:eastAsia="FangSong" w:cs="Times New Roman"/>
-        </w:rPr>
-        <w:t xml:space="preserve">的光照射在金属</w:t>
-      </w:r>
-      <w:r>
-        <w:rPr>
-          <w:rFonts w:ascii="Times New Roman" w:hAnsi="Times New Roman" w:eastAsia="Times New Roman" w:cs="Times New Roman"/>
-        </w:rPr>
-        <w:t xml:space="preserve"> Cs </w:t>
-      </w:r>
-      <w:r>
-        <w:rPr>
-          <w:rFonts w:hint="eastAsia" w:ascii="Times New Roman" w:hAnsi="Times New Roman" w:eastAsia="FangSong" w:cs="Times New Roman"/>
-        </w:rPr>
-        <w:t>的表面上</w:t>
+    <w:p>
+      <w:pPr>
+        <w:numPr>
+          <w:ilvl w:val="0"/>
+          <w:numId w:val="1003"/>
+        </w:numPr>
+        <w:ind w:firstLine="420"/>
+      </w:pPr>
+      <w:r>
+        <w:rPr>
+          <w:rFonts w:hint="eastAsia" w:ascii="Times New Roman" w:hAnsi="Times New Roman" w:eastAsia="FangSong" w:cs="Times New Roman"/>
+        </w:rPr>
+        <w:t>说明上述两电离过程所需能量不同的主要原因</w:t>
+      </w:r>
+      <w:r>
+        <w:rPr>
+          <w:rFonts w:hint="eastAsia" w:ascii="Times New Roman" w:hAnsi="Times New Roman" w:eastAsia="Times New Roman" w:cs="Times New Roman"/>
+        </w:rPr>
+        <w:t>。</w:t>
+      </w:r>
+    </w:p>
+    <w:p>
+      <w:pPr>
+        <w:numPr>
+          <w:ilvl w:val="0"/>
+          <w:numId w:val="1003"/>
+        </w:numPr>
+        <w:ind w:firstLine="420"/>
+      </w:pPr>
+      <w:r>
+        <w:rPr>
+          <w:rFonts w:hint="eastAsia" w:ascii="Times New Roman" w:hAnsi="Times New Roman" w:eastAsia="FangSong" w:cs="Times New Roman"/>
+        </w:rPr>
+        <w:t xml:space="preserve">计算电离</w:t>
+      </w:r>
+      <w:r>
+        <w:rPr>
+          <w:rFonts w:ascii="Times New Roman" w:hAnsi="Times New Roman" w:eastAsia="Times New Roman" w:cs="Times New Roman"/>
+        </w:rPr>
+        <w:t xml:space="preserve"> 1mol </w:t>
+      </w:r>
+      <w:r>
+        <w:rPr>
+          <w:rFonts w:hint="eastAsia" w:ascii="Times New Roman" w:hAnsi="Times New Roman" w:eastAsia="FangSong" w:cs="Times New Roman"/>
+        </w:rPr>
+        <w:t>晶体铜所需照射光的最大波长</w:t>
+      </w:r>
+      <w:r>
+        <w:rPr>
+          <w:rFonts w:hint="eastAsia" w:ascii="Times New Roman" w:hAnsi="Times New Roman" w:eastAsia="Times New Roman" w:cs="Times New Roman"/>
+        </w:rPr>
+        <w:t>。</w:t>
+      </w:r>
+    </w:p>
+    <w:p>
+      <w:pPr>
+        <w:numPr>
+          <w:ilvl w:val="0"/>
+          <w:numId w:val="1003"/>
+        </w:numPr>
+        <w:ind w:firstLine="420"/>
+      </w:pPr>
+      <w:r>
+        <w:rPr>
+          <w:rFonts w:hint="eastAsia" w:ascii="Times New Roman" w:hAnsi="Times New Roman" w:eastAsia="FangSong" w:cs="Times New Roman"/>
+        </w:rPr>
+        <w:t>升高温度可否大大改变上述两电离过程所需的能量</w:t>
+      </w:r>
+      <w:r>
+        <w:rPr>
+          <w:rFonts w:hint="eastAsia" w:ascii="Times New Roman" w:hAnsi="Times New Roman" w:eastAsia="Times New Roman" w:cs="Times New Roman"/>
+        </w:rPr>
+        <w:t>？</w:t>
+      </w:r>
+      <w:r>
+        <w:rPr>
+          <w:rFonts w:hint="eastAsia" w:ascii="Times New Roman" w:hAnsi="Times New Roman" w:eastAsia="FangSong" w:cs="Times New Roman"/>
+        </w:rPr>
+        <w:t>在高温时</w:t>
       </w:r>
       <w:r>
         <w:rPr>
@@ -5252,37 +5546,13 @@
         <w:rPr>
           <w:rFonts w:hint="eastAsia" w:ascii="Times New Roman" w:hAnsi="Times New Roman" w:eastAsia="FangSong" w:cs="Times New Roman"/>
         </w:rPr>
-        <w:t>有光电子从表面逸出</w:t>
-      </w:r>
-      <w:r>
-        <w:rPr>
-          <w:rFonts w:hint="eastAsia" w:ascii="Times New Roman" w:hAnsi="Times New Roman" w:eastAsia="Times New Roman" w:cs="Times New Roman"/>
-        </w:rPr>
-        <w:t>。</w:t>
-      </w:r>
-      <w:r>
-        <w:rPr>
-          <w:rFonts w:hint="eastAsia" w:ascii="Times New Roman" w:hAnsi="Times New Roman" w:eastAsia="FangSong" w:cs="Times New Roman"/>
-        </w:rPr>
-        <w:t>已知</w:t>
-      </w:r>
-      <w:r>
-        <w:rPr>
-          <w:rFonts w:ascii="Times New Roman" w:hAnsi="Times New Roman" w:eastAsia="Times New Roman" w:cs="Times New Roman"/>
-        </w:rPr>
-        <w:t xml:space="preserve"> Cs </w:t>
-      </w:r>
-      <w:r>
-        <w:rPr>
-          <w:rFonts w:hint="eastAsia" w:ascii="Times New Roman" w:hAnsi="Times New Roman" w:eastAsia="FangSong" w:cs="Times New Roman"/>
-        </w:rPr>
-        <w:t xml:space="preserve">的功函数为</w:t>
-      </w:r>
-      <w:r>
-        <w:rPr>
-          <w:rFonts w:ascii="Times New Roman" w:hAnsi="Times New Roman" w:eastAsia="Times New Roman" w:cs="Times New Roman"/>
-        </w:rPr>
-        <w:t xml:space="preserve"> 2.14eV。</w:t>
+        <w:t>这两种电离能有无差别</w:t>
+      </w:r>
+      <w:r>
+        <w:rPr>
+          <w:rFonts w:hint="eastAsia" w:ascii="Times New Roman" w:hAnsi="Times New Roman" w:eastAsia="Times New Roman" w:cs="Times New Roman"/>
+        </w:rPr>
+        <w:t>？</w:t>
       </w:r>
     </w:p>
     <w:p>
@@ -5295,6 +5565,371 @@
         </w:pict>
       </w:r>
     </w:p>
+    <w:bookmarkEnd w:id="22"/>
+    <w:bookmarkStart w:id="23" w:name="第12题"/>
+    <w:p>
+      <w:pPr>
+        <w:pStyle w:val="Heading3"/>
+        <w:spacing w:before="280" w:after="120"/>
+      </w:pPr>
+      <w:r>
+        <w:rPr>
+          <w:rFonts w:hint="eastAsia" w:ascii="Times New Roman" w:hAnsi="Times New Roman" w:eastAsia="SimHei" w:cs="Times New Roman"/>
+        </w:rPr>
+        <w:t>第</w:t>
+      </w:r>
+      <w:r>
+        <w:rPr>
+          <w:rFonts w:hint="eastAsia" w:ascii="Times New Roman" w:hAnsi="Times New Roman" w:eastAsia="Times New Roman" w:cs="Times New Roman"/>
+        </w:rPr>
+        <w:t>12</w:t>
+      </w:r>
+      <w:r>
+        <w:rPr>
+          <w:rFonts w:hint="eastAsia" w:ascii="Times New Roman" w:hAnsi="Times New Roman" w:eastAsia="SimHei" w:cs="Times New Roman"/>
+        </w:rPr>
+        <w:t>题</w:t>
+      </w:r>
+    </w:p>
+    <w:p>
+      <w:pPr>
+        <w:pStyle w:val="FirstParagraph"/>
+        <w:ind w:firstLine="420"/>
+      </w:pPr>
+      <w:r>
+        <w:rPr>
+          <w:rFonts w:hint="eastAsia" w:ascii="Times New Roman" w:hAnsi="Times New Roman" w:eastAsia="FangSong" w:cs="Times New Roman"/>
+        </w:rPr>
+        <w:t xml:space="preserve">用一束波长为</w:t>
+      </w:r>
+      <w:r>
+        <w:rPr>
+          <w:rFonts w:ascii="Times New Roman" w:hAnsi="Times New Roman" w:eastAsia="Times New Roman" w:cs="Times New Roman"/>
+        </w:rPr>
+        <w:t xml:space="preserve"> 400nm </w:t>
+      </w:r>
+      <w:r>
+        <w:rPr>
+          <w:rFonts w:hint="eastAsia" w:ascii="Times New Roman" w:hAnsi="Times New Roman" w:eastAsia="FangSong" w:cs="Times New Roman"/>
+        </w:rPr>
+        <w:t xml:space="preserve">的光照射在金属</w:t>
+      </w:r>
+      <w:r>
+        <w:rPr>
+          <w:rFonts w:ascii="Times New Roman" w:hAnsi="Times New Roman" w:eastAsia="Times New Roman" w:cs="Times New Roman"/>
+        </w:rPr>
+        <w:t xml:space="preserve"> Cs </w:t>
+      </w:r>
+      <w:r>
+        <w:rPr>
+          <w:rFonts w:hint="eastAsia" w:ascii="Times New Roman" w:hAnsi="Times New Roman" w:eastAsia="FangSong" w:cs="Times New Roman"/>
+        </w:rPr>
+        <w:t>的表面上</w:t>
+      </w:r>
+      <w:r>
+        <w:rPr>
+          <w:rFonts w:hint="eastAsia" w:ascii="Times New Roman" w:hAnsi="Times New Roman" w:eastAsia="Times New Roman" w:cs="Times New Roman"/>
+        </w:rPr>
+        <w:t>，</w:t>
+      </w:r>
+      <w:r>
+        <w:rPr>
+          <w:rFonts w:hint="eastAsia" w:ascii="Times New Roman" w:hAnsi="Times New Roman" w:eastAsia="FangSong" w:cs="Times New Roman"/>
+        </w:rPr>
+        <w:t>有光电子从表面逸出</w:t>
+      </w:r>
+      <w:r>
+        <w:rPr>
+          <w:rFonts w:hint="eastAsia" w:ascii="Times New Roman" w:hAnsi="Times New Roman" w:eastAsia="Times New Roman" w:cs="Times New Roman"/>
+        </w:rPr>
+        <w:t>。</w:t>
+      </w:r>
+      <w:r>
+        <w:rPr>
+          <w:rFonts w:hint="eastAsia" w:ascii="Times New Roman" w:hAnsi="Times New Roman" w:eastAsia="FangSong" w:cs="Times New Roman"/>
+        </w:rPr>
+        <w:t>已知</w:t>
+      </w:r>
+      <w:r>
+        <w:rPr>
+          <w:rFonts w:ascii="Times New Roman" w:hAnsi="Times New Roman" w:eastAsia="Times New Roman" w:cs="Times New Roman"/>
+        </w:rPr>
+        <w:t xml:space="preserve"> Cs </w:t>
+      </w:r>
+      <w:r>
+        <w:rPr>
+          <w:rFonts w:hint="eastAsia" w:ascii="Times New Roman" w:hAnsi="Times New Roman" w:eastAsia="FangSong" w:cs="Times New Roman"/>
+        </w:rPr>
+        <w:t xml:space="preserve">的功函数为</w:t>
+      </w:r>
+      <w:r>
+        <w:rPr>
+          <w:rFonts w:ascii="Times New Roman" w:hAnsi="Times New Roman" w:eastAsia="Times New Roman" w:cs="Times New Roman"/>
+        </w:rPr>
+        <w:t xml:space="preserve"> 2.14eV。</w:t>
+      </w:r>
+    </w:p>
+    <w:p>
+      <w:pPr>
+        <w:numPr>
+          <w:ilvl w:val="0"/>
+          <w:numId w:val="1004"/>
+        </w:numPr>
+        <w:ind w:firstLine="420"/>
+      </w:pPr>
+      <w:r>
+        <w:rPr>
+          <w:rFonts w:hint="eastAsia" w:ascii="Times New Roman" w:hAnsi="Times New Roman" w:eastAsia="FangSong" w:cs="Times New Roman"/>
+        </w:rPr>
+        <w:t xml:space="preserve">在金属</w:t>
+      </w:r>
+      <w:r>
+        <w:rPr>
+          <w:rFonts w:ascii="Times New Roman" w:hAnsi="Times New Roman" w:eastAsia="Times New Roman" w:cs="Times New Roman"/>
+        </w:rPr>
+        <w:t xml:space="preserve"> Cs </w:t>
+      </w:r>
+      <w:r>
+        <w:rPr>
+          <w:rFonts w:hint="eastAsia" w:ascii="Times New Roman" w:hAnsi="Times New Roman" w:eastAsia="FangSong" w:cs="Times New Roman"/>
+        </w:rPr>
+        <w:t>表面施加一反向截止电压可减少逸出的光电子数</w:t>
+      </w:r>
+      <w:r>
+        <w:rPr>
+          <w:rFonts w:hint="eastAsia" w:ascii="Times New Roman" w:hAnsi="Times New Roman" w:eastAsia="Times New Roman" w:cs="Times New Roman"/>
+        </w:rPr>
+        <w:t>，</w:t>
+      </w:r>
+      <w:r>
+        <w:rPr>
+          <w:rFonts w:hint="eastAsia" w:ascii="Times New Roman" w:hAnsi="Times New Roman" w:eastAsia="FangSong" w:cs="Times New Roman"/>
+        </w:rPr>
+        <w:t>试计算使光电子完全不逸出所需施加的最大截止电压</w:t>
+      </w:r>
+      <w:r>
+        <w:rPr>
+          <w:rFonts w:hint="eastAsia" w:ascii="Times New Roman" w:hAnsi="Times New Roman" w:eastAsia="Times New Roman" w:cs="Times New Roman"/>
+        </w:rPr>
+        <w:t>。</w:t>
+      </w:r>
+    </w:p>
+    <w:p>
+      <w:pPr>
+        <w:numPr>
+          <w:ilvl w:val="0"/>
+          <w:numId w:val="1004"/>
+        </w:numPr>
+        <w:ind w:firstLine="420"/>
+      </w:pPr>
+      <w:r>
+        <w:rPr>
+          <w:rFonts w:hint="eastAsia" w:ascii="Times New Roman" w:hAnsi="Times New Roman" w:eastAsia="FangSong" w:cs="Times New Roman"/>
+        </w:rPr>
+        <w:t xml:space="preserve">请计算无截止电压时从</w:t>
+      </w:r>
+      <w:r>
+        <w:rPr>
+          <w:rFonts w:ascii="Times New Roman" w:hAnsi="Times New Roman" w:eastAsia="Times New Roman" w:cs="Times New Roman"/>
+        </w:rPr>
+        <w:t xml:space="preserve"> Cs </w:t>
+      </w:r>
+      <w:r>
+        <w:rPr>
+          <w:rFonts w:hint="eastAsia" w:ascii="Times New Roman" w:hAnsi="Times New Roman" w:eastAsia="FangSong" w:cs="Times New Roman"/>
+        </w:rPr>
+        <w:t>表面逸出光电子的德布罗意波长</w:t>
+      </w:r>
+      <w:r>
+        <w:rPr>
+          <w:rFonts w:hint="eastAsia" w:ascii="Times New Roman" w:hAnsi="Times New Roman" w:eastAsia="Times New Roman" w:cs="Times New Roman"/>
+        </w:rPr>
+        <w:t>。</w:t>
+      </w:r>
+    </w:p>
+    <w:p>
+      <w:pPr>
+        <w:numPr>
+          <w:ilvl w:val="0"/>
+          <w:numId w:val="1004"/>
+        </w:numPr>
+        <w:ind w:firstLine="420"/>
+      </w:pPr>
+      <w:r>
+        <w:rPr>
+          <w:rFonts w:hint="eastAsia" w:ascii="Times New Roman" w:hAnsi="Times New Roman" w:eastAsia="FangSong" w:cs="Times New Roman"/>
+        </w:rPr>
+        <w:t xml:space="preserve">若照射</w:t>
+      </w:r>
+      <w:r>
+        <w:rPr>
+          <w:rFonts w:ascii="Times New Roman" w:hAnsi="Times New Roman" w:eastAsia="Times New Roman" w:cs="Times New Roman"/>
+        </w:rPr>
+        <w:t xml:space="preserve"> Cs </w:t>
+      </w:r>
+      <w:r>
+        <w:rPr>
+          <w:rFonts w:hint="eastAsia" w:ascii="Times New Roman" w:hAnsi="Times New Roman" w:eastAsia="FangSong" w:cs="Times New Roman"/>
+        </w:rPr>
+        <w:t xml:space="preserve">的光源由</w:t>
+      </w:r>
+      <w:r>
+        <w:rPr>
+          <w:rFonts w:ascii="Times New Roman" w:hAnsi="Times New Roman" w:eastAsia="Times New Roman" w:cs="Times New Roman"/>
+        </w:rPr>
+        <w:t xml:space="preserve"> H </w:t>
+      </w:r>
+      <w:r>
+        <w:rPr>
+          <w:rFonts w:hint="eastAsia" w:ascii="Times New Roman" w:hAnsi="Times New Roman" w:eastAsia="FangSong" w:cs="Times New Roman"/>
+        </w:rPr>
+        <w:t>原子光谱的巴尔末系</w:t>
+      </w:r>
+      <w:r>
+        <w:rPr>
+          <w:rFonts w:hint="eastAsia" w:ascii="Times New Roman" w:hAnsi="Times New Roman" w:eastAsia="Times New Roman" w:cs="Times New Roman"/>
+        </w:rPr>
+        <w:t>（</w:t>
+      </w:r>
+      <w:r>
+        <w:rPr>
+          <w:rFonts w:hint="eastAsia" w:ascii="Times New Roman" w:hAnsi="Times New Roman" w:eastAsia="FangSong" w:cs="Times New Roman"/>
+        </w:rPr>
+        <w:t>对应电子由更高激发态</w:t>
+      </w:r>
+      <w:r>
+        <w:rPr>
+          <w:rFonts w:ascii="Times New Roman" w:hAnsi="Times New Roman" w:eastAsia="Times New Roman" w:cs="Times New Roman"/>
+        </w:rPr>
+        <w:t xml:space="preserve"> </w:t>
+      </w:r>
+      <m:oMath>
+        <m:sSup>
+          <m:e>
+            <m:r>
+              <m:t>n</m:t>
+            </m:r>
+          </m:e>
+          <m:sup>
+            <m:r>
+              <m:rPr>
+                <m:sty m:val="p"/>
+              </m:rPr>
+              <m:t>′</m:t>
+            </m:r>
+          </m:sup>
+        </m:sSup>
+      </m:oMath>
+      <w:r>
+        <w:rPr>
+          <w:rFonts w:ascii="Times New Roman" w:hAnsi="Times New Roman" w:eastAsia="Times New Roman" w:cs="Times New Roman"/>
+        </w:rPr>
+        <w:t xml:space="preserve"> </w:t>
+      </w:r>
+      <w:r>
+        <w:rPr>
+          <w:rFonts w:hint="eastAsia" w:ascii="Times New Roman" w:hAnsi="Times New Roman" w:eastAsia="FangSong" w:cs="Times New Roman"/>
+        </w:rPr>
+        <w:t xml:space="preserve">跃迁至</w:t>
+      </w:r>
+      <w:r>
+        <w:rPr>
+          <w:rFonts w:ascii="Times New Roman" w:hAnsi="Times New Roman" w:eastAsia="Times New Roman" w:cs="Times New Roman"/>
+        </w:rPr>
+        <w:t xml:space="preserve"> n=2 </w:t>
+      </w:r>
+      <w:r>
+        <w:rPr>
+          <w:rFonts w:hint="eastAsia" w:ascii="Times New Roman" w:hAnsi="Times New Roman" w:eastAsia="FangSong" w:cs="Times New Roman"/>
+        </w:rPr>
+        <w:t>能级</w:t>
+      </w:r>
+      <w:r>
+        <w:rPr>
+          <w:rFonts w:hint="eastAsia" w:ascii="Times New Roman" w:hAnsi="Times New Roman" w:eastAsia="Times New Roman" w:cs="Times New Roman"/>
+        </w:rPr>
+        <w:t>）</w:t>
+      </w:r>
+      <w:r>
+        <w:rPr>
+          <w:rFonts w:hint="eastAsia" w:ascii="Times New Roman" w:hAnsi="Times New Roman" w:eastAsia="FangSong" w:cs="Times New Roman"/>
+        </w:rPr>
+        <w:t>产生</w:t>
+      </w:r>
+      <w:r>
+        <w:rPr>
+          <w:rFonts w:hint="eastAsia" w:ascii="Times New Roman" w:hAnsi="Times New Roman" w:eastAsia="Times New Roman" w:cs="Times New Roman"/>
+        </w:rPr>
+        <w:t>，</w:t>
+      </w:r>
+      <w:r>
+        <w:rPr>
+          <w:rFonts w:hint="eastAsia" w:ascii="Times New Roman" w:hAnsi="Times New Roman" w:eastAsia="FangSong" w:cs="Times New Roman"/>
+        </w:rPr>
+        <w:t>请通过计算列出所有不能使光电子从</w:t>
+      </w:r>
+      <w:r>
+        <w:rPr>
+          <w:rFonts w:ascii="Times New Roman" w:hAnsi="Times New Roman" w:eastAsia="Times New Roman" w:cs="Times New Roman"/>
+        </w:rPr>
+        <w:t xml:space="preserve"> Cs </w:t>
+      </w:r>
+      <w:r>
+        <w:rPr>
+          <w:rFonts w:hint="eastAsia" w:ascii="Times New Roman" w:hAnsi="Times New Roman" w:eastAsia="FangSong" w:cs="Times New Roman"/>
+        </w:rPr>
+        <w:t xml:space="preserve">表面逸出的跃迁对应的激发态能级</w:t>
+      </w:r>
+      <w:r>
+        <w:rPr>
+          <w:rFonts w:ascii="Times New Roman" w:hAnsi="Times New Roman" w:eastAsia="Times New Roman" w:cs="Times New Roman"/>
+        </w:rPr>
+        <w:t xml:space="preserve"> </w:t>
+      </w:r>
+      <m:oMath>
+        <m:sSup>
+          <m:e>
+            <m:r>
+              <m:t>n</m:t>
+            </m:r>
+          </m:e>
+          <m:sup>
+            <m:r>
+              <m:rPr>
+                <m:sty m:val="p"/>
+              </m:rPr>
+              <m:t>′</m:t>
+            </m:r>
+          </m:sup>
+        </m:sSup>
+      </m:oMath>
+      <w:r>
+        <w:rPr>
+          <w:rFonts w:ascii="Times New Roman" w:hAnsi="Times New Roman" w:eastAsia="Times New Roman" w:cs="Times New Roman"/>
+        </w:rPr>
+        <w:t xml:space="preserve">。</w:t>
+      </w:r>
+    </w:p>
+    <w:p>
+      <w:pPr>
+        <w:spacing w:before="160" w:after="80"/>
+      </w:pPr>
+      <w:r>
+        <w:pict>
+          <v:rect style="width:0;height:1.5pt" o:hralign="center" o:hrstd="t" o:hr="t"/>
+        </w:pict>
+      </w:r>
+    </w:p>
+    <w:p>
+      <w:pPr>
+        <w:spacing w:before="160" w:after="80"/>
+      </w:pPr>
+      <w:r>
+        <w:pict>
+          <v:rect style="width:0;height:1.5pt" o:hralign="center" o:hrstd="t" o:hr="t"/>
+        </w:pict>
+      </w:r>
+    </w:p>
     <w:bookmarkEnd w:id="23"/>
     <w:bookmarkStart w:id="27" w:name="第13题"/>
     <w:p>
@@ -5324,6 +5959,7 @@
     <w:p>
       <w:pPr>
         <w:pStyle w:val="FirstParagraph"/>
+        <w:ind w:firstLine="420"/>
       </w:pPr>
       <w:r>
         <w:rPr>
@@ -5463,8 +6099,9 @@
         <w:pStyle w:val="Compact"/>
         <w:numPr>
           <w:ilvl w:val="0"/>
-          <w:numId w:val="1002"/>
+          <w:numId w:val="1005"/>
         </w:numPr>
+        <w:ind w:firstLine="420"/>
       </w:pPr>
       <w:r>
         <w:rPr>
@@ -5496,8 +6133,9 @@
         <w:pStyle w:val="Compact"/>
         <w:numPr>
           <w:ilvl w:val="0"/>
-          <w:numId w:val="1002"/>
+          <w:numId w:val="1005"/>
         </w:numPr>
+        <w:ind w:firstLine="420"/>
       </w:pPr>
       <w:r>
         <w:rPr>
@@ -5536,7 +6174,7 @@
         </w:rPr>
         <w:drawing>
           <wp:inline>
-            <wp:extent cx="3600000" cy="2426086"/>
+            <wp:extent cx="3600000" cy="2308332"/>
             <wp:effectExtent b="0" l="0" r="0" t="0"/>
             <wp:docPr descr="" title="" id="25" name="Picture"/>
             <a:graphic>
@@ -5557,7 +6195,7 @@
                   <pic:spPr bwMode="auto">
                     <a:xfrm>
                       <a:off x="0" y="0"/>
-                      <a:ext cx="3600000" cy="2426086"/>
+                      <a:ext cx="3600000" cy="2308332"/>
                     </a:xfrm>
                     <a:prstGeom prst="rect">
                       <a:avLst/>
@@ -5586,170 +6224,6 @@
         </w:pict>
       </w:r>
     </w:p>
-    <w:bookmarkEnd w:id="27"/>
-    <w:bookmarkStart w:id="28" w:name="第14题"/>
-    <w:p>
-      <w:pPr>
-        <w:pStyle w:val="Heading3"/>
-        <w:spacing w:before="280" w:after="120"/>
-      </w:pPr>
-      <w:r>
-        <w:rPr>
-          <w:rFonts w:hint="eastAsia" w:ascii="Times New Roman" w:hAnsi="Times New Roman" w:eastAsia="SimHei" w:cs="Times New Roman"/>
-        </w:rPr>
-        <w:t>第</w:t>
-      </w:r>
-      <w:r>
-        <w:rPr>
-          <w:rFonts w:hint="eastAsia" w:ascii="Times New Roman" w:hAnsi="Times New Roman" w:eastAsia="Times New Roman" w:cs="Times New Roman"/>
-        </w:rPr>
-        <w:t>14</w:t>
-      </w:r>
-      <w:r>
-        <w:rPr>
-          <w:rFonts w:hint="eastAsia" w:ascii="Times New Roman" w:hAnsi="Times New Roman" w:eastAsia="SimHei" w:cs="Times New Roman"/>
-        </w:rPr>
-        <w:t>题</w:t>
-      </w:r>
-    </w:p>
-    <w:p>
-      <w:pPr>
-        <w:pStyle w:val="FirstParagraph"/>
-      </w:pPr>
-      <w:r>
-        <w:rPr>
-          <w:rFonts w:hint="eastAsia" w:ascii="Times New Roman" w:hAnsi="Times New Roman" w:eastAsia="FangSong" w:cs="Times New Roman"/>
-        </w:rPr>
-        <w:t xml:space="preserve">一定条件下</w:t>
-      </w:r>
-      <w:r>
-        <w:rPr>
-          <w:rFonts w:ascii="Times New Roman" w:hAnsi="Times New Roman" w:eastAsia="Times New Roman" w:cs="Times New Roman"/>
-        </w:rPr>
-        <w:t xml:space="preserve"> IrCl</w:t>
-      </w:r>
-      <w:r>
-        <w:rPr>
-          <w:rFonts w:ascii="Times New Roman" w:hAnsi="Times New Roman" w:eastAsia="Times New Roman" w:cs="Times New Roman"/>
-          <w:vertAlign w:val="subscript"/>
-        </w:rPr>
-        <w:t>3</w:t>
-      </w:r>
-      <w:r>
-        <w:rPr>
-          <w:rFonts w:ascii="Times New Roman" w:hAnsi="Times New Roman" w:eastAsia="Times New Roman" w:cs="Times New Roman"/>
-        </w:rPr>
-        <w:t xml:space="preserve"> </w:t>
-      </w:r>
-      <w:r>
-        <w:rPr>
-          <w:rFonts w:hint="eastAsia" w:ascii="Times New Roman" w:hAnsi="Times New Roman" w:eastAsia="FangSong" w:cs="Times New Roman"/>
-        </w:rPr>
-        <w:t xml:space="preserve">与配体</w:t>
-      </w:r>
-      <w:r>
-        <w:rPr>
-          <w:rFonts w:ascii="Times New Roman" w:hAnsi="Times New Roman" w:eastAsia="Times New Roman" w:cs="Times New Roman"/>
-        </w:rPr>
-        <w:t xml:space="preserve"> L </w:t>
-      </w:r>
-      <w:r>
-        <w:rPr>
-          <w:rFonts w:hint="eastAsia" w:ascii="Times New Roman" w:hAnsi="Times New Roman" w:eastAsia="FangSong" w:cs="Times New Roman"/>
-        </w:rPr>
-        <w:t xml:space="preserve">可反应得到电中性配合物</w:t>
-      </w:r>
-      <w:r>
-        <w:rPr>
-          <w:rFonts w:ascii="Times New Roman" w:hAnsi="Times New Roman" w:eastAsia="Times New Roman" w:cs="Times New Roman"/>
-        </w:rPr>
-        <w:t xml:space="preserve"> A。L </w:t>
-      </w:r>
-      <w:r>
-        <w:rPr>
-          <w:rFonts w:hint="eastAsia" w:ascii="Times New Roman" w:hAnsi="Times New Roman" w:eastAsia="FangSong" w:cs="Times New Roman"/>
-        </w:rPr>
-        <w:t>为吡啶的一取代衍生物</w:t>
-      </w:r>
-      <w:r>
-        <w:rPr>
-          <w:rFonts w:hint="eastAsia" w:ascii="Times New Roman" w:hAnsi="Times New Roman" w:eastAsia="Times New Roman" w:cs="Times New Roman"/>
-        </w:rPr>
-        <w:t>、</w:t>
-      </w:r>
-      <w:r>
-        <w:rPr>
-          <w:rFonts w:hint="eastAsia" w:ascii="Times New Roman" w:hAnsi="Times New Roman" w:eastAsia="FangSong" w:cs="Times New Roman"/>
-        </w:rPr>
-        <w:t>易与金属离子以五元环螯合且较难被氧化</w:t>
-      </w:r>
-      <w:r>
-        <w:rPr>
-          <w:rFonts w:hint="eastAsia" w:ascii="Times New Roman" w:hAnsi="Times New Roman" w:eastAsia="Times New Roman" w:cs="Times New Roman"/>
-        </w:rPr>
-        <w:t>；</w:t>
-      </w:r>
-      <w:r>
-        <w:rPr>
-          <w:rFonts w:hint="eastAsia" w:ascii="Times New Roman" w:hAnsi="Times New Roman" w:eastAsia="FangSong" w:cs="Times New Roman"/>
-        </w:rPr>
-        <w:t>一个</w:t>
-      </w:r>
-      <w:r>
-        <w:rPr>
-          <w:rFonts w:ascii="Times New Roman" w:hAnsi="Times New Roman" w:eastAsia="Times New Roman" w:cs="Times New Roman"/>
-        </w:rPr>
-        <w:t xml:space="preserve"> L </w:t>
-      </w:r>
-      <w:r>
-        <w:rPr>
-          <w:rFonts w:hint="eastAsia" w:ascii="Times New Roman" w:hAnsi="Times New Roman" w:eastAsia="FangSong" w:cs="Times New Roman"/>
-        </w:rPr>
-        <w:t>分子中只含一个氧原子</w:t>
-      </w:r>
-      <w:r>
-        <w:rPr>
-          <w:rFonts w:hint="eastAsia" w:ascii="Times New Roman" w:hAnsi="Times New Roman" w:eastAsia="Times New Roman" w:cs="Times New Roman"/>
-        </w:rPr>
-        <w:t>。</w:t>
-      </w:r>
-      <w:r>
-        <w:rPr>
-          <w:rFonts w:hint="eastAsia" w:ascii="Times New Roman" w:hAnsi="Times New Roman" w:eastAsia="FangSong" w:cs="Times New Roman"/>
-        </w:rPr>
-        <w:t>配合物</w:t>
-      </w:r>
-      <w:r>
-        <w:rPr>
-          <w:rFonts w:ascii="Times New Roman" w:hAnsi="Times New Roman" w:eastAsia="Times New Roman" w:cs="Times New Roman"/>
-        </w:rPr>
-        <w:t xml:space="preserve"> A </w:t>
-      </w:r>
-      <w:r>
-        <w:rPr>
-          <w:rFonts w:hint="eastAsia" w:ascii="Times New Roman" w:hAnsi="Times New Roman" w:eastAsia="FangSong" w:cs="Times New Roman"/>
-        </w:rPr>
-        <w:t xml:space="preserve">中</w:t>
-      </w:r>
-      <w:r>
-        <w:rPr>
-          <w:rFonts w:ascii="Times New Roman" w:hAnsi="Times New Roman" w:eastAsia="Times New Roman" w:cs="Times New Roman"/>
-        </w:rPr>
-        <w:t xml:space="preserve"> Ir </w:t>
-      </w:r>
-      <w:r>
-        <w:rPr>
-          <w:rFonts w:hint="eastAsia" w:ascii="Times New Roman" w:hAnsi="Times New Roman" w:eastAsia="FangSong" w:cs="Times New Roman"/>
-        </w:rPr>
-        <w:t xml:space="preserve">的质量分数为</w:t>
-      </w:r>
-      <w:r>
-        <w:rPr>
-          <w:rFonts w:ascii="Times New Roman" w:hAnsi="Times New Roman" w:eastAsia="Times New Roman" w:cs="Times New Roman"/>
-        </w:rPr>
-        <w:t xml:space="preserve"> 32.00%。</w:t>
-      </w:r>
-    </w:p>
     <w:p>
       <w:pPr>
         <w:spacing w:before="160" w:after="80"/>
@@ -5760,6 +6234,341 @@
         </w:pict>
       </w:r>
     </w:p>
+    <w:bookmarkEnd w:id="27"/>
+    <w:bookmarkStart w:id="28" w:name="第14题"/>
+    <w:p>
+      <w:pPr>
+        <w:pStyle w:val="Heading3"/>
+        <w:spacing w:before="280" w:after="120"/>
+      </w:pPr>
+      <w:r>
+        <w:rPr>
+          <w:rFonts w:hint="eastAsia" w:ascii="Times New Roman" w:hAnsi="Times New Roman" w:eastAsia="SimHei" w:cs="Times New Roman"/>
+        </w:rPr>
+        <w:t>第</w:t>
+      </w:r>
+      <w:r>
+        <w:rPr>
+          <w:rFonts w:hint="eastAsia" w:ascii="Times New Roman" w:hAnsi="Times New Roman" w:eastAsia="Times New Roman" w:cs="Times New Roman"/>
+        </w:rPr>
+        <w:t>14</w:t>
+      </w:r>
+      <w:r>
+        <w:rPr>
+          <w:rFonts w:hint="eastAsia" w:ascii="Times New Roman" w:hAnsi="Times New Roman" w:eastAsia="SimHei" w:cs="Times New Roman"/>
+        </w:rPr>
+        <w:t>题</w:t>
+      </w:r>
+    </w:p>
+    <w:p>
+      <w:pPr>
+        <w:pStyle w:val="FirstParagraph"/>
+        <w:ind w:firstLine="420"/>
+      </w:pPr>
+      <w:r>
+        <w:rPr>
+          <w:rFonts w:hint="eastAsia" w:ascii="Times New Roman" w:hAnsi="Times New Roman" w:eastAsia="FangSong" w:cs="Times New Roman"/>
+        </w:rPr>
+        <w:t xml:space="preserve">一定条件下</w:t>
+      </w:r>
+      <w:r>
+        <w:rPr>
+          <w:rFonts w:ascii="Times New Roman" w:hAnsi="Times New Roman" w:eastAsia="Times New Roman" w:cs="Times New Roman"/>
+        </w:rPr>
+        <w:t xml:space="preserve"> IrCl</w:t>
+      </w:r>
+      <w:r>
+        <w:rPr>
+          <w:rFonts w:ascii="Times New Roman" w:hAnsi="Times New Roman" w:eastAsia="Times New Roman" w:cs="Times New Roman"/>
+          <w:vertAlign w:val="subscript"/>
+        </w:rPr>
+        <w:t>3</w:t>
+      </w:r>
+      <w:r>
+        <w:rPr>
+          <w:rFonts w:ascii="Times New Roman" w:hAnsi="Times New Roman" w:eastAsia="Times New Roman" w:cs="Times New Roman"/>
+        </w:rPr>
+        <w:t xml:space="preserve"> </w:t>
+      </w:r>
+      <w:r>
+        <w:rPr>
+          <w:rFonts w:hint="eastAsia" w:ascii="Times New Roman" w:hAnsi="Times New Roman" w:eastAsia="FangSong" w:cs="Times New Roman"/>
+        </w:rPr>
+        <w:t xml:space="preserve">与配体</w:t>
+      </w:r>
+      <w:r>
+        <w:rPr>
+          <w:rFonts w:ascii="Times New Roman" w:hAnsi="Times New Roman" w:eastAsia="Times New Roman" w:cs="Times New Roman"/>
+        </w:rPr>
+        <w:t xml:space="preserve"> L </w:t>
+      </w:r>
+      <w:r>
+        <w:rPr>
+          <w:rFonts w:hint="eastAsia" w:ascii="Times New Roman" w:hAnsi="Times New Roman" w:eastAsia="FangSong" w:cs="Times New Roman"/>
+        </w:rPr>
+        <w:t xml:space="preserve">可反应得到电中性配合物</w:t>
+      </w:r>
+      <w:r>
+        <w:rPr>
+          <w:rFonts w:ascii="Times New Roman" w:hAnsi="Times New Roman" w:eastAsia="Times New Roman" w:cs="Times New Roman"/>
+        </w:rPr>
+        <w:t xml:space="preserve"> A。L </w:t>
+      </w:r>
+      <w:r>
+        <w:rPr>
+          <w:rFonts w:hint="eastAsia" w:ascii="Times New Roman" w:hAnsi="Times New Roman" w:eastAsia="FangSong" w:cs="Times New Roman"/>
+        </w:rPr>
+        <w:t>为吡啶的一取代衍生物</w:t>
+      </w:r>
+      <w:r>
+        <w:rPr>
+          <w:rFonts w:hint="eastAsia" w:ascii="Times New Roman" w:hAnsi="Times New Roman" w:eastAsia="Times New Roman" w:cs="Times New Roman"/>
+        </w:rPr>
+        <w:t>、</w:t>
+      </w:r>
+      <w:r>
+        <w:rPr>
+          <w:rFonts w:hint="eastAsia" w:ascii="Times New Roman" w:hAnsi="Times New Roman" w:eastAsia="FangSong" w:cs="Times New Roman"/>
+        </w:rPr>
+        <w:t>易与金属离子以五元环螯合且较难被氧化</w:t>
+      </w:r>
+      <w:r>
+        <w:rPr>
+          <w:rFonts w:hint="eastAsia" w:ascii="Times New Roman" w:hAnsi="Times New Roman" w:eastAsia="Times New Roman" w:cs="Times New Roman"/>
+        </w:rPr>
+        <w:t>；</w:t>
+      </w:r>
+      <w:r>
+        <w:rPr>
+          <w:rFonts w:hint="eastAsia" w:ascii="Times New Roman" w:hAnsi="Times New Roman" w:eastAsia="FangSong" w:cs="Times New Roman"/>
+        </w:rPr>
+        <w:t>一个</w:t>
+      </w:r>
+      <w:r>
+        <w:rPr>
+          <w:rFonts w:ascii="Times New Roman" w:hAnsi="Times New Roman" w:eastAsia="Times New Roman" w:cs="Times New Roman"/>
+        </w:rPr>
+        <w:t xml:space="preserve"> L </w:t>
+      </w:r>
+      <w:r>
+        <w:rPr>
+          <w:rFonts w:hint="eastAsia" w:ascii="Times New Roman" w:hAnsi="Times New Roman" w:eastAsia="FangSong" w:cs="Times New Roman"/>
+        </w:rPr>
+        <w:t>分子中只含一个氧原子</w:t>
+      </w:r>
+      <w:r>
+        <w:rPr>
+          <w:rFonts w:hint="eastAsia" w:ascii="Times New Roman" w:hAnsi="Times New Roman" w:eastAsia="Times New Roman" w:cs="Times New Roman"/>
+        </w:rPr>
+        <w:t>。</w:t>
+      </w:r>
+      <w:r>
+        <w:rPr>
+          <w:rFonts w:hint="eastAsia" w:ascii="Times New Roman" w:hAnsi="Times New Roman" w:eastAsia="FangSong" w:cs="Times New Roman"/>
+        </w:rPr>
+        <w:t>配合物</w:t>
+      </w:r>
+      <w:r>
+        <w:rPr>
+          <w:rFonts w:ascii="Times New Roman" w:hAnsi="Times New Roman" w:eastAsia="Times New Roman" w:cs="Times New Roman"/>
+        </w:rPr>
+        <w:t xml:space="preserve"> A </w:t>
+      </w:r>
+      <w:r>
+        <w:rPr>
+          <w:rFonts w:hint="eastAsia" w:ascii="Times New Roman" w:hAnsi="Times New Roman" w:eastAsia="FangSong" w:cs="Times New Roman"/>
+        </w:rPr>
+        <w:t xml:space="preserve">中</w:t>
+      </w:r>
+      <w:r>
+        <w:rPr>
+          <w:rFonts w:ascii="Times New Roman" w:hAnsi="Times New Roman" w:eastAsia="Times New Roman" w:cs="Times New Roman"/>
+        </w:rPr>
+        <w:t xml:space="preserve"> Ir </w:t>
+      </w:r>
+      <w:r>
+        <w:rPr>
+          <w:rFonts w:hint="eastAsia" w:ascii="Times New Roman" w:hAnsi="Times New Roman" w:eastAsia="FangSong" w:cs="Times New Roman"/>
+        </w:rPr>
+        <w:t xml:space="preserve">的质量分数为</w:t>
+      </w:r>
+      <w:r>
+        <w:rPr>
+          <w:rFonts w:ascii="Times New Roman" w:hAnsi="Times New Roman" w:eastAsia="Times New Roman" w:cs="Times New Roman"/>
+        </w:rPr>
+        <w:t xml:space="preserve"> 32.00%。</w:t>
+      </w:r>
+    </w:p>
+    <w:p>
+      <w:pPr>
+        <w:numPr>
+          <w:ilvl w:val="0"/>
+          <w:numId w:val="1006"/>
+        </w:numPr>
+        <w:ind w:firstLine="420"/>
+      </w:pPr>
+      <w:r>
+        <w:rPr>
+          <w:rFonts w:hint="eastAsia" w:ascii="Times New Roman" w:hAnsi="Times New Roman" w:eastAsia="FangSong" w:cs="Times New Roman"/>
+        </w:rPr>
+        <w:t xml:space="preserve">画出</w:t>
+      </w:r>
+      <w:r>
+        <w:rPr>
+          <w:rFonts w:ascii="Times New Roman" w:hAnsi="Times New Roman" w:eastAsia="Times New Roman" w:cs="Times New Roman"/>
+        </w:rPr>
+        <w:t xml:space="preserve"> L </w:t>
+      </w:r>
+      <w:r>
+        <w:rPr>
+          <w:rFonts w:hint="eastAsia" w:ascii="Times New Roman" w:hAnsi="Times New Roman" w:eastAsia="FangSong" w:cs="Times New Roman"/>
+        </w:rPr>
+        <w:t>的结构简式</w:t>
+      </w:r>
+      <w:r>
+        <w:rPr>
+          <w:rFonts w:hint="eastAsia" w:ascii="Times New Roman" w:hAnsi="Times New Roman" w:eastAsia="Times New Roman" w:cs="Times New Roman"/>
+        </w:rPr>
+        <w:t>。</w:t>
+      </w:r>
+    </w:p>
+    <w:p>
+      <w:pPr>
+        <w:numPr>
+          <w:ilvl w:val="0"/>
+          <w:numId w:val="1006"/>
+        </w:numPr>
+        <w:ind w:firstLine="420"/>
+      </w:pPr>
+      <w:r>
+        <w:rPr>
+          <w:rFonts w:ascii="Times New Roman" w:hAnsi="Times New Roman" w:eastAsia="Times New Roman" w:cs="Times New Roman"/>
+        </w:rPr>
+        <w:t xml:space="preserve">L </w:t>
+      </w:r>
+      <w:r>
+        <w:rPr>
+          <w:rFonts w:hint="eastAsia" w:ascii="Times New Roman" w:hAnsi="Times New Roman" w:eastAsia="FangSong" w:cs="Times New Roman"/>
+        </w:rPr>
+        <w:t xml:space="preserve">与</w:t>
+      </w:r>
+      <w:r>
+        <w:rPr>
+          <w:rFonts w:ascii="Times New Roman" w:hAnsi="Times New Roman" w:eastAsia="Times New Roman" w:cs="Times New Roman"/>
+        </w:rPr>
+        <w:t xml:space="preserve"> Ir </w:t>
+      </w:r>
+      <w:r>
+        <w:rPr>
+          <w:rFonts w:hint="eastAsia" w:ascii="Times New Roman" w:hAnsi="Times New Roman" w:eastAsia="FangSong" w:cs="Times New Roman"/>
+        </w:rPr>
+        <w:t>形成的配合物为风扇型</w:t>
+      </w:r>
+      <w:r>
+        <w:rPr>
+          <w:rFonts w:hint="eastAsia" w:ascii="Times New Roman" w:hAnsi="Times New Roman" w:eastAsia="Times New Roman" w:cs="Times New Roman"/>
+        </w:rPr>
+        <w:t>，</w:t>
+      </w:r>
+      <w:r>
+        <w:rPr>
+          <w:rFonts w:hint="eastAsia" w:ascii="Times New Roman" w:hAnsi="Times New Roman" w:eastAsia="FangSong" w:cs="Times New Roman"/>
+        </w:rPr>
+        <w:t>指出其可能的立体异构体数目</w:t>
+      </w:r>
+      <w:r>
+        <w:rPr>
+          <w:rFonts w:hint="eastAsia" w:ascii="Times New Roman" w:hAnsi="Times New Roman" w:eastAsia="Times New Roman" w:cs="Times New Roman"/>
+        </w:rPr>
+        <w:t>。</w:t>
+      </w:r>
+    </w:p>
+    <w:p>
+      <w:pPr>
+        <w:numPr>
+          <w:ilvl w:val="0"/>
+          <w:numId w:val="1006"/>
+        </w:numPr>
+        <w:ind w:firstLine="420"/>
+      </w:pPr>
+      <w:r>
+        <w:rPr>
+          <w:rFonts w:hint="eastAsia" w:ascii="Times New Roman" w:hAnsi="Times New Roman" w:eastAsia="FangSong" w:cs="Times New Roman"/>
+        </w:rPr>
+        <w:t>写出产物的化学式</w:t>
+      </w:r>
+      <w:r>
+        <w:rPr>
+          <w:rFonts w:hint="eastAsia" w:ascii="Times New Roman" w:hAnsi="Times New Roman" w:eastAsia="Times New Roman" w:cs="Times New Roman"/>
+        </w:rPr>
+        <w:t>，</w:t>
+      </w:r>
+      <w:r>
+        <w:rPr>
+          <w:rFonts w:hint="eastAsia" w:ascii="Times New Roman" w:hAnsi="Times New Roman" w:eastAsia="FangSong" w:cs="Times New Roman"/>
+        </w:rPr>
+        <w:t>并解释其能够稳定存在的原因</w:t>
+      </w:r>
+      <w:r>
+        <w:rPr>
+          <w:rFonts w:hint="eastAsia" w:ascii="Times New Roman" w:hAnsi="Times New Roman" w:eastAsia="Times New Roman" w:cs="Times New Roman"/>
+        </w:rPr>
+        <w:t>。</w:t>
+      </w:r>
+    </w:p>
+    <w:p>
+      <w:pPr>
+        <w:numPr>
+          <w:ilvl w:val="0"/>
+          <w:numId w:val="1006"/>
+        </w:numPr>
+        <w:ind w:firstLine="420"/>
+      </w:pPr>
+      <w:r>
+        <w:rPr>
+          <w:rFonts w:hint="eastAsia" w:ascii="Times New Roman" w:hAnsi="Times New Roman" w:eastAsia="FangSong" w:cs="Times New Roman"/>
+        </w:rPr>
+        <w:t xml:space="preserve">说明</w:t>
+      </w:r>
+      <w:r>
+        <w:rPr>
+          <w:rFonts w:ascii="Times New Roman" w:hAnsi="Times New Roman" w:eastAsia="Times New Roman" w:cs="Times New Roman"/>
+        </w:rPr>
+        <w:t xml:space="preserve"> A1、A2 </w:t>
+      </w:r>
+      <w:r>
+        <w:rPr>
+          <w:rFonts w:hint="eastAsia" w:ascii="Times New Roman" w:hAnsi="Times New Roman" w:eastAsia="FangSong" w:cs="Times New Roman"/>
+        </w:rPr>
+        <w:t>的结构</w:t>
+      </w:r>
+      <w:r>
+        <w:rPr>
+          <w:rFonts w:hint="eastAsia" w:ascii="Times New Roman" w:hAnsi="Times New Roman" w:eastAsia="Times New Roman" w:cs="Times New Roman"/>
+        </w:rPr>
+        <w:t>。</w:t>
+      </w:r>
+    </w:p>
+    <w:p>
+      <w:pPr>
+        <w:spacing w:before="160" w:after="80"/>
+      </w:pPr>
+      <w:r>
+        <w:pict>
+          <v:rect style="width:0;height:1.5pt" o:hralign="center" o:hrstd="t" o:hr="t"/>
+        </w:pict>
+      </w:r>
+    </w:p>
+    <w:p>
+      <w:pPr>
+        <w:spacing w:before="160" w:after="80"/>
+      </w:pPr>
+      <w:r>
+        <w:pict>
+          <v:rect style="width:0;height:1.5pt" o:hralign="center" o:hrstd="t" o:hr="t"/>
+        </w:pict>
+      </w:r>
+    </w:p>
     <w:bookmarkEnd w:id="28"/>
     <w:bookmarkStart w:id="29" w:name="第15题"/>
     <w:p>
@@ -5789,6 +6598,7 @@
     <w:p>
       <w:pPr>
         <w:pStyle w:val="FirstParagraph"/>
+        <w:ind w:firstLine="420"/>
       </w:pPr>
       <w:r>
         <w:rPr>
@@ -5808,8 +6618,9 @@
         <w:pStyle w:val="Compact"/>
         <w:numPr>
           <w:ilvl w:val="0"/>
-          <w:numId w:val="1003"/>
+          <w:numId w:val="1007"/>
         </w:numPr>
+        <w:ind w:firstLine="420"/>
       </w:pPr>
       <w:r>
         <w:rPr>
@@ -5942,8 +6753,9 @@
         <w:pStyle w:val="Compact"/>
         <w:numPr>
           <w:ilvl w:val="0"/>
-          <w:numId w:val="1003"/>
+          <w:numId w:val="1007"/>
         </w:numPr>
+        <w:ind w:firstLine="420"/>
       </w:pPr>
       <w:r>
         <w:rPr>
@@ -6089,8 +6901,9 @@
         <w:pStyle w:val="Compact"/>
         <w:numPr>
           <w:ilvl w:val="0"/>
-          <w:numId w:val="1003"/>
+          <w:numId w:val="1007"/>
         </w:numPr>
+        <w:ind w:firstLine="420"/>
       </w:pPr>
       <m:oMath>
         <m:oMathPr>
@@ -6188,6 +7001,16 @@
         </w:pict>
       </w:r>
     </w:p>
+    <w:p>
+      <w:pPr>
+        <w:spacing w:before="160" w:after="80"/>
+      </w:pPr>
+      <w:r>
+        <w:pict>
+          <v:rect style="width:0;height:1.5pt" o:hralign="center" o:hrstd="t" o:hr="t"/>
+        </w:pict>
+      </w:r>
+    </w:p>
     <w:bookmarkEnd w:id="29"/>
     <w:bookmarkStart w:id="30" w:name="第16题"/>
     <w:p>
@@ -6217,6 +7040,7 @@
     <w:p>
       <w:pPr>
         <w:pStyle w:val="FirstParagraph"/>
+        <w:ind w:firstLine="420"/>
       </w:pPr>
       <w:r>
         <w:rPr>
@@ -6444,8 +7268,9 @@
         <w:pStyle w:val="Compact"/>
         <w:numPr>
           <w:ilvl w:val="0"/>
-          <w:numId w:val="1004"/>
+          <w:numId w:val="1008"/>
         </w:numPr>
+        <w:ind w:firstLine="420"/>
       </w:pPr>
       <w:r>
         <w:rPr>
@@ -6609,8 +7434,9 @@
         <w:pStyle w:val="Compact"/>
         <w:numPr>
           <w:ilvl w:val="0"/>
-          <w:numId w:val="1004"/>
+          <w:numId w:val="1008"/>
         </w:numPr>
+        <w:ind w:firstLine="420"/>
       </w:pPr>
       <w:r>
         <w:rPr>
@@ -6702,8 +7528,9 @@
         <w:pStyle w:val="Compact"/>
         <w:numPr>
           <w:ilvl w:val="0"/>
-          <w:numId w:val="1004"/>
+          <w:numId w:val="1008"/>
         </w:numPr>
+        <w:ind w:firstLine="420"/>
       </w:pPr>
       <w:r>
         <w:rPr>
@@ -6740,6 +7567,16 @@
         </w:pict>
       </w:r>
     </w:p>
+    <w:p>
+      <w:pPr>
+        <w:spacing w:before="160" w:after="80"/>
+      </w:pPr>
+      <w:r>
+        <w:pict>
+          <v:rect style="width:0;height:1.5pt" o:hralign="center" o:hrstd="t" o:hr="t"/>
+        </w:pict>
+      </w:r>
+    </w:p>
     <w:bookmarkEnd w:id="30"/>
     <w:bookmarkStart w:id="34" w:name="第17题"/>
     <w:p>
@@ -6769,6 +7606,7 @@
     <w:p>
       <w:pPr>
         <w:pStyle w:val="FirstParagraph"/>
+        <w:ind w:firstLine="420"/>
       </w:pPr>
       <w:r>
         <w:rPr>
@@ -6998,7 +7836,7 @@
         </w:rPr>
         <w:drawing>
           <wp:inline>
-            <wp:extent cx="3600000" cy="1557854"/>
+            <wp:extent cx="3600000" cy="1996320"/>
             <wp:effectExtent b="0" l="0" r="0" t="0"/>
             <wp:docPr descr="" title="" id="32" name="Picture"/>
             <a:graphic>
@@ -7019,7 +7857,7 @@
                   <pic:spPr bwMode="auto">
                     <a:xfrm>
                       <a:off x="0" y="0"/>
-                      <a:ext cx="3600000" cy="1557854"/>
+                      <a:ext cx="3600000" cy="1996320"/>
                     </a:xfrm>
                     <a:prstGeom prst="rect">
                       <a:avLst/>
@@ -7043,8 +7881,9 @@
         <w:pStyle w:val="Compact"/>
         <w:numPr>
           <w:ilvl w:val="0"/>
-          <w:numId w:val="1005"/>
+          <w:numId w:val="1009"/>
         </w:numPr>
+        <w:ind w:firstLine="420"/>
       </w:pPr>
       <w:r>
         <w:rPr>
@@ -7082,8 +7921,9 @@
         <w:pStyle w:val="Compact"/>
         <w:numPr>
           <w:ilvl w:val="0"/>
-          <w:numId w:val="1005"/>
+          <w:numId w:val="1009"/>
         </w:numPr>
+        <w:ind w:firstLine="420"/>
       </w:pPr>
       <w:r>
         <w:rPr>
@@ -7149,8 +7989,9 @@
         <w:pStyle w:val="Compact"/>
         <w:numPr>
           <w:ilvl w:val="0"/>
-          <w:numId w:val="1005"/>
+          <w:numId w:val="1009"/>
         </w:numPr>
+        <w:ind w:firstLine="420"/>
       </w:pPr>
       <w:r>
         <w:rPr>
@@ -7207,8 +8048,9 @@
         <w:pStyle w:val="Compact"/>
         <w:numPr>
           <w:ilvl w:val="0"/>
-          <w:numId w:val="1005"/>
+          <w:numId w:val="1009"/>
         </w:numPr>
+        <w:ind w:firstLine="420"/>
       </w:pPr>
       <w:r>
         <w:rPr>
@@ -7282,6 +8124,16 @@
         </w:pict>
       </w:r>
     </w:p>
+    <w:p>
+      <w:pPr>
+        <w:spacing w:before="160" w:after="80"/>
+      </w:pPr>
+      <w:r>
+        <w:pict>
+          <v:rect style="width:0;height:1.5pt" o:hralign="center" o:hrstd="t" o:hr="t"/>
+        </w:pict>
+      </w:r>
+    </w:p>
     <w:bookmarkEnd w:id="34"/>
     <w:bookmarkStart w:id="35" w:name="第18题"/>
     <w:p>
@@ -7311,6 +8163,7 @@
     <w:p>
       <w:pPr>
         <w:pStyle w:val="FirstParagraph"/>
+        <w:ind w:firstLine="420"/>
       </w:pPr>
       <w:r>
         <w:rPr>
@@ -7453,6 +8306,7 @@
     <w:p>
       <w:pPr>
         <w:pStyle w:val="BodyText"/>
+        <w:ind w:firstLine="420"/>
       </w:pPr>
       <w:r>
         <w:rPr>
@@ -7664,6 +8518,7 @@
     <w:p>
       <w:pPr>
         <w:pStyle w:val="BodyText"/>
+        <w:ind w:firstLine="420"/>
       </w:pPr>
       <w:r>
         <w:rPr>
@@ -7737,8 +8592,9 @@
         <w:pStyle w:val="Compact"/>
         <w:numPr>
           <w:ilvl w:val="0"/>
-          <w:numId w:val="1006"/>
+          <w:numId w:val="1010"/>
         </w:numPr>
+        <w:ind w:firstLine="420"/>
       </w:pPr>
       <w:r>
         <w:rPr>
@@ -7825,6 +8681,16 @@
         </w:pict>
       </w:r>
     </w:p>
+    <w:p>
+      <w:pPr>
+        <w:spacing w:before="160" w:after="80"/>
+      </w:pPr>
+      <w:r>
+        <w:pict>
+          <v:rect style="width:0;height:1.5pt" o:hralign="center" o:hrstd="t" o:hr="t"/>
+        </w:pict>
+      </w:r>
+    </w:p>
     <w:bookmarkEnd w:id="35"/>
     <w:bookmarkStart w:id="36" w:name="第19题"/>
     <w:p>
@@ -7854,6 +8720,7 @@
     <w:p>
       <w:pPr>
         <w:pStyle w:val="FirstParagraph"/>
+        <w:ind w:firstLine="420"/>
       </w:pPr>
       <w:r>
         <w:rPr>
@@ -8603,6 +9470,16 @@
         </w:pict>
       </w:r>
     </w:p>
+    <w:p>
+      <w:pPr>
+        <w:spacing w:before="160" w:after="80"/>
+      </w:pPr>
+      <w:r>
+        <w:pict>
+          <v:rect style="width:0;height:1.5pt" o:hralign="center" o:hrstd="t" o:hr="t"/>
+        </w:pict>
+      </w:r>
+    </w:p>
     <w:bookmarkEnd w:id="36"/>
     <w:bookmarkStart w:id="37" w:name="第20题"/>
     <w:p>
@@ -8632,6 +9509,7 @@
     <w:p>
       <w:pPr>
         <w:pStyle w:val="FirstParagraph"/>
+        <w:ind w:firstLine="420"/>
       </w:pPr>
       <w:r>
         <w:rPr>
@@ -9266,8 +10144,9 @@
       <w:pPr>
         <w:numPr>
           <w:ilvl w:val="0"/>
-          <w:numId w:val="1007"/>
+          <w:numId w:val="1011"/>
         </w:numPr>
+        <w:ind w:firstLine="420"/>
       </w:pPr>
       <w:r>
         <w:rPr>
@@ -9298,8 +10177,9 @@
       <w:pPr>
         <w:numPr>
           <w:ilvl w:val="0"/>
-          <w:numId w:val="1007"/>
+          <w:numId w:val="1011"/>
         </w:numPr>
+        <w:ind w:firstLine="420"/>
       </w:pPr>
       <w:r>
         <w:rPr>
@@ -9324,6 +10204,16 @@
         </w:pict>
       </w:r>
     </w:p>
+    <w:p>
+      <w:pPr>
+        <w:spacing w:before="160" w:after="80"/>
+      </w:pPr>
+      <w:r>
+        <w:pict>
+          <v:rect style="width:0;height:1.5pt" o:hralign="center" o:hrstd="t" o:hr="t"/>
+        </w:pict>
+      </w:r>
+    </w:p>
     <w:bookmarkEnd w:id="37"/>
     <w:bookmarkStart w:id="38" w:name="第21题"/>
     <w:p>
@@ -9353,6 +10243,7 @@
     <w:p>
       <w:pPr>
         <w:pStyle w:val="FirstParagraph"/>
+        <w:ind w:firstLine="420"/>
       </w:pPr>
       <w:r>
         <w:rPr>
@@ -9594,6 +10485,16 @@
         </w:pict>
       </w:r>
     </w:p>
+    <w:p>
+      <w:pPr>
+        <w:spacing w:before="160" w:after="80"/>
+      </w:pPr>
+      <w:r>
+        <w:pict>
+          <v:rect style="width:0;height:1.5pt" o:hralign="center" o:hrstd="t" o:hr="t"/>
+        </w:pict>
+      </w:r>
+    </w:p>
     <w:bookmarkEnd w:id="38"/>
     <w:bookmarkStart w:id="39" w:name="第22题"/>
     <w:p>
@@ -9623,6 +10524,7 @@
     <w:p>
       <w:pPr>
         <w:pStyle w:val="FirstParagraph"/>
+        <w:ind w:firstLine="420"/>
       </w:pPr>
       <w:r>
         <w:rPr>
@@ -9659,8 +10561,9 @@
       <w:pPr>
         <w:numPr>
           <w:ilvl w:val="0"/>
-          <w:numId w:val="1008"/>
+          <w:numId w:val="1012"/>
         </w:numPr>
+        <w:ind w:firstLine="420"/>
       </w:pPr>
       <w:r>
         <w:rPr>
@@ -9752,8 +10655,9 @@
       <w:pPr>
         <w:numPr>
           <w:ilvl w:val="0"/>
-          <w:numId w:val="1008"/>
+          <w:numId w:val="1012"/>
         </w:numPr>
+        <w:ind w:firstLine="420"/>
       </w:pPr>
       <m:oMath>
         <m:oMathPr>
@@ -9864,6 +10768,7 @@
     <w:p>
       <w:pPr>
         <w:pStyle w:val="FirstParagraph"/>
+        <w:ind w:firstLine="420"/>
       </w:pPr>
       <w:r>
         <w:rPr>
@@ -9888,6 +10793,16 @@
         </w:pict>
       </w:r>
     </w:p>
+    <w:p>
+      <w:pPr>
+        <w:spacing w:before="160" w:after="80"/>
+      </w:pPr>
+      <w:r>
+        <w:pict>
+          <v:rect style="width:0;height:1.5pt" o:hralign="center" o:hrstd="t" o:hr="t"/>
+        </w:pict>
+      </w:r>
+    </w:p>
     <w:bookmarkEnd w:id="39"/>
     <w:bookmarkStart w:id="40" w:name="第23题"/>
     <w:p>
@@ -9917,6 +10832,7 @@
     <w:p>
       <w:pPr>
         <w:pStyle w:val="FirstParagraph"/>
+        <w:ind w:firstLine="420"/>
       </w:pPr>
       <w:r>
         <w:rPr>
@@ -10114,14 +11030,12 @@
     </w:p>
     <w:p>
       <w:pPr>
-        <w:pStyle w:val="BodyText"/>
-      </w:pPr>
-      <w:r>
-        <w:rPr>
-          <w:rFonts w:ascii="Times New Roman" w:hAnsi="Times New Roman" w:eastAsia="Times New Roman" w:cs="Times New Roman"/>
-        </w:rPr>
-        <w:t xml:space="preserve">5-1 </w:t>
-      </w:r>
+        <w:numPr>
+          <w:ilvl w:val="0"/>
+          <w:numId w:val="1013"/>
+        </w:numPr>
+        <w:ind w:firstLine="420"/>
+      </w:pPr>
       <w:r>
         <w:rPr>
           <w:rFonts w:hint="eastAsia" w:ascii="Times New Roman" w:hAnsi="Times New Roman" w:eastAsia="FangSong" w:cs="Times New Roman"/>
@@ -10137,14 +11051,12 @@
     </w:p>
     <w:p>
       <w:pPr>
-        <w:pStyle w:val="BodyText"/>
-      </w:pPr>
-      <w:r>
-        <w:rPr>
-          <w:rFonts w:ascii="Times New Roman" w:hAnsi="Times New Roman" w:eastAsia="Times New Roman" w:cs="Times New Roman"/>
-        </w:rPr>
-        <w:t xml:space="preserve">5-2 </w:t>
-      </w:r>
+        <w:numPr>
+          <w:ilvl w:val="0"/>
+          <w:numId w:val="1013"/>
+        </w:numPr>
+        <w:ind w:firstLine="420"/>
+      </w:pPr>
       <w:r>
         <w:rPr>
           <w:rFonts w:hint="eastAsia" w:ascii="Times New Roman" w:hAnsi="Times New Roman" w:eastAsia="FangSong" w:cs="Times New Roman"/>
@@ -10305,6 +11217,16 @@
         </w:pict>
       </w:r>
     </w:p>
+    <w:p>
+      <w:pPr>
+        <w:spacing w:before="160" w:after="80"/>
+      </w:pPr>
+      <w:r>
+        <w:pict>
+          <v:rect style="width:0;height:1.5pt" o:hralign="center" o:hrstd="t" o:hr="t"/>
+        </w:pict>
+      </w:r>
+    </w:p>
     <w:bookmarkEnd w:id="40"/>
     <w:bookmarkStart w:id="41" w:name="第24题"/>
     <w:p>
@@ -10335,6 +11257,7 @@
       <w:pPr>
         <w:pStyle w:val="FirstParagraph"/>
         <w:spacing w:after="80"/>
+        <w:ind w:firstLine="420"/>
       </w:pPr>
       <m:oMath>
         <m:r>
@@ -10608,6 +11531,15 @@
         <w:tblStyle w:val="Table"/>
         <w:tblW w:type="auto" w:w="0"/>
         <w:tblLook w:firstRow="1" w:lastRow="0" w:firstColumn="0" w:lastColumn="0" w:noHBand="0" w:noVBand="0" w:val="0020"/>
+        <w:jc w:val="center"/>
+        <w:tblBorders>
+          <w:top w:val="single" w:sz="12" w:space="0" w:color="333333"/>
+          <w:bottom w:val="single" w:sz="12" w:space="0" w:color="333333"/>
+          <w:left w:val="none"/>
+          <w:right w:val="none"/>
+          <w:insideH w:val="none"/>
+          <w:insideV w:val="none"/>
+        </w:tblBorders>
       </w:tblPr>
       <w:tblGrid>
         <w:gridCol w:w="990"/>
@@ -10624,7 +11556,11 @@
           <w:tblHeader w:val="on"/>
         </w:trPr>
         <w:tc>
-          <w:tcPr/>
+          <w:tcPr>
+            <w:tcBorders>
+              <w:bottom w:val="single" w:sz="6" w:space="0" w:color="333333"/>
+            </w:tcBorders>
+          </w:tcPr>
           <w:p>
             <w:pPr>
               <w:pStyle w:val="Compact"/>
@@ -10647,7 +11583,11 @@
           </w:p>
         </w:tc>
         <w:tc>
-          <w:tcPr/>
+          <w:tcPr>
+            <w:tcBorders>
+              <w:bottom w:val="single" w:sz="6" w:space="0" w:color="333333"/>
+            </w:tcBorders>
+          </w:tcPr>
           <w:p>
             <w:pPr>
               <w:pStyle w:val="Compact"/>
@@ -10663,7 +11603,11 @@
           </w:p>
         </w:tc>
         <w:tc>
-          <w:tcPr/>
+          <w:tcPr>
+            <w:tcBorders>
+              <w:bottom w:val="single" w:sz="6" w:space="0" w:color="333333"/>
+            </w:tcBorders>
+          </w:tcPr>
           <w:p>
             <w:pPr>
               <w:pStyle w:val="Compact"/>
@@ -10679,7 +11623,11 @@
           </w:p>
         </w:tc>
         <w:tc>
-          <w:tcPr/>
+          <w:tcPr>
+            <w:tcBorders>
+              <w:bottom w:val="single" w:sz="6" w:space="0" w:color="333333"/>
+            </w:tcBorders>
+          </w:tcPr>
           <w:p>
             <w:pPr>
               <w:pStyle w:val="Compact"/>
@@ -10695,7 +11643,11 @@
           </w:p>
         </w:tc>
         <w:tc>
-          <w:tcPr/>
+          <w:tcPr>
+            <w:tcBorders>
+              <w:bottom w:val="single" w:sz="6" w:space="0" w:color="333333"/>
+            </w:tcBorders>
+          </w:tcPr>
           <w:p>
             <w:pPr>
               <w:pStyle w:val="Compact"/>
@@ -10718,7 +11670,11 @@
           </w:p>
         </w:tc>
         <w:tc>
-          <w:tcPr/>
+          <w:tcPr>
+            <w:tcBorders>
+              <w:bottom w:val="single" w:sz="6" w:space="0" w:color="333333"/>
+            </w:tcBorders>
+          </w:tcPr>
           <w:p>
             <w:pPr>
               <w:pStyle w:val="Compact"/>
@@ -10734,7 +11690,11 @@
           </w:p>
         </w:tc>
         <w:tc>
-          <w:tcPr/>
+          <w:tcPr>
+            <w:tcBorders>
+              <w:bottom w:val="single" w:sz="6" w:space="0" w:color="333333"/>
+            </w:tcBorders>
+          </w:tcPr>
           <w:p>
             <w:pPr>
               <w:pStyle w:val="Compact"/>
@@ -10750,7 +11710,11 @@
           </w:p>
         </w:tc>
         <w:tc>
-          <w:tcPr/>
+          <w:tcPr>
+            <w:tcBorders>
+              <w:bottom w:val="single" w:sz="6" w:space="0" w:color="333333"/>
+            </w:tcBorders>
+          </w:tcPr>
           <w:p>
             <w:pPr>
               <w:pStyle w:val="Compact"/>
@@ -10979,6 +11943,7 @@
       <w:pPr>
         <w:pStyle w:val="BodyText"/>
         <w:spacing w:before="120"/>
+        <w:ind w:firstLine="420"/>
       </w:pPr>
       <w:r>
         <w:rPr>
@@ -10995,14 +11960,12 @@
     </w:p>
     <w:p>
       <w:pPr>
-        <w:pStyle w:val="BodyText"/>
-      </w:pPr>
-      <w:r>
-        <w:rPr>
-          <w:rFonts w:ascii="Times New Roman" w:hAnsi="Times New Roman" w:eastAsia="Times New Roman" w:cs="Times New Roman"/>
-        </w:rPr>
-        <w:t xml:space="preserve">6-1 </w:t>
-      </w:r>
+        <w:numPr>
+          <w:ilvl w:val="0"/>
+          <w:numId w:val="1014"/>
+        </w:numPr>
+        <w:ind w:firstLine="420"/>
+      </w:pPr>
       <w:r>
         <w:rPr>
           <w:rFonts w:hint="eastAsia" w:ascii="Times New Roman" w:hAnsi="Times New Roman" w:eastAsia="FangSong" w:cs="Times New Roman"/>
@@ -11042,14 +12005,12 @@
     </w:p>
     <w:p>
       <w:pPr>
-        <w:pStyle w:val="BodyText"/>
-      </w:pPr>
-      <w:r>
-        <w:rPr>
-          <w:rFonts w:ascii="Times New Roman" w:hAnsi="Times New Roman" w:eastAsia="Times New Roman" w:cs="Times New Roman"/>
-        </w:rPr>
-        <w:t xml:space="preserve">6-2 </w:t>
-      </w:r>
+        <w:numPr>
+          <w:ilvl w:val="0"/>
+          <w:numId w:val="1014"/>
+        </w:numPr>
+        <w:ind w:firstLine="420"/>
+      </w:pPr>
       <w:r>
         <w:rPr>
           <w:rFonts w:hint="eastAsia" w:ascii="Times New Roman" w:hAnsi="Times New Roman" w:eastAsia="FangSong" w:cs="Times New Roman"/>
@@ -11188,6 +12149,16 @@
         </w:pict>
       </w:r>
     </w:p>
+    <w:p>
+      <w:pPr>
+        <w:spacing w:before="160" w:after="80"/>
+      </w:pPr>
+      <w:r>
+        <w:pict>
+          <v:rect style="width:0;height:1.5pt" o:hralign="center" o:hrstd="t" o:hr="t"/>
+        </w:pict>
+      </w:r>
+    </w:p>
     <w:bookmarkEnd w:id="41"/>
     <w:bookmarkStart w:id="42" w:name="第25题"/>
     <w:p>
@@ -11217,6 +12188,7 @@
     <w:p>
       <w:pPr>
         <w:pStyle w:val="FirstParagraph"/>
+        <w:ind w:firstLine="420"/>
       </w:pPr>
       <w:r>
         <w:rPr>
@@ -11632,6 +12604,16 @@
         </w:pict>
       </w:r>
     </w:p>
+    <w:p>
+      <w:pPr>
+        <w:spacing w:before="160" w:after="80"/>
+      </w:pPr>
+      <w:r>
+        <w:pict>
+          <v:rect style="width:0;height:1.5pt" o:hralign="center" o:hrstd="t" o:hr="t"/>
+        </w:pict>
+      </w:r>
+    </w:p>
     <w:bookmarkEnd w:id="42"/>
     <w:bookmarkStart w:id="43" w:name="第26题"/>
     <w:p>
@@ -11661,6 +12643,7 @@
     <w:p>
       <w:pPr>
         <w:pStyle w:val="FirstParagraph"/>
+        <w:ind w:firstLine="420"/>
       </w:pPr>
       <w:r>
         <w:rPr>
@@ -12755,8 +13738,9 @@
       <w:pPr>
         <w:numPr>
           <w:ilvl w:val="0"/>
-          <w:numId w:val="1009"/>
+          <w:numId w:val="1015"/>
         </w:numPr>
+        <w:ind w:firstLine="420"/>
       </w:pPr>
       <w:r>
         <w:rPr>
@@ -12775,8 +13759,9 @@
       <w:pPr>
         <w:numPr>
           <w:ilvl w:val="0"/>
-          <w:numId w:val="1009"/>
+          <w:numId w:val="1015"/>
         </w:numPr>
+        <w:ind w:firstLine="420"/>
       </w:pPr>
       <w:r>
         <w:rPr>
@@ -12795,8 +13780,9 @@
       <w:pPr>
         <w:numPr>
           <w:ilvl w:val="0"/>
-          <w:numId w:val="1009"/>
+          <w:numId w:val="1015"/>
         </w:numPr>
+        <w:ind w:firstLine="420"/>
       </w:pPr>
       <w:r>
         <w:rPr>
@@ -12889,8 +13875,9 @@
       <w:pPr>
         <w:numPr>
           <w:ilvl w:val="0"/>
-          <w:numId w:val="1009"/>
+          <w:numId w:val="1015"/>
         </w:numPr>
+        <w:ind w:firstLine="420"/>
       </w:pPr>
       <w:r>
         <w:rPr>
@@ -12951,6 +13938,16 @@
           <w:rFonts w:hint="eastAsia" w:ascii="Times New Roman" w:hAnsi="Times New Roman" w:eastAsia="Times New Roman" w:cs="Times New Roman"/>
         </w:rPr>
         <w:t>。</w:t>
+      </w:r>
+    </w:p>
+    <w:p>
+      <w:pPr>
+        <w:spacing w:before="160" w:after="80"/>
+      </w:pPr>
+      <w:r>
+        <w:pict>
+          <v:rect style="width:0;height:1.5pt" o:hralign="center" o:hrstd="t" o:hr="t"/>
+        </w:pict>
       </w:r>
     </w:p>
     <w:p>
@@ -13217,6 +14214,176 @@
       </w:rPr>
     </w:lvl>
   </w:abstractNum>
+  <w:abstractNum w:abstractNumId="99432">
+    <w:nsid w:val="00A99432"/>
+    <w:multiLevelType w:val="multilevel"/>
+    <w:lvl w:ilvl="0">
+      <w:start w:val="2"/>
+      <w:numFmt w:val="decimal"/>
+      <w:lvlText w:val="(%1)"/>
+      <w:lvlJc w:val="left"/>
+      <w:pPr>
+        <w:ind w:left="720" w:hanging="360"/>
+      </w:pPr>
+    </w:lvl>
+    <w:lvl w:ilvl="1">
+      <w:start w:val="2"/>
+      <w:numFmt w:val="decimal"/>
+      <w:lvlText w:val="(%2)"/>
+      <w:lvlJc w:val="left"/>
+      <w:pPr>
+        <w:ind w:left="1440" w:hanging="360"/>
+      </w:pPr>
+    </w:lvl>
+    <w:lvl w:ilvl="2">
+      <w:start w:val="2"/>
+      <w:numFmt w:val="decimal"/>
+      <w:lvlText w:val="(%3)"/>
+      <w:lvlJc w:val="left"/>
+      <w:pPr>
+        <w:ind w:left="2160" w:hanging="360"/>
+      </w:pPr>
+    </w:lvl>
+    <w:lvl w:ilvl="3">
+      <w:start w:val="2"/>
+      <w:numFmt w:val="decimal"/>
+      <w:lvlText w:val="(%4)"/>
+      <w:lvlJc w:val="left"/>
+      <w:pPr>
+        <w:ind w:left="2880" w:hanging="360"/>
+      </w:pPr>
+    </w:lvl>
+    <w:lvl w:ilvl="4">
+      <w:start w:val="2"/>
+      <w:numFmt w:val="decimal"/>
+      <w:lvlText w:val="(%5)"/>
+      <w:lvlJc w:val="left"/>
+      <w:pPr>
+        <w:ind w:left="3600" w:hanging="360"/>
+      </w:pPr>
+    </w:lvl>
+    <w:lvl w:ilvl="5">
+      <w:start w:val="2"/>
+      <w:numFmt w:val="decimal"/>
+      <w:lvlText w:val="(%6)"/>
+      <w:lvlJc w:val="left"/>
+      <w:pPr>
+        <w:ind w:left="4320" w:hanging="360"/>
+      </w:pPr>
+    </w:lvl>
+    <w:lvl w:ilvl="6">
+      <w:start w:val="2"/>
+      <w:numFmt w:val="decimal"/>
+      <w:lvlText w:val="(%7)"/>
+      <w:lvlJc w:val="left"/>
+      <w:pPr>
+        <w:ind w:left="5040" w:hanging="360"/>
+      </w:pPr>
+    </w:lvl>
+    <w:lvl w:ilvl="7">
+      <w:start w:val="2"/>
+      <w:numFmt w:val="decimal"/>
+      <w:lvlText w:val="(%8)"/>
+      <w:lvlJc w:val="left"/>
+      <w:pPr>
+        <w:ind w:left="5760" w:hanging="360"/>
+      </w:pPr>
+    </w:lvl>
+    <w:lvl w:ilvl="8">
+      <w:start w:val="2"/>
+      <w:numFmt w:val="decimal"/>
+      <w:lvlText w:val="(%9)"/>
+      <w:lvlJc w:val="left"/>
+      <w:pPr>
+        <w:ind w:left="6480" w:hanging="360"/>
+      </w:pPr>
+    </w:lvl>
+  </w:abstractNum>
+  <w:abstractNum w:abstractNumId="99431">
+    <w:nsid w:val="00A99431"/>
+    <w:multiLevelType w:val="multilevel"/>
+    <w:lvl w:ilvl="0">
+      <w:start w:val="1"/>
+      <w:numFmt w:val="decimal"/>
+      <w:lvlText w:val="(%1)"/>
+      <w:lvlJc w:val="left"/>
+      <w:pPr>
+        <w:ind w:left="720" w:hanging="360"/>
+      </w:pPr>
+    </w:lvl>
+    <w:lvl w:ilvl="1">
+      <w:start w:val="1"/>
+      <w:numFmt w:val="decimal"/>
+      <w:lvlText w:val="(%2)"/>
+      <w:lvlJc w:val="left"/>
+      <w:pPr>
+        <w:ind w:left="1440" w:hanging="360"/>
+      </w:pPr>
+    </w:lvl>
+    <w:lvl w:ilvl="2">
+      <w:start w:val="1"/>
+      <w:numFmt w:val="decimal"/>
+      <w:lvlText w:val="(%3)"/>
+      <w:lvlJc w:val="left"/>
+      <w:pPr>
+        <w:ind w:left="2160" w:hanging="360"/>
+      </w:pPr>
+    </w:lvl>
+    <w:lvl w:ilvl="3">
+      <w:start w:val="1"/>
+      <w:numFmt w:val="decimal"/>
+      <w:lvlText w:val="(%4)"/>
+      <w:lvlJc w:val="left"/>
+      <w:pPr>
+        <w:ind w:left="2880" w:hanging="360"/>
+      </w:pPr>
+    </w:lvl>
+    <w:lvl w:ilvl="4">
+      <w:start w:val="1"/>
+      <w:numFmt w:val="decimal"/>
+      <w:lvlText w:val="(%5)"/>
+      <w:lvlJc w:val="left"/>
+      <w:pPr>
+        <w:ind w:left="3600" w:hanging="360"/>
+      </w:pPr>
+    </w:lvl>
+    <w:lvl w:ilvl="5">
+      <w:start w:val="1"/>
+      <w:numFmt w:val="decimal"/>
+      <w:lvlText w:val="(%6)"/>
+      <w:lvlJc w:val="left"/>
+      <w:pPr>
+        <w:ind w:left="4320" w:hanging="360"/>
+      </w:pPr>
+    </w:lvl>
+    <w:lvl w:ilvl="6">
+      <w:start w:val="1"/>
+      <w:numFmt w:val="decimal"/>
+      <w:lvlText w:val="(%7)"/>
+      <w:lvlJc w:val="left"/>
+      <w:pPr>
+        <w:ind w:left="5040" w:hanging="360"/>
+      </w:pPr>
+    </w:lvl>
+    <w:lvl w:ilvl="7">
+      <w:start w:val="1"/>
+      <w:numFmt w:val="decimal"/>
+      <w:lvlText w:val="(%8)"/>
+      <w:lvlJc w:val="left"/>
+      <w:pPr>
+        <w:ind w:left="5760" w:hanging="360"/>
+      </w:pPr>
+    </w:lvl>
+    <w:lvl w:ilvl="8">
+      <w:start w:val="1"/>
+      <w:numFmt w:val="decimal"/>
+      <w:lvlText w:val="(%9)"/>
+      <w:lvlJc w:val="left"/>
+      <w:pPr>
+        <w:ind w:left="6480" w:hanging="360"/>
+      </w:pPr>
+    </w:lvl>
+  </w:abstractNum>
   <w:abstractNum w:abstractNumId="99411">
     <w:nsid w:val="00A99411"/>
     <w:multiLevelType w:val="multilevel"/>
@@ -13394,6 +14561,96 @@
     <w:abstractNumId w:val="991"/>
   </w:num>
   <w:num w:numId="1002">
+    <w:abstractNumId w:val="99432"/>
+    <w:lvlOverride w:ilvl="0">
+      <w:startOverride w:val="2"/>
+    </w:lvlOverride>
+    <w:lvlOverride w:ilvl="1">
+      <w:startOverride w:val="2"/>
+    </w:lvlOverride>
+    <w:lvlOverride w:ilvl="2">
+      <w:startOverride w:val="2"/>
+    </w:lvlOverride>
+    <w:lvlOverride w:ilvl="3">
+      <w:startOverride w:val="2"/>
+    </w:lvlOverride>
+    <w:lvlOverride w:ilvl="4">
+      <w:startOverride w:val="2"/>
+    </w:lvlOverride>
+    <w:lvlOverride w:ilvl="5">
+      <w:startOverride w:val="2"/>
+    </w:lvlOverride>
+    <w:lvlOverride w:ilvl="6">
+      <w:startOverride w:val="2"/>
+    </w:lvlOverride>
+    <w:lvlOverride w:ilvl="7">
+      <w:startOverride w:val="2"/>
+    </w:lvlOverride>
+    <w:lvlOverride w:ilvl="8">
+      <w:startOverride w:val="2"/>
+    </w:lvlOverride>
+  </w:num>
+  <w:num w:numId="1003">
+    <w:abstractNumId w:val="99431"/>
+    <w:lvlOverride w:ilvl="0">
+      <w:startOverride w:val="1"/>
+    </w:lvlOverride>
+    <w:lvlOverride w:ilvl="1">
+      <w:startOverride w:val="1"/>
+    </w:lvlOverride>
+    <w:lvlOverride w:ilvl="2">
+      <w:startOverride w:val="1"/>
+    </w:lvlOverride>
+    <w:lvlOverride w:ilvl="3">
+      <w:startOverride w:val="1"/>
+    </w:lvlOverride>
+    <w:lvlOverride w:ilvl="4">
+      <w:startOverride w:val="1"/>
+    </w:lvlOverride>
+    <w:lvlOverride w:ilvl="5">
+      <w:startOverride w:val="1"/>
+    </w:lvlOverride>
+    <w:lvlOverride w:ilvl="6">
+      <w:startOverride w:val="1"/>
+    </w:lvlOverride>
+    <w:lvlOverride w:ilvl="7">
+      <w:startOverride w:val="1"/>
+    </w:lvlOverride>
+    <w:lvlOverride w:ilvl="8">
+      <w:startOverride w:val="1"/>
+    </w:lvlOverride>
+  </w:num>
+  <w:num w:numId="1004">
+    <w:abstractNumId w:val="99431"/>
+    <w:lvlOverride w:ilvl="0">
+      <w:startOverride w:val="1"/>
+    </w:lvlOverride>
+    <w:lvlOverride w:ilvl="1">
+      <w:startOverride w:val="1"/>
+    </w:lvlOverride>
+    <w:lvlOverride w:ilvl="2">
+      <w:startOverride w:val="1"/>
+    </w:lvlOverride>
+    <w:lvlOverride w:ilvl="3">
+      <w:startOverride w:val="1"/>
+    </w:lvlOverride>
+    <w:lvlOverride w:ilvl="4">
+      <w:startOverride w:val="1"/>
+    </w:lvlOverride>
+    <w:lvlOverride w:ilvl="5">
+      <w:startOverride w:val="1"/>
+    </w:lvlOverride>
+    <w:lvlOverride w:ilvl="6">
+      <w:startOverride w:val="1"/>
+    </w:lvlOverride>
+    <w:lvlOverride w:ilvl="7">
+      <w:startOverride w:val="1"/>
+    </w:lvlOverride>
+    <w:lvlOverride w:ilvl="8">
+      <w:startOverride w:val="1"/>
+    </w:lvlOverride>
+  </w:num>
+  <w:num w:numId="1005">
     <w:abstractNumId w:val="99411"/>
     <w:lvlOverride w:ilvl="0">
       <w:startOverride w:val="1"/>
@@ -13423,8 +14680,8 @@
       <w:startOverride w:val="1"/>
     </w:lvlOverride>
   </w:num>
-  <w:num w:numId="1003">
-    <w:abstractNumId w:val="99411"/>
+  <w:num w:numId="1006">
+    <w:abstractNumId w:val="99431"/>
     <w:lvlOverride w:ilvl="0">
       <w:startOverride w:val="1"/>
     </w:lvlOverride>
@@ -13451,69 +14708,6 @@
     </w:lvlOverride>
     <w:lvlOverride w:ilvl="8">
       <w:startOverride w:val="1"/>
-    </w:lvlOverride>
-  </w:num>
-  <w:num w:numId="1004">
-    <w:abstractNumId w:val="99411"/>
-    <w:lvlOverride w:ilvl="0">
-      <w:startOverride w:val="1"/>
-    </w:lvlOverride>
-    <w:lvlOverride w:ilvl="1">
-      <w:startOverride w:val="1"/>
-    </w:lvlOverride>
-    <w:lvlOverride w:ilvl="2">
-      <w:startOverride w:val="1"/>
-    </w:lvlOverride>
-    <w:lvlOverride w:ilvl="3">
-      <w:startOverride w:val="1"/>
-    </w:lvlOverride>
-    <w:lvlOverride w:ilvl="4">
-      <w:startOverride w:val="1"/>
-    </w:lvlOverride>
-    <w:lvlOverride w:ilvl="5">
-      <w:startOverride w:val="1"/>
-    </w:lvlOverride>
-    <w:lvlOverride w:ilvl="6">
-      <w:startOverride w:val="1"/>
-    </w:lvlOverride>
-    <w:lvlOverride w:ilvl="7">
-      <w:startOverride w:val="1"/>
-    </w:lvlOverride>
-    <w:lvlOverride w:ilvl="8">
-      <w:startOverride w:val="1"/>
-    </w:lvlOverride>
-  </w:num>
-  <w:num w:numId="1005">
-    <w:abstractNumId w:val="991"/>
-  </w:num>
-  <w:num w:numId="1006">
-    <w:abstractNumId w:val="99412"/>
-    <w:lvlOverride w:ilvl="0">
-      <w:startOverride w:val="2"/>
-    </w:lvlOverride>
-    <w:lvlOverride w:ilvl="1">
-      <w:startOverride w:val="2"/>
-    </w:lvlOverride>
-    <w:lvlOverride w:ilvl="2">
-      <w:startOverride w:val="2"/>
-    </w:lvlOverride>
-    <w:lvlOverride w:ilvl="3">
-      <w:startOverride w:val="2"/>
-    </w:lvlOverride>
-    <w:lvlOverride w:ilvl="4">
-      <w:startOverride w:val="2"/>
-    </w:lvlOverride>
-    <w:lvlOverride w:ilvl="5">
-      <w:startOverride w:val="2"/>
-    </w:lvlOverride>
-    <w:lvlOverride w:ilvl="6">
-      <w:startOverride w:val="2"/>
-    </w:lvlOverride>
-    <w:lvlOverride w:ilvl="7">
-      <w:startOverride w:val="2"/>
-    </w:lvlOverride>
-    <w:lvlOverride w:ilvl="8">
-      <w:startOverride w:val="2"/>
     </w:lvlOverride>
   </w:num>
   <w:num w:numId="1007">
@@ -13577,6 +14771,159 @@
     </w:lvlOverride>
   </w:num>
   <w:num w:numId="1009">
+    <w:abstractNumId w:val="991"/>
+  </w:num>
+  <w:num w:numId="1010">
+    <w:abstractNumId w:val="99412"/>
+    <w:lvlOverride w:ilvl="0">
+      <w:startOverride w:val="2"/>
+    </w:lvlOverride>
+    <w:lvlOverride w:ilvl="1">
+      <w:startOverride w:val="2"/>
+    </w:lvlOverride>
+    <w:lvlOverride w:ilvl="2">
+      <w:startOverride w:val="2"/>
+    </w:lvlOverride>
+    <w:lvlOverride w:ilvl="3">
+      <w:startOverride w:val="2"/>
+    </w:lvlOverride>
+    <w:lvlOverride w:ilvl="4">
+      <w:startOverride w:val="2"/>
+    </w:lvlOverride>
+    <w:lvlOverride w:ilvl="5">
+      <w:startOverride w:val="2"/>
+    </w:lvlOverride>
+    <w:lvlOverride w:ilvl="6">
+      <w:startOverride w:val="2"/>
+    </w:lvlOverride>
+    <w:lvlOverride w:ilvl="7">
+      <w:startOverride w:val="2"/>
+    </w:lvlOverride>
+    <w:lvlOverride w:ilvl="8">
+      <w:startOverride w:val="2"/>
+    </w:lvlOverride>
+  </w:num>
+  <w:num w:numId="1011">
+    <w:abstractNumId w:val="99411"/>
+    <w:lvlOverride w:ilvl="0">
+      <w:startOverride w:val="1"/>
+    </w:lvlOverride>
+    <w:lvlOverride w:ilvl="1">
+      <w:startOverride w:val="1"/>
+    </w:lvlOverride>
+    <w:lvlOverride w:ilvl="2">
+      <w:startOverride w:val="1"/>
+    </w:lvlOverride>
+    <w:lvlOverride w:ilvl="3">
+      <w:startOverride w:val="1"/>
+    </w:lvlOverride>
+    <w:lvlOverride w:ilvl="4">
+      <w:startOverride w:val="1"/>
+    </w:lvlOverride>
+    <w:lvlOverride w:ilvl="5">
+      <w:startOverride w:val="1"/>
+    </w:lvlOverride>
+    <w:lvlOverride w:ilvl="6">
+      <w:startOverride w:val="1"/>
+    </w:lvlOverride>
+    <w:lvlOverride w:ilvl="7">
+      <w:startOverride w:val="1"/>
+    </w:lvlOverride>
+    <w:lvlOverride w:ilvl="8">
+      <w:startOverride w:val="1"/>
+    </w:lvlOverride>
+  </w:num>
+  <w:num w:numId="1012">
+    <w:abstractNumId w:val="99411"/>
+    <w:lvlOverride w:ilvl="0">
+      <w:startOverride w:val="1"/>
+    </w:lvlOverride>
+    <w:lvlOverride w:ilvl="1">
+      <w:startOverride w:val="1"/>
+    </w:lvlOverride>
+    <w:lvlOverride w:ilvl="2">
+      <w:startOverride w:val="1"/>
+    </w:lvlOverride>
+    <w:lvlOverride w:ilvl="3">
+      <w:startOverride w:val="1"/>
+    </w:lvlOverride>
+    <w:lvlOverride w:ilvl="4">
+      <w:startOverride w:val="1"/>
+    </w:lvlOverride>
+    <w:lvlOverride w:ilvl="5">
+      <w:startOverride w:val="1"/>
+    </w:lvlOverride>
+    <w:lvlOverride w:ilvl="6">
+      <w:startOverride w:val="1"/>
+    </w:lvlOverride>
+    <w:lvlOverride w:ilvl="7">
+      <w:startOverride w:val="1"/>
+    </w:lvlOverride>
+    <w:lvlOverride w:ilvl="8">
+      <w:startOverride w:val="1"/>
+    </w:lvlOverride>
+  </w:num>
+  <w:num w:numId="1013">
+    <w:abstractNumId w:val="99431"/>
+    <w:lvlOverride w:ilvl="0">
+      <w:startOverride w:val="1"/>
+    </w:lvlOverride>
+    <w:lvlOverride w:ilvl="1">
+      <w:startOverride w:val="1"/>
+    </w:lvlOverride>
+    <w:lvlOverride w:ilvl="2">
+      <w:startOverride w:val="1"/>
+    </w:lvlOverride>
+    <w:lvlOverride w:ilvl="3">
+      <w:startOverride w:val="1"/>
+    </w:lvlOverride>
+    <w:lvlOverride w:ilvl="4">
+      <w:startOverride w:val="1"/>
+    </w:lvlOverride>
+    <w:lvlOverride w:ilvl="5">
+      <w:startOverride w:val="1"/>
+    </w:lvlOverride>
+    <w:lvlOverride w:ilvl="6">
+      <w:startOverride w:val="1"/>
+    </w:lvlOverride>
+    <w:lvlOverride w:ilvl="7">
+      <w:startOverride w:val="1"/>
+    </w:lvlOverride>
+    <w:lvlOverride w:ilvl="8">
+      <w:startOverride w:val="1"/>
+    </w:lvlOverride>
+  </w:num>
+  <w:num w:numId="1014">
+    <w:abstractNumId w:val="99431"/>
+    <w:lvlOverride w:ilvl="0">
+      <w:startOverride w:val="1"/>
+    </w:lvlOverride>
+    <w:lvlOverride w:ilvl="1">
+      <w:startOverride w:val="1"/>
+    </w:lvlOverride>
+    <w:lvlOverride w:ilvl="2">
+      <w:startOverride w:val="1"/>
+    </w:lvlOverride>
+    <w:lvlOverride w:ilvl="3">
+      <w:startOverride w:val="1"/>
+    </w:lvlOverride>
+    <w:lvlOverride w:ilvl="4">
+      <w:startOverride w:val="1"/>
+    </w:lvlOverride>
+    <w:lvlOverride w:ilvl="5">
+      <w:startOverride w:val="1"/>
+    </w:lvlOverride>
+    <w:lvlOverride w:ilvl="6">
+      <w:startOverride w:val="1"/>
+    </w:lvlOverride>
+    <w:lvlOverride w:ilvl="7">
+      <w:startOverride w:val="1"/>
+    </w:lvlOverride>
+    <w:lvlOverride w:ilvl="8">
+      <w:startOverride w:val="1"/>
+    </w:lvlOverride>
+  </w:num>
+  <w:num w:numId="1015">
     <w:abstractNumId w:val="99411"/>
     <w:lvlOverride w:ilvl="0">
       <w:startOverride w:val="1"/>

--- a/00-首页/题组Word/第一轮·综合套卷/第一轮综合卷08（学生版）.docx
+++ b/00-首页/题组Word/第一轮·综合套卷/第一轮综合卷08（学生版）.docx
@@ -612,16 +612,6 @@
         </w:pict>
       </w:r>
     </w:p>
-    <w:p>
-      <w:pPr>
-        <w:spacing w:before="160" w:after="80"/>
-      </w:pPr>
-      <w:r>
-        <w:pict>
-          <v:rect style="width:0;height:1.5pt" o:hralign="center" o:hrstd="t" o:hr="t"/>
-        </w:pict>
-      </w:r>
-    </w:p>
     <w:bookmarkEnd w:id="9"/>
     <w:bookmarkStart w:id="10" w:name="第2题"/>
     <w:p>
@@ -858,16 +848,6 @@
         </w:pict>
       </w:r>
     </w:p>
-    <w:p>
-      <w:pPr>
-        <w:spacing w:before="160" w:after="80"/>
-      </w:pPr>
-      <w:r>
-        <w:pict>
-          <v:rect style="width:0;height:1.5pt" o:hralign="center" o:hrstd="t" o:hr="t"/>
-        </w:pict>
-      </w:r>
-    </w:p>
     <w:bookmarkEnd w:id="10"/>
     <w:bookmarkStart w:id="11" w:name="第3题"/>
     <w:p>
@@ -1041,16 +1021,6 @@
         </w:pict>
       </w:r>
     </w:p>
-    <w:p>
-      <w:pPr>
-        <w:spacing w:before="160" w:after="80"/>
-      </w:pPr>
-      <w:r>
-        <w:pict>
-          <v:rect style="width:0;height:1.5pt" o:hralign="center" o:hrstd="t" o:hr="t"/>
-        </w:pict>
-      </w:r>
-    </w:p>
     <w:bookmarkEnd w:id="11"/>
     <w:bookmarkStart w:id="12" w:name="第4题"/>
     <w:p>
@@ -1191,16 +1161,6 @@
           <m:t>O</m:t>
         </m:r>
       </m:oMath>
-    </w:p>
-    <w:p>
-      <w:pPr>
-        <w:spacing w:before="160" w:after="80"/>
-      </w:pPr>
-      <w:r>
-        <w:pict>
-          <v:rect style="width:0;height:1.5pt" o:hralign="center" o:hrstd="t" o:hr="t"/>
-        </w:pict>
-      </w:r>
     </w:p>
     <w:p>
       <w:pPr>
@@ -2206,16 +2166,6 @@
         </w:pict>
       </w:r>
     </w:p>
-    <w:p>
-      <w:pPr>
-        <w:spacing w:before="160" w:after="80"/>
-      </w:pPr>
-      <w:r>
-        <w:pict>
-          <v:rect style="width:0;height:1.5pt" o:hralign="center" o:hrstd="t" o:hr="t"/>
-        </w:pict>
-      </w:r>
-    </w:p>
     <w:bookmarkEnd w:id="13"/>
     <w:bookmarkStart w:id="14" w:name="第6题"/>
     <w:p>
@@ -2390,16 +2340,6 @@
           <w:rFonts w:ascii="Times New Roman" w:hAnsi="Times New Roman" w:eastAsia="Times New Roman" w:cs="Times New Roman"/>
         </w:rPr>
         <w:t xml:space="preserve">- D. 454d</w:t>
-      </w:r>
-    </w:p>
-    <w:p>
-      <w:pPr>
-        <w:spacing w:before="160" w:after="80"/>
-      </w:pPr>
-      <w:r>
-        <w:pict>
-          <v:rect style="width:0;height:1.5pt" o:hralign="center" o:hrstd="t" o:hr="t"/>
-        </w:pict>
       </w:r>
     </w:p>
     <w:p>
@@ -2910,16 +2850,6 @@
         </w:pict>
       </w:r>
     </w:p>
-    <w:p>
-      <w:pPr>
-        <w:spacing w:before="160" w:after="80"/>
-      </w:pPr>
-      <w:r>
-        <w:pict>
-          <v:rect style="width:0;height:1.5pt" o:hralign="center" o:hrstd="t" o:hr="t"/>
-        </w:pict>
-      </w:r>
-    </w:p>
     <w:bookmarkEnd w:id="15"/>
     <w:bookmarkStart w:id="16" w:name="第8题"/>
     <w:p>
@@ -3037,16 +2967,6 @@
           <w:rFonts w:hint="eastAsia" w:ascii="Times New Roman" w:hAnsi="Times New Roman" w:eastAsia="Times New Roman" w:cs="Times New Roman"/>
         </w:rPr>
         <w:t>。</w:t>
-      </w:r>
-    </w:p>
-    <w:p>
-      <w:pPr>
-        <w:spacing w:before="160" w:after="80"/>
-      </w:pPr>
-      <w:r>
-        <w:pict>
-          <v:rect style="width:0;height:1.5pt" o:hralign="center" o:hrstd="t" o:hr="t"/>
-        </w:pict>
       </w:r>
     </w:p>
     <w:p>
@@ -3158,49 +3078,33 @@
       </w:pPr>
       <w:r>
         <w:rPr>
-          <w:rFonts w:hint="eastAsia" w:ascii="Times New Roman" w:hAnsi="Times New Roman" w:eastAsia="FangSong" w:cs="Times New Roman"/>
+          <w:rFonts w:ascii="Times New Roman" w:hAnsi="Times New Roman" w:eastAsia="Times New Roman" w:cs="Times New Roman"/>
           <w:b/>
           <w:bCs/>
         </w:rPr>
-        <w:t xml:space="preserve">小问</w:t>
-      </w:r>
-      <w:r>
-        <w:rPr>
-          <w:rFonts w:ascii="Times New Roman" w:hAnsi="Times New Roman" w:eastAsia="Times New Roman" w:cs="Times New Roman"/>
-          <w:b/>
-          <w:bCs/>
-        </w:rPr>
-        <w:t xml:space="preserve"> </w:t>
-      </w:r>
-      <w:r>
-        <w:rPr>
-          <w:rFonts w:hint="eastAsia" w:ascii="Times New Roman" w:hAnsi="Times New Roman" w:eastAsia="Times New Roman" w:cs="Times New Roman"/>
-          <w:b/>
-          <w:bCs/>
-        </w:rPr>
-        <w:t xml:space="preserve">1-1（1</w:t>
-      </w:r>
-      <w:r>
-        <w:rPr>
-          <w:rFonts w:ascii="Times New Roman" w:hAnsi="Times New Roman" w:eastAsia="Times New Roman" w:cs="Times New Roman"/>
-          <w:b/>
-          <w:bCs/>
-        </w:rPr>
-        <w:t xml:space="preserve"> </w:t>
-      </w:r>
-      <w:r>
-        <w:rPr>
-          <w:rFonts w:hint="eastAsia" w:ascii="Times New Roman" w:hAnsi="Times New Roman" w:eastAsia="FangSong" w:cs="Times New Roman"/>
-          <w:b/>
-          <w:bCs/>
+        <w:t xml:space="preserve">(1)</w:t>
+      </w:r>
+      <w:r>
+        <w:rPr>
+          <w:rFonts w:hint="eastAsia" w:ascii="Times New Roman" w:hAnsi="Times New Roman" w:eastAsia="Times New Roman" w:cs="Times New Roman"/>
+        </w:rPr>
+        <w:t xml:space="preserve">（1</w:t>
+      </w:r>
+      <w:r>
+        <w:rPr>
+          <w:rFonts w:ascii="Times New Roman" w:hAnsi="Times New Roman" w:eastAsia="Times New Roman" w:cs="Times New Roman"/>
+        </w:rPr>
+        <w:t xml:space="preserve"> </w:t>
+      </w:r>
+      <w:r>
+        <w:rPr>
+          <w:rFonts w:hint="eastAsia" w:ascii="Times New Roman" w:hAnsi="Times New Roman" w:eastAsia="FangSong" w:cs="Times New Roman"/>
         </w:rPr>
         <w:t>分</w:t>
       </w:r>
       <w:r>
         <w:rPr>
           <w:rFonts w:hint="eastAsia" w:ascii="Times New Roman" w:hAnsi="Times New Roman" w:eastAsia="Times New Roman" w:cs="Times New Roman"/>
-          <w:b/>
-          <w:bCs/>
         </w:rPr>
         <w:t>）</w:t>
       </w:r>
@@ -3422,49 +3326,33 @@
       </w:pPr>
       <w:r>
         <w:rPr>
-          <w:rFonts w:hint="eastAsia" w:ascii="Times New Roman" w:hAnsi="Times New Roman" w:eastAsia="FangSong" w:cs="Times New Roman"/>
+          <w:rFonts w:ascii="Times New Roman" w:hAnsi="Times New Roman" w:eastAsia="Times New Roman" w:cs="Times New Roman"/>
           <w:b/>
           <w:bCs/>
         </w:rPr>
-        <w:t xml:space="preserve">小问</w:t>
-      </w:r>
-      <w:r>
-        <w:rPr>
-          <w:rFonts w:ascii="Times New Roman" w:hAnsi="Times New Roman" w:eastAsia="Times New Roman" w:cs="Times New Roman"/>
-          <w:b/>
-          <w:bCs/>
-        </w:rPr>
-        <w:t xml:space="preserve"> </w:t>
-      </w:r>
-      <w:r>
-        <w:rPr>
-          <w:rFonts w:hint="eastAsia" w:ascii="Times New Roman" w:hAnsi="Times New Roman" w:eastAsia="Times New Roman" w:cs="Times New Roman"/>
-          <w:b/>
-          <w:bCs/>
-        </w:rPr>
-        <w:t xml:space="preserve">1-2（2</w:t>
-      </w:r>
-      <w:r>
-        <w:rPr>
-          <w:rFonts w:ascii="Times New Roman" w:hAnsi="Times New Roman" w:eastAsia="Times New Roman" w:cs="Times New Roman"/>
-          <w:b/>
-          <w:bCs/>
-        </w:rPr>
-        <w:t xml:space="preserve"> </w:t>
-      </w:r>
-      <w:r>
-        <w:rPr>
-          <w:rFonts w:hint="eastAsia" w:ascii="Times New Roman" w:hAnsi="Times New Roman" w:eastAsia="FangSong" w:cs="Times New Roman"/>
-          <w:b/>
-          <w:bCs/>
+        <w:t xml:space="preserve">(2)</w:t>
+      </w:r>
+      <w:r>
+        <w:rPr>
+          <w:rFonts w:hint="eastAsia" w:ascii="Times New Roman" w:hAnsi="Times New Roman" w:eastAsia="Times New Roman" w:cs="Times New Roman"/>
+        </w:rPr>
+        <w:t xml:space="preserve">（2</w:t>
+      </w:r>
+      <w:r>
+        <w:rPr>
+          <w:rFonts w:ascii="Times New Roman" w:hAnsi="Times New Roman" w:eastAsia="Times New Roman" w:cs="Times New Roman"/>
+        </w:rPr>
+        <w:t xml:space="preserve"> </w:t>
+      </w:r>
+      <w:r>
+        <w:rPr>
+          <w:rFonts w:hint="eastAsia" w:ascii="Times New Roman" w:hAnsi="Times New Roman" w:eastAsia="FangSong" w:cs="Times New Roman"/>
         </w:rPr>
         <w:t>分</w:t>
       </w:r>
       <w:r>
         <w:rPr>
           <w:rFonts w:hint="eastAsia" w:ascii="Times New Roman" w:hAnsi="Times New Roman" w:eastAsia="Times New Roman" w:cs="Times New Roman"/>
-          <w:b/>
-          <w:bCs/>
         </w:rPr>
         <w:t>）</w:t>
       </w:r>
@@ -3750,49 +3638,33 @@
       </w:pPr>
       <w:r>
         <w:rPr>
-          <w:rFonts w:hint="eastAsia" w:ascii="Times New Roman" w:hAnsi="Times New Roman" w:eastAsia="FangSong" w:cs="Times New Roman"/>
+          <w:rFonts w:ascii="Times New Roman" w:hAnsi="Times New Roman" w:eastAsia="Times New Roman" w:cs="Times New Roman"/>
           <w:b/>
           <w:bCs/>
         </w:rPr>
-        <w:t xml:space="preserve">小问</w:t>
-      </w:r>
-      <w:r>
-        <w:rPr>
-          <w:rFonts w:ascii="Times New Roman" w:hAnsi="Times New Roman" w:eastAsia="Times New Roman" w:cs="Times New Roman"/>
-          <w:b/>
-          <w:bCs/>
-        </w:rPr>
-        <w:t xml:space="preserve"> </w:t>
-      </w:r>
-      <w:r>
-        <w:rPr>
-          <w:rFonts w:hint="eastAsia" w:ascii="Times New Roman" w:hAnsi="Times New Roman" w:eastAsia="Times New Roman" w:cs="Times New Roman"/>
-          <w:b/>
-          <w:bCs/>
-        </w:rPr>
-        <w:t xml:space="preserve">1-3（2</w:t>
-      </w:r>
-      <w:r>
-        <w:rPr>
-          <w:rFonts w:ascii="Times New Roman" w:hAnsi="Times New Roman" w:eastAsia="Times New Roman" w:cs="Times New Roman"/>
-          <w:b/>
-          <w:bCs/>
-        </w:rPr>
-        <w:t xml:space="preserve"> </w:t>
-      </w:r>
-      <w:r>
-        <w:rPr>
-          <w:rFonts w:hint="eastAsia" w:ascii="Times New Roman" w:hAnsi="Times New Roman" w:eastAsia="FangSong" w:cs="Times New Roman"/>
-          <w:b/>
-          <w:bCs/>
+        <w:t xml:space="preserve">(3)</w:t>
+      </w:r>
+      <w:r>
+        <w:rPr>
+          <w:rFonts w:hint="eastAsia" w:ascii="Times New Roman" w:hAnsi="Times New Roman" w:eastAsia="Times New Roman" w:cs="Times New Roman"/>
+        </w:rPr>
+        <w:t xml:space="preserve">（2</w:t>
+      </w:r>
+      <w:r>
+        <w:rPr>
+          <w:rFonts w:ascii="Times New Roman" w:hAnsi="Times New Roman" w:eastAsia="Times New Roman" w:cs="Times New Roman"/>
+        </w:rPr>
+        <w:t xml:space="preserve"> </w:t>
+      </w:r>
+      <w:r>
+        <w:rPr>
+          <w:rFonts w:hint="eastAsia" w:ascii="Times New Roman" w:hAnsi="Times New Roman" w:eastAsia="FangSong" w:cs="Times New Roman"/>
         </w:rPr>
         <w:t>分</w:t>
       </w:r>
       <w:r>
         <w:rPr>
           <w:rFonts w:hint="eastAsia" w:ascii="Times New Roman" w:hAnsi="Times New Roman" w:eastAsia="Times New Roman" w:cs="Times New Roman"/>
-          <w:b/>
-          <w:bCs/>
         </w:rPr>
         <w:t>）</w:t>
       </w:r>
@@ -4096,49 +3968,33 @@
       </w:pPr>
       <w:r>
         <w:rPr>
-          <w:rFonts w:hint="eastAsia" w:ascii="Times New Roman" w:hAnsi="Times New Roman" w:eastAsia="FangSong" w:cs="Times New Roman"/>
+          <w:rFonts w:ascii="Times New Roman" w:hAnsi="Times New Roman" w:eastAsia="Times New Roman" w:cs="Times New Roman"/>
           <w:b/>
           <w:bCs/>
         </w:rPr>
-        <w:t xml:space="preserve">小问</w:t>
-      </w:r>
-      <w:r>
-        <w:rPr>
-          <w:rFonts w:ascii="Times New Roman" w:hAnsi="Times New Roman" w:eastAsia="Times New Roman" w:cs="Times New Roman"/>
-          <w:b/>
-          <w:bCs/>
-        </w:rPr>
-        <w:t xml:space="preserve"> </w:t>
-      </w:r>
-      <w:r>
-        <w:rPr>
-          <w:rFonts w:hint="eastAsia" w:ascii="Times New Roman" w:hAnsi="Times New Roman" w:eastAsia="Times New Roman" w:cs="Times New Roman"/>
-          <w:b/>
-          <w:bCs/>
-        </w:rPr>
-        <w:t xml:space="preserve">1-4（2</w:t>
-      </w:r>
-      <w:r>
-        <w:rPr>
-          <w:rFonts w:ascii="Times New Roman" w:hAnsi="Times New Roman" w:eastAsia="Times New Roman" w:cs="Times New Roman"/>
-          <w:b/>
-          <w:bCs/>
-        </w:rPr>
-        <w:t xml:space="preserve"> </w:t>
-      </w:r>
-      <w:r>
-        <w:rPr>
-          <w:rFonts w:hint="eastAsia" w:ascii="Times New Roman" w:hAnsi="Times New Roman" w:eastAsia="FangSong" w:cs="Times New Roman"/>
-          <w:b/>
-          <w:bCs/>
+        <w:t xml:space="preserve">(4)</w:t>
+      </w:r>
+      <w:r>
+        <w:rPr>
+          <w:rFonts w:hint="eastAsia" w:ascii="Times New Roman" w:hAnsi="Times New Roman" w:eastAsia="Times New Roman" w:cs="Times New Roman"/>
+        </w:rPr>
+        <w:t xml:space="preserve">（2</w:t>
+      </w:r>
+      <w:r>
+        <w:rPr>
+          <w:rFonts w:ascii="Times New Roman" w:hAnsi="Times New Roman" w:eastAsia="Times New Roman" w:cs="Times New Roman"/>
+        </w:rPr>
+        <w:t xml:space="preserve"> </w:t>
+      </w:r>
+      <w:r>
+        <w:rPr>
+          <w:rFonts w:hint="eastAsia" w:ascii="Times New Roman" w:hAnsi="Times New Roman" w:eastAsia="FangSong" w:cs="Times New Roman"/>
         </w:rPr>
         <w:t>分</w:t>
       </w:r>
       <w:r>
         <w:rPr>
           <w:rFonts w:hint="eastAsia" w:ascii="Times New Roman" w:hAnsi="Times New Roman" w:eastAsia="Times New Roman" w:cs="Times New Roman"/>
-          <w:b/>
-          <w:bCs/>
         </w:rPr>
         <w:t>）</w:t>
       </w:r>
@@ -4405,49 +4261,33 @@
       </w:pPr>
       <w:r>
         <w:rPr>
-          <w:rFonts w:hint="eastAsia" w:ascii="Times New Roman" w:hAnsi="Times New Roman" w:eastAsia="FangSong" w:cs="Times New Roman"/>
+          <w:rFonts w:ascii="Times New Roman" w:hAnsi="Times New Roman" w:eastAsia="Times New Roman" w:cs="Times New Roman"/>
           <w:b/>
           <w:bCs/>
         </w:rPr>
-        <w:t xml:space="preserve">小问</w:t>
-      </w:r>
-      <w:r>
-        <w:rPr>
-          <w:rFonts w:ascii="Times New Roman" w:hAnsi="Times New Roman" w:eastAsia="Times New Roman" w:cs="Times New Roman"/>
-          <w:b/>
-          <w:bCs/>
-        </w:rPr>
-        <w:t xml:space="preserve"> </w:t>
-      </w:r>
-      <w:r>
-        <w:rPr>
-          <w:rFonts w:hint="eastAsia" w:ascii="Times New Roman" w:hAnsi="Times New Roman" w:eastAsia="Times New Roman" w:cs="Times New Roman"/>
-          <w:b/>
-          <w:bCs/>
-        </w:rPr>
-        <w:t xml:space="preserve">1-5（3</w:t>
-      </w:r>
-      <w:r>
-        <w:rPr>
-          <w:rFonts w:ascii="Times New Roman" w:hAnsi="Times New Roman" w:eastAsia="Times New Roman" w:cs="Times New Roman"/>
-          <w:b/>
-          <w:bCs/>
-        </w:rPr>
-        <w:t xml:space="preserve"> </w:t>
-      </w:r>
-      <w:r>
-        <w:rPr>
-          <w:rFonts w:hint="eastAsia" w:ascii="Times New Roman" w:hAnsi="Times New Roman" w:eastAsia="FangSong" w:cs="Times New Roman"/>
-          <w:b/>
-          <w:bCs/>
+        <w:t xml:space="preserve">(5)</w:t>
+      </w:r>
+      <w:r>
+        <w:rPr>
+          <w:rFonts w:hint="eastAsia" w:ascii="Times New Roman" w:hAnsi="Times New Roman" w:eastAsia="Times New Roman" w:cs="Times New Roman"/>
+        </w:rPr>
+        <w:t xml:space="preserve">（3</w:t>
+      </w:r>
+      <w:r>
+        <w:rPr>
+          <w:rFonts w:ascii="Times New Roman" w:hAnsi="Times New Roman" w:eastAsia="Times New Roman" w:cs="Times New Roman"/>
+        </w:rPr>
+        <w:t xml:space="preserve"> </w:t>
+      </w:r>
+      <w:r>
+        <w:rPr>
+          <w:rFonts w:hint="eastAsia" w:ascii="Times New Roman" w:hAnsi="Times New Roman" w:eastAsia="FangSong" w:cs="Times New Roman"/>
         </w:rPr>
         <w:t>分</w:t>
       </w:r>
       <w:r>
         <w:rPr>
           <w:rFonts w:hint="eastAsia" w:ascii="Times New Roman" w:hAnsi="Times New Roman" w:eastAsia="Times New Roman" w:cs="Times New Roman"/>
-          <w:b/>
-          <w:bCs/>
         </w:rPr>
         <w:t>）</w:t>
       </w:r>
@@ -4566,16 +4406,6 @@
           <w:rFonts w:hint="eastAsia" w:ascii="Times New Roman" w:hAnsi="Times New Roman" w:eastAsia="Times New Roman" w:cs="Times New Roman"/>
         </w:rPr>
         <w:t>。</w:t>
-      </w:r>
-    </w:p>
-    <w:p>
-      <w:pPr>
-        <w:spacing w:before="160" w:after="80"/>
-      </w:pPr>
-      <w:r>
-        <w:pict>
-          <v:rect style="width:0;height:1.5pt" o:hralign="center" o:hrstd="t" o:hr="t"/>
-        </w:pict>
       </w:r>
     </w:p>
     <w:p>
@@ -5228,16 +5058,6 @@
         </w:pict>
       </w:r>
     </w:p>
-    <w:p>
-      <w:pPr>
-        <w:spacing w:before="160" w:after="80"/>
-      </w:pPr>
-      <w:r>
-        <w:pict>
-          <v:rect style="width:0;height:1.5pt" o:hralign="center" o:hrstd="t" o:hr="t"/>
-        </w:pict>
-      </w:r>
-    </w:p>
     <w:bookmarkEnd w:id="21"/>
     <w:bookmarkStart w:id="22" w:name="第11题"/>
     <w:p>
@@ -5908,16 +5728,6 @@
           <w:rFonts w:ascii="Times New Roman" w:hAnsi="Times New Roman" w:eastAsia="Times New Roman" w:cs="Times New Roman"/>
         </w:rPr>
         <w:t xml:space="preserve">。</w:t>
-      </w:r>
-    </w:p>
-    <w:p>
-      <w:pPr>
-        <w:spacing w:before="160" w:after="80"/>
-      </w:pPr>
-      <w:r>
-        <w:pict>
-          <v:rect style="width:0;height:1.5pt" o:hralign="center" o:hrstd="t" o:hr="t"/>
-        </w:pict>
       </w:r>
     </w:p>
     <w:p>
@@ -6224,16 +6034,6 @@
         </w:pict>
       </w:r>
     </w:p>
-    <w:p>
-      <w:pPr>
-        <w:spacing w:before="160" w:after="80"/>
-      </w:pPr>
-      <w:r>
-        <w:pict>
-          <v:rect style="width:0;height:1.5pt" o:hralign="center" o:hrstd="t" o:hr="t"/>
-        </w:pict>
-      </w:r>
-    </w:p>
     <w:bookmarkEnd w:id="27"/>
     <w:bookmarkStart w:id="28" w:name="第14题"/>
     <w:p>
@@ -6547,16 +6347,6 @@
           <w:rFonts w:hint="eastAsia" w:ascii="Times New Roman" w:hAnsi="Times New Roman" w:eastAsia="Times New Roman" w:cs="Times New Roman"/>
         </w:rPr>
         <w:t>。</w:t>
-      </w:r>
-    </w:p>
-    <w:p>
-      <w:pPr>
-        <w:spacing w:before="160" w:after="80"/>
-      </w:pPr>
-      <w:r>
-        <w:pict>
-          <v:rect style="width:0;height:1.5pt" o:hralign="center" o:hrstd="t" o:hr="t"/>
-        </w:pict>
       </w:r>
     </w:p>
     <w:p>
@@ -7001,16 +6791,6 @@
         </w:pict>
       </w:r>
     </w:p>
-    <w:p>
-      <w:pPr>
-        <w:spacing w:before="160" w:after="80"/>
-      </w:pPr>
-      <w:r>
-        <w:pict>
-          <v:rect style="width:0;height:1.5pt" o:hralign="center" o:hrstd="t" o:hr="t"/>
-        </w:pict>
-      </w:r>
-    </w:p>
     <w:bookmarkEnd w:id="29"/>
     <w:bookmarkStart w:id="30" w:name="第16题"/>
     <w:p>
@@ -7555,16 +7335,6 @@
           <w:rFonts w:hint="eastAsia" w:ascii="Times New Roman" w:hAnsi="Times New Roman" w:eastAsia="Times New Roman" w:cs="Times New Roman"/>
         </w:rPr>
         <w:t>。</w:t>
-      </w:r>
-    </w:p>
-    <w:p>
-      <w:pPr>
-        <w:spacing w:before="160" w:after="80"/>
-      </w:pPr>
-      <w:r>
-        <w:pict>
-          <v:rect style="width:0;height:1.5pt" o:hralign="center" o:hrstd="t" o:hr="t"/>
-        </w:pict>
       </w:r>
     </w:p>
     <w:p>
@@ -8124,16 +7894,6 @@
         </w:pict>
       </w:r>
     </w:p>
-    <w:p>
-      <w:pPr>
-        <w:spacing w:before="160" w:after="80"/>
-      </w:pPr>
-      <w:r>
-        <w:pict>
-          <v:rect style="width:0;height:1.5pt" o:hralign="center" o:hrstd="t" o:hr="t"/>
-        </w:pict>
-      </w:r>
-    </w:p>
     <w:bookmarkEnd w:id="34"/>
     <w:bookmarkStart w:id="35" w:name="第18题"/>
     <w:p>
@@ -8669,16 +8429,6 @@
           <w:rFonts w:hint="eastAsia" w:ascii="Times New Roman" w:hAnsi="Times New Roman" w:eastAsia="Times New Roman" w:cs="Times New Roman"/>
         </w:rPr>
         <w:t>。</w:t>
-      </w:r>
-    </w:p>
-    <w:p>
-      <w:pPr>
-        <w:spacing w:before="160" w:after="80"/>
-      </w:pPr>
-      <w:r>
-        <w:pict>
-          <v:rect style="width:0;height:1.5pt" o:hralign="center" o:hrstd="t" o:hr="t"/>
-        </w:pict>
       </w:r>
     </w:p>
     <w:p>
@@ -9470,16 +9220,6 @@
         </w:pict>
       </w:r>
     </w:p>
-    <w:p>
-      <w:pPr>
-        <w:spacing w:before="160" w:after="80"/>
-      </w:pPr>
-      <w:r>
-        <w:pict>
-          <v:rect style="width:0;height:1.5pt" o:hralign="center" o:hrstd="t" o:hr="t"/>
-        </w:pict>
-      </w:r>
-    </w:p>
     <w:bookmarkEnd w:id="36"/>
     <w:bookmarkStart w:id="37" w:name="第20题"/>
     <w:p>
@@ -10204,16 +9944,6 @@
         </w:pict>
       </w:r>
     </w:p>
-    <w:p>
-      <w:pPr>
-        <w:spacing w:before="160" w:after="80"/>
-      </w:pPr>
-      <w:r>
-        <w:pict>
-          <v:rect style="width:0;height:1.5pt" o:hralign="center" o:hrstd="t" o:hr="t"/>
-        </w:pict>
-      </w:r>
-    </w:p>
     <w:bookmarkEnd w:id="37"/>
     <w:bookmarkStart w:id="38" w:name="第21题"/>
     <w:p>
@@ -10485,16 +10215,6 @@
         </w:pict>
       </w:r>
     </w:p>
-    <w:p>
-      <w:pPr>
-        <w:spacing w:before="160" w:after="80"/>
-      </w:pPr>
-      <w:r>
-        <w:pict>
-          <v:rect style="width:0;height:1.5pt" o:hralign="center" o:hrstd="t" o:hr="t"/>
-        </w:pict>
-      </w:r>
-    </w:p>
     <w:bookmarkEnd w:id="38"/>
     <w:bookmarkStart w:id="39" w:name="第22题"/>
     <w:p>
@@ -10793,16 +10513,6 @@
         </w:pict>
       </w:r>
     </w:p>
-    <w:p>
-      <w:pPr>
-        <w:spacing w:before="160" w:after="80"/>
-      </w:pPr>
-      <w:r>
-        <w:pict>
-          <v:rect style="width:0;height:1.5pt" o:hralign="center" o:hrstd="t" o:hr="t"/>
-        </w:pict>
-      </w:r>
-    </w:p>
     <w:bookmarkEnd w:id="39"/>
     <w:bookmarkStart w:id="40" w:name="第23题"/>
     <w:p>
@@ -11205,16 +10915,6 @@
           <w:rFonts w:hint="eastAsia" w:ascii="Times New Roman" w:hAnsi="Times New Roman" w:eastAsia="Times New Roman" w:cs="Times New Roman"/>
         </w:rPr>
         <w:t>。</w:t>
-      </w:r>
-    </w:p>
-    <w:p>
-      <w:pPr>
-        <w:spacing w:before="160" w:after="80"/>
-      </w:pPr>
-      <w:r>
-        <w:pict>
-          <v:rect style="width:0;height:1.5pt" o:hralign="center" o:hrstd="t" o:hr="t"/>
-        </w:pict>
       </w:r>
     </w:p>
     <w:p>
@@ -12149,16 +11849,6 @@
         </w:pict>
       </w:r>
     </w:p>
-    <w:p>
-      <w:pPr>
-        <w:spacing w:before="160" w:after="80"/>
-      </w:pPr>
-      <w:r>
-        <w:pict>
-          <v:rect style="width:0;height:1.5pt" o:hralign="center" o:hrstd="t" o:hr="t"/>
-        </w:pict>
-      </w:r>
-    </w:p>
     <w:bookmarkEnd w:id="41"/>
     <w:bookmarkStart w:id="42" w:name="第25题"/>
     <w:p>
@@ -12592,16 +12282,6 @@
           <w:rFonts w:ascii="Times New Roman" w:hAnsi="Times New Roman" w:eastAsia="Times New Roman" w:cs="Times New Roman"/>
         </w:rPr>
         <w:t xml:space="preserve">。</w:t>
-      </w:r>
-    </w:p>
-    <w:p>
-      <w:pPr>
-        <w:spacing w:before="160" w:after="80"/>
-      </w:pPr>
-      <w:r>
-        <w:pict>
-          <v:rect style="width:0;height:1.5pt" o:hralign="center" o:hrstd="t" o:hr="t"/>
-        </w:pict>
       </w:r>
     </w:p>
     <w:p>
@@ -13938,16 +13618,6 @@
           <w:rFonts w:hint="eastAsia" w:ascii="Times New Roman" w:hAnsi="Times New Roman" w:eastAsia="Times New Roman" w:cs="Times New Roman"/>
         </w:rPr>
         <w:t>。</w:t>
-      </w:r>
-    </w:p>
-    <w:p>
-      <w:pPr>
-        <w:spacing w:before="160" w:after="80"/>
-      </w:pPr>
-      <w:r>
-        <w:pict>
-          <v:rect style="width:0;height:1.5pt" o:hralign="center" o:hrstd="t" o:hr="t"/>
-        </w:pict>
       </w:r>
     </w:p>
     <w:p>

--- a/00-首页/题组Word/第一轮·综合套卷/第一轮综合卷08（学生版）.docx
+++ b/00-首页/题组Word/第一轮·综合套卷/第一轮综合卷08（学生版）.docx
@@ -2,7 +2,7 @@
 <file path=word/document.xml><?xml version="1.0" encoding="utf-8"?>
 <w:document xmlns:w="http://schemas.openxmlformats.org/wordprocessingml/2006/main" xmlns:m="http://schemas.openxmlformats.org/officeDocument/2006/math" xmlns:r="http://schemas.openxmlformats.org/officeDocument/2006/relationships" xmlns:o="urn:schemas-microsoft-com:office:office" xmlns:v="urn:schemas-microsoft-com:vml" xmlns:w10="urn:schemas-microsoft-com:office:word" xmlns:a="http://schemas.openxmlformats.org/drawingml/2006/main" xmlns:pic="http://schemas.openxmlformats.org/drawingml/2006/picture" xmlns:wp="http://schemas.openxmlformats.org/drawingml/2006/wordprocessingDrawing">
   <w:body>
-    <w:bookmarkStart w:id="45" w:name="第一轮综合练习-第08卷"/>
+    <w:bookmarkStart w:id="42" w:name="第一轮综合练习-第08卷"/>
     <w:p>
       <w:pPr>
         <w:pStyle w:val="Heading1"/>
@@ -104,7 +104,7 @@
         </w:pict>
       </w:r>
     </w:p>
-    <w:bookmarkStart w:id="44" w:name="题目"/>
+    <w:bookmarkStart w:id="41" w:name="题目"/>
     <w:p>
       <w:pPr>
         <w:pStyle w:val="Heading2"/>
@@ -5741,7 +5741,7 @@
       </w:r>
     </w:p>
     <w:bookmarkEnd w:id="23"/>
-    <w:bookmarkStart w:id="27" w:name="第13题"/>
+    <w:bookmarkStart w:id="24" w:name="第13题"/>
     <w:p>
       <w:pPr>
         <w:pStyle w:val="Heading3"/>
@@ -5974,58 +5974,6 @@
     </w:p>
     <w:p>
       <w:pPr>
-        <w:pStyle w:val="FirstParagraph"/>
-        <w:spacing w:before="160" w:after="80"/>
-        <w:jc w:val="center"/>
-      </w:pPr>
-      <w:r>
-        <w:rPr>
-          <w:rFonts w:ascii="Times New Roman" w:hAnsi="Times New Roman" w:eastAsia="Times New Roman" w:cs="Times New Roman"/>
-        </w:rPr>
-        <w:drawing>
-          <wp:inline>
-            <wp:extent cx="3600000" cy="2308332"/>
-            <wp:effectExtent b="0" l="0" r="0" t="0"/>
-            <wp:docPr descr="" title="" id="25" name="Picture"/>
-            <a:graphic>
-              <a:graphicData uri="http://schemas.openxmlformats.org/drawingml/2006/picture">
-                <pic:pic>
-                  <pic:nvPicPr>
-                    <pic:cNvPr descr="7937fa3a4ad6d5d9124ba067bca2710abd9c4ab591c0e70741f298f0452bda78.png" id="26" name="Picture"/>
-                    <pic:cNvPicPr>
-                      <a:picLocks noChangeArrowheads="1" noChangeAspect="1"/>
-                    </pic:cNvPicPr>
-                  </pic:nvPicPr>
-                  <pic:blipFill>
-                    <a:blip r:embed="rId24"/>
-                    <a:stretch>
-                      <a:fillRect/>
-                    </a:stretch>
-                  </pic:blipFill>
-                  <pic:spPr bwMode="auto">
-                    <a:xfrm>
-                      <a:off x="0" y="0"/>
-                      <a:ext cx="3600000" cy="2308332"/>
-                    </a:xfrm>
-                    <a:prstGeom prst="rect">
-                      <a:avLst/>
-                    </a:prstGeom>
-                    <a:noFill/>
-                    <a:ln w="9525">
-                      <a:noFill/>
-                      <a:headEnd/>
-                      <a:tailEnd/>
-                    </a:ln>
-                  </pic:spPr>
-                </pic:pic>
-              </a:graphicData>
-            </a:graphic>
-          </wp:inline>
-        </w:drawing>
-      </w:r>
-    </w:p>
-    <w:p>
-      <w:pPr>
         <w:spacing w:before="160" w:after="80"/>
       </w:pPr>
       <w:r>
@@ -6034,8 +5982,8 @@
         </w:pict>
       </w:r>
     </w:p>
-    <w:bookmarkEnd w:id="27"/>
-    <w:bookmarkStart w:id="28" w:name="第14题"/>
+    <w:bookmarkEnd w:id="24"/>
+    <w:bookmarkStart w:id="25" w:name="第14题"/>
     <w:p>
       <w:pPr>
         <w:pStyle w:val="Heading3"/>
@@ -6359,8 +6307,8 @@
         </w:pict>
       </w:r>
     </w:p>
-    <w:bookmarkEnd w:id="28"/>
-    <w:bookmarkStart w:id="29" w:name="第15题"/>
+    <w:bookmarkEnd w:id="25"/>
+    <w:bookmarkStart w:id="26" w:name="第15题"/>
     <w:p>
       <w:pPr>
         <w:pStyle w:val="Heading3"/>
@@ -6791,8 +6739,8 @@
         </w:pict>
       </w:r>
     </w:p>
-    <w:bookmarkEnd w:id="29"/>
-    <w:bookmarkStart w:id="30" w:name="第16题"/>
+    <w:bookmarkEnd w:id="26"/>
+    <w:bookmarkStart w:id="27" w:name="第16题"/>
     <w:p>
       <w:pPr>
         <w:pStyle w:val="Heading3"/>
@@ -7347,8 +7295,8 @@
         </w:pict>
       </w:r>
     </w:p>
-    <w:bookmarkEnd w:id="30"/>
-    <w:bookmarkStart w:id="34" w:name="第17题"/>
+    <w:bookmarkEnd w:id="27"/>
+    <w:bookmarkStart w:id="31" w:name="第17题"/>
     <w:p>
       <w:pPr>
         <w:pStyle w:val="Heading3"/>
@@ -7608,18 +7556,18 @@
           <wp:inline>
             <wp:extent cx="3600000" cy="1996320"/>
             <wp:effectExtent b="0" l="0" r="0" t="0"/>
-            <wp:docPr descr="" title="" id="32" name="Picture"/>
+            <wp:docPr descr="" title="" id="29" name="Picture"/>
             <a:graphic>
               <a:graphicData uri="http://schemas.openxmlformats.org/drawingml/2006/picture">
                 <pic:pic>
                   <pic:nvPicPr>
-                    <pic:cNvPr descr="6f38b9f25400e866.png" id="33" name="Picture"/>
+                    <pic:cNvPr descr="6f38b9f25400e866.png" id="30" name="Picture"/>
                     <pic:cNvPicPr>
                       <a:picLocks noChangeArrowheads="1" noChangeAspect="1"/>
                     </pic:cNvPicPr>
                   </pic:nvPicPr>
                   <pic:blipFill>
-                    <a:blip r:embed="rId31"/>
+                    <a:blip r:embed="rId28"/>
                     <a:stretch>
                       <a:fillRect/>
                     </a:stretch>
@@ -7894,8 +7842,8 @@
         </w:pict>
       </w:r>
     </w:p>
-    <w:bookmarkEnd w:id="34"/>
-    <w:bookmarkStart w:id="35" w:name="第18题"/>
+    <w:bookmarkEnd w:id="31"/>
+    <w:bookmarkStart w:id="32" w:name="第18题"/>
     <w:p>
       <w:pPr>
         <w:pStyle w:val="Heading3"/>
@@ -8441,8 +8389,8 @@
         </w:pict>
       </w:r>
     </w:p>
-    <w:bookmarkEnd w:id="35"/>
-    <w:bookmarkStart w:id="36" w:name="第19题"/>
+    <w:bookmarkEnd w:id="32"/>
+    <w:bookmarkStart w:id="33" w:name="第19题"/>
     <w:p>
       <w:pPr>
         <w:pStyle w:val="Heading3"/>
@@ -9220,8 +9168,8 @@
         </w:pict>
       </w:r>
     </w:p>
-    <w:bookmarkEnd w:id="36"/>
-    <w:bookmarkStart w:id="37" w:name="第20题"/>
+    <w:bookmarkEnd w:id="33"/>
+    <w:bookmarkStart w:id="34" w:name="第20题"/>
     <w:p>
       <w:pPr>
         <w:pStyle w:val="Heading3"/>
@@ -9944,8 +9892,8 @@
         </w:pict>
       </w:r>
     </w:p>
-    <w:bookmarkEnd w:id="37"/>
-    <w:bookmarkStart w:id="38" w:name="第21题"/>
+    <w:bookmarkEnd w:id="34"/>
+    <w:bookmarkStart w:id="35" w:name="第21题"/>
     <w:p>
       <w:pPr>
         <w:pStyle w:val="Heading3"/>
@@ -10215,8 +10163,8 @@
         </w:pict>
       </w:r>
     </w:p>
-    <w:bookmarkEnd w:id="38"/>
-    <w:bookmarkStart w:id="39" w:name="第22题"/>
+    <w:bookmarkEnd w:id="35"/>
+    <w:bookmarkStart w:id="36" w:name="第22题"/>
     <w:p>
       <w:pPr>
         <w:pStyle w:val="Heading3"/>
@@ -10513,8 +10461,8 @@
         </w:pict>
       </w:r>
     </w:p>
-    <w:bookmarkEnd w:id="39"/>
-    <w:bookmarkStart w:id="40" w:name="第23题"/>
+    <w:bookmarkEnd w:id="36"/>
+    <w:bookmarkStart w:id="37" w:name="第23题"/>
     <w:p>
       <w:pPr>
         <w:pStyle w:val="Heading3"/>
@@ -10927,8 +10875,8 @@
         </w:pict>
       </w:r>
     </w:p>
-    <w:bookmarkEnd w:id="40"/>
-    <w:bookmarkStart w:id="41" w:name="第24题"/>
+    <w:bookmarkEnd w:id="37"/>
+    <w:bookmarkStart w:id="38" w:name="第24题"/>
     <w:p>
       <w:pPr>
         <w:pStyle w:val="Heading3"/>
@@ -11849,8 +11797,8 @@
         </w:pict>
       </w:r>
     </w:p>
-    <w:bookmarkEnd w:id="41"/>
-    <w:bookmarkStart w:id="42" w:name="第25题"/>
+    <w:bookmarkEnd w:id="38"/>
+    <w:bookmarkStart w:id="39" w:name="第25题"/>
     <w:p>
       <w:pPr>
         <w:pStyle w:val="Heading3"/>
@@ -12294,8 +12242,8 @@
         </w:pict>
       </w:r>
     </w:p>
-    <w:bookmarkEnd w:id="42"/>
-    <w:bookmarkStart w:id="43" w:name="第26题"/>
+    <w:bookmarkEnd w:id="39"/>
+    <w:bookmarkStart w:id="40" w:name="第26题"/>
     <w:p>
       <w:pPr>
         <w:pStyle w:val="Heading3"/>
@@ -13630,9 +13578,9 @@
         </w:pict>
       </w:r>
     </w:p>
-    <w:bookmarkEnd w:id="43"/>
-    <w:bookmarkEnd w:id="44"/>
-    <w:bookmarkEnd w:id="45"/>
+    <w:bookmarkEnd w:id="40"/>
+    <w:bookmarkEnd w:id="41"/>
+    <w:bookmarkEnd w:id="42"/>
     <w:sectPr>
       <w:footerReference w:type="default" r:id="rId9"/>
       <w:footnotePr>
